--- a/SPRAWOZDANIE/Sprawozdanie.docx
+++ b/SPRAWOZDANIE/Sprawozdanie.docx
@@ -1,6 +1,6 @@
 
 <file path=word/document.xml><?xml version="1.0" encoding="utf-8"?>
-<w:document xmlns:wpc="http://schemas.microsoft.com/office/word/2010/wordprocessingCanvas" xmlns:cx="http://schemas.microsoft.com/office/drawing/2014/chartex" xmlns:cx1="http://schemas.microsoft.com/office/drawing/2015/9/8/chartex" xmlns:cx2="http://schemas.microsoft.com/office/drawing/2015/10/21/chartex" xmlns:cx3="http://schemas.microsoft.com/office/drawing/2016/5/9/chartex" xmlns:cx4="http://schemas.microsoft.com/office/drawing/2016/5/10/chartex" xmlns:cx5="http://schemas.microsoft.com/office/drawing/2016/5/11/chartex" xmlns:cx6="http://schemas.microsoft.com/office/drawing/2016/5/12/chartex" xmlns:cx7="http://schemas.microsoft.com/office/drawing/2016/5/13/chartex" xmlns:cx8="http://schemas.microsoft.com/office/drawing/2016/5/14/chartex" xmlns:mc="http://schemas.openxmlformats.org/markup-compatibility/2006" xmlns:aink="http://schemas.microsoft.com/office/drawing/2016/ink" xmlns:am3d="http://schemas.microsoft.com/office/drawing/2017/model3d" xmlns:o="urn:schemas-microsoft-com:office:office" xmlns:oel="http://schemas.microsoft.com/office/2019/extlst" xmlns:r="http://schemas.openxmlformats.org/officeDocument/2006/relationships" xmlns:m="http://schemas.openxmlformats.org/officeDocument/2006/math" xmlns:v="urn:schemas-microsoft-com:vml" xmlns:wp14="http://schemas.microsoft.com/office/word/2010/wordprocessingDrawing" xmlns:wp="http://schemas.openxmlformats.org/drawingml/2006/wordprocessingDrawing" xmlns:w10="urn:schemas-microsoft-com:office:word" xmlns:w="http://schemas.openxmlformats.org/wordprocessingml/2006/main" xmlns:w14="http://schemas.microsoft.com/office/word/2010/wordml" xmlns:w15="http://schemas.microsoft.com/office/word/2012/wordml" xmlns:w16cex="http://schemas.microsoft.com/office/word/2018/wordml/cex" xmlns:w16cid="http://schemas.microsoft.com/office/word/2016/wordml/cid" xmlns:w16="http://schemas.microsoft.com/office/word/2018/wordml" xmlns:w16sdtdh="http://schemas.microsoft.com/office/word/2020/wordml/sdtdatahash" xmlns:w16se="http://schemas.microsoft.com/office/word/2015/wordml/symex" xmlns:wpg="http://schemas.microsoft.com/office/word/2010/wordprocessingGroup" xmlns:wpi="http://schemas.microsoft.com/office/word/2010/wordprocessingInk" xmlns:wne="http://schemas.microsoft.com/office/word/2006/wordml" xmlns:wps="http://schemas.microsoft.com/office/word/2010/wordprocessingShape" mc:Ignorable="w14 w15 w16se w16cid w16 w16cex w16sdtdh wp14">
+<w:document xmlns:wpc="http://schemas.microsoft.com/office/word/2010/wordprocessingCanvas" xmlns:cx="http://schemas.microsoft.com/office/drawing/2014/chartex" xmlns:cx1="http://schemas.microsoft.com/office/drawing/2015/9/8/chartex" xmlns:cx2="http://schemas.microsoft.com/office/drawing/2015/10/21/chartex" xmlns:cx3="http://schemas.microsoft.com/office/drawing/2016/5/9/chartex" xmlns:cx4="http://schemas.microsoft.com/office/drawing/2016/5/10/chartex" xmlns:cx5="http://schemas.microsoft.com/office/drawing/2016/5/11/chartex" xmlns:cx6="http://schemas.microsoft.com/office/drawing/2016/5/12/chartex" xmlns:cx7="http://schemas.microsoft.com/office/drawing/2016/5/13/chartex" xmlns:cx8="http://schemas.microsoft.com/office/drawing/2016/5/14/chartex" xmlns:mc="http://schemas.openxmlformats.org/markup-compatibility/2006" xmlns:aink="http://schemas.microsoft.com/office/drawing/2016/ink" xmlns:am3d="http://schemas.microsoft.com/office/drawing/2017/model3d" xmlns:o="urn:schemas-microsoft-com:office:office" xmlns:oel="http://schemas.microsoft.com/office/2019/extlst" xmlns:r="http://schemas.openxmlformats.org/officeDocument/2006/relationships" xmlns:m="http://schemas.openxmlformats.org/officeDocument/2006/math" xmlns:v="urn:schemas-microsoft-com:vml" xmlns:wp14="http://schemas.microsoft.com/office/word/2010/wordprocessingDrawing" xmlns:wp="http://schemas.openxmlformats.org/drawingml/2006/wordprocessingDrawing" xmlns:w10="urn:schemas-microsoft-com:office:word" xmlns:w="http://schemas.openxmlformats.org/wordprocessingml/2006/main" xmlns:w14="http://schemas.microsoft.com/office/word/2010/wordml" xmlns:w15="http://schemas.microsoft.com/office/word/2012/wordml" xmlns:w16cex="http://schemas.microsoft.com/office/word/2018/wordml/cex" xmlns:w16cid="http://schemas.microsoft.com/office/word/2016/wordml/cid" xmlns:w16="http://schemas.microsoft.com/office/word/2018/wordml" xmlns:w16du="http://schemas.microsoft.com/office/word/2023/wordml/word16du" xmlns:w16sdtdh="http://schemas.microsoft.com/office/word/2020/wordml/sdtdatahash" xmlns:w16sdtfl="http://schemas.microsoft.com/office/word/2024/wordml/sdtformatlock" xmlns:w16se="http://schemas.microsoft.com/office/word/2015/wordml/symex" xmlns:wpg="http://schemas.microsoft.com/office/word/2010/wordprocessingGroup" xmlns:wpi="http://schemas.microsoft.com/office/word/2010/wordprocessingInk" xmlns:wne="http://schemas.microsoft.com/office/word/2006/wordml" xmlns:wps="http://schemas.microsoft.com/office/word/2010/wordprocessingShape" mc:Ignorable="w14 w15 w16se w16cid w16 w16cex w16sdtdh w16sdtfl w16du wp14">
   <w:body>
     <w:p>
       <w:pPr>
@@ -19,81 +19,283 @@
           <w:sz w:val="32"/>
           <w:szCs w:val="32"/>
         </w:rPr>
-        <w:t>SPRAWOZDANIE CZĄSTKOWE 1</w:t>
-      </w:r>
-    </w:p>
-    <w:p>
-      <w:pPr>
-        <w:jc w:val="center"/>
-      </w:pPr>
-    </w:p>
-    <w:p>
-      <w:pPr>
-        <w:jc w:val="center"/>
-      </w:pPr>
-      <w:r>
-        <w:t>Tworzenie i opisywanie diagramów przypadków użycia, projektowanie interf</w:t>
-      </w:r>
-      <w:r>
-        <w:t>e</w:t>
-      </w:r>
-      <w:r>
-        <w:t>jsu użytkownika</w:t>
-      </w:r>
-    </w:p>
-    <w:p>
-      <w:pPr>
-        <w:jc w:val="center"/>
-      </w:pPr>
-      <w:r>
-        <w:t>TC (p. 2, 5.4)</w:t>
-      </w:r>
-    </w:p>
-    <w:p>
-      <w:pPr>
-        <w:jc w:val="center"/>
-      </w:pPr>
-    </w:p>
-    <w:p>
-      <w:pPr>
-        <w:jc w:val="center"/>
-      </w:pPr>
-      <w:r>
-        <w:t>Grupa C:</w:t>
-      </w:r>
-    </w:p>
-    <w:p>
-      <w:pPr>
-        <w:jc w:val="center"/>
-      </w:pPr>
-      <w:r>
-        <w:t>Dawid Grygorowicz</w:t>
-      </w:r>
-    </w:p>
-    <w:p>
-      <w:pPr>
-        <w:jc w:val="center"/>
-      </w:pPr>
-      <w:r>
-        <w:t>Bartosz Białokoziewicz</w:t>
-      </w:r>
-    </w:p>
-    <w:p>
-      <w:pPr>
-        <w:jc w:val="center"/>
-      </w:pPr>
-      <w:r>
-        <w:t>Michał Mociak</w:t>
-      </w:r>
-    </w:p>
-    <w:p>
-      <w:pPr>
-        <w:pBdr>
-          <w:bottom w:val="single" w:sz="12" w:space="1" w:color="auto"/>
-        </w:pBdr>
-        <w:jc w:val="center"/>
-      </w:pPr>
-    </w:p>
+        <w:t>Sprawozdanie projektu</w:t>
+      </w:r>
+    </w:p>
+    <w:tbl>
+      <w:tblPr>
+        <w:tblStyle w:val="Tabela-Siatka"/>
+        <w:tblW w:w="0" w:type="auto"/>
+        <w:tblLook w:val="04A0" w:firstRow="1" w:lastRow="0" w:firstColumn="1" w:lastColumn="0" w:noHBand="0" w:noVBand="1"/>
+      </w:tblPr>
+      <w:tblGrid>
+        <w:gridCol w:w="6941"/>
+        <w:gridCol w:w="2121"/>
+      </w:tblGrid>
+      <w:tr>
+        <w:trPr>
+          <w:trHeight w:val="977"/>
+        </w:trPr>
+        <w:tc>
+          <w:tcPr>
+            <w:tcW w:w="6941" w:type="dxa"/>
+          </w:tcPr>
+          <w:p>
+            <w:pPr>
+              <w:rPr>
+                <w:rFonts w:eastAsiaTheme="minorHAnsi"/>
+                <w:kern w:val="2"/>
+                <w:lang w:val="pl-PL"/>
+                <w14:ligatures w14:val="standardContextual"/>
+              </w:rPr>
+            </w:pPr>
+            <w:r>
+              <w:rPr>
+                <w:rFonts w:eastAsiaTheme="minorHAnsi"/>
+                <w:kern w:val="2"/>
+                <w:lang w:val="pl-PL"/>
+                <w14:ligatures w14:val="standardContextual"/>
+              </w:rPr>
+              <w:t>Politechnika Białostocka, Wydział Informatyki</w:t>
+            </w:r>
+          </w:p>
+          <w:p>
+            <w:pPr>
+              <w:spacing w:after="120"/>
+              <w:rPr>
+                <w:lang w:val="pl-PL"/>
+              </w:rPr>
+            </w:pPr>
+            <w:r>
+              <w:rPr>
+                <w:lang w:val="pl-PL"/>
+              </w:rPr>
+              <w:t>Kierunek: informatyka</w:t>
+            </w:r>
+          </w:p>
+          <w:p>
+            <w:pPr>
+              <w:rPr>
+                <w:lang w:val="pl-PL"/>
+              </w:rPr>
+            </w:pPr>
+            <w:r>
+              <w:rPr>
+                <w:lang w:val="pl-PL"/>
+              </w:rPr>
+              <w:t>Przedmiot: Inżynieria Oprogramowania</w:t>
+            </w:r>
+          </w:p>
+          <w:p>
+            <w:pPr>
+              <w:spacing w:after="120"/>
+              <w:rPr>
+                <w:lang w:val="pl-PL"/>
+              </w:rPr>
+            </w:pPr>
+            <w:r>
+              <w:rPr>
+                <w:lang w:val="pl-PL"/>
+              </w:rPr>
+              <w:t>II rok, IV semest</w:t>
+            </w:r>
+            <w:r>
+              <w:rPr>
+                <w:lang w:val="pl-PL"/>
+              </w:rPr>
+              <w:t>r</w:t>
+            </w:r>
+          </w:p>
+        </w:tc>
+        <w:tc>
+          <w:tcPr>
+            <w:tcW w:w="2121" w:type="dxa"/>
+          </w:tcPr>
+          <w:p>
+            <w:pPr>
+              <w:spacing w:after="120"/>
+              <w:rPr>
+                <w:lang w:val="pl-PL"/>
+              </w:rPr>
+            </w:pPr>
+            <w:r>
+              <w:rPr>
+                <w:lang w:val="pl-PL"/>
+              </w:rPr>
+              <w:t>Data:</w:t>
+            </w:r>
+          </w:p>
+          <w:p>
+            <w:pPr>
+              <w:spacing w:after="120"/>
+              <w:rPr>
+                <w:lang w:val="pl-PL"/>
+              </w:rPr>
+            </w:pPr>
+          </w:p>
+        </w:tc>
+      </w:tr>
+      <w:tr>
+        <w:tc>
+          <w:tcPr>
+            <w:tcW w:w="6941" w:type="dxa"/>
+          </w:tcPr>
+          <w:p>
+            <w:pPr>
+              <w:spacing w:after="120"/>
+              <w:rPr>
+                <w:lang w:val="pl-PL"/>
+              </w:rPr>
+            </w:pPr>
+            <w:r>
+              <w:rPr>
+                <w:lang w:val="pl-PL"/>
+              </w:rPr>
+              <w:t xml:space="preserve">Tytuł projektu: </w:t>
+            </w:r>
+            <w:r>
+              <w:rPr>
+                <w:lang w:val="pl-PL"/>
+              </w:rPr>
+              <w:t xml:space="preserve">System zarządzania usługami czyszczenia ciśnieniowego </w:t>
+            </w:r>
+            <w:proofErr w:type="spellStart"/>
+            <w:r>
+              <w:rPr>
+                <w:lang w:val="pl-PL"/>
+              </w:rPr>
+              <w:t>TurboMyjka</w:t>
+            </w:r>
+            <w:proofErr w:type="spellEnd"/>
+            <w:r>
+              <w:rPr>
+                <w:lang w:val="pl-PL"/>
+              </w:rPr>
+              <w:t xml:space="preserve"> 3000.</w:t>
+            </w:r>
+          </w:p>
+          <w:p>
+            <w:pPr>
+              <w:rPr>
+                <w:lang w:val="pl-PL"/>
+              </w:rPr>
+            </w:pPr>
+            <w:r>
+              <w:rPr>
+                <w:lang w:val="pl-PL"/>
+              </w:rPr>
+              <w:t>Skład zespołu (zespół C):</w:t>
+            </w:r>
+          </w:p>
+          <w:p>
+            <w:pPr>
+              <w:pStyle w:val="Akapitzlist"/>
+              <w:numPr>
+                <w:ilvl w:val="0"/>
+                <w:numId w:val="23"/>
+              </w:numPr>
+              <w:spacing w:after="120"/>
+              <w:rPr>
+                <w:lang w:val="pl-PL"/>
+              </w:rPr>
+            </w:pPr>
+            <w:r>
+              <w:rPr>
+                <w:lang w:val="pl-PL"/>
+              </w:rPr>
+              <w:t>Bartosz Białokoziewicz</w:t>
+            </w:r>
+          </w:p>
+          <w:p>
+            <w:pPr>
+              <w:pStyle w:val="Akapitzlist"/>
+              <w:numPr>
+                <w:ilvl w:val="0"/>
+                <w:numId w:val="23"/>
+              </w:numPr>
+              <w:spacing w:after="120"/>
+              <w:rPr>
+                <w:lang w:val="pl-PL"/>
+              </w:rPr>
+            </w:pPr>
+            <w:r>
+              <w:rPr>
+                <w:lang w:val="pl-PL"/>
+              </w:rPr>
+              <w:t>Dawid Grygorowicz</w:t>
+            </w:r>
+          </w:p>
+          <w:p>
+            <w:pPr>
+              <w:pStyle w:val="Akapitzlist"/>
+              <w:numPr>
+                <w:ilvl w:val="0"/>
+                <w:numId w:val="23"/>
+              </w:numPr>
+              <w:spacing w:after="120"/>
+              <w:rPr>
+                <w:lang w:val="pl-PL"/>
+              </w:rPr>
+            </w:pPr>
+            <w:r>
+              <w:rPr>
+                <w:lang w:val="pl-PL"/>
+              </w:rPr>
+              <w:t xml:space="preserve">Michał </w:t>
+            </w:r>
+            <w:proofErr w:type="spellStart"/>
+            <w:r>
+              <w:rPr>
+                <w:lang w:val="pl-PL"/>
+              </w:rPr>
+              <w:t>Mociak</w:t>
+            </w:r>
+            <w:proofErr w:type="spellEnd"/>
+          </w:p>
+        </w:tc>
+        <w:tc>
+          <w:tcPr>
+            <w:tcW w:w="2121" w:type="dxa"/>
+          </w:tcPr>
+          <w:p>
+            <w:pPr>
+              <w:spacing w:after="120"/>
+              <w:rPr>
+                <w:lang w:val="pl-PL"/>
+              </w:rPr>
+            </w:pPr>
+            <w:r>
+              <w:rPr>
+                <w:lang w:val="pl-PL"/>
+              </w:rPr>
+              <w:t>Prowadzący:</w:t>
+            </w:r>
+          </w:p>
+          <w:p>
+            <w:pPr>
+              <w:spacing w:after="120"/>
+              <w:rPr>
+                <w:lang w:val="pl-PL"/>
+              </w:rPr>
+            </w:pPr>
+            <w:r>
+              <w:rPr>
+                <w:lang w:val="pl-PL"/>
+              </w:rPr>
+              <w:t xml:space="preserve">mgr. Tomasz </w:t>
+            </w:r>
+            <w:proofErr w:type="spellStart"/>
+            <w:r>
+              <w:rPr>
+                <w:lang w:val="pl-PL"/>
+              </w:rPr>
+              <w:t>Hordjewicz</w:t>
+            </w:r>
+            <w:proofErr w:type="spellEnd"/>
+          </w:p>
+        </w:tc>
+      </w:tr>
+    </w:tbl>
     <w:p>
       <w:pPr>
         <w:spacing w:after="120"/>
@@ -118,7 +320,217 @@
           <w:szCs w:val="40"/>
           <w:u w:val="single"/>
         </w:rPr>
-        <w:t>2. CEL BUDOWANIA SYSTEMU, JEGO ZAKRES ORAZ KONTEKST</w:t>
+        <w:t>1</w:t>
+      </w:r>
+      <w:r>
+        <w:rPr>
+          <w:b/>
+          <w:bCs/>
+          <w:sz w:val="40"/>
+          <w:szCs w:val="40"/>
+          <w:u w:val="single"/>
+        </w:rPr>
+        <w:t xml:space="preserve">. </w:t>
+      </w:r>
+      <w:r>
+        <w:rPr>
+          <w:b/>
+          <w:bCs/>
+          <w:sz w:val="40"/>
+          <w:szCs w:val="40"/>
+          <w:u w:val="single"/>
+        </w:rPr>
+        <w:t>Treść zadania projektowego</w:t>
+      </w:r>
+    </w:p>
+    <w:p>
+      <w:pPr>
+        <w:spacing w:after="120"/>
+        <w:jc w:val="both"/>
+      </w:pPr>
+      <w:r>
+        <w:t>Pan Zenon, właściciel firmy, od 15 lat zajmuje się profesjonalnym usuwaniem ekstremalnych zabrudzeń z podjazdów, elewacji oraz pomników ogrodowych. Dotychczas Pan Zenon przyjmował zlecenia telefonicznie, a terminy i adresy zapisywał w papierowym kalendarzu, co przy rosnącej liczbie klientów zaczęło prowadzić do pomyłek i nakładania się wizyt. Chcąc zmodernizować biznes, właściciel planuje wdrożenie platformy, która umożliwi klientom samodzielne zgłaszanie „brudnych problemów” poprzez wybranie kategorii obiektu oraz wgranie zdjęcia, na podstawie którego system dokona wstępnej wyceny.</w:t>
+      </w:r>
+    </w:p>
+    <w:p>
+      <w:pPr>
+        <w:spacing w:after="120"/>
+        <w:jc w:val="both"/>
+      </w:pPr>
+      <w:r>
+        <w:t>Proces rezerwacji zakłada, że po wybraniu terminu zlecenie otrzymuje status “niepotwierdzone”, a po wpłaceniu zadatku przez bramkę płatności zmienia się ono na status “pewne”. W przypadku braku potwierdzenia zlecenia, rezerwacja zmienia status na "odrzucone". Po pewnym czasie rezerwacja jest usuwana. Klient posiada również opcję wykupienia abonamentu na okresowe czyszczenie na określony okres czasu za dodatkową opłatą.</w:t>
+      </w:r>
+    </w:p>
+    <w:p>
+      <w:pPr>
+        <w:spacing w:after="120"/>
+        <w:jc w:val="both"/>
+      </w:pPr>
+      <w:r>
+        <w:t xml:space="preserve">Każdy pracownik terenowy (operator myjki) zostanie wyposażony w tablet z aplikacją </w:t>
+      </w:r>
+      <w:proofErr w:type="spellStart"/>
+      <w:r>
+        <w:t>OperatorManager</w:t>
+      </w:r>
+      <w:proofErr w:type="spellEnd"/>
+      <w:r>
+        <w:t>, w której widzi harmonogram prac, mapę dojazdu oraz instrukcje od klienta, takie jak konieczność zamknięcia okien czy zabezpieczenia zwierząt. Operator po przyjeździe na miejsce musi odnotować w systemie rozpoczęcie pracy, co zmienia stan urządzenia w bazie danych na “na miejscu”.</w:t>
+      </w:r>
+    </w:p>
+    <w:p>
+      <w:pPr>
+        <w:spacing w:after="120"/>
+        <w:jc w:val="both"/>
+      </w:pPr>
+      <w:r>
+        <w:t xml:space="preserve">Myjki ciśnieniowe są wyposażone w moduły </w:t>
+      </w:r>
+      <w:proofErr w:type="spellStart"/>
+      <w:r>
+        <w:t>IoT</w:t>
+      </w:r>
+      <w:proofErr w:type="spellEnd"/>
+      <w:r>
+        <w:t>, które monitorują przepływ wody oraz temperaturę silnika; w przypadku przegrzania system ma automatycznie zablokować pracę i wysłać komunikat o konieczności przerwy technicznej. Po zakończeniu czyszczenia operator wykonuje zdjęcie “po”, które jest przesyłane do klienta w celu akceptacji wykonanej usługi. System musi również obsługiwać proces reklamacji, w którym klient może zgłosić zastrzeżenia do 48 godzin od realizacji, załączając dokumentację zdjęciową. Administrator systemu ma dostęp do panelu statystyk, gdzie monitoruje zużycie chemii czyszczącej oraz wydajność poszczególnych ekip, a także zarządza stanami magazynowymi “Turbo-Piany”. W przypadku spadku poziomu detergentów poniżej progu alarmowego, system generuje automatyczne zapytanie ofertowe do dostawców hurtowych.</w:t>
+      </w:r>
+    </w:p>
+    <w:p>
+      <w:pPr>
+        <w:spacing w:after="120"/>
+        <w:jc w:val="both"/>
+      </w:pPr>
+      <w:r>
+        <w:t>Myjki są poddawane okresowym przeglądom. Co jakiś czas, pracownik techniczny dokonuje analizy sprzętu i oceny stanu. W razie potrzeby, sprzęt jest oznaczany jako “do naprawy”, co zostaje zgłoszone w systemie wraz z rodzajem i poziomem uszkodzenia. Do momentu aż myjka zostanie naprawiona, na jej miejsce zostaje podany sprzęt zastępczy. Po pomyślnym ukończeniu naprawy, dział serwisowy zwraca myjkę do użytku</w:t>
+      </w:r>
+      <w:r>
+        <w:t>.</w:t>
+      </w:r>
+    </w:p>
+    <w:p>
+      <w:pPr>
+        <w:spacing w:after="120"/>
+        <w:jc w:val="both"/>
+      </w:pPr>
+      <w:r>
+        <w:lastRenderedPageBreak/>
+        <w:t>Całość rozwiązania ma być oparta na architekturze chmurowej, gdzie aplikacje mobilne pracowników oraz portal klienta komunikują się z centralnym serwerem i bazą danych w czasie rzeczywistym poprzez sieć Internet. Serwer centralny i baza danych znajdują się w jednej lokacji fizycznej.</w:t>
+      </w:r>
+    </w:p>
+    <w:p>
+      <w:pPr>
+        <w:spacing w:after="120"/>
+      </w:pPr>
+      <w:r>
+        <w:t>Serwer centralny: Klaster 10 komputerów klasy Amiga 500, na każdą jednostkę przypada CPU Motorola 68k 7.09MHz oraz 1024kB RAM.</w:t>
+      </w:r>
+      <w:r>
+        <w:br/>
+      </w:r>
+      <w:r>
+        <w:t xml:space="preserve">Serwer bazodanowy: </w:t>
+      </w:r>
+      <w:proofErr w:type="spellStart"/>
+      <w:r>
+        <w:t>Raspberry</w:t>
+      </w:r>
+      <w:proofErr w:type="spellEnd"/>
+      <w:r>
+        <w:t xml:space="preserve"> Pi 4B, </w:t>
+      </w:r>
+      <w:proofErr w:type="spellStart"/>
+      <w:r>
+        <w:t>Broadcom</w:t>
+      </w:r>
+      <w:proofErr w:type="spellEnd"/>
+      <w:r>
+        <w:t xml:space="preserve"> BCM2711, 8GB RAM</w:t>
+      </w:r>
+      <w:r>
+        <w:br/>
+      </w:r>
+      <w:r>
+        <w:t xml:space="preserve">Tablety pracowników: </w:t>
+      </w:r>
+      <w:proofErr w:type="spellStart"/>
+      <w:r>
+        <w:t>MediaTek</w:t>
+      </w:r>
+      <w:proofErr w:type="spellEnd"/>
+      <w:r>
+        <w:t xml:space="preserve"> MT6580, 2GHz, 1GB RAM</w:t>
+      </w:r>
+    </w:p>
+    <w:p>
+      <w:pPr>
+        <w:spacing w:after="120"/>
+        <w:jc w:val="both"/>
+      </w:pPr>
+      <w:r>
+        <w:t xml:space="preserve">Serwer centralny pośredniczy pomiędzy bazą danych a urządzeniami klienckimi. Baza danych udostępnia interfejsy </w:t>
+      </w:r>
+      <w:proofErr w:type="spellStart"/>
+      <w:r>
+        <w:t>IOdczyt</w:t>
+      </w:r>
+      <w:proofErr w:type="spellEnd"/>
+      <w:r>
+        <w:t xml:space="preserve"> oraz </w:t>
+      </w:r>
+      <w:proofErr w:type="spellStart"/>
+      <w:r>
+        <w:t>IZapis</w:t>
+      </w:r>
+      <w:proofErr w:type="spellEnd"/>
+      <w:r>
+        <w:t>, z którymi komunikują się aplikacje z pozostałych urządzeń. Przechowuje ona informacje dotyczące sprzętu, zamówień oraz działów i ich pracowników.</w:t>
+      </w:r>
+    </w:p>
+    <w:p>
+      <w:pPr>
+        <w:spacing w:after="120"/>
+        <w:jc w:val="both"/>
+      </w:pPr>
+      <w:r>
+        <w:t>Pan Zenon podkreśla, że kluczowe jest sprawne raportowanie przychodów z podziałem na typy powierzchni (beton, drewno, tynk), aby mógł on lepiej planować przyszłe kampanie reklamowe.</w:t>
+      </w:r>
+    </w:p>
+    <w:p>
+      <w:pPr>
+        <w:spacing w:after="120"/>
+      </w:pPr>
+    </w:p>
+    <w:p>
+      <w:pPr>
+        <w:spacing w:after="120"/>
+        <w:jc w:val="both"/>
+        <w:rPr>
+          <w:b/>
+          <w:bCs/>
+          <w:sz w:val="40"/>
+          <w:szCs w:val="40"/>
+          <w:u w:val="single"/>
+        </w:rPr>
+      </w:pPr>
+      <w:r>
+        <w:rPr>
+          <w:b/>
+          <w:bCs/>
+          <w:sz w:val="40"/>
+          <w:szCs w:val="40"/>
+          <w:u w:val="single"/>
+        </w:rPr>
+        <w:t xml:space="preserve">2. </w:t>
+      </w:r>
+      <w:r>
+        <w:rPr>
+          <w:b/>
+          <w:bCs/>
+          <w:sz w:val="40"/>
+          <w:szCs w:val="40"/>
+          <w:u w:val="single"/>
+        </w:rPr>
+        <w:t>Cel budowania systemu, jego zakres, kontekst</w:t>
       </w:r>
     </w:p>
     <w:p>
@@ -126,6 +538,7 @@
         <w:pStyle w:val="Akapitzlist"/>
         <w:spacing w:after="120"/>
         <w:ind w:left="555"/>
+        <w:jc w:val="both"/>
         <w:rPr>
           <w:b/>
           <w:bCs/>
@@ -150,9 +563,18 @@
         <w:pStyle w:val="Akapitzlist"/>
         <w:spacing w:after="120"/>
         <w:ind w:left="555"/>
-      </w:pPr>
-      <w:r>
-        <w:t>Celem budowy systemu TurboMyjka 3000 jest cyfryzacja i usprawnienie procesu zarządzania usługami czyszczenia ciśnieniowego poprzez:</w:t>
+        <w:jc w:val="both"/>
+      </w:pPr>
+      <w:r>
+        <w:t xml:space="preserve">Celem budowy systemu </w:t>
+      </w:r>
+      <w:proofErr w:type="spellStart"/>
+      <w:r>
+        <w:t>TurboMyjka</w:t>
+      </w:r>
+      <w:proofErr w:type="spellEnd"/>
+      <w:r>
+        <w:t xml:space="preserve"> 3000 jest cyfryzacja i usprawnienie procesu zarządzania usługami czyszczenia ciśnieniowego poprzez:</w:t>
       </w:r>
     </w:p>
     <w:p>
@@ -163,6 +585,7 @@
           <w:numId w:val="10"/>
         </w:numPr>
         <w:spacing w:after="120"/>
+        <w:jc w:val="both"/>
       </w:pPr>
       <w:r>
         <w:t>automatyzację przyjmowania i obsługi zleceń od klientów,</w:t>
@@ -176,6 +599,7 @@
           <w:numId w:val="10"/>
         </w:numPr>
         <w:spacing w:after="120"/>
+        <w:jc w:val="both"/>
       </w:pPr>
       <w:r>
         <w:t>optymalizację pracy operatorów terenowych dzięki mobilnej aplikacji z harmonogramem i nawigacją,</w:t>
@@ -189,6 +613,7 @@
           <w:numId w:val="10"/>
         </w:numPr>
         <w:spacing w:after="120"/>
+        <w:jc w:val="both"/>
       </w:pPr>
       <w:r>
         <w:t>monitoring stanu technicznego sprzętu w czasie rzeczywistym poprzez integrację z modułami,</w:t>
@@ -202,6 +627,7 @@
           <w:numId w:val="10"/>
         </w:numPr>
         <w:spacing w:after="120"/>
+        <w:jc w:val="both"/>
       </w:pPr>
       <w:r>
         <w:t>usprawnienie procesów decyzyjnych administratora dzięki raportom i statystykom,</w:t>
@@ -215,6 +641,7 @@
           <w:numId w:val="10"/>
         </w:numPr>
         <w:spacing w:after="120"/>
+        <w:jc w:val="both"/>
       </w:pPr>
       <w:r>
         <w:t>minimalizację błędów komunikacyjnych i harmonogramowych wynikających z manualnego zarządzania.</w:t>
@@ -223,6 +650,7 @@
     <w:p>
       <w:pPr>
         <w:spacing w:after="120"/>
+        <w:jc w:val="both"/>
       </w:pPr>
     </w:p>
     <w:p>
@@ -230,6 +658,7 @@
         <w:pStyle w:val="Akapitzlist"/>
         <w:spacing w:after="120"/>
         <w:ind w:left="555"/>
+        <w:jc w:val="both"/>
         <w:rPr>
           <w:b/>
           <w:bCs/>
@@ -254,6 +683,7 @@
         <w:pStyle w:val="Akapitzlist"/>
         <w:spacing w:after="120"/>
         <w:ind w:left="555"/>
+        <w:jc w:val="both"/>
       </w:pPr>
       <w:r>
         <w:t>System obejmuje następujące obszary funkcjonalne:</w:t>
@@ -264,6 +694,7 @@
         <w:pStyle w:val="Akapitzlist"/>
         <w:spacing w:after="120"/>
         <w:ind w:left="555"/>
+        <w:jc w:val="both"/>
       </w:pPr>
       <w:r>
         <w:rPr>
@@ -281,6 +712,7 @@
           <w:numId w:val="11"/>
         </w:numPr>
         <w:spacing w:after="120"/>
+        <w:jc w:val="both"/>
       </w:pPr>
       <w:r>
         <w:t>portal WWW z formularzem zgłaszania usług, kalkulatorem wyceny i kalendarzem rezerwacji,</w:t>
@@ -294,6 +726,7 @@
           <w:numId w:val="11"/>
         </w:numPr>
         <w:spacing w:after="120"/>
+        <w:jc w:val="both"/>
       </w:pPr>
       <w:r>
         <w:t>możliwość wgrania zdjęcia „przed", podania adresu i instrukcji dla operatora,</w:t>
@@ -307,6 +740,7 @@
           <w:numId w:val="11"/>
         </w:numPr>
         <w:spacing w:after="120"/>
+        <w:jc w:val="both"/>
       </w:pPr>
       <w:r>
         <w:t>płatność zadatku online i otrzymywanie powiadomień o statusie zlecenia,</w:t>
@@ -320,6 +754,7 @@
           <w:numId w:val="11"/>
         </w:numPr>
         <w:spacing w:after="120"/>
+        <w:jc w:val="both"/>
       </w:pPr>
       <w:r>
         <w:t>panel „Moje zlecenia" z historią, możliwością akceptacji usługi i zgłaszania reklamacji.</w:t>
@@ -328,6 +763,7 @@
     <w:p>
       <w:pPr>
         <w:spacing w:after="120"/>
+        <w:jc w:val="both"/>
       </w:pPr>
     </w:p>
     <w:p>
@@ -335,6 +771,7 @@
         <w:pStyle w:val="Akapitzlist"/>
         <w:spacing w:after="120"/>
         <w:ind w:left="555"/>
+        <w:jc w:val="both"/>
       </w:pPr>
       <w:r>
         <w:rPr>
@@ -352,6 +789,7 @@
           <w:numId w:val="12"/>
         </w:numPr>
         <w:spacing w:after="120"/>
+        <w:jc w:val="both"/>
       </w:pPr>
       <w:r>
         <w:t>aplikacja mobilna z harmonogramem dziennym, mapą dojazdu i instrukcjami do zadania,</w:t>
@@ -365,9 +803,9 @@
           <w:numId w:val="12"/>
         </w:numPr>
         <w:spacing w:after="120"/>
-      </w:pPr>
-      <w:r>
-        <w:lastRenderedPageBreak/>
+        <w:jc w:val="both"/>
+      </w:pPr>
+      <w:r>
         <w:t>funkcje „Rozpocznij pracę" / „Zakończ pracę" z automatycznym rejestrowaniem czasu,</w:t>
       </w:r>
     </w:p>
@@ -379,6 +817,7 @@
           <w:numId w:val="12"/>
         </w:numPr>
         <w:spacing w:after="120"/>
+        <w:jc w:val="both"/>
       </w:pPr>
       <w:r>
         <w:t>możliwość dodania zdjęcia „po" i zgłoszenia problemów technicznych.</w:t>
@@ -387,6 +826,19 @@
     <w:p>
       <w:pPr>
         <w:spacing w:after="120"/>
+        <w:jc w:val="both"/>
+      </w:pPr>
+    </w:p>
+    <w:p>
+      <w:pPr>
+        <w:spacing w:after="120"/>
+        <w:jc w:val="both"/>
+      </w:pPr>
+    </w:p>
+    <w:p>
+      <w:pPr>
+        <w:spacing w:after="120"/>
+        <w:jc w:val="both"/>
       </w:pPr>
     </w:p>
     <w:p>
@@ -394,12 +846,14 @@
         <w:pStyle w:val="Akapitzlist"/>
         <w:spacing w:after="120"/>
         <w:ind w:left="555"/>
-      </w:pPr>
-      <w:r>
-        <w:rPr>
-          <w:b/>
-          <w:bCs/>
-        </w:rPr>
+        <w:jc w:val="both"/>
+      </w:pPr>
+      <w:r>
+        <w:rPr>
+          <w:b/>
+          <w:bCs/>
+        </w:rPr>
+        <w:lastRenderedPageBreak/>
         <w:t>Dla administratora:</w:t>
       </w:r>
     </w:p>
@@ -411,6 +865,7 @@
           <w:numId w:val="13"/>
         </w:numPr>
         <w:spacing w:after="120"/>
+        <w:jc w:val="both"/>
       </w:pPr>
       <w:r>
         <w:t>panel zarządzania zleceniami, ekipami i magazynem,</w:t>
@@ -424,6 +879,7 @@
           <w:numId w:val="13"/>
         </w:numPr>
         <w:spacing w:after="120"/>
+        <w:jc w:val="both"/>
       </w:pPr>
       <w:r>
         <w:t>statystyki przychodów wg typu powierzchni i wydajności ekip,</w:t>
@@ -437,6 +893,7 @@
           <w:numId w:val="13"/>
         </w:numPr>
         <w:spacing w:after="120"/>
+        <w:jc w:val="both"/>
       </w:pPr>
       <w:r>
         <w:t>generowanie zapytań ofertowych do dostawców przy niskim stanie magazynowym.</w:t>
@@ -445,6 +902,7 @@
     <w:p>
       <w:pPr>
         <w:spacing w:after="120"/>
+        <w:jc w:val="both"/>
       </w:pPr>
     </w:p>
     <w:p>
@@ -452,6 +910,7 @@
         <w:pStyle w:val="Akapitzlist"/>
         <w:spacing w:after="120"/>
         <w:ind w:left="555"/>
+        <w:jc w:val="both"/>
       </w:pPr>
       <w:r>
         <w:rPr>
@@ -469,6 +928,7 @@
           <w:numId w:val="14"/>
         </w:numPr>
         <w:spacing w:after="120"/>
+        <w:jc w:val="both"/>
       </w:pPr>
       <w:r>
         <w:t>bramka płatności (autoryzacja zadatków),</w:t>
@@ -482,6 +942,7 @@
           <w:numId w:val="14"/>
         </w:numPr>
         <w:spacing w:after="120"/>
+        <w:jc w:val="both"/>
       </w:pPr>
       <w:r>
         <w:t>moduł myjki (telemetria: temperatura, przepływ, lokalizacja),</w:t>
@@ -495,6 +956,7 @@
           <w:numId w:val="14"/>
         </w:numPr>
         <w:spacing w:after="120"/>
+        <w:jc w:val="both"/>
       </w:pPr>
       <w:r>
         <w:t>dostawca hurtowy (automatyczne zapytania ofertowe).</w:t>
@@ -503,6 +965,7 @@
     <w:p>
       <w:pPr>
         <w:spacing w:after="120"/>
+        <w:jc w:val="both"/>
       </w:pPr>
     </w:p>
     <w:p>
@@ -510,6 +973,7 @@
         <w:pStyle w:val="Akapitzlist"/>
         <w:spacing w:after="120"/>
         <w:ind w:left="555"/>
+        <w:jc w:val="both"/>
         <w:rPr>
           <w:b/>
           <w:bCs/>
@@ -534,6 +998,7 @@
         <w:pStyle w:val="Akapitzlist"/>
         <w:spacing w:after="120"/>
         <w:ind w:left="555"/>
+        <w:jc w:val="both"/>
       </w:pPr>
       <w:r>
         <w:t>System zostanie wdrożony w firmie świadczącej usługi czyszczenia ciśnieniowego dla klientów indywidualnych i biznesowych. Obecnie proces jest realizowany manualnie (telefon, SMS, arkusz kalkulacyjny), co powoduje:</w:t>
@@ -547,6 +1012,7 @@
           <w:numId w:val="15"/>
         </w:numPr>
         <w:spacing w:after="120"/>
+        <w:jc w:val="both"/>
       </w:pPr>
       <w:r>
         <w:t>utratę części zapytań ze względu na czas oczekiwania na wycenę,</w:t>
@@ -560,6 +1026,7 @@
           <w:numId w:val="15"/>
         </w:numPr>
         <w:spacing w:after="120"/>
+        <w:jc w:val="both"/>
       </w:pPr>
       <w:r>
         <w:t>błędy w harmonogramowaniu i podwójne rezerwacje,</w:t>
@@ -573,6 +1040,7 @@
           <w:numId w:val="15"/>
         </w:numPr>
         <w:spacing w:after="120"/>
+        <w:jc w:val="both"/>
       </w:pPr>
       <w:r>
         <w:t>brak kontroli nad stanem technicznym sprzętu i przestojami,</w:t>
@@ -586,6 +1054,7 @@
           <w:numId w:val="15"/>
         </w:numPr>
         <w:spacing w:after="120"/>
+        <w:jc w:val="both"/>
       </w:pPr>
       <w:r>
         <w:t>trudności w rozliczaniu usług i analizie rentowności.</w:t>
@@ -596,6 +1065,7 @@
         <w:pStyle w:val="Akapitzlist"/>
         <w:spacing w:after="120"/>
         <w:ind w:left="555"/>
+        <w:jc w:val="both"/>
       </w:pPr>
       <w:r>
         <w:t>Wdrożenie systemu ma na celu eliminację tych problemów poprzez standaryzację procesów, automatyzację powiadomień i centralizację danych.</w:t>
@@ -649,7 +1119,6 @@
     <w:tbl>
       <w:tblPr>
         <w:tblW w:w="0" w:type="auto"/>
-        <w:tblCellSpacing w:w="15" w:type="dxa"/>
         <w:tblBorders>
           <w:top w:val="single" w:sz="2" w:space="0" w:color="E3E3E3"/>
           <w:left w:val="single" w:sz="2" w:space="0" w:color="E3E3E3"/>
@@ -657,30 +1126,31 @@
           <w:right w:val="single" w:sz="2" w:space="0" w:color="E3E3E3"/>
         </w:tblBorders>
         <w:tblCellMar>
-          <w:left w:w="0" w:type="dxa"/>
-          <w:right w:w="0" w:type="dxa"/>
+          <w:top w:w="57" w:type="dxa"/>
+          <w:left w:w="57" w:type="dxa"/>
+          <w:bottom w:w="57" w:type="dxa"/>
+          <w:right w:w="57" w:type="dxa"/>
         </w:tblCellMar>
         <w:tblLook w:val="04A0" w:firstRow="1" w:lastRow="0" w:firstColumn="1" w:lastColumn="0" w:noHBand="0" w:noVBand="1"/>
       </w:tblPr>
       <w:tblGrid>
-        <w:gridCol w:w="2363"/>
-        <w:gridCol w:w="1904"/>
-        <w:gridCol w:w="1842"/>
-        <w:gridCol w:w="2960"/>
+        <w:gridCol w:w="2067"/>
+        <w:gridCol w:w="1745"/>
+        <w:gridCol w:w="1912"/>
+        <w:gridCol w:w="3338"/>
       </w:tblGrid>
       <w:tr>
         <w:trPr>
           <w:tblHeader/>
-          <w:tblCellSpacing w:w="15" w:type="dxa"/>
         </w:trPr>
         <w:tc>
           <w:tcPr>
             <w:tcW w:w="0" w:type="auto"/>
             <w:tcBorders>
-              <w:top w:val="single" w:sz="2" w:space="0" w:color="E3E3E3"/>
-              <w:left w:val="single" w:sz="2" w:space="0" w:color="E3E3E3"/>
-              <w:bottom w:val="single" w:sz="6" w:space="0" w:color="2E2E33"/>
-              <w:right w:val="single" w:sz="6" w:space="0" w:color="2E2E33"/>
+              <w:top w:val="single" w:sz="4" w:space="0" w:color="auto"/>
+              <w:left w:val="single" w:sz="4" w:space="0" w:color="auto"/>
+              <w:bottom w:val="single" w:sz="4" w:space="0" w:color="auto"/>
+              <w:right w:val="single" w:sz="4" w:space="0" w:color="FFFFFF" w:themeColor="background1"/>
             </w:tcBorders>
             <w:shd w:val="clear" w:color="auto" w:fill="2E2E33"/>
             <w:vAlign w:val="center"/>
@@ -709,10 +1179,10 @@
           <w:tcPr>
             <w:tcW w:w="0" w:type="auto"/>
             <w:tcBorders>
-              <w:top w:val="single" w:sz="2" w:space="0" w:color="E3E3E3"/>
-              <w:left w:val="single" w:sz="2" w:space="0" w:color="E3E3E3"/>
-              <w:bottom w:val="single" w:sz="6" w:space="0" w:color="2E2E33"/>
-              <w:right w:val="single" w:sz="6" w:space="0" w:color="2E2E33"/>
+              <w:top w:val="single" w:sz="4" w:space="0" w:color="auto"/>
+              <w:left w:val="single" w:sz="4" w:space="0" w:color="FFFFFF" w:themeColor="background1"/>
+              <w:bottom w:val="single" w:sz="4" w:space="0" w:color="auto"/>
+              <w:right w:val="single" w:sz="4" w:space="0" w:color="FFFFFF" w:themeColor="background1"/>
             </w:tcBorders>
             <w:shd w:val="clear" w:color="auto" w:fill="2E2E33"/>
             <w:vAlign w:val="center"/>
@@ -741,10 +1211,10 @@
           <w:tcPr>
             <w:tcW w:w="0" w:type="auto"/>
             <w:tcBorders>
-              <w:top w:val="single" w:sz="2" w:space="0" w:color="E3E3E3"/>
-              <w:left w:val="single" w:sz="2" w:space="0" w:color="E3E3E3"/>
-              <w:bottom w:val="single" w:sz="6" w:space="0" w:color="2E2E33"/>
-              <w:right w:val="single" w:sz="6" w:space="0" w:color="2E2E33"/>
+              <w:top w:val="single" w:sz="4" w:space="0" w:color="auto"/>
+              <w:left w:val="single" w:sz="4" w:space="0" w:color="FFFFFF" w:themeColor="background1"/>
+              <w:bottom w:val="single" w:sz="4" w:space="0" w:color="auto"/>
+              <w:right w:val="single" w:sz="4" w:space="0" w:color="FFFFFF" w:themeColor="background1"/>
             </w:tcBorders>
             <w:shd w:val="clear" w:color="auto" w:fill="2E2E33"/>
             <w:vAlign w:val="center"/>
@@ -773,10 +1243,10 @@
           <w:tcPr>
             <w:tcW w:w="0" w:type="auto"/>
             <w:tcBorders>
-              <w:top w:val="single" w:sz="2" w:space="0" w:color="auto"/>
-              <w:left w:val="single" w:sz="2" w:space="0" w:color="auto"/>
-              <w:bottom w:val="single" w:sz="6" w:space="0" w:color="auto"/>
-              <w:right w:val="nil"/>
+              <w:top w:val="single" w:sz="4" w:space="0" w:color="auto"/>
+              <w:left w:val="single" w:sz="4" w:space="0" w:color="FFFFFF" w:themeColor="background1"/>
+              <w:bottom w:val="single" w:sz="4" w:space="0" w:color="auto"/>
+              <w:right w:val="single" w:sz="4" w:space="0" w:color="auto"/>
             </w:tcBorders>
             <w:shd w:val="clear" w:color="auto" w:fill="2E2E33"/>
             <w:vAlign w:val="center"/>
@@ -804,14 +1274,14 @@
       </w:tr>
       <w:tr>
         <w:trPr>
-          <w:tblCellSpacing w:w="15" w:type="dxa"/>
+          <w:trHeight w:val="643"/>
         </w:trPr>
         <w:tc>
           <w:tcPr>
             <w:tcW w:w="0" w:type="auto"/>
             <w:tcBorders>
-              <w:top w:val="single" w:sz="2" w:space="0" w:color="E3E3E3"/>
-              <w:left w:val="single" w:sz="2" w:space="0" w:color="E3E3E3"/>
+              <w:top w:val="single" w:sz="4" w:space="0" w:color="auto"/>
+              <w:left w:val="single" w:sz="4" w:space="0" w:color="auto"/>
               <w:bottom w:val="single" w:sz="6" w:space="0" w:color="2E2E33"/>
               <w:right w:val="single" w:sz="6" w:space="0" w:color="2E2E33"/>
             </w:tcBorders>
@@ -820,9 +1290,8 @@
           </w:tcPr>
           <w:p>
             <w:pPr>
-              <w:pStyle w:val="Akapitzlist"/>
               <w:spacing w:after="120"/>
-              <w:ind w:left="555"/>
+              <w:jc w:val="center"/>
             </w:pPr>
             <w:r>
               <w:t>Czas obsługi zapytania klienta</w:t>
@@ -833,8 +1302,8 @@
           <w:tcPr>
             <w:tcW w:w="0" w:type="auto"/>
             <w:tcBorders>
-              <w:top w:val="single" w:sz="2" w:space="0" w:color="E3E3E3"/>
-              <w:left w:val="single" w:sz="2" w:space="0" w:color="E3E3E3"/>
+              <w:top w:val="single" w:sz="4" w:space="0" w:color="auto"/>
+              <w:left w:val="single" w:sz="4" w:space="0" w:color="auto"/>
               <w:bottom w:val="single" w:sz="6" w:space="0" w:color="2E2E33"/>
               <w:right w:val="single" w:sz="6" w:space="0" w:color="2E2E33"/>
             </w:tcBorders>
@@ -843,9 +1312,8 @@
           </w:tcPr>
           <w:p>
             <w:pPr>
-              <w:pStyle w:val="Akapitzlist"/>
               <w:spacing w:after="120"/>
-              <w:ind w:left="555"/>
+              <w:jc w:val="center"/>
             </w:pPr>
             <w:r>
               <w:t>24-48 h</w:t>
@@ -856,8 +1324,8 @@
           <w:tcPr>
             <w:tcW w:w="0" w:type="auto"/>
             <w:tcBorders>
-              <w:top w:val="single" w:sz="2" w:space="0" w:color="E3E3E3"/>
-              <w:left w:val="single" w:sz="2" w:space="0" w:color="E3E3E3"/>
+              <w:top w:val="single" w:sz="4" w:space="0" w:color="auto"/>
+              <w:left w:val="single" w:sz="4" w:space="0" w:color="auto"/>
               <w:bottom w:val="single" w:sz="6" w:space="0" w:color="2E2E33"/>
               <w:right w:val="single" w:sz="6" w:space="0" w:color="2E2E33"/>
             </w:tcBorders>
@@ -866,9 +1334,8 @@
           </w:tcPr>
           <w:p>
             <w:pPr>
-              <w:pStyle w:val="Akapitzlist"/>
               <w:spacing w:after="120"/>
-              <w:ind w:left="555"/>
+              <w:jc w:val="center"/>
             </w:pPr>
             <w:r>
               <w:t>≤ 8 min</w:t>
@@ -879,19 +1346,17 @@
           <w:tcPr>
             <w:tcW w:w="0" w:type="auto"/>
             <w:tcBorders>
-              <w:top w:val="single" w:sz="2" w:space="0" w:color="auto"/>
+              <w:top w:val="single" w:sz="4" w:space="0" w:color="auto"/>
               <w:left w:val="single" w:sz="2" w:space="0" w:color="auto"/>
               <w:bottom w:val="single" w:sz="6" w:space="0" w:color="auto"/>
-              <w:right w:val="nil"/>
+              <w:right w:val="single" w:sz="4" w:space="0" w:color="auto"/>
             </w:tcBorders>
             <w:vAlign w:val="center"/>
             <w:hideMark/>
           </w:tcPr>
           <w:p>
             <w:pPr>
-              <w:pStyle w:val="Akapitzlist"/>
               <w:spacing w:after="120"/>
-              <w:ind w:left="555"/>
             </w:pPr>
             <w:r>
               <w:t>Pomiar czasu od zgłoszenia do wygenerowania wyceny</w:t>
@@ -900,15 +1365,12 @@
         </w:tc>
       </w:tr>
       <w:tr>
-        <w:trPr>
-          <w:tblCellSpacing w:w="15" w:type="dxa"/>
-        </w:trPr>
         <w:tc>
           <w:tcPr>
             <w:tcW w:w="0" w:type="auto"/>
             <w:tcBorders>
-              <w:top w:val="single" w:sz="2" w:space="0" w:color="E3E3E3"/>
-              <w:left w:val="single" w:sz="2" w:space="0" w:color="E3E3E3"/>
+              <w:top w:val="single" w:sz="4" w:space="0" w:color="auto"/>
+              <w:left w:val="single" w:sz="4" w:space="0" w:color="auto"/>
               <w:bottom w:val="single" w:sz="6" w:space="0" w:color="2E2E33"/>
               <w:right w:val="single" w:sz="6" w:space="0" w:color="2E2E33"/>
             </w:tcBorders>
@@ -917,9 +1379,8 @@
           </w:tcPr>
           <w:p>
             <w:pPr>
-              <w:pStyle w:val="Akapitzlist"/>
               <w:spacing w:after="120"/>
-              <w:ind w:left="555"/>
+              <w:jc w:val="center"/>
             </w:pPr>
             <w:r>
               <w:t>Liczba utraconych zapytań</w:t>
@@ -930,8 +1391,8 @@
           <w:tcPr>
             <w:tcW w:w="0" w:type="auto"/>
             <w:tcBorders>
-              <w:top w:val="single" w:sz="2" w:space="0" w:color="E3E3E3"/>
-              <w:left w:val="single" w:sz="2" w:space="0" w:color="E3E3E3"/>
+              <w:top w:val="single" w:sz="4" w:space="0" w:color="auto"/>
+              <w:left w:val="single" w:sz="4" w:space="0" w:color="auto"/>
               <w:bottom w:val="single" w:sz="6" w:space="0" w:color="2E2E33"/>
               <w:right w:val="single" w:sz="6" w:space="0" w:color="2E2E33"/>
             </w:tcBorders>
@@ -940,9 +1401,8 @@
           </w:tcPr>
           <w:p>
             <w:pPr>
-              <w:pStyle w:val="Akapitzlist"/>
               <w:spacing w:after="120"/>
-              <w:ind w:left="555"/>
+              <w:jc w:val="center"/>
             </w:pPr>
             <w:r>
               <w:t>~20%</w:t>
@@ -953,8 +1413,8 @@
           <w:tcPr>
             <w:tcW w:w="0" w:type="auto"/>
             <w:tcBorders>
-              <w:top w:val="single" w:sz="2" w:space="0" w:color="E3E3E3"/>
-              <w:left w:val="single" w:sz="2" w:space="0" w:color="E3E3E3"/>
+              <w:top w:val="single" w:sz="4" w:space="0" w:color="auto"/>
+              <w:left w:val="single" w:sz="4" w:space="0" w:color="auto"/>
               <w:bottom w:val="single" w:sz="6" w:space="0" w:color="2E2E33"/>
               <w:right w:val="single" w:sz="6" w:space="0" w:color="2E2E33"/>
             </w:tcBorders>
@@ -963,9 +1423,453 @@
           </w:tcPr>
           <w:p>
             <w:pPr>
-              <w:pStyle w:val="Akapitzlist"/>
               <w:spacing w:after="120"/>
-              <w:ind w:left="555"/>
+              <w:jc w:val="center"/>
+            </w:pPr>
+            <w:r>
+              <w:t>≤ 5%</w:t>
+            </w:r>
+          </w:p>
+        </w:tc>
+        <w:tc>
+          <w:tcPr>
+            <w:tcW w:w="0" w:type="auto"/>
+            <w:tcBorders>
+              <w:top w:val="single" w:sz="4" w:space="0" w:color="auto"/>
+              <w:left w:val="single" w:sz="2" w:space="0" w:color="auto"/>
+              <w:bottom w:val="single" w:sz="6" w:space="0" w:color="auto"/>
+              <w:right w:val="single" w:sz="4" w:space="0" w:color="auto"/>
+            </w:tcBorders>
+            <w:vAlign w:val="center"/>
+            <w:hideMark/>
+          </w:tcPr>
+          <w:p>
+            <w:pPr>
+              <w:spacing w:after="120"/>
+            </w:pPr>
+            <w:r>
+              <w:t>(liczba odrzuconych / całkowita liczba zapytań) × 100%</w:t>
+            </w:r>
+          </w:p>
+        </w:tc>
+      </w:tr>
+      <w:tr>
+        <w:tc>
+          <w:tcPr>
+            <w:tcW w:w="0" w:type="auto"/>
+            <w:tcBorders>
+              <w:top w:val="single" w:sz="4" w:space="0" w:color="auto"/>
+              <w:left w:val="single" w:sz="4" w:space="0" w:color="auto"/>
+              <w:bottom w:val="single" w:sz="6" w:space="0" w:color="2E2E33"/>
+              <w:right w:val="single" w:sz="6" w:space="0" w:color="2E2E33"/>
+            </w:tcBorders>
+            <w:vAlign w:val="center"/>
+            <w:hideMark/>
+          </w:tcPr>
+          <w:p>
+            <w:pPr>
+              <w:spacing w:after="120"/>
+              <w:jc w:val="center"/>
+            </w:pPr>
+            <w:r>
+              <w:t>Błędy w harmonogramie</w:t>
+            </w:r>
+          </w:p>
+        </w:tc>
+        <w:tc>
+          <w:tcPr>
+            <w:tcW w:w="0" w:type="auto"/>
+            <w:tcBorders>
+              <w:top w:val="single" w:sz="4" w:space="0" w:color="auto"/>
+              <w:left w:val="single" w:sz="4" w:space="0" w:color="auto"/>
+              <w:bottom w:val="single" w:sz="6" w:space="0" w:color="2E2E33"/>
+              <w:right w:val="single" w:sz="6" w:space="0" w:color="2E2E33"/>
+            </w:tcBorders>
+            <w:vAlign w:val="center"/>
+            <w:hideMark/>
+          </w:tcPr>
+          <w:p>
+            <w:pPr>
+              <w:spacing w:after="120"/>
+              <w:jc w:val="center"/>
+            </w:pPr>
+            <w:r>
+              <w:t>3-4/tydzień</w:t>
+            </w:r>
+          </w:p>
+        </w:tc>
+        <w:tc>
+          <w:tcPr>
+            <w:tcW w:w="0" w:type="auto"/>
+            <w:tcBorders>
+              <w:top w:val="single" w:sz="4" w:space="0" w:color="auto"/>
+              <w:left w:val="single" w:sz="4" w:space="0" w:color="auto"/>
+              <w:bottom w:val="single" w:sz="6" w:space="0" w:color="2E2E33"/>
+              <w:right w:val="single" w:sz="6" w:space="0" w:color="2E2E33"/>
+            </w:tcBorders>
+            <w:vAlign w:val="center"/>
+            <w:hideMark/>
+          </w:tcPr>
+          <w:p>
+            <w:pPr>
+              <w:spacing w:after="120"/>
+              <w:jc w:val="center"/>
+            </w:pPr>
+            <w:r>
+              <w:t>≤ 1/tydzień</w:t>
+            </w:r>
+          </w:p>
+        </w:tc>
+        <w:tc>
+          <w:tcPr>
+            <w:tcW w:w="0" w:type="auto"/>
+            <w:tcBorders>
+              <w:top w:val="single" w:sz="4" w:space="0" w:color="auto"/>
+              <w:left w:val="single" w:sz="2" w:space="0" w:color="auto"/>
+              <w:bottom w:val="single" w:sz="6" w:space="0" w:color="auto"/>
+              <w:right w:val="single" w:sz="4" w:space="0" w:color="auto"/>
+            </w:tcBorders>
+            <w:vAlign w:val="center"/>
+            <w:hideMark/>
+          </w:tcPr>
+          <w:p>
+            <w:pPr>
+              <w:spacing w:after="120"/>
+            </w:pPr>
+            <w:r>
+              <w:t>Liczenie przypadków kolizji terminów lub podwójnych rezerwacji</w:t>
+            </w:r>
+          </w:p>
+        </w:tc>
+      </w:tr>
+      <w:tr>
+        <w:tc>
+          <w:tcPr>
+            <w:tcW w:w="0" w:type="auto"/>
+            <w:tcBorders>
+              <w:top w:val="single" w:sz="4" w:space="0" w:color="auto"/>
+              <w:left w:val="single" w:sz="4" w:space="0" w:color="auto"/>
+              <w:bottom w:val="single" w:sz="6" w:space="0" w:color="2E2E33"/>
+              <w:right w:val="single" w:sz="6" w:space="0" w:color="2E2E33"/>
+            </w:tcBorders>
+            <w:vAlign w:val="center"/>
+            <w:hideMark/>
+          </w:tcPr>
+          <w:p>
+            <w:pPr>
+              <w:spacing w:after="120"/>
+              <w:jc w:val="center"/>
+            </w:pPr>
+            <w:r>
+              <w:t>Wykorzystanie floty</w:t>
+            </w:r>
+          </w:p>
+        </w:tc>
+        <w:tc>
+          <w:tcPr>
+            <w:tcW w:w="0" w:type="auto"/>
+            <w:tcBorders>
+              <w:top w:val="single" w:sz="4" w:space="0" w:color="auto"/>
+              <w:left w:val="single" w:sz="4" w:space="0" w:color="auto"/>
+              <w:bottom w:val="single" w:sz="6" w:space="0" w:color="2E2E33"/>
+              <w:right w:val="single" w:sz="6" w:space="0" w:color="2E2E33"/>
+            </w:tcBorders>
+            <w:vAlign w:val="center"/>
+            <w:hideMark/>
+          </w:tcPr>
+          <w:p>
+            <w:pPr>
+              <w:spacing w:after="120"/>
+              <w:jc w:val="center"/>
+            </w:pPr>
+            <w:r>
+              <w:t>~65%</w:t>
+            </w:r>
+          </w:p>
+        </w:tc>
+        <w:tc>
+          <w:tcPr>
+            <w:tcW w:w="0" w:type="auto"/>
+            <w:tcBorders>
+              <w:top w:val="single" w:sz="4" w:space="0" w:color="auto"/>
+              <w:left w:val="single" w:sz="4" w:space="0" w:color="auto"/>
+              <w:bottom w:val="single" w:sz="6" w:space="0" w:color="2E2E33"/>
+              <w:right w:val="single" w:sz="6" w:space="0" w:color="2E2E33"/>
+            </w:tcBorders>
+            <w:vAlign w:val="center"/>
+            <w:hideMark/>
+          </w:tcPr>
+          <w:p>
+            <w:pPr>
+              <w:spacing w:after="120"/>
+              <w:jc w:val="center"/>
+            </w:pPr>
+            <w:r>
+              <w:t>≥ 85%</w:t>
+            </w:r>
+          </w:p>
+        </w:tc>
+        <w:tc>
+          <w:tcPr>
+            <w:tcW w:w="0" w:type="auto"/>
+            <w:tcBorders>
+              <w:top w:val="single" w:sz="4" w:space="0" w:color="auto"/>
+              <w:left w:val="single" w:sz="2" w:space="0" w:color="auto"/>
+              <w:bottom w:val="single" w:sz="6" w:space="0" w:color="auto"/>
+              <w:right w:val="single" w:sz="4" w:space="0" w:color="auto"/>
+            </w:tcBorders>
+            <w:vAlign w:val="center"/>
+            <w:hideMark/>
+          </w:tcPr>
+          <w:p>
+            <w:pPr>
+              <w:spacing w:after="120"/>
+            </w:pPr>
+            <w:r>
+              <w:t>(czas pracy myjki / czas dostępności) × 100%</w:t>
+            </w:r>
+          </w:p>
+        </w:tc>
+      </w:tr>
+      <w:tr>
+        <w:tc>
+          <w:tcPr>
+            <w:tcW w:w="0" w:type="auto"/>
+            <w:tcBorders>
+              <w:top w:val="single" w:sz="4" w:space="0" w:color="auto"/>
+              <w:left w:val="single" w:sz="4" w:space="0" w:color="auto"/>
+              <w:bottom w:val="single" w:sz="6" w:space="0" w:color="2E2E33"/>
+              <w:right w:val="single" w:sz="6" w:space="0" w:color="2E2E33"/>
+            </w:tcBorders>
+            <w:vAlign w:val="center"/>
+            <w:hideMark/>
+          </w:tcPr>
+          <w:p>
+            <w:pPr>
+              <w:spacing w:after="120"/>
+              <w:jc w:val="center"/>
+            </w:pPr>
+            <w:r>
+              <w:t>Średni czas realizacji usługi</w:t>
+            </w:r>
+          </w:p>
+        </w:tc>
+        <w:tc>
+          <w:tcPr>
+            <w:tcW w:w="0" w:type="auto"/>
+            <w:tcBorders>
+              <w:top w:val="single" w:sz="4" w:space="0" w:color="auto"/>
+              <w:left w:val="single" w:sz="4" w:space="0" w:color="auto"/>
+              <w:bottom w:val="single" w:sz="6" w:space="0" w:color="2E2E33"/>
+              <w:right w:val="single" w:sz="6" w:space="0" w:color="2E2E33"/>
+            </w:tcBorders>
+            <w:vAlign w:val="center"/>
+            <w:hideMark/>
+          </w:tcPr>
+          <w:p>
+            <w:pPr>
+              <w:spacing w:after="120"/>
+              <w:jc w:val="center"/>
+            </w:pPr>
+            <w:r>
+              <w:t>~90 min</w:t>
+            </w:r>
+          </w:p>
+        </w:tc>
+        <w:tc>
+          <w:tcPr>
+            <w:tcW w:w="0" w:type="auto"/>
+            <w:tcBorders>
+              <w:top w:val="single" w:sz="4" w:space="0" w:color="auto"/>
+              <w:left w:val="single" w:sz="4" w:space="0" w:color="auto"/>
+              <w:bottom w:val="single" w:sz="6" w:space="0" w:color="2E2E33"/>
+              <w:right w:val="single" w:sz="6" w:space="0" w:color="2E2E33"/>
+            </w:tcBorders>
+            <w:vAlign w:val="center"/>
+            <w:hideMark/>
+          </w:tcPr>
+          <w:p>
+            <w:pPr>
+              <w:spacing w:after="120"/>
+              <w:jc w:val="center"/>
+            </w:pPr>
+            <w:r>
+              <w:t>~60 min</w:t>
+            </w:r>
+          </w:p>
+        </w:tc>
+        <w:tc>
+          <w:tcPr>
+            <w:tcW w:w="0" w:type="auto"/>
+            <w:tcBorders>
+              <w:top w:val="single" w:sz="4" w:space="0" w:color="auto"/>
+              <w:left w:val="single" w:sz="2" w:space="0" w:color="auto"/>
+              <w:bottom w:val="single" w:sz="6" w:space="0" w:color="auto"/>
+              <w:right w:val="single" w:sz="4" w:space="0" w:color="auto"/>
+            </w:tcBorders>
+            <w:vAlign w:val="center"/>
+            <w:hideMark/>
+          </w:tcPr>
+          <w:p>
+            <w:pPr>
+              <w:spacing w:after="120"/>
+            </w:pPr>
+            <w:r>
+              <w:t>Pomiar czasu od „Rozpocznij" do „Zakończ" w aplikacji operatora</w:t>
+            </w:r>
+          </w:p>
+        </w:tc>
+      </w:tr>
+      <w:tr>
+        <w:tc>
+          <w:tcPr>
+            <w:tcW w:w="0" w:type="auto"/>
+            <w:tcBorders>
+              <w:top w:val="single" w:sz="4" w:space="0" w:color="auto"/>
+              <w:left w:val="single" w:sz="4" w:space="0" w:color="auto"/>
+              <w:bottom w:val="single" w:sz="6" w:space="0" w:color="2E2E33"/>
+              <w:right w:val="single" w:sz="6" w:space="0" w:color="2E2E33"/>
+            </w:tcBorders>
+            <w:vAlign w:val="center"/>
+            <w:hideMark/>
+          </w:tcPr>
+          <w:p>
+            <w:pPr>
+              <w:spacing w:after="120"/>
+              <w:jc w:val="center"/>
+            </w:pPr>
+            <w:r>
+              <w:t>Liczba reklamacji</w:t>
+            </w:r>
+          </w:p>
+        </w:tc>
+        <w:tc>
+          <w:tcPr>
+            <w:tcW w:w="0" w:type="auto"/>
+            <w:tcBorders>
+              <w:top w:val="single" w:sz="4" w:space="0" w:color="auto"/>
+              <w:left w:val="single" w:sz="4" w:space="0" w:color="auto"/>
+              <w:bottom w:val="single" w:sz="6" w:space="0" w:color="2E2E33"/>
+              <w:right w:val="single" w:sz="6" w:space="0" w:color="2E2E33"/>
+            </w:tcBorders>
+            <w:vAlign w:val="center"/>
+            <w:hideMark/>
+          </w:tcPr>
+          <w:p>
+            <w:pPr>
+              <w:spacing w:after="120"/>
+              <w:jc w:val="center"/>
+            </w:pPr>
+            <w:r>
+              <w:t>~8%/miesiąc</w:t>
+            </w:r>
+          </w:p>
+        </w:tc>
+        <w:tc>
+          <w:tcPr>
+            <w:tcW w:w="0" w:type="auto"/>
+            <w:tcBorders>
+              <w:top w:val="single" w:sz="4" w:space="0" w:color="auto"/>
+              <w:left w:val="single" w:sz="4" w:space="0" w:color="auto"/>
+              <w:bottom w:val="single" w:sz="6" w:space="0" w:color="2E2E33"/>
+              <w:right w:val="single" w:sz="6" w:space="0" w:color="2E2E33"/>
+            </w:tcBorders>
+            <w:vAlign w:val="center"/>
+            <w:hideMark/>
+          </w:tcPr>
+          <w:p>
+            <w:pPr>
+              <w:spacing w:after="120"/>
+              <w:jc w:val="center"/>
+            </w:pPr>
+            <w:r>
+              <w:t>≤ 3%/miesiąc</w:t>
+            </w:r>
+          </w:p>
+        </w:tc>
+        <w:tc>
+          <w:tcPr>
+            <w:tcW w:w="0" w:type="auto"/>
+            <w:tcBorders>
+              <w:top w:val="single" w:sz="4" w:space="0" w:color="auto"/>
+              <w:left w:val="single" w:sz="2" w:space="0" w:color="auto"/>
+              <w:bottom w:val="single" w:sz="6" w:space="0" w:color="auto"/>
+              <w:right w:val="single" w:sz="4" w:space="0" w:color="auto"/>
+            </w:tcBorders>
+            <w:vAlign w:val="center"/>
+            <w:hideMark/>
+          </w:tcPr>
+          <w:p>
+            <w:pPr>
+              <w:spacing w:after="120"/>
+            </w:pPr>
+            <w:r>
+              <w:t>(liczba reklamacji / liczba zakończonych usług) × 100%</w:t>
+            </w:r>
+          </w:p>
+        </w:tc>
+      </w:tr>
+      <w:tr>
+        <w:tc>
+          <w:tcPr>
+            <w:tcW w:w="0" w:type="auto"/>
+            <w:tcBorders>
+              <w:top w:val="single" w:sz="4" w:space="0" w:color="auto"/>
+              <w:left w:val="single" w:sz="4" w:space="0" w:color="auto"/>
+              <w:bottom w:val="single" w:sz="6" w:space="0" w:color="2E2E33"/>
+              <w:right w:val="single" w:sz="6" w:space="0" w:color="2E2E33"/>
+            </w:tcBorders>
+            <w:vAlign w:val="center"/>
+            <w:hideMark/>
+          </w:tcPr>
+          <w:p>
+            <w:pPr>
+              <w:spacing w:after="120"/>
+              <w:jc w:val="center"/>
+            </w:pPr>
+            <w:r>
+              <w:t>Czas przestoju sprzętu (awarie)</w:t>
+            </w:r>
+          </w:p>
+        </w:tc>
+        <w:tc>
+          <w:tcPr>
+            <w:tcW w:w="0" w:type="auto"/>
+            <w:tcBorders>
+              <w:top w:val="single" w:sz="4" w:space="0" w:color="auto"/>
+              <w:left w:val="single" w:sz="4" w:space="0" w:color="auto"/>
+              <w:bottom w:val="single" w:sz="4" w:space="0" w:color="auto"/>
+              <w:right w:val="single" w:sz="4" w:space="0" w:color="auto"/>
+            </w:tcBorders>
+            <w:vAlign w:val="center"/>
+            <w:hideMark/>
+          </w:tcPr>
+          <w:p>
+            <w:pPr>
+              <w:spacing w:after="120"/>
+              <w:jc w:val="center"/>
+            </w:pPr>
+            <w:r>
+              <w:t>~15%</w:t>
+            </w:r>
+          </w:p>
+        </w:tc>
+        <w:tc>
+          <w:tcPr>
+            <w:tcW w:w="0" w:type="auto"/>
+            <w:tcBorders>
+              <w:top w:val="single" w:sz="4" w:space="0" w:color="auto"/>
+              <w:left w:val="single" w:sz="4" w:space="0" w:color="auto"/>
+              <w:bottom w:val="single" w:sz="6" w:space="0" w:color="2E2E33"/>
+              <w:right w:val="single" w:sz="6" w:space="0" w:color="2E2E33"/>
+            </w:tcBorders>
+            <w:vAlign w:val="center"/>
+            <w:hideMark/>
+          </w:tcPr>
+          <w:p>
+            <w:pPr>
+              <w:spacing w:after="120"/>
+              <w:jc w:val="center"/>
             </w:pPr>
             <w:r>
               <w:t>≤ 5%</w:t>
@@ -979,33 +1883,36 @@
               <w:top w:val="single" w:sz="2" w:space="0" w:color="auto"/>
               <w:left w:val="single" w:sz="2" w:space="0" w:color="auto"/>
               <w:bottom w:val="single" w:sz="6" w:space="0" w:color="auto"/>
-              <w:right w:val="nil"/>
+              <w:right w:val="single" w:sz="4" w:space="0" w:color="auto"/>
             </w:tcBorders>
             <w:vAlign w:val="center"/>
             <w:hideMark/>
           </w:tcPr>
           <w:p>
             <w:pPr>
-              <w:pStyle w:val="Akapitzlist"/>
               <w:spacing w:after="120"/>
-              <w:ind w:left="555"/>
             </w:pPr>
             <w:r>
-              <w:t>(liczba odrzuconych / całkowita liczba zapytań) × 100%</w:t>
+              <w:t xml:space="preserve">Monitoring </w:t>
+            </w:r>
+            <w:proofErr w:type="spellStart"/>
+            <w:r>
+              <w:t>IoT</w:t>
+            </w:r>
+            <w:proofErr w:type="spellEnd"/>
+            <w:r>
+              <w:t>: czas nieaktywności z powodu awarii / całkowity czas pracy</w:t>
             </w:r>
           </w:p>
         </w:tc>
       </w:tr>
       <w:tr>
-        <w:trPr>
-          <w:tblCellSpacing w:w="15" w:type="dxa"/>
-        </w:trPr>
         <w:tc>
           <w:tcPr>
             <w:tcW w:w="0" w:type="auto"/>
             <w:tcBorders>
-              <w:top w:val="single" w:sz="2" w:space="0" w:color="E3E3E3"/>
-              <w:left w:val="single" w:sz="2" w:space="0" w:color="E3E3E3"/>
+              <w:top w:val="single" w:sz="4" w:space="0" w:color="auto"/>
+              <w:left w:val="single" w:sz="4" w:space="0" w:color="auto"/>
               <w:bottom w:val="single" w:sz="6" w:space="0" w:color="2E2E33"/>
               <w:right w:val="single" w:sz="6" w:space="0" w:color="2E2E33"/>
             </w:tcBorders>
@@ -1014,12 +1921,12 @@
           </w:tcPr>
           <w:p>
             <w:pPr>
-              <w:pStyle w:val="Akapitzlist"/>
               <w:spacing w:after="120"/>
-              <w:ind w:left="555"/>
+              <w:jc w:val="center"/>
             </w:pPr>
             <w:r>
-              <w:t>Błędy w harmonogramie</w:t>
+              <w:lastRenderedPageBreak/>
+              <w:t>Konwersja zapytań na usługi</w:t>
             </w:r>
           </w:p>
         </w:tc>
@@ -1027,8 +1934,8 @@
           <w:tcPr>
             <w:tcW w:w="0" w:type="auto"/>
             <w:tcBorders>
-              <w:top w:val="single" w:sz="2" w:space="0" w:color="E3E3E3"/>
-              <w:left w:val="single" w:sz="2" w:space="0" w:color="E3E3E3"/>
+              <w:top w:val="single" w:sz="4" w:space="0" w:color="auto"/>
+              <w:left w:val="single" w:sz="4" w:space="0" w:color="auto"/>
               <w:bottom w:val="single" w:sz="6" w:space="0" w:color="2E2E33"/>
               <w:right w:val="single" w:sz="6" w:space="0" w:color="2E2E33"/>
             </w:tcBorders>
@@ -1037,499 +1944,8 @@
           </w:tcPr>
           <w:p>
             <w:pPr>
-              <w:pStyle w:val="Akapitzlist"/>
               <w:spacing w:after="120"/>
-              <w:ind w:left="555"/>
-            </w:pPr>
-            <w:r>
-              <w:t>3-4/tydzień</w:t>
-            </w:r>
-          </w:p>
-        </w:tc>
-        <w:tc>
-          <w:tcPr>
-            <w:tcW w:w="0" w:type="auto"/>
-            <w:tcBorders>
-              <w:top w:val="single" w:sz="2" w:space="0" w:color="E3E3E3"/>
-              <w:left w:val="single" w:sz="2" w:space="0" w:color="E3E3E3"/>
-              <w:bottom w:val="single" w:sz="6" w:space="0" w:color="2E2E33"/>
-              <w:right w:val="single" w:sz="6" w:space="0" w:color="2E2E33"/>
-            </w:tcBorders>
-            <w:vAlign w:val="center"/>
-            <w:hideMark/>
-          </w:tcPr>
-          <w:p>
-            <w:pPr>
-              <w:pStyle w:val="Akapitzlist"/>
-              <w:spacing w:after="120"/>
-              <w:ind w:left="555"/>
-            </w:pPr>
-            <w:r>
-              <w:t>≤ 1/tydzień</w:t>
-            </w:r>
-          </w:p>
-        </w:tc>
-        <w:tc>
-          <w:tcPr>
-            <w:tcW w:w="0" w:type="auto"/>
-            <w:tcBorders>
-              <w:top w:val="single" w:sz="2" w:space="0" w:color="auto"/>
-              <w:left w:val="single" w:sz="2" w:space="0" w:color="auto"/>
-              <w:bottom w:val="single" w:sz="6" w:space="0" w:color="auto"/>
-              <w:right w:val="nil"/>
-            </w:tcBorders>
-            <w:vAlign w:val="center"/>
-            <w:hideMark/>
-          </w:tcPr>
-          <w:p>
-            <w:pPr>
-              <w:pStyle w:val="Akapitzlist"/>
-              <w:spacing w:after="120"/>
-              <w:ind w:left="555"/>
-            </w:pPr>
-            <w:r>
-              <w:t>Liczenie przypadków kolizji terminów lub podwójnych rezerwacji</w:t>
-            </w:r>
-          </w:p>
-        </w:tc>
-      </w:tr>
-      <w:tr>
-        <w:trPr>
-          <w:tblCellSpacing w:w="15" w:type="dxa"/>
-        </w:trPr>
-        <w:tc>
-          <w:tcPr>
-            <w:tcW w:w="0" w:type="auto"/>
-            <w:tcBorders>
-              <w:top w:val="single" w:sz="2" w:space="0" w:color="E3E3E3"/>
-              <w:left w:val="single" w:sz="2" w:space="0" w:color="E3E3E3"/>
-              <w:bottom w:val="single" w:sz="6" w:space="0" w:color="2E2E33"/>
-              <w:right w:val="single" w:sz="6" w:space="0" w:color="2E2E33"/>
-            </w:tcBorders>
-            <w:vAlign w:val="center"/>
-            <w:hideMark/>
-          </w:tcPr>
-          <w:p>
-            <w:pPr>
-              <w:pStyle w:val="Akapitzlist"/>
-              <w:spacing w:after="120"/>
-              <w:ind w:left="555"/>
-            </w:pPr>
-            <w:r>
-              <w:t>Wykorzystanie floty</w:t>
-            </w:r>
-          </w:p>
-        </w:tc>
-        <w:tc>
-          <w:tcPr>
-            <w:tcW w:w="0" w:type="auto"/>
-            <w:tcBorders>
-              <w:top w:val="single" w:sz="2" w:space="0" w:color="E3E3E3"/>
-              <w:left w:val="single" w:sz="2" w:space="0" w:color="E3E3E3"/>
-              <w:bottom w:val="single" w:sz="6" w:space="0" w:color="2E2E33"/>
-              <w:right w:val="single" w:sz="6" w:space="0" w:color="2E2E33"/>
-            </w:tcBorders>
-            <w:vAlign w:val="center"/>
-            <w:hideMark/>
-          </w:tcPr>
-          <w:p>
-            <w:pPr>
-              <w:pStyle w:val="Akapitzlist"/>
-              <w:spacing w:after="120"/>
-              <w:ind w:left="555"/>
-            </w:pPr>
-            <w:r>
-              <w:t>~65%</w:t>
-            </w:r>
-          </w:p>
-        </w:tc>
-        <w:tc>
-          <w:tcPr>
-            <w:tcW w:w="0" w:type="auto"/>
-            <w:tcBorders>
-              <w:top w:val="single" w:sz="2" w:space="0" w:color="E3E3E3"/>
-              <w:left w:val="single" w:sz="2" w:space="0" w:color="E3E3E3"/>
-              <w:bottom w:val="single" w:sz="6" w:space="0" w:color="2E2E33"/>
-              <w:right w:val="single" w:sz="6" w:space="0" w:color="2E2E33"/>
-            </w:tcBorders>
-            <w:vAlign w:val="center"/>
-            <w:hideMark/>
-          </w:tcPr>
-          <w:p>
-            <w:pPr>
-              <w:pStyle w:val="Akapitzlist"/>
-              <w:spacing w:after="120"/>
-              <w:ind w:left="555"/>
-            </w:pPr>
-            <w:r>
-              <w:t>≥ 85%</w:t>
-            </w:r>
-          </w:p>
-        </w:tc>
-        <w:tc>
-          <w:tcPr>
-            <w:tcW w:w="0" w:type="auto"/>
-            <w:tcBorders>
-              <w:top w:val="single" w:sz="2" w:space="0" w:color="auto"/>
-              <w:left w:val="single" w:sz="2" w:space="0" w:color="auto"/>
-              <w:bottom w:val="single" w:sz="6" w:space="0" w:color="auto"/>
-              <w:right w:val="nil"/>
-            </w:tcBorders>
-            <w:vAlign w:val="center"/>
-            <w:hideMark/>
-          </w:tcPr>
-          <w:p>
-            <w:pPr>
-              <w:pStyle w:val="Akapitzlist"/>
-              <w:spacing w:after="120"/>
-              <w:ind w:left="555"/>
-            </w:pPr>
-            <w:r>
-              <w:t>(czas pracy myjki / czas dostępności) × 100%</w:t>
-            </w:r>
-          </w:p>
-        </w:tc>
-      </w:tr>
-      <w:tr>
-        <w:trPr>
-          <w:tblCellSpacing w:w="15" w:type="dxa"/>
-        </w:trPr>
-        <w:tc>
-          <w:tcPr>
-            <w:tcW w:w="0" w:type="auto"/>
-            <w:tcBorders>
-              <w:top w:val="single" w:sz="2" w:space="0" w:color="E3E3E3"/>
-              <w:left w:val="single" w:sz="2" w:space="0" w:color="E3E3E3"/>
-              <w:bottom w:val="single" w:sz="6" w:space="0" w:color="2E2E33"/>
-              <w:right w:val="single" w:sz="6" w:space="0" w:color="2E2E33"/>
-            </w:tcBorders>
-            <w:vAlign w:val="center"/>
-            <w:hideMark/>
-          </w:tcPr>
-          <w:p>
-            <w:pPr>
-              <w:pStyle w:val="Akapitzlist"/>
-              <w:spacing w:after="120"/>
-              <w:ind w:left="555"/>
-            </w:pPr>
-            <w:r>
-              <w:t>Średni czas realizacji usługi</w:t>
-            </w:r>
-          </w:p>
-        </w:tc>
-        <w:tc>
-          <w:tcPr>
-            <w:tcW w:w="0" w:type="auto"/>
-            <w:tcBorders>
-              <w:top w:val="single" w:sz="2" w:space="0" w:color="E3E3E3"/>
-              <w:left w:val="single" w:sz="2" w:space="0" w:color="E3E3E3"/>
-              <w:bottom w:val="single" w:sz="6" w:space="0" w:color="2E2E33"/>
-              <w:right w:val="single" w:sz="6" w:space="0" w:color="2E2E33"/>
-            </w:tcBorders>
-            <w:vAlign w:val="center"/>
-            <w:hideMark/>
-          </w:tcPr>
-          <w:p>
-            <w:pPr>
-              <w:pStyle w:val="Akapitzlist"/>
-              <w:spacing w:after="120"/>
-              <w:ind w:left="555"/>
-            </w:pPr>
-            <w:r>
-              <w:t>~90 min</w:t>
-            </w:r>
-          </w:p>
-        </w:tc>
-        <w:tc>
-          <w:tcPr>
-            <w:tcW w:w="0" w:type="auto"/>
-            <w:tcBorders>
-              <w:top w:val="single" w:sz="2" w:space="0" w:color="E3E3E3"/>
-              <w:left w:val="single" w:sz="2" w:space="0" w:color="E3E3E3"/>
-              <w:bottom w:val="single" w:sz="6" w:space="0" w:color="2E2E33"/>
-              <w:right w:val="single" w:sz="6" w:space="0" w:color="2E2E33"/>
-            </w:tcBorders>
-            <w:vAlign w:val="center"/>
-            <w:hideMark/>
-          </w:tcPr>
-          <w:p>
-            <w:pPr>
-              <w:pStyle w:val="Akapitzlist"/>
-              <w:spacing w:after="120"/>
-              <w:ind w:left="555"/>
-            </w:pPr>
-            <w:r>
-              <w:t>~60 min</w:t>
-            </w:r>
-          </w:p>
-        </w:tc>
-        <w:tc>
-          <w:tcPr>
-            <w:tcW w:w="0" w:type="auto"/>
-            <w:tcBorders>
-              <w:top w:val="single" w:sz="2" w:space="0" w:color="auto"/>
-              <w:left w:val="single" w:sz="2" w:space="0" w:color="auto"/>
-              <w:bottom w:val="single" w:sz="6" w:space="0" w:color="auto"/>
-              <w:right w:val="nil"/>
-            </w:tcBorders>
-            <w:vAlign w:val="center"/>
-            <w:hideMark/>
-          </w:tcPr>
-          <w:p>
-            <w:pPr>
-              <w:pStyle w:val="Akapitzlist"/>
-              <w:spacing w:after="120"/>
-              <w:ind w:left="555"/>
-            </w:pPr>
-            <w:r>
-              <w:t xml:space="preserve">Pomiar czasu od „Rozpocznij" do </w:t>
-            </w:r>
-            <w:r>
-              <w:lastRenderedPageBreak/>
-              <w:t>„Zakończ" w aplikacji operatora</w:t>
-            </w:r>
-          </w:p>
-        </w:tc>
-      </w:tr>
-      <w:tr>
-        <w:trPr>
-          <w:tblCellSpacing w:w="15" w:type="dxa"/>
-        </w:trPr>
-        <w:tc>
-          <w:tcPr>
-            <w:tcW w:w="0" w:type="auto"/>
-            <w:tcBorders>
-              <w:top w:val="single" w:sz="2" w:space="0" w:color="E3E3E3"/>
-              <w:left w:val="single" w:sz="2" w:space="0" w:color="E3E3E3"/>
-              <w:bottom w:val="single" w:sz="6" w:space="0" w:color="2E2E33"/>
-              <w:right w:val="single" w:sz="6" w:space="0" w:color="2E2E33"/>
-            </w:tcBorders>
-            <w:vAlign w:val="center"/>
-            <w:hideMark/>
-          </w:tcPr>
-          <w:p>
-            <w:pPr>
-              <w:pStyle w:val="Akapitzlist"/>
-              <w:spacing w:after="120"/>
-              <w:ind w:left="555"/>
-            </w:pPr>
-            <w:r>
-              <w:lastRenderedPageBreak/>
-              <w:t>Liczba reklamacji</w:t>
-            </w:r>
-          </w:p>
-        </w:tc>
-        <w:tc>
-          <w:tcPr>
-            <w:tcW w:w="0" w:type="auto"/>
-            <w:tcBorders>
-              <w:top w:val="single" w:sz="2" w:space="0" w:color="E3E3E3"/>
-              <w:left w:val="single" w:sz="2" w:space="0" w:color="E3E3E3"/>
-              <w:bottom w:val="single" w:sz="6" w:space="0" w:color="2E2E33"/>
-              <w:right w:val="single" w:sz="6" w:space="0" w:color="2E2E33"/>
-            </w:tcBorders>
-            <w:vAlign w:val="center"/>
-            <w:hideMark/>
-          </w:tcPr>
-          <w:p>
-            <w:pPr>
-              <w:pStyle w:val="Akapitzlist"/>
-              <w:spacing w:after="120"/>
-              <w:ind w:left="555"/>
-            </w:pPr>
-            <w:r>
-              <w:t>~8%/miesiąc</w:t>
-            </w:r>
-          </w:p>
-        </w:tc>
-        <w:tc>
-          <w:tcPr>
-            <w:tcW w:w="0" w:type="auto"/>
-            <w:tcBorders>
-              <w:top w:val="single" w:sz="2" w:space="0" w:color="E3E3E3"/>
-              <w:left w:val="single" w:sz="2" w:space="0" w:color="E3E3E3"/>
-              <w:bottom w:val="single" w:sz="6" w:space="0" w:color="2E2E33"/>
-              <w:right w:val="single" w:sz="6" w:space="0" w:color="2E2E33"/>
-            </w:tcBorders>
-            <w:vAlign w:val="center"/>
-            <w:hideMark/>
-          </w:tcPr>
-          <w:p>
-            <w:pPr>
-              <w:pStyle w:val="Akapitzlist"/>
-              <w:spacing w:after="120"/>
-              <w:ind w:left="555"/>
-            </w:pPr>
-            <w:r>
-              <w:t>≤ 3%/miesiąc</w:t>
-            </w:r>
-          </w:p>
-        </w:tc>
-        <w:tc>
-          <w:tcPr>
-            <w:tcW w:w="0" w:type="auto"/>
-            <w:tcBorders>
-              <w:top w:val="single" w:sz="2" w:space="0" w:color="auto"/>
-              <w:left w:val="single" w:sz="2" w:space="0" w:color="auto"/>
-              <w:bottom w:val="single" w:sz="6" w:space="0" w:color="auto"/>
-              <w:right w:val="nil"/>
-            </w:tcBorders>
-            <w:vAlign w:val="center"/>
-            <w:hideMark/>
-          </w:tcPr>
-          <w:p>
-            <w:pPr>
-              <w:pStyle w:val="Akapitzlist"/>
-              <w:spacing w:after="120"/>
-              <w:ind w:left="555"/>
-            </w:pPr>
-            <w:r>
-              <w:t>(liczba reklamacji / liczba zakończonych usług) × 100%</w:t>
-            </w:r>
-          </w:p>
-        </w:tc>
-      </w:tr>
-      <w:tr>
-        <w:trPr>
-          <w:tblCellSpacing w:w="15" w:type="dxa"/>
-        </w:trPr>
-        <w:tc>
-          <w:tcPr>
-            <w:tcW w:w="0" w:type="auto"/>
-            <w:tcBorders>
-              <w:top w:val="single" w:sz="2" w:space="0" w:color="E3E3E3"/>
-              <w:left w:val="single" w:sz="2" w:space="0" w:color="E3E3E3"/>
-              <w:bottom w:val="single" w:sz="6" w:space="0" w:color="2E2E33"/>
-              <w:right w:val="single" w:sz="6" w:space="0" w:color="2E2E33"/>
-            </w:tcBorders>
-            <w:vAlign w:val="center"/>
-            <w:hideMark/>
-          </w:tcPr>
-          <w:p>
-            <w:pPr>
-              <w:pStyle w:val="Akapitzlist"/>
-              <w:spacing w:after="120"/>
-              <w:ind w:left="555"/>
-            </w:pPr>
-            <w:r>
-              <w:t>Czas przestoju sprzętu (awarie)</w:t>
-            </w:r>
-          </w:p>
-        </w:tc>
-        <w:tc>
-          <w:tcPr>
-            <w:tcW w:w="0" w:type="auto"/>
-            <w:tcBorders>
-              <w:top w:val="single" w:sz="2" w:space="0" w:color="E3E3E3"/>
-              <w:left w:val="single" w:sz="2" w:space="0" w:color="E3E3E3"/>
-              <w:bottom w:val="single" w:sz="6" w:space="0" w:color="2E2E33"/>
-              <w:right w:val="single" w:sz="6" w:space="0" w:color="2E2E33"/>
-            </w:tcBorders>
-            <w:vAlign w:val="center"/>
-            <w:hideMark/>
-          </w:tcPr>
-          <w:p>
-            <w:pPr>
-              <w:pStyle w:val="Akapitzlist"/>
-              <w:spacing w:after="120"/>
-              <w:ind w:left="555"/>
-            </w:pPr>
-            <w:r>
-              <w:t>~15%</w:t>
-            </w:r>
-          </w:p>
-        </w:tc>
-        <w:tc>
-          <w:tcPr>
-            <w:tcW w:w="0" w:type="auto"/>
-            <w:tcBorders>
-              <w:top w:val="single" w:sz="2" w:space="0" w:color="E3E3E3"/>
-              <w:left w:val="single" w:sz="2" w:space="0" w:color="E3E3E3"/>
-              <w:bottom w:val="single" w:sz="6" w:space="0" w:color="2E2E33"/>
-              <w:right w:val="single" w:sz="6" w:space="0" w:color="2E2E33"/>
-            </w:tcBorders>
-            <w:vAlign w:val="center"/>
-            <w:hideMark/>
-          </w:tcPr>
-          <w:p>
-            <w:pPr>
-              <w:pStyle w:val="Akapitzlist"/>
-              <w:spacing w:after="120"/>
-              <w:ind w:left="555"/>
-            </w:pPr>
-            <w:r>
-              <w:t>≤ 5%</w:t>
-            </w:r>
-          </w:p>
-        </w:tc>
-        <w:tc>
-          <w:tcPr>
-            <w:tcW w:w="0" w:type="auto"/>
-            <w:tcBorders>
-              <w:top w:val="single" w:sz="2" w:space="0" w:color="auto"/>
-              <w:left w:val="single" w:sz="2" w:space="0" w:color="auto"/>
-              <w:bottom w:val="single" w:sz="6" w:space="0" w:color="auto"/>
-              <w:right w:val="nil"/>
-            </w:tcBorders>
-            <w:vAlign w:val="center"/>
-            <w:hideMark/>
-          </w:tcPr>
-          <w:p>
-            <w:pPr>
-              <w:pStyle w:val="Akapitzlist"/>
-              <w:spacing w:after="120"/>
-              <w:ind w:left="555"/>
-            </w:pPr>
-            <w:r>
-              <w:t>Monitoring IoT: czas nieaktywności z powodu awarii / całkowity czas pracy</w:t>
-            </w:r>
-          </w:p>
-        </w:tc>
-      </w:tr>
-      <w:tr>
-        <w:trPr>
-          <w:tblCellSpacing w:w="15" w:type="dxa"/>
-        </w:trPr>
-        <w:tc>
-          <w:tcPr>
-            <w:tcW w:w="0" w:type="auto"/>
-            <w:tcBorders>
-              <w:top w:val="single" w:sz="2" w:space="0" w:color="E3E3E3"/>
-              <w:left w:val="single" w:sz="2" w:space="0" w:color="E3E3E3"/>
-              <w:bottom w:val="single" w:sz="6" w:space="0" w:color="2E2E33"/>
-              <w:right w:val="single" w:sz="6" w:space="0" w:color="2E2E33"/>
-            </w:tcBorders>
-            <w:vAlign w:val="center"/>
-            <w:hideMark/>
-          </w:tcPr>
-          <w:p>
-            <w:pPr>
-              <w:pStyle w:val="Akapitzlist"/>
-              <w:spacing w:after="120"/>
-              <w:ind w:left="555"/>
-            </w:pPr>
-            <w:r>
-              <w:t>Konwersja zapytań na usługi</w:t>
-            </w:r>
-          </w:p>
-        </w:tc>
-        <w:tc>
-          <w:tcPr>
-            <w:tcW w:w="0" w:type="auto"/>
-            <w:tcBorders>
-              <w:top w:val="single" w:sz="2" w:space="0" w:color="E3E3E3"/>
-              <w:left w:val="single" w:sz="2" w:space="0" w:color="E3E3E3"/>
-              <w:bottom w:val="single" w:sz="6" w:space="0" w:color="2E2E33"/>
-              <w:right w:val="single" w:sz="6" w:space="0" w:color="2E2E33"/>
-            </w:tcBorders>
-            <w:vAlign w:val="center"/>
-            <w:hideMark/>
-          </w:tcPr>
-          <w:p>
-            <w:pPr>
-              <w:pStyle w:val="Akapitzlist"/>
-              <w:spacing w:after="120"/>
-              <w:ind w:left="555"/>
+              <w:jc w:val="center"/>
             </w:pPr>
             <w:r>
               <w:t>~45%</w:t>
@@ -1540,8 +1956,8 @@
           <w:tcPr>
             <w:tcW w:w="0" w:type="auto"/>
             <w:tcBorders>
-              <w:top w:val="single" w:sz="2" w:space="0" w:color="E3E3E3"/>
-              <w:left w:val="single" w:sz="2" w:space="0" w:color="E3E3E3"/>
+              <w:top w:val="single" w:sz="4" w:space="0" w:color="auto"/>
+              <w:left w:val="single" w:sz="4" w:space="0" w:color="auto"/>
               <w:bottom w:val="single" w:sz="6" w:space="0" w:color="2E2E33"/>
               <w:right w:val="single" w:sz="6" w:space="0" w:color="2E2E33"/>
             </w:tcBorders>
@@ -1550,9 +1966,8 @@
           </w:tcPr>
           <w:p>
             <w:pPr>
-              <w:pStyle w:val="Akapitzlist"/>
               <w:spacing w:after="120"/>
-              <w:ind w:left="555"/>
+              <w:jc w:val="center"/>
             </w:pPr>
             <w:r>
               <w:t>≥ 70%</w:t>
@@ -1563,19 +1978,17 @@
           <w:tcPr>
             <w:tcW w:w="0" w:type="auto"/>
             <w:tcBorders>
-              <w:top w:val="single" w:sz="2" w:space="0" w:color="auto"/>
+              <w:top w:val="single" w:sz="4" w:space="0" w:color="auto"/>
               <w:left w:val="single" w:sz="2" w:space="0" w:color="auto"/>
               <w:bottom w:val="single" w:sz="6" w:space="0" w:color="auto"/>
-              <w:right w:val="nil"/>
+              <w:right w:val="single" w:sz="4" w:space="0" w:color="auto"/>
             </w:tcBorders>
             <w:vAlign w:val="center"/>
             <w:hideMark/>
           </w:tcPr>
           <w:p>
             <w:pPr>
-              <w:pStyle w:val="Akapitzlist"/>
               <w:spacing w:after="120"/>
-              <w:ind w:left="555"/>
             </w:pPr>
             <w:r>
               <w:t>(liczba opłaconych zleceń / liczba zapytań) × 100%</w:t>
@@ -1584,15 +1997,12 @@
         </w:tc>
       </w:tr>
       <w:tr>
-        <w:trPr>
-          <w:tblCellSpacing w:w="15" w:type="dxa"/>
-        </w:trPr>
         <w:tc>
           <w:tcPr>
             <w:tcW w:w="0" w:type="auto"/>
             <w:tcBorders>
-              <w:top w:val="single" w:sz="2" w:space="0" w:color="E3E3E3"/>
-              <w:left w:val="single" w:sz="2" w:space="0" w:color="E3E3E3"/>
+              <w:top w:val="single" w:sz="4" w:space="0" w:color="auto"/>
+              <w:left w:val="single" w:sz="4" w:space="0" w:color="auto"/>
               <w:bottom w:val="single" w:sz="6" w:space="0" w:color="2E2E33"/>
               <w:right w:val="single" w:sz="6" w:space="0" w:color="2E2E33"/>
             </w:tcBorders>
@@ -1601,9 +2011,8 @@
           </w:tcPr>
           <w:p>
             <w:pPr>
-              <w:pStyle w:val="Akapitzlist"/>
               <w:spacing w:after="120"/>
-              <w:ind w:left="555"/>
+              <w:jc w:val="center"/>
             </w:pPr>
             <w:r>
               <w:t>Średnia wartość zamówienia</w:t>
@@ -1614,8 +2023,8 @@
           <w:tcPr>
             <w:tcW w:w="0" w:type="auto"/>
             <w:tcBorders>
-              <w:top w:val="single" w:sz="2" w:space="0" w:color="E3E3E3"/>
-              <w:left w:val="single" w:sz="2" w:space="0" w:color="E3E3E3"/>
+              <w:top w:val="single" w:sz="4" w:space="0" w:color="auto"/>
+              <w:left w:val="single" w:sz="4" w:space="0" w:color="auto"/>
               <w:bottom w:val="single" w:sz="6" w:space="0" w:color="2E2E33"/>
               <w:right w:val="single" w:sz="6" w:space="0" w:color="2E2E33"/>
             </w:tcBorders>
@@ -1624,9 +2033,8 @@
           </w:tcPr>
           <w:p>
             <w:pPr>
-              <w:pStyle w:val="Akapitzlist"/>
               <w:spacing w:after="120"/>
-              <w:ind w:left="555"/>
+              <w:jc w:val="center"/>
             </w:pPr>
             <w:r>
               <w:t>~350 PLN</w:t>
@@ -1637,8 +2045,8 @@
           <w:tcPr>
             <w:tcW w:w="0" w:type="auto"/>
             <w:tcBorders>
-              <w:top w:val="single" w:sz="2" w:space="0" w:color="E3E3E3"/>
-              <w:left w:val="single" w:sz="2" w:space="0" w:color="E3E3E3"/>
+              <w:top w:val="single" w:sz="4" w:space="0" w:color="auto"/>
+              <w:left w:val="single" w:sz="4" w:space="0" w:color="auto"/>
               <w:bottom w:val="single" w:sz="6" w:space="0" w:color="2E2E33"/>
               <w:right w:val="single" w:sz="6" w:space="0" w:color="2E2E33"/>
             </w:tcBorders>
@@ -1647,9 +2055,8 @@
           </w:tcPr>
           <w:p>
             <w:pPr>
-              <w:pStyle w:val="Akapitzlist"/>
               <w:spacing w:after="120"/>
-              <w:ind w:left="555"/>
+              <w:jc w:val="center"/>
             </w:pPr>
             <w:r>
               <w:t>~420 PLN</w:t>
@@ -1663,16 +2070,14 @@
               <w:top w:val="single" w:sz="2" w:space="0" w:color="auto"/>
               <w:left w:val="single" w:sz="2" w:space="0" w:color="auto"/>
               <w:bottom w:val="single" w:sz="6" w:space="0" w:color="auto"/>
-              <w:right w:val="nil"/>
+              <w:right w:val="single" w:sz="4" w:space="0" w:color="auto"/>
             </w:tcBorders>
             <w:vAlign w:val="center"/>
             <w:hideMark/>
           </w:tcPr>
           <w:p>
             <w:pPr>
-              <w:pStyle w:val="Akapitzlist"/>
               <w:spacing w:after="120"/>
-              <w:ind w:left="555"/>
             </w:pPr>
             <w:r>
               <w:t>Suma faktur / liczba zrealizowanych usług</w:t>
@@ -1681,15 +2086,12 @@
         </w:tc>
       </w:tr>
       <w:tr>
-        <w:trPr>
-          <w:tblCellSpacing w:w="15" w:type="dxa"/>
-        </w:trPr>
         <w:tc>
           <w:tcPr>
             <w:tcW w:w="0" w:type="auto"/>
             <w:tcBorders>
               <w:top w:val="single" w:sz="2" w:space="0" w:color="auto"/>
-              <w:left w:val="single" w:sz="2" w:space="0" w:color="auto"/>
+              <w:left w:val="single" w:sz="4" w:space="0" w:color="auto"/>
               <w:bottom w:val="single" w:sz="2" w:space="0" w:color="auto"/>
               <w:right w:val="single" w:sz="6" w:space="0" w:color="auto"/>
             </w:tcBorders>
@@ -1698,9 +2100,8 @@
           </w:tcPr>
           <w:p>
             <w:pPr>
-              <w:pStyle w:val="Akapitzlist"/>
               <w:spacing w:after="120"/>
-              <w:ind w:left="555"/>
+              <w:jc w:val="center"/>
             </w:pPr>
             <w:r>
               <w:t>Satysfakcja klienta (NPS)</w:t>
@@ -1721,9 +2122,8 @@
           </w:tcPr>
           <w:p>
             <w:pPr>
-              <w:pStyle w:val="Akapitzlist"/>
               <w:spacing w:after="120"/>
-              <w:ind w:left="555"/>
+              <w:jc w:val="center"/>
             </w:pPr>
             <w:r>
               <w:t>+25</w:t>
@@ -1735,7 +2135,7 @@
             <w:tcW w:w="0" w:type="auto"/>
             <w:tcBorders>
               <w:top w:val="single" w:sz="2" w:space="0" w:color="auto"/>
-              <w:left w:val="single" w:sz="2" w:space="0" w:color="auto"/>
+              <w:left w:val="single" w:sz="4" w:space="0" w:color="auto"/>
               <w:bottom w:val="single" w:sz="2" w:space="0" w:color="auto"/>
               <w:right w:val="single" w:sz="6" w:space="0" w:color="auto"/>
             </w:tcBorders>
@@ -1744,9 +2144,8 @@
           </w:tcPr>
           <w:p>
             <w:pPr>
-              <w:pStyle w:val="Akapitzlist"/>
               <w:spacing w:after="120"/>
-              <w:ind w:left="555"/>
+              <w:jc w:val="center"/>
             </w:pPr>
             <w:r>
               <w:t>+60</w:t>
@@ -1760,16 +2159,14 @@
               <w:top w:val="single" w:sz="2" w:space="0" w:color="auto"/>
               <w:left w:val="single" w:sz="2" w:space="0" w:color="auto"/>
               <w:bottom w:val="single" w:sz="2" w:space="0" w:color="auto"/>
-              <w:right w:val="nil"/>
+              <w:right w:val="single" w:sz="4" w:space="0" w:color="auto"/>
             </w:tcBorders>
             <w:vAlign w:val="center"/>
             <w:hideMark/>
           </w:tcPr>
           <w:p>
             <w:pPr>
-              <w:pStyle w:val="Akapitzlist"/>
               <w:spacing w:after="120"/>
-              <w:ind w:left="555"/>
             </w:pPr>
             <w:r>
               <w:t>Ankieta po usłudze: skala -100 do +100</w:t>
@@ -1794,20 +2191,14 @@
         <w:pStyle w:val="Akapitzlist"/>
         <w:spacing w:after="120"/>
         <w:ind w:left="555"/>
-      </w:pPr>
-      <w:r>
-        <w:rPr>
-          <w:b/>
-          <w:bCs/>
-        </w:rPr>
-        <w:t>Szacowany zwrot z inwestycji</w:t>
-      </w:r>
-      <w:r>
-        <w:rPr>
-          <w:b/>
-          <w:bCs/>
-        </w:rPr>
-        <w:t>:</w:t>
+        <w:jc w:val="both"/>
+      </w:pPr>
+      <w:r>
+        <w:rPr>
+          <w:b/>
+          <w:bCs/>
+        </w:rPr>
+        <w:t>Szacowany zwrot z inwestycji:</w:t>
       </w:r>
     </w:p>
     <w:p>
@@ -1818,6 +2209,7 @@
           <w:numId w:val="16"/>
         </w:numPr>
         <w:spacing w:after="120"/>
+        <w:jc w:val="both"/>
       </w:pPr>
       <w:r>
         <w:t>Wzrost przychodów: +30-35% w ciągu 12 miesięcy (lepsza konwersja, wyższa średnia wartość zlecenia),</w:t>
@@ -1831,6 +2223,7 @@
           <w:numId w:val="16"/>
         </w:numPr>
         <w:spacing w:after="120"/>
+        <w:jc w:val="both"/>
       </w:pPr>
       <w:r>
         <w:t>Redukcja kosztów operacyjnych: -15-20% (mniej błędów, lepsze wykorzystanie zasobów, prewencyjne utrzymanie sprzętu),</w:t>
@@ -1844,6 +2237,7 @@
           <w:numId w:val="16"/>
         </w:numPr>
         <w:spacing w:after="120"/>
+        <w:jc w:val="both"/>
       </w:pPr>
       <w:r>
         <w:t>Okres zwrotu nakładów: 8-10 miesięcy.</w:t>
@@ -1852,6 +2246,7 @@
     <w:p>
       <w:pPr>
         <w:spacing w:after="120"/>
+        <w:jc w:val="both"/>
       </w:pPr>
     </w:p>
     <w:p>
@@ -1859,6 +2254,7 @@
         <w:pStyle w:val="Akapitzlist"/>
         <w:spacing w:after="120"/>
         <w:ind w:left="555"/>
+        <w:jc w:val="both"/>
         <w:rPr>
           <w:b/>
           <w:bCs/>
@@ -1886,6 +2282,7 @@
           <w:numId w:val="17"/>
         </w:numPr>
         <w:spacing w:after="120"/>
+        <w:jc w:val="both"/>
       </w:pPr>
       <w:r>
         <w:rPr>
@@ -1906,6 +2303,7 @@
           <w:numId w:val="17"/>
         </w:numPr>
         <w:spacing w:after="120"/>
+        <w:jc w:val="both"/>
       </w:pPr>
       <w:r>
         <w:rPr>
@@ -1926,6 +2324,7 @@
           <w:numId w:val="17"/>
         </w:numPr>
         <w:spacing w:after="120"/>
+        <w:jc w:val="both"/>
       </w:pPr>
       <w:r>
         <w:rPr>
@@ -1946,6 +2345,7 @@
           <w:numId w:val="17"/>
         </w:numPr>
         <w:spacing w:after="120"/>
+        <w:jc w:val="both"/>
       </w:pPr>
       <w:r>
         <w:rPr>
@@ -1966,6 +2366,7 @@
           <w:numId w:val="17"/>
         </w:numPr>
         <w:spacing w:after="120"/>
+        <w:jc w:val="both"/>
       </w:pPr>
       <w:r>
         <w:rPr>
@@ -1975,7 +2376,15 @@
         <w:t>Proaktywne utrzymanie sprzętu</w:t>
       </w:r>
       <w:r>
-        <w:t xml:space="preserve"> – alerty IoT pozwalają reagować na problemy zanim dojdzie do awarii.</w:t>
+        <w:t xml:space="preserve"> – alerty </w:t>
+      </w:r>
+      <w:proofErr w:type="spellStart"/>
+      <w:r>
+        <w:t>IoT</w:t>
+      </w:r>
+      <w:proofErr w:type="spellEnd"/>
+      <w:r>
+        <w:t xml:space="preserve"> pozwalają reagować na problemy zanim dojdzie do awarii.</w:t>
       </w:r>
     </w:p>
     <w:p>
@@ -1986,6 +2395,7 @@
           <w:numId w:val="17"/>
         </w:numPr>
         <w:spacing w:after="120"/>
+        <w:jc w:val="both"/>
       </w:pPr>
       <w:r>
         <w:rPr>
@@ -2006,6 +2416,7 @@
           <w:numId w:val="17"/>
         </w:numPr>
         <w:spacing w:after="120"/>
+        <w:jc w:val="both"/>
       </w:pPr>
       <w:r>
         <w:rPr>
@@ -2026,6 +2437,7 @@
           <w:numId w:val="17"/>
         </w:numPr>
         <w:spacing w:after="120"/>
+        <w:jc w:val="both"/>
       </w:pPr>
       <w:r>
         <w:rPr>
@@ -2046,13 +2458,13 @@
           <w:numId w:val="17"/>
         </w:numPr>
         <w:spacing w:after="120"/>
-      </w:pPr>
-      <w:r>
-        <w:rPr>
-          <w:b/>
-          <w:bCs/>
-        </w:rPr>
-        <w:lastRenderedPageBreak/>
+        <w:jc w:val="both"/>
+      </w:pPr>
+      <w:r>
+        <w:rPr>
+          <w:b/>
+          <w:bCs/>
+        </w:rPr>
         <w:t>Wsparcie decyzji zarządczych</w:t>
       </w:r>
       <w:r>
@@ -2067,6 +2479,7 @@
           <w:numId w:val="17"/>
         </w:numPr>
         <w:spacing w:after="120"/>
+        <w:jc w:val="both"/>
       </w:pPr>
       <w:r>
         <w:rPr>
@@ -2081,16 +2494,37 @@
     </w:p>
     <w:p>
       <w:pPr>
-        <w:pStyle w:val="Akapitzlist"/>
-        <w:spacing w:after="120"/>
-        <w:ind w:left="555"/>
-      </w:pPr>
-    </w:p>
-    <w:p>
-      <w:pPr>
-        <w:spacing w:after="120"/>
-      </w:pPr>
-      <w:r>
+        <w:spacing w:after="120"/>
+      </w:pPr>
+    </w:p>
+    <w:p>
+      <w:pPr>
+        <w:spacing w:after="120"/>
+      </w:pPr>
+    </w:p>
+    <w:p>
+      <w:pPr>
+        <w:spacing w:after="120"/>
+      </w:pPr>
+    </w:p>
+    <w:p>
+      <w:pPr>
+        <w:spacing w:after="120"/>
+      </w:pPr>
+    </w:p>
+    <w:p>
+      <w:pPr>
+        <w:spacing w:after="120"/>
+      </w:pPr>
+    </w:p>
+    <w:p>
+      <w:pPr>
+        <w:spacing w:after="120"/>
+      </w:pPr>
+    </w:p>
+    <w:p>
+      <w:pPr>
+        <w:spacing w:after="120"/>
         <w:rPr>
           <w:b/>
           <w:bCs/>
@@ -2098,8 +2532,7 @@
           <w:szCs w:val="40"/>
           <w:u w:val="single"/>
         </w:rPr>
-        <w:t>5.4</w:t>
-      </w:r>
+      </w:pPr>
       <w:r>
         <w:rPr>
           <w:b/>
@@ -2108,7 +2541,8 @@
           <w:szCs w:val="40"/>
           <w:u w:val="single"/>
         </w:rPr>
-        <w:t>. Propozycje interfejsu użytkownika</w:t>
+        <w:lastRenderedPageBreak/>
+        <w:t>4. Perspektywa przypadków użycia</w:t>
       </w:r>
     </w:p>
     <w:p>
@@ -2116,11 +2550,1385 @@
         <w:pStyle w:val="Akapitzlist"/>
         <w:spacing w:after="120"/>
         <w:ind w:left="555"/>
-      </w:pPr>
-      <w:r>
-        <w:rPr>
-          <w:noProof/>
-        </w:rPr>
+        <w:rPr>
+          <w:b/>
+          <w:bCs/>
+          <w:sz w:val="16"/>
+          <w:szCs w:val="16"/>
+          <w:u w:val="single"/>
+        </w:rPr>
+      </w:pPr>
+      <w:r>
+        <w:rPr>
+          <w:b/>
+          <w:bCs/>
+          <w:sz w:val="28"/>
+          <w:szCs w:val="28"/>
+          <w:u w:val="single"/>
+        </w:rPr>
+        <w:t>4</w:t>
+      </w:r>
+      <w:r>
+        <w:rPr>
+          <w:b/>
+          <w:bCs/>
+          <w:sz w:val="28"/>
+          <w:szCs w:val="28"/>
+          <w:u w:val="single"/>
+        </w:rPr>
+        <w:t>.</w:t>
+      </w:r>
+      <w:r>
+        <w:rPr>
+          <w:b/>
+          <w:bCs/>
+          <w:sz w:val="28"/>
+          <w:szCs w:val="28"/>
+          <w:u w:val="single"/>
+        </w:rPr>
+        <w:t>1</w:t>
+      </w:r>
+      <w:r>
+        <w:rPr>
+          <w:b/>
+          <w:bCs/>
+          <w:sz w:val="28"/>
+          <w:szCs w:val="28"/>
+          <w:u w:val="single"/>
+        </w:rPr>
+        <w:t xml:space="preserve">. </w:t>
+      </w:r>
+      <w:r>
+        <w:rPr>
+          <w:b/>
+          <w:bCs/>
+          <w:sz w:val="28"/>
+          <w:szCs w:val="28"/>
+          <w:u w:val="single"/>
+        </w:rPr>
+        <w:t>Diagram przypadków użycia</w:t>
+      </w:r>
+      <w:r>
+        <w:rPr>
+          <w:b/>
+          <w:bCs/>
+          <w:sz w:val="28"/>
+          <w:szCs w:val="28"/>
+          <w:u w:val="single"/>
+        </w:rPr>
+        <w:br/>
+      </w:r>
+    </w:p>
+    <w:p>
+      <w:pPr>
+        <w:pStyle w:val="Akapitzlist"/>
+        <w:spacing w:after="120"/>
+        <w:ind w:left="555"/>
+        <w:jc w:val="center"/>
+        <w:rPr>
+          <w:b/>
+          <w:bCs/>
+          <w:sz w:val="28"/>
+          <w:szCs w:val="28"/>
+          <w:u w:val="single"/>
+        </w:rPr>
+      </w:pPr>
+      <w:r>
+        <w:drawing>
+          <wp:inline distT="0" distB="0" distL="0" distR="0" wp14:anchorId="35978BBC" wp14:editId="7B09ED02">
+            <wp:extent cx="4622800" cy="8607591"/>
+            <wp:effectExtent l="0" t="0" r="6350" b="3175"/>
+            <wp:docPr id="1174770090" name="Obraz 1"/>
+            <wp:cNvGraphicFramePr>
+              <a:graphicFrameLocks xmlns:a="http://schemas.openxmlformats.org/drawingml/2006/main" noChangeAspect="1"/>
+            </wp:cNvGraphicFramePr>
+            <a:graphic xmlns:a="http://schemas.openxmlformats.org/drawingml/2006/main">
+              <a:graphicData uri="http://schemas.openxmlformats.org/drawingml/2006/picture">
+                <pic:pic xmlns:pic="http://schemas.openxmlformats.org/drawingml/2006/picture">
+                  <pic:nvPicPr>
+                    <pic:cNvPr id="0" name="Picture 1"/>
+                    <pic:cNvPicPr>
+                      <a:picLocks noChangeAspect="1" noChangeArrowheads="1"/>
+                    </pic:cNvPicPr>
+                  </pic:nvPicPr>
+                  <pic:blipFill>
+                    <a:blip r:embed="rId5">
+                      <a:extLst>
+                        <a:ext uri="{28A0092B-C50C-407E-A947-70E740481C1C}">
+                          <a14:useLocalDpi xmlns:a14="http://schemas.microsoft.com/office/drawing/2010/main" val="0"/>
+                        </a:ext>
+                      </a:extLst>
+                    </a:blip>
+                    <a:srcRect/>
+                    <a:stretch>
+                      <a:fillRect/>
+                    </a:stretch>
+                  </pic:blipFill>
+                  <pic:spPr bwMode="auto">
+                    <a:xfrm>
+                      <a:off x="0" y="0"/>
+                      <a:ext cx="4633053" cy="8626681"/>
+                    </a:xfrm>
+                    <a:prstGeom prst="rect">
+                      <a:avLst/>
+                    </a:prstGeom>
+                    <a:noFill/>
+                    <a:ln>
+                      <a:noFill/>
+                    </a:ln>
+                  </pic:spPr>
+                </pic:pic>
+              </a:graphicData>
+            </a:graphic>
+          </wp:inline>
+        </w:drawing>
+      </w:r>
+    </w:p>
+    <w:p>
+      <w:pPr>
+        <w:pStyle w:val="Akapitzlist"/>
+        <w:spacing w:after="120"/>
+        <w:ind w:left="555"/>
+        <w:jc w:val="both"/>
+        <w:rPr>
+          <w:b/>
+          <w:bCs/>
+          <w:sz w:val="24"/>
+          <w:szCs w:val="24"/>
+          <w:u w:val="single"/>
+        </w:rPr>
+      </w:pPr>
+      <w:r>
+        <w:rPr>
+          <w:b/>
+          <w:bCs/>
+          <w:sz w:val="24"/>
+          <w:szCs w:val="24"/>
+          <w:u w:val="single"/>
+        </w:rPr>
+        <w:lastRenderedPageBreak/>
+        <w:t>4.1.</w:t>
+      </w:r>
+      <w:r>
+        <w:rPr>
+          <w:b/>
+          <w:bCs/>
+          <w:sz w:val="24"/>
+          <w:szCs w:val="24"/>
+          <w:u w:val="single"/>
+        </w:rPr>
+        <w:t>1</w:t>
+      </w:r>
+      <w:r>
+        <w:rPr>
+          <w:b/>
+          <w:bCs/>
+          <w:sz w:val="24"/>
+          <w:szCs w:val="24"/>
+          <w:u w:val="single"/>
+        </w:rPr>
+        <w:t xml:space="preserve"> </w:t>
+      </w:r>
+      <w:r>
+        <w:rPr>
+          <w:b/>
+          <w:bCs/>
+          <w:sz w:val="24"/>
+          <w:szCs w:val="24"/>
+          <w:u w:val="single"/>
+        </w:rPr>
+        <w:t>Opisy wszystkich aktorów:</w:t>
+      </w:r>
+    </w:p>
+    <w:p>
+      <w:pPr>
+        <w:pStyle w:val="Akapitzlist"/>
+        <w:numPr>
+          <w:ilvl w:val="0"/>
+          <w:numId w:val="18"/>
+        </w:numPr>
+        <w:spacing w:after="120"/>
+        <w:ind w:left="709"/>
+        <w:jc w:val="both"/>
+      </w:pPr>
+      <w:r>
+        <w:rPr>
+          <w:b/>
+          <w:bCs/>
+        </w:rPr>
+        <w:t>Klient</w:t>
+      </w:r>
+      <w:r>
+        <w:t xml:space="preserve"> – </w:t>
+      </w:r>
+      <w:r>
+        <w:t>główny użytkownik portalu. Zgłasza chęć wyczyszczenia posesji, wgrywa zdjęcia, wybiera termin, opłaca zadatek, a po wszystkim akceptuje wykonaną pracę lub zgłasza reklamację.</w:t>
+      </w:r>
+    </w:p>
+    <w:p>
+      <w:pPr>
+        <w:pStyle w:val="Akapitzlist"/>
+        <w:numPr>
+          <w:ilvl w:val="0"/>
+          <w:numId w:val="18"/>
+        </w:numPr>
+        <w:spacing w:after="120"/>
+        <w:ind w:left="709"/>
+        <w:jc w:val="both"/>
+      </w:pPr>
+      <w:r>
+        <w:rPr>
+          <w:b/>
+          <w:bCs/>
+        </w:rPr>
+        <w:t>Operator myjki</w:t>
+      </w:r>
+      <w:r>
+        <w:t xml:space="preserve"> </w:t>
+      </w:r>
+      <w:r>
+        <w:t xml:space="preserve">– </w:t>
+      </w:r>
+      <w:r>
+        <w:t>pracownik terenowy. Korzysta z aplikacji na tablecie, gdzie widzi plan dnia, adresy, wskazówki dojazdu i instrukcje od klienta. Odznacza w systemie rozpoczęcie i zakończenie pracy.</w:t>
+      </w:r>
+    </w:p>
+    <w:p>
+      <w:pPr>
+        <w:pStyle w:val="Akapitzlist"/>
+        <w:numPr>
+          <w:ilvl w:val="0"/>
+          <w:numId w:val="18"/>
+        </w:numPr>
+        <w:spacing w:after="120"/>
+        <w:ind w:left="709"/>
+        <w:jc w:val="both"/>
+      </w:pPr>
+      <w:r>
+        <w:rPr>
+          <w:b/>
+          <w:bCs/>
+        </w:rPr>
+        <w:t>Administrator / Pan Zenon</w:t>
+      </w:r>
+      <w:r>
+        <w:t xml:space="preserve"> – </w:t>
+      </w:r>
+      <w:r>
+        <w:t>właściciel lub osoba zarządzająca. Loguje się do panelu, aby przeglądać statystyki przychodów, oceniać wydajność ekip i kontrolować stany magazynowe Turbo-Piany.</w:t>
+      </w:r>
+    </w:p>
+    <w:p>
+      <w:pPr>
+        <w:pStyle w:val="Akapitzlist"/>
+        <w:numPr>
+          <w:ilvl w:val="0"/>
+          <w:numId w:val="18"/>
+        </w:numPr>
+        <w:spacing w:after="120"/>
+        <w:ind w:left="709"/>
+        <w:jc w:val="both"/>
+      </w:pPr>
+      <w:r>
+        <w:rPr>
+          <w:b/>
+          <w:bCs/>
+        </w:rPr>
+        <w:t>Pracownik techniczny</w:t>
+      </w:r>
+      <w:r>
+        <w:t xml:space="preserve"> – </w:t>
+      </w:r>
+      <w:r>
+        <w:t>osoba odpowiedzialna za flotę. Diagnozuje stan myjek, oznacza zepsute jako wymagające naprawy i przypisuje ekipom sprzęt zastępczy, aby zachować ciągłość pracy.</w:t>
+      </w:r>
+    </w:p>
+    <w:p>
+      <w:pPr>
+        <w:pStyle w:val="Akapitzlist"/>
+        <w:numPr>
+          <w:ilvl w:val="0"/>
+          <w:numId w:val="18"/>
+        </w:numPr>
+        <w:spacing w:after="120"/>
+        <w:ind w:left="709"/>
+        <w:jc w:val="both"/>
+      </w:pPr>
+      <w:r>
+        <w:rPr>
+          <w:b/>
+          <w:bCs/>
+        </w:rPr>
+        <w:t>Dział serwisowy</w:t>
+      </w:r>
+      <w:r>
+        <w:t xml:space="preserve"> </w:t>
+      </w:r>
+      <w:r>
+        <w:t xml:space="preserve">– </w:t>
+      </w:r>
+      <w:r>
+        <w:t>zespół zajmujący się fizyczną naprawą zepsutych myjek. W systemie odnotowuje jedynie, że sprzęt został naprawiony i może wrócić do użytku.</w:t>
+      </w:r>
+    </w:p>
+    <w:p>
+      <w:pPr>
+        <w:pStyle w:val="Akapitzlist"/>
+        <w:numPr>
+          <w:ilvl w:val="0"/>
+          <w:numId w:val="18"/>
+        </w:numPr>
+        <w:spacing w:after="120"/>
+        <w:ind w:left="709"/>
+        <w:jc w:val="both"/>
+      </w:pPr>
+      <w:r>
+        <w:rPr>
+          <w:b/>
+          <w:bCs/>
+        </w:rPr>
+        <w:t>System (</w:t>
+      </w:r>
+      <w:proofErr w:type="spellStart"/>
+      <w:r>
+        <w:rPr>
+          <w:b/>
+          <w:bCs/>
+        </w:rPr>
+        <w:t>Timer</w:t>
+      </w:r>
+      <w:proofErr w:type="spellEnd"/>
+      <w:r>
+        <w:rPr>
+          <w:b/>
+          <w:bCs/>
+        </w:rPr>
+        <w:t>)</w:t>
+      </w:r>
+      <w:r>
+        <w:t xml:space="preserve"> </w:t>
+      </w:r>
+      <w:r>
+        <w:t xml:space="preserve">– </w:t>
+      </w:r>
+      <w:r>
+        <w:t xml:space="preserve">automat działający w tle. Odpowiada za pilnowanie czasu i stanów </w:t>
+      </w:r>
+      <w:r>
+        <w:t xml:space="preserve">– </w:t>
+      </w:r>
+      <w:r>
+        <w:t>usuwa rezerwacje nieopłacone w ciągu 20 minut i generuje zapytania ofertowe na chemię, gdy jej brakuje.</w:t>
+      </w:r>
+    </w:p>
+    <w:p>
+      <w:pPr>
+        <w:pStyle w:val="Akapitzlist"/>
+        <w:numPr>
+          <w:ilvl w:val="0"/>
+          <w:numId w:val="18"/>
+        </w:numPr>
+        <w:spacing w:after="120"/>
+        <w:ind w:left="709"/>
+        <w:jc w:val="both"/>
+      </w:pPr>
+      <w:r>
+        <w:rPr>
+          <w:b/>
+          <w:bCs/>
+        </w:rPr>
+        <w:t>Bramka płatności</w:t>
+      </w:r>
+      <w:r>
+        <w:t xml:space="preserve"> </w:t>
+      </w:r>
+      <w:r>
+        <w:t xml:space="preserve">– </w:t>
+      </w:r>
+      <w:r>
+        <w:t>zewnętrzny system finansowy (np. PayU, Przelewy24). Obsługuje transakcję opłacania zadatku przez klienta.</w:t>
+      </w:r>
+    </w:p>
+    <w:p>
+      <w:pPr>
+        <w:pStyle w:val="Akapitzlist"/>
+        <w:numPr>
+          <w:ilvl w:val="0"/>
+          <w:numId w:val="18"/>
+        </w:numPr>
+        <w:spacing w:after="120"/>
+        <w:ind w:left="709"/>
+        <w:jc w:val="both"/>
+      </w:pPr>
+      <w:r>
+        <w:rPr>
+          <w:b/>
+          <w:bCs/>
+        </w:rPr>
+        <w:t>Dostawca hurtowy</w:t>
+      </w:r>
+      <w:r>
+        <w:t xml:space="preserve"> </w:t>
+      </w:r>
+      <w:r>
+        <w:t xml:space="preserve">– </w:t>
+      </w:r>
+      <w:r>
+        <w:t>zewnętrzna hurtownia chemii czyszczącej. W systemie jest jedynie odbiorcą – otrzymuje automatyczne zapytania ofertowe, gdy poziom Turbo-Piany spadnie poniżej określonego progu.</w:t>
+      </w:r>
+    </w:p>
+    <w:p>
+      <w:pPr>
+        <w:pStyle w:val="Akapitzlist"/>
+        <w:numPr>
+          <w:ilvl w:val="0"/>
+          <w:numId w:val="18"/>
+        </w:numPr>
+        <w:spacing w:after="120"/>
+        <w:ind w:left="709"/>
+        <w:jc w:val="both"/>
+      </w:pPr>
+      <w:r>
+        <w:rPr>
+          <w:b/>
+          <w:bCs/>
+        </w:rPr>
+        <w:t xml:space="preserve">Moduł </w:t>
+      </w:r>
+      <w:proofErr w:type="spellStart"/>
+      <w:r>
+        <w:rPr>
+          <w:b/>
+          <w:bCs/>
+        </w:rPr>
+        <w:t>IoT</w:t>
+      </w:r>
+      <w:proofErr w:type="spellEnd"/>
+      <w:r>
+        <w:rPr>
+          <w:b/>
+          <w:bCs/>
+        </w:rPr>
+        <w:t xml:space="preserve"> myjki</w:t>
+      </w:r>
+      <w:r>
+        <w:t xml:space="preserve"> </w:t>
+      </w:r>
+      <w:r>
+        <w:t xml:space="preserve">– </w:t>
+      </w:r>
+      <w:r>
+        <w:t>sprzętowe czujniki wbudowane w maszynę. Niezależnie od człowieka monitorują temperaturę silnika i przepływ wody, a przy ryzyku awarii (np. przegrzania) automatycznie blokują urządzenie.</w:t>
+      </w:r>
+    </w:p>
+    <w:p>
+      <w:pPr>
+        <w:spacing w:after="120"/>
+      </w:pPr>
+    </w:p>
+    <w:p>
+      <w:pPr>
+        <w:pStyle w:val="Akapitzlist"/>
+        <w:spacing w:after="120"/>
+        <w:ind w:left="555"/>
+        <w:jc w:val="both"/>
+        <w:rPr>
+          <w:b/>
+          <w:bCs/>
+          <w:sz w:val="24"/>
+          <w:szCs w:val="24"/>
+          <w:u w:val="single"/>
+        </w:rPr>
+      </w:pPr>
+      <w:r>
+        <w:rPr>
+          <w:b/>
+          <w:bCs/>
+          <w:sz w:val="24"/>
+          <w:szCs w:val="24"/>
+          <w:u w:val="single"/>
+        </w:rPr>
+        <w:t>4.1.</w:t>
+      </w:r>
+      <w:r>
+        <w:rPr>
+          <w:b/>
+          <w:bCs/>
+          <w:sz w:val="24"/>
+          <w:szCs w:val="24"/>
+          <w:u w:val="single"/>
+        </w:rPr>
+        <w:t>2</w:t>
+      </w:r>
+      <w:r>
+        <w:rPr>
+          <w:b/>
+          <w:bCs/>
+          <w:sz w:val="24"/>
+          <w:szCs w:val="24"/>
+          <w:u w:val="single"/>
+        </w:rPr>
+        <w:t xml:space="preserve"> </w:t>
+      </w:r>
+      <w:r>
+        <w:rPr>
+          <w:b/>
+          <w:bCs/>
+          <w:sz w:val="24"/>
+          <w:szCs w:val="24"/>
+          <w:u w:val="single"/>
+        </w:rPr>
+        <w:t>Opisy wybranych przypadków użycia</w:t>
+      </w:r>
+      <w:r>
+        <w:rPr>
+          <w:b/>
+          <w:bCs/>
+          <w:sz w:val="24"/>
+          <w:szCs w:val="24"/>
+          <w:u w:val="single"/>
+        </w:rPr>
+        <w:t>:</w:t>
+      </w:r>
+    </w:p>
+    <w:p>
+      <w:pPr>
+        <w:pStyle w:val="Akapitzlist"/>
+        <w:numPr>
+          <w:ilvl w:val="0"/>
+          <w:numId w:val="20"/>
+        </w:numPr>
+        <w:spacing w:after="120"/>
+        <w:jc w:val="both"/>
+        <w:rPr>
+          <w:b/>
+          <w:bCs/>
+        </w:rPr>
+      </w:pPr>
+      <w:r>
+        <w:rPr>
+          <w:b/>
+          <w:bCs/>
+        </w:rPr>
+        <w:t>Przypadek 1: Zgłoszenie usługi czyszczenia (wraz z wyceną i zdjęciem)</w:t>
+      </w:r>
+    </w:p>
+    <w:p>
+      <w:pPr>
+        <w:pStyle w:val="Akapitzlist"/>
+        <w:numPr>
+          <w:ilvl w:val="0"/>
+          <w:numId w:val="19"/>
+        </w:numPr>
+        <w:spacing w:after="120"/>
+        <w:jc w:val="both"/>
+      </w:pPr>
+      <w:r>
+        <w:rPr>
+          <w:b/>
+          <w:bCs/>
+        </w:rPr>
+        <w:t>Aktorzy:</w:t>
+      </w:r>
+      <w:r>
+        <w:t xml:space="preserve"> Klient</w:t>
+      </w:r>
+    </w:p>
+    <w:p>
+      <w:pPr>
+        <w:pStyle w:val="Akapitzlist"/>
+        <w:numPr>
+          <w:ilvl w:val="0"/>
+          <w:numId w:val="19"/>
+        </w:numPr>
+        <w:spacing w:after="120"/>
+        <w:jc w:val="both"/>
+      </w:pPr>
+      <w:r>
+        <w:rPr>
+          <w:b/>
+          <w:bCs/>
+        </w:rPr>
+        <w:t>Opis ciągu zdarzeń:</w:t>
+      </w:r>
+    </w:p>
+    <w:p>
+      <w:pPr>
+        <w:pStyle w:val="Akapitzlist"/>
+        <w:numPr>
+          <w:ilvl w:val="1"/>
+          <w:numId w:val="19"/>
+        </w:numPr>
+        <w:spacing w:after="120"/>
+        <w:jc w:val="both"/>
+      </w:pPr>
+      <w:r>
+        <w:rPr>
+          <w:i/>
+          <w:iCs/>
+        </w:rPr>
+        <w:t>Podstawowy:</w:t>
+      </w:r>
+      <w:r>
+        <w:t xml:space="preserve"> Klient w portalu wybiera kategorię obiektu i podaje jego powierzchnię. Następnie wgrywa zdjęcie zabrudzeń (system wymusza ten krok). System analizuje dane i natychmiast wyświetla wstępną wycenę.</w:t>
+      </w:r>
+    </w:p>
+    <w:p>
+      <w:pPr>
+        <w:pStyle w:val="Akapitzlist"/>
+        <w:numPr>
+          <w:ilvl w:val="1"/>
+          <w:numId w:val="19"/>
+        </w:numPr>
+        <w:spacing w:after="120"/>
+        <w:jc w:val="both"/>
+      </w:pPr>
+      <w:r>
+        <w:rPr>
+          <w:i/>
+          <w:iCs/>
+        </w:rPr>
+        <w:t>Alternatywny (awaryjny):</w:t>
+      </w:r>
+      <w:r>
+        <w:t xml:space="preserve"> Klient wgrywa plik w złym formacie lub za duży. System wyświetla błąd, przerywa proces i prosi o załączenie prawidłowego pliku graficznego.</w:t>
+      </w:r>
+    </w:p>
+    <w:p>
+      <w:pPr>
+        <w:pStyle w:val="Akapitzlist"/>
+        <w:numPr>
+          <w:ilvl w:val="0"/>
+          <w:numId w:val="19"/>
+        </w:numPr>
+        <w:spacing w:after="120"/>
+        <w:jc w:val="both"/>
+      </w:pPr>
+      <w:r>
+        <w:rPr>
+          <w:b/>
+          <w:bCs/>
+        </w:rPr>
+        <w:t>Częstotliwość</w:t>
+      </w:r>
+      <w:r>
+        <w:rPr>
+          <w:b/>
+          <w:bCs/>
+        </w:rPr>
+        <w:t xml:space="preserve"> wykonania</w:t>
+      </w:r>
+      <w:r>
+        <w:rPr>
+          <w:b/>
+          <w:bCs/>
+        </w:rPr>
+        <w:t xml:space="preserve">, </w:t>
+      </w:r>
+      <w:r>
+        <w:rPr>
+          <w:b/>
+          <w:bCs/>
+        </w:rPr>
+        <w:t xml:space="preserve">przewidywane </w:t>
+      </w:r>
+      <w:r>
+        <w:rPr>
+          <w:b/>
+          <w:bCs/>
+        </w:rPr>
+        <w:t>spiętrzenia i czasy</w:t>
+      </w:r>
+      <w:r>
+        <w:rPr>
+          <w:b/>
+          <w:bCs/>
+        </w:rPr>
+        <w:t xml:space="preserve"> realizacji</w:t>
+      </w:r>
+      <w:r>
+        <w:rPr>
+          <w:b/>
+          <w:bCs/>
+        </w:rPr>
+        <w:t>:</w:t>
+      </w:r>
+    </w:p>
+    <w:p>
+      <w:pPr>
+        <w:pStyle w:val="Akapitzlist"/>
+        <w:numPr>
+          <w:ilvl w:val="1"/>
+          <w:numId w:val="19"/>
+        </w:numPr>
+        <w:spacing w:after="120"/>
+        <w:jc w:val="both"/>
+      </w:pPr>
+      <w:r>
+        <w:rPr>
+          <w:i/>
+          <w:iCs/>
+        </w:rPr>
+        <w:t>Częstotliwość:</w:t>
+      </w:r>
+      <w:r>
+        <w:t xml:space="preserve"> Bardzo wysoka (kilkadziesiąt razy dziennie).</w:t>
+      </w:r>
+    </w:p>
+    <w:p>
+      <w:pPr>
+        <w:pStyle w:val="Akapitzlist"/>
+        <w:numPr>
+          <w:ilvl w:val="1"/>
+          <w:numId w:val="19"/>
+        </w:numPr>
+        <w:spacing w:after="120"/>
+        <w:jc w:val="both"/>
+      </w:pPr>
+      <w:r>
+        <w:rPr>
+          <w:i/>
+          <w:iCs/>
+        </w:rPr>
+        <w:t>Spiętrzenia:</w:t>
+      </w:r>
+      <w:r>
+        <w:t xml:space="preserve"> Sezon wiosenno-letni oraz popołudnia (po godzinach pracy).</w:t>
+      </w:r>
+    </w:p>
+    <w:p>
+      <w:pPr>
+        <w:pStyle w:val="Akapitzlist"/>
+        <w:numPr>
+          <w:ilvl w:val="1"/>
+          <w:numId w:val="19"/>
+        </w:numPr>
+        <w:spacing w:after="120"/>
+        <w:jc w:val="both"/>
+      </w:pPr>
+      <w:r>
+        <w:rPr>
+          <w:i/>
+          <w:iCs/>
+        </w:rPr>
+        <w:t>Czas realizacji:</w:t>
+      </w:r>
+      <w:r>
+        <w:t xml:space="preserve"> Typowy: 2-3 minuty. Maksymalny: ok. 10 minut.</w:t>
+      </w:r>
+    </w:p>
+    <w:p>
+      <w:pPr>
+        <w:pStyle w:val="Akapitzlist"/>
+        <w:numPr>
+          <w:ilvl w:val="0"/>
+          <w:numId w:val="19"/>
+        </w:numPr>
+        <w:spacing w:after="120"/>
+        <w:jc w:val="both"/>
+      </w:pPr>
+      <w:r>
+        <w:rPr>
+          <w:b/>
+          <w:bCs/>
+        </w:rPr>
+        <w:t>Wartość po zakończeniu:</w:t>
+      </w:r>
+      <w:r>
+        <w:t xml:space="preserve"> Klient od razu poznaje szacunkowy koszt usługi, a firma zyskuje niezbędne dane (powierzchnia, stopień zabrudzenia) potrzebne do jej realizacji.</w:t>
+      </w:r>
+    </w:p>
+    <w:p>
+      <w:pPr>
+        <w:spacing w:after="120"/>
+        <w:jc w:val="both"/>
+      </w:pPr>
+    </w:p>
+    <w:p>
+      <w:pPr>
+        <w:spacing w:after="120"/>
+        <w:jc w:val="both"/>
+      </w:pPr>
+    </w:p>
+    <w:p>
+      <w:pPr>
+        <w:spacing w:after="120"/>
+        <w:jc w:val="both"/>
+      </w:pPr>
+    </w:p>
+    <w:p>
+      <w:pPr>
+        <w:spacing w:after="120"/>
+        <w:jc w:val="both"/>
+      </w:pPr>
+    </w:p>
+    <w:p>
+      <w:pPr>
+        <w:pStyle w:val="Akapitzlist"/>
+        <w:numPr>
+          <w:ilvl w:val="0"/>
+          <w:numId w:val="20"/>
+        </w:numPr>
+        <w:spacing w:after="120"/>
+        <w:jc w:val="both"/>
+        <w:rPr>
+          <w:b/>
+          <w:bCs/>
+        </w:rPr>
+      </w:pPr>
+      <w:r>
+        <w:rPr>
+          <w:b/>
+          <w:bCs/>
+        </w:rPr>
+        <w:lastRenderedPageBreak/>
+        <w:t>Przypadek 2: Wpłacenie zadatku</w:t>
+      </w:r>
+    </w:p>
+    <w:p>
+      <w:pPr>
+        <w:pStyle w:val="Akapitzlist"/>
+        <w:numPr>
+          <w:ilvl w:val="0"/>
+          <w:numId w:val="19"/>
+        </w:numPr>
+        <w:spacing w:after="120"/>
+        <w:jc w:val="both"/>
+      </w:pPr>
+      <w:r>
+        <w:rPr>
+          <w:b/>
+          <w:bCs/>
+        </w:rPr>
+        <w:t>Aktorzy:</w:t>
+      </w:r>
+      <w:r>
+        <w:t xml:space="preserve"> Klient</w:t>
+      </w:r>
+      <w:r>
+        <w:t>, Bramka płatności</w:t>
+      </w:r>
+    </w:p>
+    <w:p>
+      <w:pPr>
+        <w:pStyle w:val="Akapitzlist"/>
+        <w:numPr>
+          <w:ilvl w:val="0"/>
+          <w:numId w:val="19"/>
+        </w:numPr>
+        <w:spacing w:after="120"/>
+        <w:jc w:val="both"/>
+      </w:pPr>
+      <w:r>
+        <w:rPr>
+          <w:b/>
+          <w:bCs/>
+        </w:rPr>
+        <w:t>Opis ciągu zdarzeń:</w:t>
+      </w:r>
+    </w:p>
+    <w:p>
+      <w:pPr>
+        <w:pStyle w:val="Akapitzlist"/>
+        <w:numPr>
+          <w:ilvl w:val="1"/>
+          <w:numId w:val="19"/>
+        </w:numPr>
+        <w:spacing w:after="120"/>
+        <w:jc w:val="both"/>
+      </w:pPr>
+      <w:r>
+        <w:rPr>
+          <w:i/>
+          <w:iCs/>
+        </w:rPr>
+        <w:t>Podstawowy:</w:t>
+      </w:r>
+      <w:r>
+        <w:t xml:space="preserve"> Po wybraniu terminu klient klika "Przejdź do płatności zadatku" i trafia do zewnętrznej bramki płatności. Po udanej autoryzacji przelewu bramka odsyła potwierdzenie do systemu, a rezerwacja zmienia status na "pewne".</w:t>
+      </w:r>
+    </w:p>
+    <w:p>
+      <w:pPr>
+        <w:pStyle w:val="Akapitzlist"/>
+        <w:numPr>
+          <w:ilvl w:val="1"/>
+          <w:numId w:val="19"/>
+        </w:numPr>
+        <w:spacing w:after="120"/>
+        <w:jc w:val="both"/>
+      </w:pPr>
+      <w:r>
+        <w:rPr>
+          <w:i/>
+          <w:iCs/>
+        </w:rPr>
+        <w:t>Alternatywny (awaryjny):</w:t>
+      </w:r>
+      <w:r>
+        <w:t xml:space="preserve"> Klient rezygnuje w trakcie płatności lub brakuje mu środków. Bramka odsyła informację o błędzie. Zlecenie pozostaje "niepotwierdzone", a 20-minutowy licznik na opłatę biegnie dalej.</w:t>
+      </w:r>
+    </w:p>
+    <w:p>
+      <w:pPr>
+        <w:pStyle w:val="Akapitzlist"/>
+        <w:numPr>
+          <w:ilvl w:val="0"/>
+          <w:numId w:val="19"/>
+        </w:numPr>
+        <w:spacing w:after="120"/>
+        <w:jc w:val="both"/>
+      </w:pPr>
+      <w:r>
+        <w:rPr>
+          <w:b/>
+          <w:bCs/>
+        </w:rPr>
+        <w:t>Częstotliwość wykonania, przewidywane spiętrzenia i czasy realizacji:</w:t>
+      </w:r>
+    </w:p>
+    <w:p>
+      <w:pPr>
+        <w:pStyle w:val="Akapitzlist"/>
+        <w:numPr>
+          <w:ilvl w:val="1"/>
+          <w:numId w:val="19"/>
+        </w:numPr>
+        <w:spacing w:after="120"/>
+        <w:jc w:val="both"/>
+      </w:pPr>
+      <w:r>
+        <w:rPr>
+          <w:i/>
+          <w:iCs/>
+        </w:rPr>
+        <w:t>Częstotliwość:</w:t>
+      </w:r>
+      <w:r>
+        <w:t xml:space="preserve"> Wysoka (przy każdej poprawnej rezerwacji).</w:t>
+      </w:r>
+    </w:p>
+    <w:p>
+      <w:pPr>
+        <w:pStyle w:val="Akapitzlist"/>
+        <w:numPr>
+          <w:ilvl w:val="1"/>
+          <w:numId w:val="19"/>
+        </w:numPr>
+        <w:spacing w:after="120"/>
+        <w:jc w:val="both"/>
+      </w:pPr>
+      <w:r>
+        <w:rPr>
+          <w:i/>
+          <w:iCs/>
+        </w:rPr>
+        <w:t>Spiętrzenia:</w:t>
+      </w:r>
+      <w:r>
+        <w:t xml:space="preserve"> Zgodne z pikiem zgłoszeń (sezon).</w:t>
+      </w:r>
+    </w:p>
+    <w:p>
+      <w:pPr>
+        <w:pStyle w:val="Akapitzlist"/>
+        <w:numPr>
+          <w:ilvl w:val="1"/>
+          <w:numId w:val="19"/>
+        </w:numPr>
+        <w:spacing w:after="120"/>
+        <w:jc w:val="both"/>
+      </w:pPr>
+      <w:r>
+        <w:rPr>
+          <w:i/>
+          <w:iCs/>
+        </w:rPr>
+        <w:t>Czas realizacji:</w:t>
+      </w:r>
+      <w:r>
+        <w:t xml:space="preserve"> Typowy: 1-2 minuty. Maksymalny: do 15 minut (czas sesji bankowej).</w:t>
+      </w:r>
+    </w:p>
+    <w:p>
+      <w:pPr>
+        <w:pStyle w:val="Akapitzlist"/>
+        <w:numPr>
+          <w:ilvl w:val="0"/>
+          <w:numId w:val="19"/>
+        </w:numPr>
+        <w:spacing w:after="120"/>
+        <w:jc w:val="both"/>
+      </w:pPr>
+      <w:r>
+        <w:rPr>
+          <w:b/>
+          <w:bCs/>
+        </w:rPr>
+        <w:t>Wartość po zakończeniu:</w:t>
+      </w:r>
+      <w:r>
+        <w:t xml:space="preserve"> Klient ma gwarancję terminu, a właściciel zabezpieczenie finansowe przed odwołaniem wizyty na ostatnią chwilę.</w:t>
+      </w:r>
+    </w:p>
+    <w:p>
+      <w:pPr>
+        <w:spacing w:after="120"/>
+        <w:jc w:val="both"/>
+      </w:pPr>
+    </w:p>
+    <w:p>
+      <w:pPr>
+        <w:pStyle w:val="Akapitzlist"/>
+        <w:numPr>
+          <w:ilvl w:val="0"/>
+          <w:numId w:val="20"/>
+        </w:numPr>
+        <w:spacing w:after="120"/>
+        <w:jc w:val="both"/>
+        <w:rPr>
+          <w:b/>
+          <w:bCs/>
+        </w:rPr>
+      </w:pPr>
+      <w:r>
+        <w:rPr>
+          <w:b/>
+          <w:bCs/>
+        </w:rPr>
+        <w:t>Przypadek 3: Automatyczne wygenerowanie zapytania ofertowego</w:t>
+      </w:r>
+    </w:p>
+    <w:p>
+      <w:pPr>
+        <w:pStyle w:val="Akapitzlist"/>
+        <w:numPr>
+          <w:ilvl w:val="0"/>
+          <w:numId w:val="19"/>
+        </w:numPr>
+        <w:spacing w:after="120"/>
+        <w:jc w:val="both"/>
+      </w:pPr>
+      <w:r>
+        <w:rPr>
+          <w:b/>
+          <w:bCs/>
+        </w:rPr>
+        <w:t>Aktorzy:</w:t>
+      </w:r>
+      <w:r>
+        <w:t xml:space="preserve"> System (</w:t>
+      </w:r>
+      <w:proofErr w:type="spellStart"/>
+      <w:r>
+        <w:t>Timer</w:t>
+      </w:r>
+      <w:proofErr w:type="spellEnd"/>
+      <w:r>
+        <w:t>), Dostawca hurtowy</w:t>
+      </w:r>
+    </w:p>
+    <w:p>
+      <w:pPr>
+        <w:pStyle w:val="Akapitzlist"/>
+        <w:numPr>
+          <w:ilvl w:val="0"/>
+          <w:numId w:val="19"/>
+        </w:numPr>
+        <w:spacing w:after="120"/>
+        <w:jc w:val="both"/>
+      </w:pPr>
+      <w:r>
+        <w:rPr>
+          <w:b/>
+          <w:bCs/>
+        </w:rPr>
+        <w:t>Opis ciągu zdarzeń:</w:t>
+      </w:r>
+    </w:p>
+    <w:p>
+      <w:pPr>
+        <w:pStyle w:val="Akapitzlist"/>
+        <w:numPr>
+          <w:ilvl w:val="1"/>
+          <w:numId w:val="19"/>
+        </w:numPr>
+        <w:spacing w:after="120"/>
+        <w:jc w:val="both"/>
+      </w:pPr>
+      <w:r>
+        <w:rPr>
+          <w:i/>
+          <w:iCs/>
+        </w:rPr>
+        <w:t>Podstawowy:</w:t>
+      </w:r>
+      <w:r>
+        <w:t xml:space="preserve"> System w tle monitoruje magazyn. Gdy ilość Turbo-Piany spada poniżej bezpiecznego progu (np. 40 litrów), </w:t>
+      </w:r>
+      <w:proofErr w:type="spellStart"/>
+      <w:r>
+        <w:t>Timer</w:t>
+      </w:r>
+      <w:proofErr w:type="spellEnd"/>
+      <w:r>
+        <w:t xml:space="preserve"> automatycznie generuje zapytanie ofertowe (dokument PDF) i wysyła je e-mailem do dostawcy. Administrator otrzymuje powiadomienie o pomyślnej wysyłce.</w:t>
+      </w:r>
+    </w:p>
+    <w:p>
+      <w:pPr>
+        <w:pStyle w:val="Akapitzlist"/>
+        <w:numPr>
+          <w:ilvl w:val="1"/>
+          <w:numId w:val="19"/>
+        </w:numPr>
+        <w:spacing w:after="120"/>
+        <w:jc w:val="both"/>
+      </w:pPr>
+      <w:r>
+        <w:rPr>
+          <w:i/>
+          <w:iCs/>
+        </w:rPr>
+        <w:t>Alternatywny (awaryjny):</w:t>
+      </w:r>
+      <w:r>
+        <w:t xml:space="preserve"> System wykrywa brak chemii, ale awaria serwera pocztowego blokuje wysyłkę e-maila. System wyświetla w panelu Administratora alert z prośbą o ręczny kontakt z dostawcą.</w:t>
+      </w:r>
+    </w:p>
+    <w:p>
+      <w:pPr>
+        <w:pStyle w:val="Akapitzlist"/>
+        <w:numPr>
+          <w:ilvl w:val="0"/>
+          <w:numId w:val="19"/>
+        </w:numPr>
+        <w:spacing w:after="120"/>
+        <w:jc w:val="both"/>
+      </w:pPr>
+      <w:r>
+        <w:rPr>
+          <w:b/>
+          <w:bCs/>
+        </w:rPr>
+        <w:t>Częstotliwość wykonania, przewidywane spiętrzenia i czasy realizacji:</w:t>
+      </w:r>
+    </w:p>
+    <w:p>
+      <w:pPr>
+        <w:pStyle w:val="Akapitzlist"/>
+        <w:numPr>
+          <w:ilvl w:val="1"/>
+          <w:numId w:val="19"/>
+        </w:numPr>
+        <w:spacing w:after="120"/>
+        <w:jc w:val="both"/>
+      </w:pPr>
+      <w:r>
+        <w:rPr>
+          <w:i/>
+          <w:iCs/>
+        </w:rPr>
+        <w:t>Częstotliwość:</w:t>
+      </w:r>
+      <w:r>
+        <w:t xml:space="preserve"> Niska (kilka razy w miesiącu, zależnie od zużycia).</w:t>
+      </w:r>
+    </w:p>
+    <w:p>
+      <w:pPr>
+        <w:pStyle w:val="Akapitzlist"/>
+        <w:numPr>
+          <w:ilvl w:val="1"/>
+          <w:numId w:val="19"/>
+        </w:numPr>
+        <w:spacing w:after="120"/>
+        <w:jc w:val="both"/>
+      </w:pPr>
+      <w:r>
+        <w:rPr>
+          <w:i/>
+          <w:iCs/>
+        </w:rPr>
+        <w:t>Spiętrzenia:</w:t>
+      </w:r>
+      <w:r>
+        <w:t xml:space="preserve"> Brak</w:t>
+      </w:r>
+      <w:r>
+        <w:t xml:space="preserve"> – </w:t>
+      </w:r>
+      <w:r>
+        <w:t>to proces wykonywany w tle przez serwer.</w:t>
+      </w:r>
+    </w:p>
+    <w:p>
+      <w:pPr>
+        <w:pStyle w:val="Akapitzlist"/>
+        <w:numPr>
+          <w:ilvl w:val="1"/>
+          <w:numId w:val="19"/>
+        </w:numPr>
+        <w:spacing w:after="120"/>
+        <w:jc w:val="both"/>
+      </w:pPr>
+      <w:r>
+        <w:rPr>
+          <w:i/>
+          <w:iCs/>
+        </w:rPr>
+        <w:t>Czas realizacji:</w:t>
+      </w:r>
+      <w:r>
+        <w:t xml:space="preserve"> Typowy: ułamki sekund. Maksymalny: kilka sekund.</w:t>
+      </w:r>
+    </w:p>
+    <w:p>
+      <w:pPr>
+        <w:pStyle w:val="Akapitzlist"/>
+        <w:numPr>
+          <w:ilvl w:val="0"/>
+          <w:numId w:val="19"/>
+        </w:numPr>
+        <w:spacing w:after="120"/>
+        <w:jc w:val="both"/>
+      </w:pPr>
+      <w:r>
+        <w:rPr>
+          <w:b/>
+          <w:bCs/>
+        </w:rPr>
+        <w:t>Wartość po zakończeniu:</w:t>
+      </w:r>
+      <w:r>
+        <w:t xml:space="preserve"> Klient ma gwarancję terminu, a właściciel zabezpieczenie finansowe przed odwołaniem wizyty na ostatnią chwilę.</w:t>
+      </w:r>
+    </w:p>
+    <w:p>
+      <w:pPr>
+        <w:spacing w:after="120"/>
+      </w:pPr>
+    </w:p>
+    <w:p>
+      <w:pPr>
+        <w:spacing w:after="120"/>
+      </w:pPr>
+    </w:p>
+    <w:p>
+      <w:pPr>
+        <w:spacing w:after="120"/>
+      </w:pPr>
+    </w:p>
+    <w:p>
+      <w:pPr>
+        <w:spacing w:after="120"/>
+      </w:pPr>
+    </w:p>
+    <w:p>
+      <w:pPr>
+        <w:spacing w:after="120"/>
+      </w:pPr>
+    </w:p>
+    <w:p>
+      <w:pPr>
+        <w:spacing w:after="120"/>
+      </w:pPr>
+    </w:p>
+    <w:p>
+      <w:pPr>
+        <w:spacing w:after="120"/>
+      </w:pPr>
+    </w:p>
+    <w:p>
+      <w:pPr>
+        <w:spacing w:after="120"/>
+      </w:pPr>
+    </w:p>
+    <w:p>
+      <w:pPr>
+        <w:spacing w:after="120"/>
+      </w:pPr>
+    </w:p>
+    <w:p>
+      <w:pPr>
+        <w:spacing w:after="120"/>
+      </w:pPr>
+    </w:p>
+    <w:p>
+      <w:pPr>
+        <w:spacing w:after="120"/>
+      </w:pPr>
+    </w:p>
+    <w:p>
+      <w:pPr>
+        <w:spacing w:after="120"/>
+        <w:rPr>
+          <w:b/>
+          <w:bCs/>
+          <w:sz w:val="40"/>
+          <w:szCs w:val="40"/>
+          <w:u w:val="single"/>
+        </w:rPr>
+      </w:pPr>
+      <w:r>
+        <w:rPr>
+          <w:b/>
+          <w:bCs/>
+          <w:sz w:val="40"/>
+          <w:szCs w:val="40"/>
+          <w:u w:val="single"/>
+        </w:rPr>
+        <w:lastRenderedPageBreak/>
+        <w:t>5</w:t>
+      </w:r>
+      <w:r>
+        <w:rPr>
+          <w:b/>
+          <w:bCs/>
+          <w:sz w:val="40"/>
+          <w:szCs w:val="40"/>
+          <w:u w:val="single"/>
+        </w:rPr>
+        <w:t xml:space="preserve">. </w:t>
+      </w:r>
+      <w:r>
+        <w:rPr>
+          <w:b/>
+          <w:bCs/>
+          <w:sz w:val="40"/>
+          <w:szCs w:val="40"/>
+          <w:u w:val="single"/>
+        </w:rPr>
+        <w:t>Perspektywa projektowa</w:t>
+      </w:r>
+    </w:p>
+    <w:p>
+      <w:pPr>
+        <w:spacing w:after="120"/>
+        <w:ind w:firstLine="555"/>
+        <w:rPr>
+          <w:sz w:val="16"/>
+          <w:szCs w:val="16"/>
+        </w:rPr>
+      </w:pPr>
+      <w:r>
+        <w:rPr>
+          <w:b/>
+          <w:bCs/>
+          <w:sz w:val="28"/>
+          <w:szCs w:val="28"/>
+          <w:u w:val="single"/>
+        </w:rPr>
+        <w:t>5.4. Propozycje interfejsu użytkownika</w:t>
+      </w:r>
+    </w:p>
+    <w:p>
+      <w:pPr>
+        <w:pStyle w:val="Akapitzlist"/>
+        <w:spacing w:after="120"/>
+        <w:ind w:left="555"/>
+      </w:pPr>
+      <w:r>
         <w:drawing>
           <wp:inline distT="0" distB="0" distL="0" distR="0" wp14:anchorId="1C339F58" wp14:editId="0374C325">
             <wp:extent cx="5760720" cy="3647992"/>
@@ -2134,53 +3942,6 @@
                 <pic:pic xmlns:pic="http://schemas.openxmlformats.org/drawingml/2006/picture">
                   <pic:nvPicPr>
                     <pic:cNvPr id="0" name="15_ui_portal_klienta.png"/>
-                    <pic:cNvPicPr/>
-                  </pic:nvPicPr>
-                  <pic:blipFill>
-                    <a:blip r:embed="rId5"/>
-                    <a:stretch>
-                      <a:fillRect/>
-                    </a:stretch>
-                  </pic:blipFill>
-                  <pic:spPr>
-                    <a:xfrm>
-                      <a:off x="0" y="0"/>
-                      <a:ext cx="5760720" cy="3647992"/>
-                    </a:xfrm>
-                    <a:prstGeom prst="rect">
-                      <a:avLst/>
-                    </a:prstGeom>
-                  </pic:spPr>
-                </pic:pic>
-              </a:graphicData>
-            </a:graphic>
-          </wp:inline>
-        </w:drawing>
-      </w:r>
-    </w:p>
-    <w:p>
-      <w:pPr>
-        <w:pStyle w:val="Akapitzlist"/>
-        <w:spacing w:after="120"/>
-        <w:ind w:left="555"/>
-      </w:pPr>
-      <w:r>
-        <w:rPr>
-          <w:noProof/>
-        </w:rPr>
-        <w:drawing>
-          <wp:inline distT="0" distB="0" distL="0" distR="0" wp14:anchorId="316F238E" wp14:editId="0FB3D282">
-            <wp:extent cx="5760720" cy="3647992"/>
-            <wp:effectExtent l="0" t="0" r="0" b="0"/>
-            <wp:docPr id="15" name="Picture 15"/>
-            <wp:cNvGraphicFramePr>
-              <a:graphicFrameLocks xmlns:a="http://schemas.openxmlformats.org/drawingml/2006/main" noChangeAspect="1"/>
-            </wp:cNvGraphicFramePr>
-            <a:graphic xmlns:a="http://schemas.openxmlformats.org/drawingml/2006/main">
-              <a:graphicData uri="http://schemas.openxmlformats.org/drawingml/2006/picture">
-                <pic:pic xmlns:pic="http://schemas.openxmlformats.org/drawingml/2006/picture">
-                  <pic:nvPicPr>
-                    <pic:cNvPr id="0" name="16_ui_formularz_zgloszenia.png"/>
                     <pic:cNvPicPr/>
                   </pic:nvPicPr>
                   <pic:blipFill>
@@ -2212,15 +3973,11 @@
         <w:ind w:left="555"/>
       </w:pPr>
       <w:r>
-        <w:rPr>
-          <w:noProof/>
-        </w:rPr>
-        <w:lastRenderedPageBreak/>
         <w:drawing>
-          <wp:inline distT="0" distB="0" distL="0" distR="0" wp14:anchorId="009F897E" wp14:editId="036A4619">
+          <wp:inline distT="0" distB="0" distL="0" distR="0" wp14:anchorId="316F238E" wp14:editId="0FB3D282">
             <wp:extent cx="5760720" cy="3647992"/>
             <wp:effectExtent l="0" t="0" r="0" b="0"/>
-            <wp:docPr id="16" name="Picture 16"/>
+            <wp:docPr id="15" name="Picture 15"/>
             <wp:cNvGraphicFramePr>
               <a:graphicFrameLocks xmlns:a="http://schemas.openxmlformats.org/drawingml/2006/main" noChangeAspect="1"/>
             </wp:cNvGraphicFramePr>
@@ -2228,7 +3985,7 @@
               <a:graphicData uri="http://schemas.openxmlformats.org/drawingml/2006/picture">
                 <pic:pic xmlns:pic="http://schemas.openxmlformats.org/drawingml/2006/picture">
                   <pic:nvPicPr>
-                    <pic:cNvPr id="0" name="17_ui_operator_manager.png"/>
+                    <pic:cNvPr id="0" name="16_ui_formularz_zgloszenia.png"/>
                     <pic:cNvPicPr/>
                   </pic:nvPicPr>
                   <pic:blipFill>
@@ -2260,14 +4017,12 @@
         <w:ind w:left="555"/>
       </w:pPr>
       <w:r>
-        <w:rPr>
-          <w:noProof/>
-        </w:rPr>
+        <w:lastRenderedPageBreak/>
         <w:drawing>
-          <wp:inline distT="0" distB="0" distL="0" distR="0" wp14:anchorId="1F0FDDB7" wp14:editId="3EB97008">
+          <wp:inline distT="0" distB="0" distL="0" distR="0" wp14:anchorId="009F897E" wp14:editId="036A4619">
             <wp:extent cx="5760720" cy="3647992"/>
             <wp:effectExtent l="0" t="0" r="0" b="0"/>
-            <wp:docPr id="17" name="Picture 17"/>
+            <wp:docPr id="16" name="Picture 16"/>
             <wp:cNvGraphicFramePr>
               <a:graphicFrameLocks xmlns:a="http://schemas.openxmlformats.org/drawingml/2006/main" noChangeAspect="1"/>
             </wp:cNvGraphicFramePr>
@@ -2275,7 +4030,7 @@
               <a:graphicData uri="http://schemas.openxmlformats.org/drawingml/2006/picture">
                 <pic:pic xmlns:pic="http://schemas.openxmlformats.org/drawingml/2006/picture">
                   <pic:nvPicPr>
-                    <pic:cNvPr id="0" name="18_ui_panel_admina.png"/>
+                    <pic:cNvPr id="0" name="17_ui_operator_manager.png"/>
                     <pic:cNvPicPr/>
                   </pic:nvPicPr>
                   <pic:blipFill>
@@ -2307,9 +4062,50 @@
         <w:ind w:left="555"/>
       </w:pPr>
       <w:r>
-        <w:rPr>
-          <w:noProof/>
-        </w:rPr>
+        <w:drawing>
+          <wp:inline distT="0" distB="0" distL="0" distR="0" wp14:anchorId="1F0FDDB7" wp14:editId="3EB97008">
+            <wp:extent cx="5760720" cy="3647992"/>
+            <wp:effectExtent l="0" t="0" r="0" b="0"/>
+            <wp:docPr id="17" name="Picture 17"/>
+            <wp:cNvGraphicFramePr>
+              <a:graphicFrameLocks xmlns:a="http://schemas.openxmlformats.org/drawingml/2006/main" noChangeAspect="1"/>
+            </wp:cNvGraphicFramePr>
+            <a:graphic xmlns:a="http://schemas.openxmlformats.org/drawingml/2006/main">
+              <a:graphicData uri="http://schemas.openxmlformats.org/drawingml/2006/picture">
+                <pic:pic xmlns:pic="http://schemas.openxmlformats.org/drawingml/2006/picture">
+                  <pic:nvPicPr>
+                    <pic:cNvPr id="0" name="18_ui_panel_admina.png"/>
+                    <pic:cNvPicPr/>
+                  </pic:nvPicPr>
+                  <pic:blipFill>
+                    <a:blip r:embed="rId9"/>
+                    <a:stretch>
+                      <a:fillRect/>
+                    </a:stretch>
+                  </pic:blipFill>
+                  <pic:spPr>
+                    <a:xfrm>
+                      <a:off x="0" y="0"/>
+                      <a:ext cx="5760720" cy="3647992"/>
+                    </a:xfrm>
+                    <a:prstGeom prst="rect">
+                      <a:avLst/>
+                    </a:prstGeom>
+                  </pic:spPr>
+                </pic:pic>
+              </a:graphicData>
+            </a:graphic>
+          </wp:inline>
+        </w:drawing>
+      </w:r>
+    </w:p>
+    <w:p>
+      <w:pPr>
+        <w:pStyle w:val="Akapitzlist"/>
+        <w:spacing w:after="120"/>
+        <w:ind w:left="555"/>
+      </w:pPr>
+      <w:r>
         <w:lastRenderedPageBreak/>
         <w:drawing>
           <wp:inline distT="0" distB="0" distL="0" distR="0" wp14:anchorId="050F18F6" wp14:editId="4EF6C476">
@@ -2329,7 +4125,7 @@
                     </pic:cNvPicPr>
                   </pic:nvPicPr>
                   <pic:blipFill>
-                    <a:blip r:embed="rId9">
+                    <a:blip r:embed="rId10">
                       <a:extLst>
                         <a:ext uri="{28A0092B-C50C-407E-A947-70E740481C1C}">
                           <a14:useLocalDpi xmlns:a14="http://schemas.microsoft.com/office/drawing/2010/main" val="0"/>
@@ -2391,7 +4187,7 @@
     </w:p>
     <w:sectPr>
       <w:pgSz w:w="11906" w:h="16838"/>
-      <w:pgMar w:top="1417" w:right="1417" w:bottom="1417" w:left="1417" w:header="708" w:footer="708" w:gutter="0"/>
+      <w:pgMar w:top="993" w:right="1417" w:bottom="993" w:left="1417" w:header="708" w:footer="708" w:gutter="0"/>
       <w:cols w:space="708"/>
       <w:docGrid w:linePitch="360"/>
     </w:sectPr>
@@ -2400,7 +4196,7 @@
 </file>
 
 <file path=word/numbering.xml><?xml version="1.0" encoding="utf-8"?>
-<w:numbering xmlns:wpc="http://schemas.microsoft.com/office/word/2010/wordprocessingCanvas" xmlns:cx="http://schemas.microsoft.com/office/drawing/2014/chartex" xmlns:cx1="http://schemas.microsoft.com/office/drawing/2015/9/8/chartex" xmlns:cx2="http://schemas.microsoft.com/office/drawing/2015/10/21/chartex" xmlns:cx3="http://schemas.microsoft.com/office/drawing/2016/5/9/chartex" xmlns:cx4="http://schemas.microsoft.com/office/drawing/2016/5/10/chartex" xmlns:cx5="http://schemas.microsoft.com/office/drawing/2016/5/11/chartex" xmlns:cx6="http://schemas.microsoft.com/office/drawing/2016/5/12/chartex" xmlns:cx7="http://schemas.microsoft.com/office/drawing/2016/5/13/chartex" xmlns:cx8="http://schemas.microsoft.com/office/drawing/2016/5/14/chartex" xmlns:mc="http://schemas.openxmlformats.org/markup-compatibility/2006" xmlns:aink="http://schemas.microsoft.com/office/drawing/2016/ink" xmlns:am3d="http://schemas.microsoft.com/office/drawing/2017/model3d" xmlns:o="urn:schemas-microsoft-com:office:office" xmlns:oel="http://schemas.microsoft.com/office/2019/extlst" xmlns:r="http://schemas.openxmlformats.org/officeDocument/2006/relationships" xmlns:m="http://schemas.openxmlformats.org/officeDocument/2006/math" xmlns:v="urn:schemas-microsoft-com:vml" xmlns:wp14="http://schemas.microsoft.com/office/word/2010/wordprocessingDrawing" xmlns:wp="http://schemas.openxmlformats.org/drawingml/2006/wordprocessingDrawing" xmlns:w10="urn:schemas-microsoft-com:office:word" xmlns:w="http://schemas.openxmlformats.org/wordprocessingml/2006/main" xmlns:w14="http://schemas.microsoft.com/office/word/2010/wordml" xmlns:w15="http://schemas.microsoft.com/office/word/2012/wordml" xmlns:w16cex="http://schemas.microsoft.com/office/word/2018/wordml/cex" xmlns:w16cid="http://schemas.microsoft.com/office/word/2016/wordml/cid" xmlns:w16="http://schemas.microsoft.com/office/word/2018/wordml" xmlns:w16sdtdh="http://schemas.microsoft.com/office/word/2020/wordml/sdtdatahash" xmlns:w16se="http://schemas.microsoft.com/office/word/2015/wordml/symex" xmlns:wpg="http://schemas.microsoft.com/office/word/2010/wordprocessingGroup" xmlns:wpi="http://schemas.microsoft.com/office/word/2010/wordprocessingInk" xmlns:wne="http://schemas.microsoft.com/office/word/2006/wordml" xmlns:wps="http://schemas.microsoft.com/office/word/2010/wordprocessingShape" mc:Ignorable="w14 w15 w16se w16cid w16 w16cex w16sdtdh wp14">
+<w:numbering xmlns:wpc="http://schemas.microsoft.com/office/word/2010/wordprocessingCanvas" xmlns:cx="http://schemas.microsoft.com/office/drawing/2014/chartex" xmlns:cx1="http://schemas.microsoft.com/office/drawing/2015/9/8/chartex" xmlns:cx2="http://schemas.microsoft.com/office/drawing/2015/10/21/chartex" xmlns:cx3="http://schemas.microsoft.com/office/drawing/2016/5/9/chartex" xmlns:cx4="http://schemas.microsoft.com/office/drawing/2016/5/10/chartex" xmlns:cx5="http://schemas.microsoft.com/office/drawing/2016/5/11/chartex" xmlns:cx6="http://schemas.microsoft.com/office/drawing/2016/5/12/chartex" xmlns:cx7="http://schemas.microsoft.com/office/drawing/2016/5/13/chartex" xmlns:cx8="http://schemas.microsoft.com/office/drawing/2016/5/14/chartex" xmlns:mc="http://schemas.openxmlformats.org/markup-compatibility/2006" xmlns:aink="http://schemas.microsoft.com/office/drawing/2016/ink" xmlns:am3d="http://schemas.microsoft.com/office/drawing/2017/model3d" xmlns:o="urn:schemas-microsoft-com:office:office" xmlns:oel="http://schemas.microsoft.com/office/2019/extlst" xmlns:r="http://schemas.openxmlformats.org/officeDocument/2006/relationships" xmlns:m="http://schemas.openxmlformats.org/officeDocument/2006/math" xmlns:v="urn:schemas-microsoft-com:vml" xmlns:wp14="http://schemas.microsoft.com/office/word/2010/wordprocessingDrawing" xmlns:wp="http://schemas.openxmlformats.org/drawingml/2006/wordprocessingDrawing" xmlns:w10="urn:schemas-microsoft-com:office:word" xmlns:w="http://schemas.openxmlformats.org/wordprocessingml/2006/main" xmlns:w14="http://schemas.microsoft.com/office/word/2010/wordml" xmlns:w15="http://schemas.microsoft.com/office/word/2012/wordml" xmlns:w16cex="http://schemas.microsoft.com/office/word/2018/wordml/cex" xmlns:w16cid="http://schemas.microsoft.com/office/word/2016/wordml/cid" xmlns:w16="http://schemas.microsoft.com/office/word/2018/wordml" xmlns:w16du="http://schemas.microsoft.com/office/word/2023/wordml/word16du" xmlns:w16sdtdh="http://schemas.microsoft.com/office/word/2020/wordml/sdtdatahash" xmlns:w16sdtfl="http://schemas.microsoft.com/office/word/2024/wordml/sdtformatlock" xmlns:w16se="http://schemas.microsoft.com/office/word/2015/wordml/symex" xmlns:wpg="http://schemas.microsoft.com/office/word/2010/wordprocessingGroup" xmlns:wpi="http://schemas.microsoft.com/office/word/2010/wordprocessingInk" xmlns:wne="http://schemas.microsoft.com/office/word/2006/wordml" xmlns:wps="http://schemas.microsoft.com/office/word/2010/wordprocessingShape" mc:Ignorable="w14 w15 w16se w16cid w16 w16cex w16sdtdh w16sdtfl w16du wp14">
   <w:abstractNum w:abstractNumId="0" w15:restartNumberingAfterBreak="0">
     <w:nsid w:val="FFFFFF82"/>
     <w:multiLevelType w:val="singleLevel"/>
@@ -2611,6 +4407,95 @@
     </w:lvl>
   </w:abstractNum>
   <w:abstractNum w:abstractNumId="4" w15:restartNumberingAfterBreak="0">
+    <w:nsid w:val="10FA040A"/>
+    <w:multiLevelType w:val="hybridMultilevel"/>
+    <w:tmpl w:val="AC5E323A"/>
+    <w:lvl w:ilvl="0" w:tplc="0415000F">
+      <w:start w:val="1"/>
+      <w:numFmt w:val="decimal"/>
+      <w:lvlText w:val="%1."/>
+      <w:lvlJc w:val="left"/>
+      <w:pPr>
+        <w:ind w:left="720" w:hanging="360"/>
+      </w:pPr>
+      <w:rPr>
+        <w:rFonts w:hint="default"/>
+      </w:rPr>
+    </w:lvl>
+    <w:lvl w:ilvl="1" w:tplc="04150019" w:tentative="1">
+      <w:start w:val="1"/>
+      <w:numFmt w:val="lowerLetter"/>
+      <w:lvlText w:val="%2."/>
+      <w:lvlJc w:val="left"/>
+      <w:pPr>
+        <w:ind w:left="1440" w:hanging="360"/>
+      </w:pPr>
+    </w:lvl>
+    <w:lvl w:ilvl="2" w:tplc="0415001B" w:tentative="1">
+      <w:start w:val="1"/>
+      <w:numFmt w:val="lowerRoman"/>
+      <w:lvlText w:val="%3."/>
+      <w:lvlJc w:val="right"/>
+      <w:pPr>
+        <w:ind w:left="2160" w:hanging="180"/>
+      </w:pPr>
+    </w:lvl>
+    <w:lvl w:ilvl="3" w:tplc="0415000F" w:tentative="1">
+      <w:start w:val="1"/>
+      <w:numFmt w:val="decimal"/>
+      <w:lvlText w:val="%4."/>
+      <w:lvlJc w:val="left"/>
+      <w:pPr>
+        <w:ind w:left="2880" w:hanging="360"/>
+      </w:pPr>
+    </w:lvl>
+    <w:lvl w:ilvl="4" w:tplc="04150019" w:tentative="1">
+      <w:start w:val="1"/>
+      <w:numFmt w:val="lowerLetter"/>
+      <w:lvlText w:val="%5."/>
+      <w:lvlJc w:val="left"/>
+      <w:pPr>
+        <w:ind w:left="3600" w:hanging="360"/>
+      </w:pPr>
+    </w:lvl>
+    <w:lvl w:ilvl="5" w:tplc="0415001B" w:tentative="1">
+      <w:start w:val="1"/>
+      <w:numFmt w:val="lowerRoman"/>
+      <w:lvlText w:val="%6."/>
+      <w:lvlJc w:val="right"/>
+      <w:pPr>
+        <w:ind w:left="4320" w:hanging="180"/>
+      </w:pPr>
+    </w:lvl>
+    <w:lvl w:ilvl="6" w:tplc="0415000F" w:tentative="1">
+      <w:start w:val="1"/>
+      <w:numFmt w:val="decimal"/>
+      <w:lvlText w:val="%7."/>
+      <w:lvlJc w:val="left"/>
+      <w:pPr>
+        <w:ind w:left="5040" w:hanging="360"/>
+      </w:pPr>
+    </w:lvl>
+    <w:lvl w:ilvl="7" w:tplc="04150019" w:tentative="1">
+      <w:start w:val="1"/>
+      <w:numFmt w:val="lowerLetter"/>
+      <w:lvlText w:val="%8."/>
+      <w:lvlJc w:val="left"/>
+      <w:pPr>
+        <w:ind w:left="5760" w:hanging="360"/>
+      </w:pPr>
+    </w:lvl>
+    <w:lvl w:ilvl="8" w:tplc="0415001B" w:tentative="1">
+      <w:start w:val="1"/>
+      <w:numFmt w:val="lowerRoman"/>
+      <w:lvlText w:val="%9."/>
+      <w:lvlJc w:val="right"/>
+      <w:pPr>
+        <w:ind w:left="6480" w:hanging="180"/>
+      </w:pPr>
+    </w:lvl>
+  </w:abstractNum>
+  <w:abstractNum w:abstractNumId="5" w15:restartNumberingAfterBreak="0">
     <w:nsid w:val="11396A56"/>
     <w:multiLevelType w:val="multilevel"/>
     <w:tmpl w:val="691E0C24"/>
@@ -2759,7 +4644,122 @@
       </w:rPr>
     </w:lvl>
   </w:abstractNum>
-  <w:abstractNum w:abstractNumId="5" w15:restartNumberingAfterBreak="0">
+  <w:abstractNum w:abstractNumId="6" w15:restartNumberingAfterBreak="0">
+    <w:nsid w:val="179264B7"/>
+    <w:multiLevelType w:val="hybridMultilevel"/>
+    <w:tmpl w:val="DBEC6AB8"/>
+    <w:lvl w:ilvl="0" w:tplc="98520D6C">
+      <w:start w:val="1"/>
+      <w:numFmt w:val="bullet"/>
+      <w:lvlText w:val=""/>
+      <w:lvlJc w:val="left"/>
+      <w:pPr>
+        <w:ind w:left="1275" w:hanging="360"/>
+      </w:pPr>
+      <w:rPr>
+        <w:rFonts w:ascii="Symbol" w:hAnsi="Symbol" w:hint="default"/>
+        <w:sz w:val="20"/>
+        <w:szCs w:val="20"/>
+      </w:rPr>
+    </w:lvl>
+    <w:lvl w:ilvl="1" w:tplc="04150003" w:tentative="1">
+      <w:start w:val="1"/>
+      <w:numFmt w:val="bullet"/>
+      <w:lvlText w:val="o"/>
+      <w:lvlJc w:val="left"/>
+      <w:pPr>
+        <w:ind w:left="1995" w:hanging="360"/>
+      </w:pPr>
+      <w:rPr>
+        <w:rFonts w:ascii="Courier New" w:hAnsi="Courier New" w:cs="Courier New" w:hint="default"/>
+      </w:rPr>
+    </w:lvl>
+    <w:lvl w:ilvl="2" w:tplc="04150005" w:tentative="1">
+      <w:start w:val="1"/>
+      <w:numFmt w:val="bullet"/>
+      <w:lvlText w:val=""/>
+      <w:lvlJc w:val="left"/>
+      <w:pPr>
+        <w:ind w:left="2715" w:hanging="360"/>
+      </w:pPr>
+      <w:rPr>
+        <w:rFonts w:ascii="Wingdings" w:hAnsi="Wingdings" w:hint="default"/>
+      </w:rPr>
+    </w:lvl>
+    <w:lvl w:ilvl="3" w:tplc="04150001" w:tentative="1">
+      <w:start w:val="1"/>
+      <w:numFmt w:val="bullet"/>
+      <w:lvlText w:val=""/>
+      <w:lvlJc w:val="left"/>
+      <w:pPr>
+        <w:ind w:left="3435" w:hanging="360"/>
+      </w:pPr>
+      <w:rPr>
+        <w:rFonts w:ascii="Symbol" w:hAnsi="Symbol" w:hint="default"/>
+      </w:rPr>
+    </w:lvl>
+    <w:lvl w:ilvl="4" w:tplc="04150003" w:tentative="1">
+      <w:start w:val="1"/>
+      <w:numFmt w:val="bullet"/>
+      <w:lvlText w:val="o"/>
+      <w:lvlJc w:val="left"/>
+      <w:pPr>
+        <w:ind w:left="4155" w:hanging="360"/>
+      </w:pPr>
+      <w:rPr>
+        <w:rFonts w:ascii="Courier New" w:hAnsi="Courier New" w:cs="Courier New" w:hint="default"/>
+      </w:rPr>
+    </w:lvl>
+    <w:lvl w:ilvl="5" w:tplc="04150005" w:tentative="1">
+      <w:start w:val="1"/>
+      <w:numFmt w:val="bullet"/>
+      <w:lvlText w:val=""/>
+      <w:lvlJc w:val="left"/>
+      <w:pPr>
+        <w:ind w:left="4875" w:hanging="360"/>
+      </w:pPr>
+      <w:rPr>
+        <w:rFonts w:ascii="Wingdings" w:hAnsi="Wingdings" w:hint="default"/>
+      </w:rPr>
+    </w:lvl>
+    <w:lvl w:ilvl="6" w:tplc="04150001" w:tentative="1">
+      <w:start w:val="1"/>
+      <w:numFmt w:val="bullet"/>
+      <w:lvlText w:val=""/>
+      <w:lvlJc w:val="left"/>
+      <w:pPr>
+        <w:ind w:left="5595" w:hanging="360"/>
+      </w:pPr>
+      <w:rPr>
+        <w:rFonts w:ascii="Symbol" w:hAnsi="Symbol" w:hint="default"/>
+      </w:rPr>
+    </w:lvl>
+    <w:lvl w:ilvl="7" w:tplc="04150003" w:tentative="1">
+      <w:start w:val="1"/>
+      <w:numFmt w:val="bullet"/>
+      <w:lvlText w:val="o"/>
+      <w:lvlJc w:val="left"/>
+      <w:pPr>
+        <w:ind w:left="6315" w:hanging="360"/>
+      </w:pPr>
+      <w:rPr>
+        <w:rFonts w:ascii="Courier New" w:hAnsi="Courier New" w:cs="Courier New" w:hint="default"/>
+      </w:rPr>
+    </w:lvl>
+    <w:lvl w:ilvl="8" w:tplc="04150005" w:tentative="1">
+      <w:start w:val="1"/>
+      <w:numFmt w:val="bullet"/>
+      <w:lvlText w:val=""/>
+      <w:lvlJc w:val="left"/>
+      <w:pPr>
+        <w:ind w:left="7035" w:hanging="360"/>
+      </w:pPr>
+      <w:rPr>
+        <w:rFonts w:ascii="Wingdings" w:hAnsi="Wingdings" w:hint="default"/>
+      </w:rPr>
+    </w:lvl>
+  </w:abstractNum>
+  <w:abstractNum w:abstractNumId="7" w15:restartNumberingAfterBreak="0">
     <w:nsid w:val="18D37F64"/>
     <w:multiLevelType w:val="multilevel"/>
     <w:tmpl w:val="F3F8FC9E"/>
@@ -2908,7 +4908,7 @@
       </w:rPr>
     </w:lvl>
   </w:abstractNum>
-  <w:abstractNum w:abstractNumId="6" w15:restartNumberingAfterBreak="0">
+  <w:abstractNum w:abstractNumId="8" w15:restartNumberingAfterBreak="0">
     <w:nsid w:val="1F8B59F3"/>
     <w:multiLevelType w:val="multilevel"/>
     <w:tmpl w:val="345C39DA"/>
@@ -3057,7 +5057,7 @@
       </w:rPr>
     </w:lvl>
   </w:abstractNum>
-  <w:abstractNum w:abstractNumId="7" w15:restartNumberingAfterBreak="0">
+  <w:abstractNum w:abstractNumId="9" w15:restartNumberingAfterBreak="0">
     <w:nsid w:val="231D5A72"/>
     <w:multiLevelType w:val="multilevel"/>
     <w:tmpl w:val="36A02742"/>
@@ -3206,7 +5206,7 @@
       </w:rPr>
     </w:lvl>
   </w:abstractNum>
-  <w:abstractNum w:abstractNumId="8" w15:restartNumberingAfterBreak="0">
+  <w:abstractNum w:abstractNumId="10" w15:restartNumberingAfterBreak="0">
     <w:nsid w:val="23E54427"/>
     <w:multiLevelType w:val="multilevel"/>
     <w:tmpl w:val="9952481E"/>
@@ -3355,7 +5355,7 @@
       </w:rPr>
     </w:lvl>
   </w:abstractNum>
-  <w:abstractNum w:abstractNumId="9" w15:restartNumberingAfterBreak="0">
+  <w:abstractNum w:abstractNumId="11" w15:restartNumberingAfterBreak="0">
     <w:nsid w:val="2887020A"/>
     <w:multiLevelType w:val="multilevel"/>
     <w:tmpl w:val="B4E2E14A"/>
@@ -3504,7 +5504,305 @@
       </w:rPr>
     </w:lvl>
   </w:abstractNum>
-  <w:abstractNum w:abstractNumId="10" w15:restartNumberingAfterBreak="0">
+  <w:abstractNum w:abstractNumId="12" w15:restartNumberingAfterBreak="0">
+    <w:nsid w:val="3C554F0B"/>
+    <w:multiLevelType w:val="multilevel"/>
+    <w:tmpl w:val="2A4ACC4A"/>
+    <w:lvl w:ilvl="0">
+      <w:start w:val="1"/>
+      <w:numFmt w:val="bullet"/>
+      <w:lvlText w:val=""/>
+      <w:lvlJc w:val="left"/>
+      <w:pPr>
+        <w:tabs>
+          <w:tab w:val="num" w:pos="1068"/>
+        </w:tabs>
+        <w:ind w:left="1068" w:hanging="360"/>
+      </w:pPr>
+      <w:rPr>
+        <w:rFonts w:ascii="Wingdings" w:hAnsi="Wingdings" w:hint="default"/>
+        <w:sz w:val="20"/>
+      </w:rPr>
+    </w:lvl>
+    <w:lvl w:ilvl="1">
+      <w:start w:val="1"/>
+      <w:numFmt w:val="bullet"/>
+      <w:lvlText w:val="o"/>
+      <w:lvlJc w:val="left"/>
+      <w:pPr>
+        <w:tabs>
+          <w:tab w:val="num" w:pos="1788"/>
+        </w:tabs>
+        <w:ind w:left="1788" w:hanging="360"/>
+      </w:pPr>
+      <w:rPr>
+        <w:rFonts w:ascii="Courier New" w:hAnsi="Courier New" w:hint="default"/>
+        <w:sz w:val="20"/>
+      </w:rPr>
+    </w:lvl>
+    <w:lvl w:ilvl="2" w:tentative="1">
+      <w:start w:val="1"/>
+      <w:numFmt w:val="bullet"/>
+      <w:lvlText w:val=""/>
+      <w:lvlJc w:val="left"/>
+      <w:pPr>
+        <w:tabs>
+          <w:tab w:val="num" w:pos="2508"/>
+        </w:tabs>
+        <w:ind w:left="2508" w:hanging="360"/>
+      </w:pPr>
+      <w:rPr>
+        <w:rFonts w:ascii="Wingdings" w:hAnsi="Wingdings" w:hint="default"/>
+        <w:sz w:val="20"/>
+      </w:rPr>
+    </w:lvl>
+    <w:lvl w:ilvl="3" w:tentative="1">
+      <w:start w:val="1"/>
+      <w:numFmt w:val="bullet"/>
+      <w:lvlText w:val=""/>
+      <w:lvlJc w:val="left"/>
+      <w:pPr>
+        <w:tabs>
+          <w:tab w:val="num" w:pos="3228"/>
+        </w:tabs>
+        <w:ind w:left="3228" w:hanging="360"/>
+      </w:pPr>
+      <w:rPr>
+        <w:rFonts w:ascii="Wingdings" w:hAnsi="Wingdings" w:hint="default"/>
+        <w:sz w:val="20"/>
+      </w:rPr>
+    </w:lvl>
+    <w:lvl w:ilvl="4" w:tentative="1">
+      <w:start w:val="1"/>
+      <w:numFmt w:val="bullet"/>
+      <w:lvlText w:val=""/>
+      <w:lvlJc w:val="left"/>
+      <w:pPr>
+        <w:tabs>
+          <w:tab w:val="num" w:pos="3948"/>
+        </w:tabs>
+        <w:ind w:left="3948" w:hanging="360"/>
+      </w:pPr>
+      <w:rPr>
+        <w:rFonts w:ascii="Wingdings" w:hAnsi="Wingdings" w:hint="default"/>
+        <w:sz w:val="20"/>
+      </w:rPr>
+    </w:lvl>
+    <w:lvl w:ilvl="5" w:tentative="1">
+      <w:start w:val="1"/>
+      <w:numFmt w:val="bullet"/>
+      <w:lvlText w:val=""/>
+      <w:lvlJc w:val="left"/>
+      <w:pPr>
+        <w:tabs>
+          <w:tab w:val="num" w:pos="4668"/>
+        </w:tabs>
+        <w:ind w:left="4668" w:hanging="360"/>
+      </w:pPr>
+      <w:rPr>
+        <w:rFonts w:ascii="Wingdings" w:hAnsi="Wingdings" w:hint="default"/>
+        <w:sz w:val="20"/>
+      </w:rPr>
+    </w:lvl>
+    <w:lvl w:ilvl="6" w:tentative="1">
+      <w:start w:val="1"/>
+      <w:numFmt w:val="bullet"/>
+      <w:lvlText w:val=""/>
+      <w:lvlJc w:val="left"/>
+      <w:pPr>
+        <w:tabs>
+          <w:tab w:val="num" w:pos="5388"/>
+        </w:tabs>
+        <w:ind w:left="5388" w:hanging="360"/>
+      </w:pPr>
+      <w:rPr>
+        <w:rFonts w:ascii="Wingdings" w:hAnsi="Wingdings" w:hint="default"/>
+        <w:sz w:val="20"/>
+      </w:rPr>
+    </w:lvl>
+    <w:lvl w:ilvl="7" w:tentative="1">
+      <w:start w:val="1"/>
+      <w:numFmt w:val="bullet"/>
+      <w:lvlText w:val=""/>
+      <w:lvlJc w:val="left"/>
+      <w:pPr>
+        <w:tabs>
+          <w:tab w:val="num" w:pos="6108"/>
+        </w:tabs>
+        <w:ind w:left="6108" w:hanging="360"/>
+      </w:pPr>
+      <w:rPr>
+        <w:rFonts w:ascii="Wingdings" w:hAnsi="Wingdings" w:hint="default"/>
+        <w:sz w:val="20"/>
+      </w:rPr>
+    </w:lvl>
+    <w:lvl w:ilvl="8" w:tentative="1">
+      <w:start w:val="1"/>
+      <w:numFmt w:val="bullet"/>
+      <w:lvlText w:val=""/>
+      <w:lvlJc w:val="left"/>
+      <w:pPr>
+        <w:tabs>
+          <w:tab w:val="num" w:pos="6828"/>
+        </w:tabs>
+        <w:ind w:left="6828" w:hanging="360"/>
+      </w:pPr>
+      <w:rPr>
+        <w:rFonts w:ascii="Wingdings" w:hAnsi="Wingdings" w:hint="default"/>
+        <w:sz w:val="20"/>
+      </w:rPr>
+    </w:lvl>
+  </w:abstractNum>
+  <w:abstractNum w:abstractNumId="13" w15:restartNumberingAfterBreak="0">
+    <w:nsid w:val="4A585FB2"/>
+    <w:multiLevelType w:val="multilevel"/>
+    <w:tmpl w:val="45F63DA6"/>
+    <w:lvl w:ilvl="0">
+      <w:start w:val="1"/>
+      <w:numFmt w:val="bullet"/>
+      <w:lvlText w:val=""/>
+      <w:lvlJc w:val="left"/>
+      <w:pPr>
+        <w:tabs>
+          <w:tab w:val="num" w:pos="1068"/>
+        </w:tabs>
+        <w:ind w:left="1068" w:hanging="360"/>
+      </w:pPr>
+      <w:rPr>
+        <w:rFonts w:ascii="Wingdings" w:hAnsi="Wingdings" w:hint="default"/>
+        <w:sz w:val="20"/>
+      </w:rPr>
+    </w:lvl>
+    <w:lvl w:ilvl="1">
+      <w:start w:val="1"/>
+      <w:numFmt w:val="bullet"/>
+      <w:lvlText w:val="o"/>
+      <w:lvlJc w:val="left"/>
+      <w:pPr>
+        <w:tabs>
+          <w:tab w:val="num" w:pos="1788"/>
+        </w:tabs>
+        <w:ind w:left="1788" w:hanging="360"/>
+      </w:pPr>
+      <w:rPr>
+        <w:rFonts w:ascii="Courier New" w:hAnsi="Courier New" w:hint="default"/>
+        <w:sz w:val="20"/>
+      </w:rPr>
+    </w:lvl>
+    <w:lvl w:ilvl="2" w:tentative="1">
+      <w:start w:val="1"/>
+      <w:numFmt w:val="bullet"/>
+      <w:lvlText w:val=""/>
+      <w:lvlJc w:val="left"/>
+      <w:pPr>
+        <w:tabs>
+          <w:tab w:val="num" w:pos="2508"/>
+        </w:tabs>
+        <w:ind w:left="2508" w:hanging="360"/>
+      </w:pPr>
+      <w:rPr>
+        <w:rFonts w:ascii="Wingdings" w:hAnsi="Wingdings" w:hint="default"/>
+        <w:sz w:val="20"/>
+      </w:rPr>
+    </w:lvl>
+    <w:lvl w:ilvl="3" w:tentative="1">
+      <w:start w:val="1"/>
+      <w:numFmt w:val="bullet"/>
+      <w:lvlText w:val=""/>
+      <w:lvlJc w:val="left"/>
+      <w:pPr>
+        <w:tabs>
+          <w:tab w:val="num" w:pos="3228"/>
+        </w:tabs>
+        <w:ind w:left="3228" w:hanging="360"/>
+      </w:pPr>
+      <w:rPr>
+        <w:rFonts w:ascii="Wingdings" w:hAnsi="Wingdings" w:hint="default"/>
+        <w:sz w:val="20"/>
+      </w:rPr>
+    </w:lvl>
+    <w:lvl w:ilvl="4" w:tentative="1">
+      <w:start w:val="1"/>
+      <w:numFmt w:val="bullet"/>
+      <w:lvlText w:val=""/>
+      <w:lvlJc w:val="left"/>
+      <w:pPr>
+        <w:tabs>
+          <w:tab w:val="num" w:pos="3948"/>
+        </w:tabs>
+        <w:ind w:left="3948" w:hanging="360"/>
+      </w:pPr>
+      <w:rPr>
+        <w:rFonts w:ascii="Wingdings" w:hAnsi="Wingdings" w:hint="default"/>
+        <w:sz w:val="20"/>
+      </w:rPr>
+    </w:lvl>
+    <w:lvl w:ilvl="5" w:tentative="1">
+      <w:start w:val="1"/>
+      <w:numFmt w:val="bullet"/>
+      <w:lvlText w:val=""/>
+      <w:lvlJc w:val="left"/>
+      <w:pPr>
+        <w:tabs>
+          <w:tab w:val="num" w:pos="4668"/>
+        </w:tabs>
+        <w:ind w:left="4668" w:hanging="360"/>
+      </w:pPr>
+      <w:rPr>
+        <w:rFonts w:ascii="Wingdings" w:hAnsi="Wingdings" w:hint="default"/>
+        <w:sz w:val="20"/>
+      </w:rPr>
+    </w:lvl>
+    <w:lvl w:ilvl="6" w:tentative="1">
+      <w:start w:val="1"/>
+      <w:numFmt w:val="bullet"/>
+      <w:lvlText w:val=""/>
+      <w:lvlJc w:val="left"/>
+      <w:pPr>
+        <w:tabs>
+          <w:tab w:val="num" w:pos="5388"/>
+        </w:tabs>
+        <w:ind w:left="5388" w:hanging="360"/>
+      </w:pPr>
+      <w:rPr>
+        <w:rFonts w:ascii="Wingdings" w:hAnsi="Wingdings" w:hint="default"/>
+        <w:sz w:val="20"/>
+      </w:rPr>
+    </w:lvl>
+    <w:lvl w:ilvl="7" w:tentative="1">
+      <w:start w:val="1"/>
+      <w:numFmt w:val="bullet"/>
+      <w:lvlText w:val=""/>
+      <w:lvlJc w:val="left"/>
+      <w:pPr>
+        <w:tabs>
+          <w:tab w:val="num" w:pos="6108"/>
+        </w:tabs>
+        <w:ind w:left="6108" w:hanging="360"/>
+      </w:pPr>
+      <w:rPr>
+        <w:rFonts w:ascii="Wingdings" w:hAnsi="Wingdings" w:hint="default"/>
+        <w:sz w:val="20"/>
+      </w:rPr>
+    </w:lvl>
+    <w:lvl w:ilvl="8" w:tentative="1">
+      <w:start w:val="1"/>
+      <w:numFmt w:val="bullet"/>
+      <w:lvlText w:val=""/>
+      <w:lvlJc w:val="left"/>
+      <w:pPr>
+        <w:tabs>
+          <w:tab w:val="num" w:pos="6828"/>
+        </w:tabs>
+        <w:ind w:left="6828" w:hanging="360"/>
+      </w:pPr>
+      <w:rPr>
+        <w:rFonts w:ascii="Wingdings" w:hAnsi="Wingdings" w:hint="default"/>
+        <w:sz w:val="20"/>
+      </w:rPr>
+    </w:lvl>
+  </w:abstractNum>
+  <w:abstractNum w:abstractNumId="14" w15:restartNumberingAfterBreak="0">
     <w:nsid w:val="51C004A6"/>
     <w:multiLevelType w:val="multilevel"/>
     <w:tmpl w:val="F70076AC"/>
@@ -3617,7 +5915,7 @@
       </w:rPr>
     </w:lvl>
   </w:abstractNum>
-  <w:abstractNum w:abstractNumId="11" w15:restartNumberingAfterBreak="0">
+  <w:abstractNum w:abstractNumId="15" w15:restartNumberingAfterBreak="0">
     <w:nsid w:val="5A4A1C41"/>
     <w:multiLevelType w:val="multilevel"/>
     <w:tmpl w:val="26A61866"/>
@@ -3766,7 +6064,120 @@
       </w:rPr>
     </w:lvl>
   </w:abstractNum>
-  <w:abstractNum w:abstractNumId="12" w15:restartNumberingAfterBreak="0">
+  <w:abstractNum w:abstractNumId="16" w15:restartNumberingAfterBreak="0">
+    <w:nsid w:val="62650751"/>
+    <w:multiLevelType w:val="hybridMultilevel"/>
+    <w:tmpl w:val="BF060392"/>
+    <w:lvl w:ilvl="0" w:tplc="04150001">
+      <w:start w:val="1"/>
+      <w:numFmt w:val="bullet"/>
+      <w:lvlText w:val=""/>
+      <w:lvlJc w:val="left"/>
+      <w:pPr>
+        <w:ind w:left="720" w:hanging="360"/>
+      </w:pPr>
+      <w:rPr>
+        <w:rFonts w:ascii="Symbol" w:hAnsi="Symbol" w:hint="default"/>
+      </w:rPr>
+    </w:lvl>
+    <w:lvl w:ilvl="1" w:tplc="04150003" w:tentative="1">
+      <w:start w:val="1"/>
+      <w:numFmt w:val="bullet"/>
+      <w:lvlText w:val="o"/>
+      <w:lvlJc w:val="left"/>
+      <w:pPr>
+        <w:ind w:left="1440" w:hanging="360"/>
+      </w:pPr>
+      <w:rPr>
+        <w:rFonts w:ascii="Courier New" w:hAnsi="Courier New" w:cs="Courier New" w:hint="default"/>
+      </w:rPr>
+    </w:lvl>
+    <w:lvl w:ilvl="2" w:tplc="04150005" w:tentative="1">
+      <w:start w:val="1"/>
+      <w:numFmt w:val="bullet"/>
+      <w:lvlText w:val=""/>
+      <w:lvlJc w:val="left"/>
+      <w:pPr>
+        <w:ind w:left="2160" w:hanging="360"/>
+      </w:pPr>
+      <w:rPr>
+        <w:rFonts w:ascii="Wingdings" w:hAnsi="Wingdings" w:hint="default"/>
+      </w:rPr>
+    </w:lvl>
+    <w:lvl w:ilvl="3" w:tplc="04150001" w:tentative="1">
+      <w:start w:val="1"/>
+      <w:numFmt w:val="bullet"/>
+      <w:lvlText w:val=""/>
+      <w:lvlJc w:val="left"/>
+      <w:pPr>
+        <w:ind w:left="2880" w:hanging="360"/>
+      </w:pPr>
+      <w:rPr>
+        <w:rFonts w:ascii="Symbol" w:hAnsi="Symbol" w:hint="default"/>
+      </w:rPr>
+    </w:lvl>
+    <w:lvl w:ilvl="4" w:tplc="04150003" w:tentative="1">
+      <w:start w:val="1"/>
+      <w:numFmt w:val="bullet"/>
+      <w:lvlText w:val="o"/>
+      <w:lvlJc w:val="left"/>
+      <w:pPr>
+        <w:ind w:left="3600" w:hanging="360"/>
+      </w:pPr>
+      <w:rPr>
+        <w:rFonts w:ascii="Courier New" w:hAnsi="Courier New" w:cs="Courier New" w:hint="default"/>
+      </w:rPr>
+    </w:lvl>
+    <w:lvl w:ilvl="5" w:tplc="04150005" w:tentative="1">
+      <w:start w:val="1"/>
+      <w:numFmt w:val="bullet"/>
+      <w:lvlText w:val=""/>
+      <w:lvlJc w:val="left"/>
+      <w:pPr>
+        <w:ind w:left="4320" w:hanging="360"/>
+      </w:pPr>
+      <w:rPr>
+        <w:rFonts w:ascii="Wingdings" w:hAnsi="Wingdings" w:hint="default"/>
+      </w:rPr>
+    </w:lvl>
+    <w:lvl w:ilvl="6" w:tplc="04150001" w:tentative="1">
+      <w:start w:val="1"/>
+      <w:numFmt w:val="bullet"/>
+      <w:lvlText w:val=""/>
+      <w:lvlJc w:val="left"/>
+      <w:pPr>
+        <w:ind w:left="5040" w:hanging="360"/>
+      </w:pPr>
+      <w:rPr>
+        <w:rFonts w:ascii="Symbol" w:hAnsi="Symbol" w:hint="default"/>
+      </w:rPr>
+    </w:lvl>
+    <w:lvl w:ilvl="7" w:tplc="04150003" w:tentative="1">
+      <w:start w:val="1"/>
+      <w:numFmt w:val="bullet"/>
+      <w:lvlText w:val="o"/>
+      <w:lvlJc w:val="left"/>
+      <w:pPr>
+        <w:ind w:left="5760" w:hanging="360"/>
+      </w:pPr>
+      <w:rPr>
+        <w:rFonts w:ascii="Courier New" w:hAnsi="Courier New" w:cs="Courier New" w:hint="default"/>
+      </w:rPr>
+    </w:lvl>
+    <w:lvl w:ilvl="8" w:tplc="04150005" w:tentative="1">
+      <w:start w:val="1"/>
+      <w:numFmt w:val="bullet"/>
+      <w:lvlText w:val=""/>
+      <w:lvlJc w:val="left"/>
+      <w:pPr>
+        <w:ind w:left="6480" w:hanging="360"/>
+      </w:pPr>
+      <w:rPr>
+        <w:rFonts w:ascii="Wingdings" w:hAnsi="Wingdings" w:hint="default"/>
+      </w:rPr>
+    </w:lvl>
+  </w:abstractNum>
+  <w:abstractNum w:abstractNumId="17" w15:restartNumberingAfterBreak="0">
     <w:nsid w:val="682D6254"/>
     <w:multiLevelType w:val="multilevel"/>
     <w:tmpl w:val="1C78A060"/>
@@ -3915,7 +6326,7 @@
       </w:rPr>
     </w:lvl>
   </w:abstractNum>
-  <w:abstractNum w:abstractNumId="13" w15:restartNumberingAfterBreak="0">
+  <w:abstractNum w:abstractNumId="18" w15:restartNumberingAfterBreak="0">
     <w:nsid w:val="6A587CDD"/>
     <w:multiLevelType w:val="multilevel"/>
     <w:tmpl w:val="E89C65B6"/>
@@ -4064,7 +6475,97 @@
       </w:rPr>
     </w:lvl>
   </w:abstractNum>
-  <w:abstractNum w:abstractNumId="14" w15:restartNumberingAfterBreak="0">
+  <w:abstractNum w:abstractNumId="19" w15:restartNumberingAfterBreak="0">
+    <w:nsid w:val="6B32218D"/>
+    <w:multiLevelType w:val="hybridMultilevel"/>
+    <w:tmpl w:val="0FC2FF9C"/>
+    <w:lvl w:ilvl="0" w:tplc="A9AA6B70">
+      <w:start w:val="1"/>
+      <w:numFmt w:val="decimal"/>
+      <w:lvlText w:val="%1."/>
+      <w:lvlJc w:val="left"/>
+      <w:pPr>
+        <w:ind w:left="720" w:hanging="360"/>
+      </w:pPr>
+      <w:rPr>
+        <w:b w:val="0"/>
+        <w:bCs w:val="0"/>
+      </w:rPr>
+    </w:lvl>
+    <w:lvl w:ilvl="1" w:tplc="04150019" w:tentative="1">
+      <w:start w:val="1"/>
+      <w:numFmt w:val="lowerLetter"/>
+      <w:lvlText w:val="%2."/>
+      <w:lvlJc w:val="left"/>
+      <w:pPr>
+        <w:ind w:left="1440" w:hanging="360"/>
+      </w:pPr>
+    </w:lvl>
+    <w:lvl w:ilvl="2" w:tplc="0415001B" w:tentative="1">
+      <w:start w:val="1"/>
+      <w:numFmt w:val="lowerRoman"/>
+      <w:lvlText w:val="%3."/>
+      <w:lvlJc w:val="right"/>
+      <w:pPr>
+        <w:ind w:left="2160" w:hanging="180"/>
+      </w:pPr>
+    </w:lvl>
+    <w:lvl w:ilvl="3" w:tplc="0415000F" w:tentative="1">
+      <w:start w:val="1"/>
+      <w:numFmt w:val="decimal"/>
+      <w:lvlText w:val="%4."/>
+      <w:lvlJc w:val="left"/>
+      <w:pPr>
+        <w:ind w:left="2880" w:hanging="360"/>
+      </w:pPr>
+    </w:lvl>
+    <w:lvl w:ilvl="4" w:tplc="04150019" w:tentative="1">
+      <w:start w:val="1"/>
+      <w:numFmt w:val="lowerLetter"/>
+      <w:lvlText w:val="%5."/>
+      <w:lvlJc w:val="left"/>
+      <w:pPr>
+        <w:ind w:left="3600" w:hanging="360"/>
+      </w:pPr>
+    </w:lvl>
+    <w:lvl w:ilvl="5" w:tplc="0415001B" w:tentative="1">
+      <w:start w:val="1"/>
+      <w:numFmt w:val="lowerRoman"/>
+      <w:lvlText w:val="%6."/>
+      <w:lvlJc w:val="right"/>
+      <w:pPr>
+        <w:ind w:left="4320" w:hanging="180"/>
+      </w:pPr>
+    </w:lvl>
+    <w:lvl w:ilvl="6" w:tplc="0415000F" w:tentative="1">
+      <w:start w:val="1"/>
+      <w:numFmt w:val="decimal"/>
+      <w:lvlText w:val="%7."/>
+      <w:lvlJc w:val="left"/>
+      <w:pPr>
+        <w:ind w:left="5040" w:hanging="360"/>
+      </w:pPr>
+    </w:lvl>
+    <w:lvl w:ilvl="7" w:tplc="04150019" w:tentative="1">
+      <w:start w:val="1"/>
+      <w:numFmt w:val="lowerLetter"/>
+      <w:lvlText w:val="%8."/>
+      <w:lvlJc w:val="left"/>
+      <w:pPr>
+        <w:ind w:left="5760" w:hanging="360"/>
+      </w:pPr>
+    </w:lvl>
+    <w:lvl w:ilvl="8" w:tplc="0415001B" w:tentative="1">
+      <w:start w:val="1"/>
+      <w:numFmt w:val="lowerRoman"/>
+      <w:lvlText w:val="%9."/>
+      <w:lvlJc w:val="right"/>
+      <w:pPr>
+        <w:ind w:left="6480" w:hanging="180"/>
+      </w:pPr>
+    </w:lvl>
+  </w:abstractNum>
+  <w:abstractNum w:abstractNumId="20" w15:restartNumberingAfterBreak="0">
     <w:nsid w:val="7A3E71D6"/>
     <w:multiLevelType w:val="multilevel"/>
     <w:tmpl w:val="C1324F9E"/>
@@ -4177,7 +6678,7 @@
       </w:pPr>
     </w:lvl>
   </w:abstractNum>
-  <w:abstractNum w:abstractNumId="15" w15:restartNumberingAfterBreak="0">
+  <w:abstractNum w:abstractNumId="21" w15:restartNumberingAfterBreak="0">
     <w:nsid w:val="7A5B5294"/>
     <w:multiLevelType w:val="multilevel"/>
     <w:tmpl w:val="7A28D730"/>
@@ -4326,7 +6827,7 @@
       </w:rPr>
     </w:lvl>
   </w:abstractNum>
-  <w:abstractNum w:abstractNumId="16" w15:restartNumberingAfterBreak="0">
+  <w:abstractNum w:abstractNumId="22" w15:restartNumberingAfterBreak="0">
     <w:nsid w:val="7AF72723"/>
     <w:multiLevelType w:val="multilevel"/>
     <w:tmpl w:val="2F5C621A"/>
@@ -4476,7 +6977,7 @@
     </w:lvl>
   </w:abstractNum>
   <w:num w:numId="1" w16cid:durableId="322394754">
-    <w:abstractNumId w:val="10"/>
+    <w:abstractNumId w:val="14"/>
   </w:num>
   <w:num w:numId="2" w16cid:durableId="1221021947">
     <w:abstractNumId w:val="2"/>
@@ -4488,49 +6989,67 @@
     <w:abstractNumId w:val="0"/>
   </w:num>
   <w:num w:numId="5" w16cid:durableId="1077290614">
-    <w:abstractNumId w:val="13"/>
+    <w:abstractNumId w:val="18"/>
   </w:num>
   <w:num w:numId="6" w16cid:durableId="137839883">
+    <w:abstractNumId w:val="10"/>
+  </w:num>
+  <w:num w:numId="7" w16cid:durableId="651182688">
+    <w:abstractNumId w:val="11"/>
+  </w:num>
+  <w:num w:numId="8" w16cid:durableId="1696036332">
     <w:abstractNumId w:val="8"/>
   </w:num>
-  <w:num w:numId="7" w16cid:durableId="651182688">
+  <w:num w:numId="9" w16cid:durableId="1110474721">
     <w:abstractNumId w:val="9"/>
   </w:num>
-  <w:num w:numId="8" w16cid:durableId="1696036332">
-    <w:abstractNumId w:val="6"/>
-  </w:num>
-  <w:num w:numId="9" w16cid:durableId="1110474721">
+  <w:num w:numId="10" w16cid:durableId="1697541041">
     <w:abstractNumId w:val="7"/>
-  </w:num>
-  <w:num w:numId="10" w16cid:durableId="1697541041">
-    <w:abstractNumId w:val="5"/>
   </w:num>
   <w:num w:numId="11" w16cid:durableId="910769259">
     <w:abstractNumId w:val="3"/>
   </w:num>
   <w:num w:numId="12" w16cid:durableId="436028035">
+    <w:abstractNumId w:val="5"/>
+  </w:num>
+  <w:num w:numId="13" w16cid:durableId="1879004761">
+    <w:abstractNumId w:val="22"/>
+  </w:num>
+  <w:num w:numId="14" w16cid:durableId="1904173879">
+    <w:abstractNumId w:val="21"/>
+  </w:num>
+  <w:num w:numId="15" w16cid:durableId="1127315491">
+    <w:abstractNumId w:val="15"/>
+  </w:num>
+  <w:num w:numId="16" w16cid:durableId="8350">
+    <w:abstractNumId w:val="17"/>
+  </w:num>
+  <w:num w:numId="17" w16cid:durableId="2056149388">
+    <w:abstractNumId w:val="20"/>
+  </w:num>
+  <w:num w:numId="18" w16cid:durableId="828406272">
+    <w:abstractNumId w:val="6"/>
+  </w:num>
+  <w:num w:numId="19" w16cid:durableId="1589995124">
+    <w:abstractNumId w:val="12"/>
+  </w:num>
+  <w:num w:numId="20" w16cid:durableId="1002004478">
+    <w:abstractNumId w:val="19"/>
+  </w:num>
+  <w:num w:numId="21" w16cid:durableId="1600913583">
+    <w:abstractNumId w:val="13"/>
+  </w:num>
+  <w:num w:numId="22" w16cid:durableId="1901089652">
     <w:abstractNumId w:val="4"/>
   </w:num>
-  <w:num w:numId="13" w16cid:durableId="1879004761">
+  <w:num w:numId="23" w16cid:durableId="518468853">
     <w:abstractNumId w:val="16"/>
-  </w:num>
-  <w:num w:numId="14" w16cid:durableId="1904173879">
-    <w:abstractNumId w:val="15"/>
-  </w:num>
-  <w:num w:numId="15" w16cid:durableId="1127315491">
-    <w:abstractNumId w:val="11"/>
-  </w:num>
-  <w:num w:numId="16" w16cid:durableId="8350">
-    <w:abstractNumId w:val="12"/>
-  </w:num>
-  <w:num w:numId="17" w16cid:durableId="2056149388">
-    <w:abstractNumId w:val="14"/>
   </w:num>
 </w:numbering>
 </file>
 
 <file path=word/styles.xml><?xml version="1.0" encoding="utf-8"?>
-<w:styles xmlns:mc="http://schemas.openxmlformats.org/markup-compatibility/2006" xmlns:r="http://schemas.openxmlformats.org/officeDocument/2006/relationships" xmlns:w="http://schemas.openxmlformats.org/wordprocessingml/2006/main" xmlns:w14="http://schemas.microsoft.com/office/word/2010/wordml" xmlns:w15="http://schemas.microsoft.com/office/word/2012/wordml" xmlns:w16cex="http://schemas.microsoft.com/office/word/2018/wordml/cex" xmlns:w16cid="http://schemas.microsoft.com/office/word/2016/wordml/cid" xmlns:w16="http://schemas.microsoft.com/office/word/2018/wordml" xmlns:w16sdtdh="http://schemas.microsoft.com/office/word/2020/wordml/sdtdatahash" xmlns:w16se="http://schemas.microsoft.com/office/word/2015/wordml/symex" mc:Ignorable="w14 w15 w16se w16cid w16 w16cex w16sdtdh">
+<w:styles xmlns:mc="http://schemas.openxmlformats.org/markup-compatibility/2006" xmlns:r="http://schemas.openxmlformats.org/officeDocument/2006/relationships" xmlns:w="http://schemas.openxmlformats.org/wordprocessingml/2006/main" xmlns:w14="http://schemas.microsoft.com/office/word/2010/wordml" xmlns:w15="http://schemas.microsoft.com/office/word/2012/wordml" xmlns:w16cex="http://schemas.microsoft.com/office/word/2018/wordml/cex" xmlns:w16cid="http://schemas.microsoft.com/office/word/2016/wordml/cid" xmlns:w16="http://schemas.microsoft.com/office/word/2018/wordml" xmlns:w16du="http://schemas.microsoft.com/office/word/2023/wordml/word16du" xmlns:w16sdtdh="http://schemas.microsoft.com/office/word/2020/wordml/sdtdatahash" xmlns:w16sdtfl="http://schemas.microsoft.com/office/word/2024/wordml/sdtformatlock" xmlns:w16se="http://schemas.microsoft.com/office/word/2015/wordml/symex" mc:Ignorable="w14 w15 w16se w16cid w16 w16cex w16sdtdh w16sdtfl w16du">
   <w:docDefaults>
     <w:rPrDefault>
       <w:rPr>
@@ -4929,6 +7448,7 @@
   <w:style w:type="paragraph" w:default="1" w:styleId="Normalny">
     <w:name w:val="Normal"/>
     <w:qFormat/>
+    <w:rsid w:val="00FE0ACD"/>
   </w:style>
   <w:style w:type="paragraph" w:styleId="Nagwek1">
     <w:name w:val="heading 1"/>
@@ -5131,7 +7651,6 @@
   <w:style w:type="character" w:default="1" w:styleId="Domylnaczcionkaakapitu">
     <w:name w:val="Default Paragraph Font"/>
     <w:uiPriority w:val="1"/>
-    <w:semiHidden/>
     <w:unhideWhenUsed/>
   </w:style>
   <w:style w:type="table" w:default="1" w:styleId="Standardowy">

--- a/SPRAWOZDANIE/Sprawozdanie.docx
+++ b/SPRAWOZDANIE/Sprawozdanie.docx
@@ -97,13 +97,7 @@
               <w:rPr>
                 <w:lang w:val="pl-PL"/>
               </w:rPr>
-              <w:t>II rok, IV semest</w:t>
-            </w:r>
-            <w:r>
-              <w:rPr>
-                <w:lang w:val="pl-PL"/>
-              </w:rPr>
-              <w:t>r</w:t>
+              <w:t>II rok, IV semestr</w:t>
             </w:r>
           </w:p>
         </w:tc>
@@ -151,13 +145,7 @@
               <w:rPr>
                 <w:lang w:val="pl-PL"/>
               </w:rPr>
-              <w:t xml:space="preserve">Tytuł projektu: </w:t>
-            </w:r>
-            <w:r>
-              <w:rPr>
-                <w:lang w:val="pl-PL"/>
-              </w:rPr>
-              <w:t xml:space="preserve">System zarządzania usługami czyszczenia ciśnieniowego </w:t>
+              <w:t xml:space="preserve">Tytuł projektu: System zarządzania usługami czyszczenia ciśnieniowego </w:t>
             </w:r>
             <w:proofErr w:type="spellStart"/>
             <w:r>
@@ -2566,7 +2554,7 @@
           <w:szCs w:val="28"/>
           <w:u w:val="single"/>
         </w:rPr>
-        <w:t>4</w:t>
+        <w:t>4.1. Diagram przypadków użycia</w:t>
       </w:r>
       <w:r>
         <w:rPr>
@@ -2576,9 +2564,15 @@
           <w:szCs w:val="28"/>
           <w:u w:val="single"/>
         </w:rPr>
-        <w:t>.</w:t>
-      </w:r>
-      <w:r>
+        <w:br/>
+      </w:r>
+    </w:p>
+    <w:p>
+      <w:pPr>
+        <w:pStyle w:val="Akapitzlist"/>
+        <w:spacing w:after="120"/>
+        <w:ind w:left="555"/>
+        <w:jc w:val="center"/>
         <w:rPr>
           <w:b/>
           <w:bCs/>
@@ -2586,54 +2580,11 @@
           <w:szCs w:val="28"/>
           <w:u w:val="single"/>
         </w:rPr>
-        <w:t>1</w:t>
-      </w:r>
-      <w:r>
-        <w:rPr>
-          <w:b/>
-          <w:bCs/>
-          <w:sz w:val="28"/>
-          <w:szCs w:val="28"/>
-          <w:u w:val="single"/>
-        </w:rPr>
-        <w:t xml:space="preserve">. </w:t>
-      </w:r>
-      <w:r>
-        <w:rPr>
-          <w:b/>
-          <w:bCs/>
-          <w:sz w:val="28"/>
-          <w:szCs w:val="28"/>
-          <w:u w:val="single"/>
-        </w:rPr>
-        <w:t>Diagram przypadków użycia</w:t>
-      </w:r>
-      <w:r>
-        <w:rPr>
-          <w:b/>
-          <w:bCs/>
-          <w:sz w:val="28"/>
-          <w:szCs w:val="28"/>
-          <w:u w:val="single"/>
-        </w:rPr>
-        <w:br/>
-      </w:r>
-    </w:p>
-    <w:p>
-      <w:pPr>
-        <w:pStyle w:val="Akapitzlist"/>
-        <w:spacing w:after="120"/>
-        <w:ind w:left="555"/>
-        <w:jc w:val="center"/>
-        <w:rPr>
-          <w:b/>
-          <w:bCs/>
-          <w:sz w:val="28"/>
-          <w:szCs w:val="28"/>
-          <w:u w:val="single"/>
-        </w:rPr>
-      </w:pPr>
-      <w:r>
+      </w:pPr>
+      <w:r>
+        <w:rPr>
+          <w:noProof/>
+        </w:rPr>
         <w:drawing>
           <wp:inline distT="0" distB="0" distL="0" distR="0" wp14:anchorId="35978BBC" wp14:editId="7B09ED02">
             <wp:extent cx="4622800" cy="8607591"/>
@@ -2707,9 +2658,250 @@
           <w:u w:val="single"/>
         </w:rPr>
         <w:lastRenderedPageBreak/>
-        <w:t>4.1.</w:t>
-      </w:r>
-      <w:r>
+        <w:t>4.1.1 Opisy wszystkich aktorów:</w:t>
+      </w:r>
+    </w:p>
+    <w:p>
+      <w:pPr>
+        <w:pStyle w:val="Akapitzlist"/>
+        <w:numPr>
+          <w:ilvl w:val="0"/>
+          <w:numId w:val="18"/>
+        </w:numPr>
+        <w:spacing w:after="120"/>
+        <w:ind w:left="709"/>
+        <w:jc w:val="both"/>
+      </w:pPr>
+      <w:r>
+        <w:rPr>
+          <w:b/>
+          <w:bCs/>
+        </w:rPr>
+        <w:t>Klient</w:t>
+      </w:r>
+      <w:r>
+        <w:t xml:space="preserve"> – główny użytkownik portalu. Zgłasza chęć wyczyszczenia posesji, wgrywa zdjęcia, wybiera termin, opłaca zadatek, a po wszystkim akceptuje wykonaną pracę lub zgłasza reklamację.</w:t>
+      </w:r>
+    </w:p>
+    <w:p>
+      <w:pPr>
+        <w:pStyle w:val="Akapitzlist"/>
+        <w:numPr>
+          <w:ilvl w:val="0"/>
+          <w:numId w:val="18"/>
+        </w:numPr>
+        <w:spacing w:after="120"/>
+        <w:ind w:left="709"/>
+        <w:jc w:val="both"/>
+      </w:pPr>
+      <w:r>
+        <w:rPr>
+          <w:b/>
+          <w:bCs/>
+        </w:rPr>
+        <w:t>Operator myjki</w:t>
+      </w:r>
+      <w:r>
+        <w:t xml:space="preserve"> – pracownik terenowy. Korzysta z aplikacji na tablecie, gdzie widzi plan dnia, adresy, wskazówki dojazdu i instrukcje od klienta. Odznacza w systemie rozpoczęcie i zakończenie pracy.</w:t>
+      </w:r>
+    </w:p>
+    <w:p>
+      <w:pPr>
+        <w:pStyle w:val="Akapitzlist"/>
+        <w:numPr>
+          <w:ilvl w:val="0"/>
+          <w:numId w:val="18"/>
+        </w:numPr>
+        <w:spacing w:after="120"/>
+        <w:ind w:left="709"/>
+        <w:jc w:val="both"/>
+      </w:pPr>
+      <w:r>
+        <w:rPr>
+          <w:b/>
+          <w:bCs/>
+        </w:rPr>
+        <w:t>Administrator / Pan Zenon</w:t>
+      </w:r>
+      <w:r>
+        <w:t xml:space="preserve"> – właściciel lub osoba zarządzająca. Loguje się do panelu, aby przeglądać statystyki przychodów, oceniać wydajność ekip i kontrolować stany magazynowe Turbo-Piany.</w:t>
+      </w:r>
+    </w:p>
+    <w:p>
+      <w:pPr>
+        <w:pStyle w:val="Akapitzlist"/>
+        <w:numPr>
+          <w:ilvl w:val="0"/>
+          <w:numId w:val="18"/>
+        </w:numPr>
+        <w:spacing w:after="120"/>
+        <w:ind w:left="709"/>
+        <w:jc w:val="both"/>
+      </w:pPr>
+      <w:r>
+        <w:rPr>
+          <w:b/>
+          <w:bCs/>
+        </w:rPr>
+        <w:t>Pracownik techniczny</w:t>
+      </w:r>
+      <w:r>
+        <w:t xml:space="preserve"> – osoba odpowiedzialna za flotę. Diagnozuje stan myjek, oznacza zepsute jako wymagające naprawy i przypisuje ekipom sprzęt zastępczy, aby zachować ciągłość pracy.</w:t>
+      </w:r>
+    </w:p>
+    <w:p>
+      <w:pPr>
+        <w:pStyle w:val="Akapitzlist"/>
+        <w:numPr>
+          <w:ilvl w:val="0"/>
+          <w:numId w:val="18"/>
+        </w:numPr>
+        <w:spacing w:after="120"/>
+        <w:ind w:left="709"/>
+        <w:jc w:val="both"/>
+      </w:pPr>
+      <w:r>
+        <w:rPr>
+          <w:b/>
+          <w:bCs/>
+        </w:rPr>
+        <w:t>Dział serwisowy</w:t>
+      </w:r>
+      <w:r>
+        <w:t xml:space="preserve"> – zespół zajmujący się fizyczną naprawą zepsutych myjek. W systemie odnotowuje jedynie, że sprzęt został naprawiony i może wrócić do użytku.</w:t>
+      </w:r>
+    </w:p>
+    <w:p>
+      <w:pPr>
+        <w:pStyle w:val="Akapitzlist"/>
+        <w:numPr>
+          <w:ilvl w:val="0"/>
+          <w:numId w:val="18"/>
+        </w:numPr>
+        <w:spacing w:after="120"/>
+        <w:ind w:left="709"/>
+        <w:jc w:val="both"/>
+      </w:pPr>
+      <w:r>
+        <w:rPr>
+          <w:b/>
+          <w:bCs/>
+        </w:rPr>
+        <w:t>System (</w:t>
+      </w:r>
+      <w:proofErr w:type="spellStart"/>
+      <w:r>
+        <w:rPr>
+          <w:b/>
+          <w:bCs/>
+        </w:rPr>
+        <w:t>Timer</w:t>
+      </w:r>
+      <w:proofErr w:type="spellEnd"/>
+      <w:r>
+        <w:rPr>
+          <w:b/>
+          <w:bCs/>
+        </w:rPr>
+        <w:t>)</w:t>
+      </w:r>
+      <w:r>
+        <w:t xml:space="preserve"> – automat działający w tle. Odpowiada za pilnowanie czasu i stanów – usuwa rezerwacje nieopłacone w ciągu 20 minut i generuje zapytania ofertowe na chemię, gdy jej brakuje.</w:t>
+      </w:r>
+    </w:p>
+    <w:p>
+      <w:pPr>
+        <w:pStyle w:val="Akapitzlist"/>
+        <w:numPr>
+          <w:ilvl w:val="0"/>
+          <w:numId w:val="18"/>
+        </w:numPr>
+        <w:spacing w:after="120"/>
+        <w:ind w:left="709"/>
+        <w:jc w:val="both"/>
+      </w:pPr>
+      <w:r>
+        <w:rPr>
+          <w:b/>
+          <w:bCs/>
+        </w:rPr>
+        <w:t>Bramka płatności</w:t>
+      </w:r>
+      <w:r>
+        <w:t xml:space="preserve"> – zewnętrzny system finansowy (np. PayU, Przelewy24). Obsługuje transakcję opłacania zadatku przez klienta.</w:t>
+      </w:r>
+    </w:p>
+    <w:p>
+      <w:pPr>
+        <w:pStyle w:val="Akapitzlist"/>
+        <w:numPr>
+          <w:ilvl w:val="0"/>
+          <w:numId w:val="18"/>
+        </w:numPr>
+        <w:spacing w:after="120"/>
+        <w:ind w:left="709"/>
+        <w:jc w:val="both"/>
+      </w:pPr>
+      <w:r>
+        <w:rPr>
+          <w:b/>
+          <w:bCs/>
+        </w:rPr>
+        <w:t>Dostawca hurtowy</w:t>
+      </w:r>
+      <w:r>
+        <w:t xml:space="preserve"> – zewnętrzna hurtownia chemii czyszczącej. W systemie jest jedynie odbiorcą – otrzymuje automatyczne zapytania ofertowe, gdy poziom Turbo-Piany spadnie poniżej określonego progu.</w:t>
+      </w:r>
+    </w:p>
+    <w:p>
+      <w:pPr>
+        <w:pStyle w:val="Akapitzlist"/>
+        <w:numPr>
+          <w:ilvl w:val="0"/>
+          <w:numId w:val="18"/>
+        </w:numPr>
+        <w:spacing w:after="120"/>
+        <w:ind w:left="709"/>
+        <w:jc w:val="both"/>
+      </w:pPr>
+      <w:r>
+        <w:rPr>
+          <w:b/>
+          <w:bCs/>
+        </w:rPr>
+        <w:t xml:space="preserve">Moduł </w:t>
+      </w:r>
+      <w:proofErr w:type="spellStart"/>
+      <w:r>
+        <w:rPr>
+          <w:b/>
+          <w:bCs/>
+        </w:rPr>
+        <w:t>IoT</w:t>
+      </w:r>
+      <w:proofErr w:type="spellEnd"/>
+      <w:r>
+        <w:rPr>
+          <w:b/>
+          <w:bCs/>
+        </w:rPr>
+        <w:t xml:space="preserve"> myjki</w:t>
+      </w:r>
+      <w:r>
+        <w:t xml:space="preserve"> – sprzętowe czujniki wbudowane w maszynę. Niezależnie od człowieka monitorują temperaturę silnika i przepływ wody, a przy ryzyku awarii (np. przegrzania) automatycznie blokują urządzenie.</w:t>
+      </w:r>
+    </w:p>
+    <w:p>
+      <w:pPr>
+        <w:spacing w:after="120"/>
+      </w:pPr>
+    </w:p>
+    <w:p>
+      <w:pPr>
+        <w:pStyle w:val="Akapitzlist"/>
+        <w:spacing w:after="120"/>
+        <w:ind w:left="555"/>
+        <w:jc w:val="both"/>
         <w:rPr>
           <w:b/>
           <w:bCs/>
@@ -2717,8 +2909,7 @@
           <w:szCs w:val="24"/>
           <w:u w:val="single"/>
         </w:rPr>
-        <w:t>1</w:t>
-      </w:r>
+      </w:pPr>
       <w:r>
         <w:rPr>
           <w:b/>
@@ -2727,368 +2918,7 @@
           <w:szCs w:val="24"/>
           <w:u w:val="single"/>
         </w:rPr>
-        <w:t xml:space="preserve"> </w:t>
-      </w:r>
-      <w:r>
-        <w:rPr>
-          <w:b/>
-          <w:bCs/>
-          <w:sz w:val="24"/>
-          <w:szCs w:val="24"/>
-          <w:u w:val="single"/>
-        </w:rPr>
-        <w:t>Opisy wszystkich aktorów:</w:t>
-      </w:r>
-    </w:p>
-    <w:p>
-      <w:pPr>
-        <w:pStyle w:val="Akapitzlist"/>
-        <w:numPr>
-          <w:ilvl w:val="0"/>
-          <w:numId w:val="18"/>
-        </w:numPr>
-        <w:spacing w:after="120"/>
-        <w:ind w:left="709"/>
-        <w:jc w:val="both"/>
-      </w:pPr>
-      <w:r>
-        <w:rPr>
-          <w:b/>
-          <w:bCs/>
-        </w:rPr>
-        <w:t>Klient</w:t>
-      </w:r>
-      <w:r>
-        <w:t xml:space="preserve"> – </w:t>
-      </w:r>
-      <w:r>
-        <w:t>główny użytkownik portalu. Zgłasza chęć wyczyszczenia posesji, wgrywa zdjęcia, wybiera termin, opłaca zadatek, a po wszystkim akceptuje wykonaną pracę lub zgłasza reklamację.</w:t>
-      </w:r>
-    </w:p>
-    <w:p>
-      <w:pPr>
-        <w:pStyle w:val="Akapitzlist"/>
-        <w:numPr>
-          <w:ilvl w:val="0"/>
-          <w:numId w:val="18"/>
-        </w:numPr>
-        <w:spacing w:after="120"/>
-        <w:ind w:left="709"/>
-        <w:jc w:val="both"/>
-      </w:pPr>
-      <w:r>
-        <w:rPr>
-          <w:b/>
-          <w:bCs/>
-        </w:rPr>
-        <w:t>Operator myjki</w:t>
-      </w:r>
-      <w:r>
-        <w:t xml:space="preserve"> </w:t>
-      </w:r>
-      <w:r>
-        <w:t xml:space="preserve">– </w:t>
-      </w:r>
-      <w:r>
-        <w:t>pracownik terenowy. Korzysta z aplikacji na tablecie, gdzie widzi plan dnia, adresy, wskazówki dojazdu i instrukcje od klienta. Odznacza w systemie rozpoczęcie i zakończenie pracy.</w:t>
-      </w:r>
-    </w:p>
-    <w:p>
-      <w:pPr>
-        <w:pStyle w:val="Akapitzlist"/>
-        <w:numPr>
-          <w:ilvl w:val="0"/>
-          <w:numId w:val="18"/>
-        </w:numPr>
-        <w:spacing w:after="120"/>
-        <w:ind w:left="709"/>
-        <w:jc w:val="both"/>
-      </w:pPr>
-      <w:r>
-        <w:rPr>
-          <w:b/>
-          <w:bCs/>
-        </w:rPr>
-        <w:t>Administrator / Pan Zenon</w:t>
-      </w:r>
-      <w:r>
-        <w:t xml:space="preserve"> – </w:t>
-      </w:r>
-      <w:r>
-        <w:t>właściciel lub osoba zarządzająca. Loguje się do panelu, aby przeglądać statystyki przychodów, oceniać wydajność ekip i kontrolować stany magazynowe Turbo-Piany.</w:t>
-      </w:r>
-    </w:p>
-    <w:p>
-      <w:pPr>
-        <w:pStyle w:val="Akapitzlist"/>
-        <w:numPr>
-          <w:ilvl w:val="0"/>
-          <w:numId w:val="18"/>
-        </w:numPr>
-        <w:spacing w:after="120"/>
-        <w:ind w:left="709"/>
-        <w:jc w:val="both"/>
-      </w:pPr>
-      <w:r>
-        <w:rPr>
-          <w:b/>
-          <w:bCs/>
-        </w:rPr>
-        <w:t>Pracownik techniczny</w:t>
-      </w:r>
-      <w:r>
-        <w:t xml:space="preserve"> – </w:t>
-      </w:r>
-      <w:r>
-        <w:t>osoba odpowiedzialna za flotę. Diagnozuje stan myjek, oznacza zepsute jako wymagające naprawy i przypisuje ekipom sprzęt zastępczy, aby zachować ciągłość pracy.</w:t>
-      </w:r>
-    </w:p>
-    <w:p>
-      <w:pPr>
-        <w:pStyle w:val="Akapitzlist"/>
-        <w:numPr>
-          <w:ilvl w:val="0"/>
-          <w:numId w:val="18"/>
-        </w:numPr>
-        <w:spacing w:after="120"/>
-        <w:ind w:left="709"/>
-        <w:jc w:val="both"/>
-      </w:pPr>
-      <w:r>
-        <w:rPr>
-          <w:b/>
-          <w:bCs/>
-        </w:rPr>
-        <w:t>Dział serwisowy</w:t>
-      </w:r>
-      <w:r>
-        <w:t xml:space="preserve"> </w:t>
-      </w:r>
-      <w:r>
-        <w:t xml:space="preserve">– </w:t>
-      </w:r>
-      <w:r>
-        <w:t>zespół zajmujący się fizyczną naprawą zepsutych myjek. W systemie odnotowuje jedynie, że sprzęt został naprawiony i może wrócić do użytku.</w:t>
-      </w:r>
-    </w:p>
-    <w:p>
-      <w:pPr>
-        <w:pStyle w:val="Akapitzlist"/>
-        <w:numPr>
-          <w:ilvl w:val="0"/>
-          <w:numId w:val="18"/>
-        </w:numPr>
-        <w:spacing w:after="120"/>
-        <w:ind w:left="709"/>
-        <w:jc w:val="both"/>
-      </w:pPr>
-      <w:r>
-        <w:rPr>
-          <w:b/>
-          <w:bCs/>
-        </w:rPr>
-        <w:t>System (</w:t>
-      </w:r>
-      <w:proofErr w:type="spellStart"/>
-      <w:r>
-        <w:rPr>
-          <w:b/>
-          <w:bCs/>
-        </w:rPr>
-        <w:t>Timer</w:t>
-      </w:r>
-      <w:proofErr w:type="spellEnd"/>
-      <w:r>
-        <w:rPr>
-          <w:b/>
-          <w:bCs/>
-        </w:rPr>
-        <w:t>)</w:t>
-      </w:r>
-      <w:r>
-        <w:t xml:space="preserve"> </w:t>
-      </w:r>
-      <w:r>
-        <w:t xml:space="preserve">– </w:t>
-      </w:r>
-      <w:r>
-        <w:t xml:space="preserve">automat działający w tle. Odpowiada za pilnowanie czasu i stanów </w:t>
-      </w:r>
-      <w:r>
-        <w:t xml:space="preserve">– </w:t>
-      </w:r>
-      <w:r>
-        <w:t>usuwa rezerwacje nieopłacone w ciągu 20 minut i generuje zapytania ofertowe na chemię, gdy jej brakuje.</w:t>
-      </w:r>
-    </w:p>
-    <w:p>
-      <w:pPr>
-        <w:pStyle w:val="Akapitzlist"/>
-        <w:numPr>
-          <w:ilvl w:val="0"/>
-          <w:numId w:val="18"/>
-        </w:numPr>
-        <w:spacing w:after="120"/>
-        <w:ind w:left="709"/>
-        <w:jc w:val="both"/>
-      </w:pPr>
-      <w:r>
-        <w:rPr>
-          <w:b/>
-          <w:bCs/>
-        </w:rPr>
-        <w:t>Bramka płatności</w:t>
-      </w:r>
-      <w:r>
-        <w:t xml:space="preserve"> </w:t>
-      </w:r>
-      <w:r>
-        <w:t xml:space="preserve">– </w:t>
-      </w:r>
-      <w:r>
-        <w:t>zewnętrzny system finansowy (np. PayU, Przelewy24). Obsługuje transakcję opłacania zadatku przez klienta.</w:t>
-      </w:r>
-    </w:p>
-    <w:p>
-      <w:pPr>
-        <w:pStyle w:val="Akapitzlist"/>
-        <w:numPr>
-          <w:ilvl w:val="0"/>
-          <w:numId w:val="18"/>
-        </w:numPr>
-        <w:spacing w:after="120"/>
-        <w:ind w:left="709"/>
-        <w:jc w:val="both"/>
-      </w:pPr>
-      <w:r>
-        <w:rPr>
-          <w:b/>
-          <w:bCs/>
-        </w:rPr>
-        <w:t>Dostawca hurtowy</w:t>
-      </w:r>
-      <w:r>
-        <w:t xml:space="preserve"> </w:t>
-      </w:r>
-      <w:r>
-        <w:t xml:space="preserve">– </w:t>
-      </w:r>
-      <w:r>
-        <w:t>zewnętrzna hurtownia chemii czyszczącej. W systemie jest jedynie odbiorcą – otrzymuje automatyczne zapytania ofertowe, gdy poziom Turbo-Piany spadnie poniżej określonego progu.</w:t>
-      </w:r>
-    </w:p>
-    <w:p>
-      <w:pPr>
-        <w:pStyle w:val="Akapitzlist"/>
-        <w:numPr>
-          <w:ilvl w:val="0"/>
-          <w:numId w:val="18"/>
-        </w:numPr>
-        <w:spacing w:after="120"/>
-        <w:ind w:left="709"/>
-        <w:jc w:val="both"/>
-      </w:pPr>
-      <w:r>
-        <w:rPr>
-          <w:b/>
-          <w:bCs/>
-        </w:rPr>
-        <w:t xml:space="preserve">Moduł </w:t>
-      </w:r>
-      <w:proofErr w:type="spellStart"/>
-      <w:r>
-        <w:rPr>
-          <w:b/>
-          <w:bCs/>
-        </w:rPr>
-        <w:t>IoT</w:t>
-      </w:r>
-      <w:proofErr w:type="spellEnd"/>
-      <w:r>
-        <w:rPr>
-          <w:b/>
-          <w:bCs/>
-        </w:rPr>
-        <w:t xml:space="preserve"> myjki</w:t>
-      </w:r>
-      <w:r>
-        <w:t xml:space="preserve"> </w:t>
-      </w:r>
-      <w:r>
-        <w:t xml:space="preserve">– </w:t>
-      </w:r>
-      <w:r>
-        <w:t>sprzętowe czujniki wbudowane w maszynę. Niezależnie od człowieka monitorują temperaturę silnika i przepływ wody, a przy ryzyku awarii (np. przegrzania) automatycznie blokują urządzenie.</w:t>
-      </w:r>
-    </w:p>
-    <w:p>
-      <w:pPr>
-        <w:spacing w:after="120"/>
-      </w:pPr>
-    </w:p>
-    <w:p>
-      <w:pPr>
-        <w:pStyle w:val="Akapitzlist"/>
-        <w:spacing w:after="120"/>
-        <w:ind w:left="555"/>
-        <w:jc w:val="both"/>
-        <w:rPr>
-          <w:b/>
-          <w:bCs/>
-          <w:sz w:val="24"/>
-          <w:szCs w:val="24"/>
-          <w:u w:val="single"/>
-        </w:rPr>
-      </w:pPr>
-      <w:r>
-        <w:rPr>
-          <w:b/>
-          <w:bCs/>
-          <w:sz w:val="24"/>
-          <w:szCs w:val="24"/>
-          <w:u w:val="single"/>
-        </w:rPr>
-        <w:t>4.1.</w:t>
-      </w:r>
-      <w:r>
-        <w:rPr>
-          <w:b/>
-          <w:bCs/>
-          <w:sz w:val="24"/>
-          <w:szCs w:val="24"/>
-          <w:u w:val="single"/>
-        </w:rPr>
-        <w:t>2</w:t>
-      </w:r>
-      <w:r>
-        <w:rPr>
-          <w:b/>
-          <w:bCs/>
-          <w:sz w:val="24"/>
-          <w:szCs w:val="24"/>
-          <w:u w:val="single"/>
-        </w:rPr>
-        <w:t xml:space="preserve"> </w:t>
-      </w:r>
-      <w:r>
-        <w:rPr>
-          <w:b/>
-          <w:bCs/>
-          <w:sz w:val="24"/>
-          <w:szCs w:val="24"/>
-          <w:u w:val="single"/>
-        </w:rPr>
-        <w:t>Opisy wybranych przypadków użycia</w:t>
-      </w:r>
-      <w:r>
-        <w:rPr>
-          <w:b/>
-          <w:bCs/>
-          <w:sz w:val="24"/>
-          <w:szCs w:val="24"/>
-          <w:u w:val="single"/>
-        </w:rPr>
-        <w:t>:</w:t>
+        <w:t>4.1.2 Opisy wybranych przypadków użycia:</w:t>
       </w:r>
     </w:p>
     <w:p>
@@ -3209,49 +3039,7 @@
           <w:b/>
           <w:bCs/>
         </w:rPr>
-        <w:t>Częstotliwość</w:t>
-      </w:r>
-      <w:r>
-        <w:rPr>
-          <w:b/>
-          <w:bCs/>
-        </w:rPr>
-        <w:t xml:space="preserve"> wykonania</w:t>
-      </w:r>
-      <w:r>
-        <w:rPr>
-          <w:b/>
-          <w:bCs/>
-        </w:rPr>
-        <w:t xml:space="preserve">, </w:t>
-      </w:r>
-      <w:r>
-        <w:rPr>
-          <w:b/>
-          <w:bCs/>
-        </w:rPr>
-        <w:t xml:space="preserve">przewidywane </w:t>
-      </w:r>
-      <w:r>
-        <w:rPr>
-          <w:b/>
-          <w:bCs/>
-        </w:rPr>
-        <w:t>spiętrzenia i czasy</w:t>
-      </w:r>
-      <w:r>
-        <w:rPr>
-          <w:b/>
-          <w:bCs/>
-        </w:rPr>
-        <w:t xml:space="preserve"> realizacji</w:t>
-      </w:r>
-      <w:r>
-        <w:rPr>
-          <w:b/>
-          <w:bCs/>
-        </w:rPr>
-        <w:t>:</w:t>
+        <w:t>Częstotliwość wykonania, przewidywane spiętrzenia i czasy realizacji:</w:t>
       </w:r>
     </w:p>
     <w:p>
@@ -3403,10 +3191,7 @@
         <w:t>Aktorzy:</w:t>
       </w:r>
       <w:r>
-        <w:t xml:space="preserve"> Klient</w:t>
-      </w:r>
-      <w:r>
-        <w:t>, Bramka płatności</w:t>
+        <w:t xml:space="preserve"> Klient, Bramka płatności</w:t>
       </w:r>
     </w:p>
     <w:p>
@@ -3753,13 +3538,7 @@
         <w:t>Spiętrzenia:</w:t>
       </w:r>
       <w:r>
-        <w:t xml:space="preserve"> Brak</w:t>
-      </w:r>
-      <w:r>
-        <w:t xml:space="preserve"> – </w:t>
-      </w:r>
-      <w:r>
-        <w:t>to proces wykonywany w tle przez serwer.</w:t>
+        <w:t xml:space="preserve"> Brak – to proces wykonywany w tle przez serwer.</w:t>
       </w:r>
     </w:p>
     <w:p>
@@ -3801,7 +3580,7 @@
         <w:t>Wartość po zakończeniu:</w:t>
       </w:r>
       <w:r>
-        <w:t xml:space="preserve"> Klient ma gwarancję terminu, a właściciel zabezpieczenie finansowe przed odwołaniem wizyty na ostatnią chwilę.</w:t>
+        <w:t xml:space="preserve"> Administrator oszczędza czas na ręcznym sprawdzaniu magazynu, ryzyko braku płynu spada do zera, a dostawca otrzymuje zamówienia na bieżąco.</w:t>
       </w:r>
     </w:p>
     <w:p>
@@ -3879,27 +3658,7 @@
           <w:u w:val="single"/>
         </w:rPr>
         <w:lastRenderedPageBreak/>
-        <w:t>5</w:t>
-      </w:r>
-      <w:r>
-        <w:rPr>
-          <w:b/>
-          <w:bCs/>
-          <w:sz w:val="40"/>
-          <w:szCs w:val="40"/>
-          <w:u w:val="single"/>
-        </w:rPr>
-        <w:t xml:space="preserve">. </w:t>
-      </w:r>
-      <w:r>
-        <w:rPr>
-          <w:b/>
-          <w:bCs/>
-          <w:sz w:val="40"/>
-          <w:szCs w:val="40"/>
-          <w:u w:val="single"/>
-        </w:rPr>
-        <w:t>Perspektywa projektowa</w:t>
+        <w:t>5. Perspektywa projektowa</w:t>
       </w:r>
     </w:p>
     <w:p>
@@ -3929,6 +3688,9 @@
         <w:ind w:left="555"/>
       </w:pPr>
       <w:r>
+        <w:rPr>
+          <w:noProof/>
+        </w:rPr>
         <w:drawing>
           <wp:inline distT="0" distB="0" distL="0" distR="0" wp14:anchorId="1C339F58" wp14:editId="0374C325">
             <wp:extent cx="5760720" cy="3647992"/>
@@ -3973,6 +3735,9 @@
         <w:ind w:left="555"/>
       </w:pPr>
       <w:r>
+        <w:rPr>
+          <w:noProof/>
+        </w:rPr>
         <w:drawing>
           <wp:inline distT="0" distB="0" distL="0" distR="0" wp14:anchorId="316F238E" wp14:editId="0FB3D282">
             <wp:extent cx="5760720" cy="3647992"/>
@@ -4017,6 +3782,9 @@
         <w:ind w:left="555"/>
       </w:pPr>
       <w:r>
+        <w:rPr>
+          <w:noProof/>
+        </w:rPr>
         <w:lastRenderedPageBreak/>
         <w:drawing>
           <wp:inline distT="0" distB="0" distL="0" distR="0" wp14:anchorId="009F897E" wp14:editId="036A4619">
@@ -4062,6 +3830,9 @@
         <w:ind w:left="555"/>
       </w:pPr>
       <w:r>
+        <w:rPr>
+          <w:noProof/>
+        </w:rPr>
         <w:drawing>
           <wp:inline distT="0" distB="0" distL="0" distR="0" wp14:anchorId="1F0FDDB7" wp14:editId="3EB97008">
             <wp:extent cx="5760720" cy="3647992"/>
@@ -4106,6 +3877,9 @@
         <w:ind w:left="555"/>
       </w:pPr>
       <w:r>
+        <w:rPr>
+          <w:noProof/>
+        </w:rPr>
         <w:lastRenderedPageBreak/>
         <w:drawing>
           <wp:inline distT="0" distB="0" distL="0" distR="0" wp14:anchorId="050F18F6" wp14:editId="4EF6C476">

--- a/SPRAWOZDANIE/Sprawozdanie.docx
+++ b/SPRAWOZDANIE/Sprawozdanie.docx
@@ -3710,7 +3710,13 @@
         <w:jc w:val="both"/>
       </w:pPr>
       <w:r>
-        <w:t>Po wybraniu terminu klient klika "Przejdź do płatności zadatku" i trafia do zewnętrznej bramki płatności. Po udanej autoryzacji przelewu bramka odsyła potwierdzenie do systemu, a rezerwacja zmienia status na "pewne".</w:t>
+        <w:t>Po wybraniu terminu klient klika "Przejdź do płatności zadatku" i trafia do</w:t>
+      </w:r>
+      <w:r>
+        <w:t> </w:t>
+      </w:r>
+      <w:r>
+        <w:t>zewnętrznej bramki płatności. Po udanej autoryzacji przelewu bramka odsyła potwierdzenie do systemu, a rezerwacja zmienia status na "pewne".</w:t>
       </w:r>
     </w:p>
     <w:p>
@@ -4426,7 +4432,7 @@
         </w:rPr>
         <w:lastRenderedPageBreak/>
         <w:drawing>
-          <wp:inline distT="0" distB="0" distL="0" distR="0" wp14:anchorId="65CC88F8" wp14:editId="5EE6E8B5">
+          <wp:inline distT="0" distB="0" distL="0" distR="0" wp14:anchorId="65CC88F8" wp14:editId="613886C2">
             <wp:extent cx="5760720" cy="5547360"/>
             <wp:effectExtent l="0" t="0" r="0" b="0"/>
             <wp:docPr id="12" name="Obraz 12"/>
@@ -4509,7 +4515,13 @@
         <w:jc w:val="both"/>
       </w:pPr>
       <w:r>
-        <w:t>Ostatni diagram przedstawia procedurę serwisową oraz logistykę zarządzania flotą urządzeń w przypadku wykrycia usterki.</w:t>
+        <w:t>Ostatni diagram przedstawia procedurę serwisową oraz logistykę zarządzania flotą urządzeń w</w:t>
+      </w:r>
+      <w:r>
+        <w:t> </w:t>
+      </w:r>
+      <w:r>
+        <w:t>przypadku wykrycia usterki.</w:t>
       </w:r>
     </w:p>
     <w:p>
@@ -4926,7 +4938,13 @@
         <w:t>()</w:t>
       </w:r>
       <w:r>
-        <w:t xml:space="preserve"> - Klient przechodzi do płatności, co w systemie skutkuje uruchomieniem procedury transakcyjnej dla danego zlecenia.</w:t>
+        <w:t xml:space="preserve"> - Klient przechodzi do płatności, co w</w:t>
+      </w:r>
+      <w:r>
+        <w:t> </w:t>
+      </w:r>
+      <w:r>
+        <w:t>systemie skutkuje uruchomieniem procedury transakcyjnej dla danego zlecenia.</w:t>
       </w:r>
     </w:p>
     <w:p>
@@ -4978,7 +4996,13 @@
         <w:t>()</w:t>
       </w:r>
       <w:r>
-        <w:t xml:space="preserve"> - Zlecenie tworzy obiekt Płatności, inicjuje go i ostatecznie potwierdza pomyślne przeprocesowanie środków.</w:t>
+        <w:t xml:space="preserve"> - Zlecenie tworzy obiekt Płatności, inicjuje go i</w:t>
+      </w:r>
+      <w:r>
+        <w:t> </w:t>
+      </w:r>
+      <w:r>
+        <w:t>ostatecznie potwierdza pomyślne przeprocesowanie środków.</w:t>
       </w:r>
     </w:p>
     <w:p>
@@ -5705,7 +5729,13 @@
         <w:t>()</w:t>
       </w:r>
       <w:r>
-        <w:t xml:space="preserve"> - Zapytanie Ofertowe wysyła samo siebie na zewnątrz, a docelowy aktor zewnętrzny (Dostawca) odbiera komunikat zawierający zapotrzebowanie (</w:t>
+        <w:t xml:space="preserve"> - Zapytanie Ofertowe wysyła samo siebie na</w:t>
+      </w:r>
+      <w:r>
+        <w:t> </w:t>
+      </w:r>
+      <w:r>
+        <w:t>zewnątrz, a docelowy aktor zewnętrzny (Dostawca) odbiera komunikat zawierający zapotrzebowanie (</w:t>
       </w:r>
       <w:proofErr w:type="spellStart"/>
       <w:r>
@@ -5857,15 +5887,24 @@
       </w:r>
       <w:proofErr w:type="spellEnd"/>
       <w:r>
-        <w:t xml:space="preserve"> 3000 został zaprojektowany w oparciu o architekturę klient-serwer z podziałem na wyraźne warstwy logiczne (prezentacji, logiki biznesowej oraz danych), komunikujące się za pośrednictwem sieci Internet. Zastosowano podejście komponentowe, grupując klasy w logiczne pakiety odzwierciedlające obszary domenowe systemu.</w:t>
-      </w:r>
-    </w:p>
-    <w:p>
-      <w:pPr>
-        <w:spacing w:after="120"/>
-        <w:jc w:val="both"/>
-      </w:pPr>
-      <w:r>
+        <w:t xml:space="preserve"> 3000 został zaprojektowany w oparciu o architekturę klient-serwer z</w:t>
+      </w:r>
+      <w:r>
+        <w:t> </w:t>
+      </w:r>
+      <w:r>
+        <w:t>podziałem na wyraźne warstwy logiczne (prezentacji, logiki biznesowej oraz danych), komunikujące się za pośrednictwem sieci Internet. Zastosowano podejście komponentowe, grupując klasy w logiczne pakiety odzwierciedlające obszary domenowe systemu.</w:t>
+      </w:r>
+    </w:p>
+    <w:p>
+      <w:pPr>
+        <w:spacing w:after="120"/>
+        <w:jc w:val="both"/>
+      </w:pPr>
+      <w:r>
+        <w:rPr>
+          <w:noProof/>
+        </w:rPr>
         <w:drawing>
           <wp:inline distT="0" distB="0" distL="0" distR="0" wp14:anchorId="03A3D380" wp14:editId="3088C291">
             <wp:extent cx="5760720" cy="3697605"/>
@@ -5945,7 +5984,13 @@
         <w:t>Warstwa prezentacji (Front-end):</w:t>
       </w:r>
       <w:r>
-        <w:t xml:space="preserve"> Interfejsy, z którymi bezpośrednio wchodzi w interakcję użytkownik. W jej skład wchodzi responsywny Portal Klienta oraz Panel Administratora (dostępne przez przeglądarkę WWW), a także natywna aplikacja mobilna </w:t>
+        <w:t xml:space="preserve"> Interfejsy, z którymi bezpośrednio wchodzi w</w:t>
+      </w:r>
+      <w:r>
+        <w:t> </w:t>
+      </w:r>
+      <w:r>
+        <w:t xml:space="preserve">interakcję użytkownik. W jej skład wchodzi responsywny Portal Klienta oraz Panel Administratora (dostępne przez przeglądarkę WWW), a także natywna aplikacja mobilna </w:t>
       </w:r>
       <w:proofErr w:type="spellStart"/>
       <w:r>
@@ -6062,7 +6107,13 @@
         <w:t>Warstwa danych (Serwer Bazodanowy):</w:t>
       </w:r>
       <w:r>
-        <w:t xml:space="preserve"> Wydzielony serwer fizyczny oparty na architekturze </w:t>
+        <w:t xml:space="preserve"> Wydzielony serwer fizyczny oparty na</w:t>
+      </w:r>
+      <w:r>
+        <w:t> </w:t>
+      </w:r>
+      <w:r>
+        <w:t xml:space="preserve">architekturze </w:t>
       </w:r>
       <w:proofErr w:type="spellStart"/>
       <w:r>
@@ -6078,7 +6129,19 @@
       </w:r>
       <w:proofErr w:type="spellEnd"/>
       <w:r>
-        <w:t xml:space="preserve"> BCM2711, 8GB RAM). Zgodnie ze specyfikacją, dostęp do struktury relacyjnej bazy danych jest hermetyzowany za pomocą dwóch dedykowanych interfejsów: </w:t>
+        <w:t xml:space="preserve"> BCM2711, 8GB RAM). Zgodnie ze</w:t>
+      </w:r>
+      <w:r>
+        <w:t> </w:t>
+      </w:r>
+      <w:r>
+        <w:t>specyfikacją, dostęp do struktury relacyjnej bazy danych jest hermetyzowany za</w:t>
+      </w:r>
+      <w:r>
+        <w:t> </w:t>
+      </w:r>
+      <w:r>
+        <w:t xml:space="preserve">pomocą dwóch dedykowanych interfejsów: </w:t>
       </w:r>
       <w:proofErr w:type="spellStart"/>
       <w:r>
@@ -6956,7 +7019,21 @@
           <w:rFonts w:asciiTheme="minorHAnsi" w:hAnsiTheme="minorHAnsi"/>
           <w:lang w:val="pl-PL"/>
         </w:rPr>
-        <w:t>Dziedziczy po klasie Pracownik. Reprezentuje menedżera z najwyższymi uprawnieniami w systemie.</w:t>
+        <w:t>Dziedziczy po klasie Pracownik. Reprezentuje menedżera z najwyższymi uprawnieniami w</w:t>
+      </w:r>
+      <w:r>
+        <w:rPr>
+          <w:rFonts w:asciiTheme="minorHAnsi" w:hAnsiTheme="minorHAnsi"/>
+          <w:lang w:val="pl-PL"/>
+        </w:rPr>
+        <w:t> </w:t>
+      </w:r>
+      <w:r>
+        <w:rPr>
+          <w:rFonts w:asciiTheme="minorHAnsi" w:hAnsiTheme="minorHAnsi"/>
+          <w:lang w:val="pl-PL"/>
+        </w:rPr>
+        <w:t>systemie.</w:t>
       </w:r>
     </w:p>
     <w:p>
@@ -8117,1271 +8194,6 @@
         <w:rPr>
           <w:rFonts w:asciiTheme="minorHAnsi" w:hAnsiTheme="minorHAnsi"/>
           <w:lang w:val="pl-PL"/>
-        </w:rPr>
-        <w:t>()</w:t>
-      </w:r>
-    </w:p>
-    <w:p>
-      <w:pPr>
-        <w:jc w:val="both"/>
-      </w:pPr>
-      <w:r>
-        <w:rPr>
-          <w:b/>
-        </w:rPr>
-        <w:t>10. Naprawa</w:t>
-      </w:r>
-    </w:p>
-    <w:p>
-      <w:pPr>
-        <w:pStyle w:val="Listapunktowana"/>
-        <w:jc w:val="both"/>
-        <w:rPr>
-          <w:rFonts w:asciiTheme="minorHAnsi" w:hAnsiTheme="minorHAnsi"/>
-          <w:lang w:val="pl-PL"/>
-        </w:rPr>
-      </w:pPr>
-      <w:r>
-        <w:rPr>
-          <w:rFonts w:asciiTheme="minorHAnsi" w:hAnsiTheme="minorHAnsi"/>
-          <w:b/>
-          <w:lang w:val="pl-PL"/>
-        </w:rPr>
-        <w:lastRenderedPageBreak/>
-        <w:t xml:space="preserve">Opis: </w:t>
-      </w:r>
-      <w:r>
-        <w:rPr>
-          <w:rFonts w:asciiTheme="minorHAnsi" w:hAnsiTheme="minorHAnsi"/>
-          <w:lang w:val="pl-PL"/>
-        </w:rPr>
-        <w:t>Encja dokumentująca czynność serwisową wynikającą ze zdiagnozowania usterki myjki.</w:t>
-      </w:r>
-    </w:p>
-    <w:p>
-      <w:pPr>
-        <w:pStyle w:val="Listapunktowana"/>
-        <w:jc w:val="both"/>
-        <w:rPr>
-          <w:rFonts w:asciiTheme="minorHAnsi" w:hAnsiTheme="minorHAnsi"/>
-        </w:rPr>
-      </w:pPr>
-      <w:proofErr w:type="spellStart"/>
-      <w:r>
-        <w:rPr>
-          <w:rFonts w:asciiTheme="minorHAnsi" w:hAnsiTheme="minorHAnsi"/>
-          <w:b/>
-        </w:rPr>
-        <w:t>Atrybuty</w:t>
-      </w:r>
-      <w:proofErr w:type="spellEnd"/>
-      <w:r>
-        <w:rPr>
-          <w:rFonts w:asciiTheme="minorHAnsi" w:hAnsiTheme="minorHAnsi"/>
-          <w:b/>
-        </w:rPr>
-        <w:t xml:space="preserve">: </w:t>
-      </w:r>
-      <w:r>
-        <w:rPr>
-          <w:rFonts w:asciiTheme="minorHAnsi" w:hAnsiTheme="minorHAnsi"/>
-        </w:rPr>
-        <w:t xml:space="preserve">id (UUID), </w:t>
-      </w:r>
-      <w:proofErr w:type="spellStart"/>
-      <w:r>
-        <w:rPr>
-          <w:rFonts w:asciiTheme="minorHAnsi" w:hAnsiTheme="minorHAnsi"/>
-        </w:rPr>
-        <w:t>opis</w:t>
-      </w:r>
-      <w:proofErr w:type="spellEnd"/>
-      <w:r>
-        <w:rPr>
-          <w:rFonts w:asciiTheme="minorHAnsi" w:hAnsiTheme="minorHAnsi"/>
-        </w:rPr>
-        <w:t xml:space="preserve"> (String), status (</w:t>
-      </w:r>
-      <w:proofErr w:type="spellStart"/>
-      <w:r>
-        <w:rPr>
-          <w:rFonts w:asciiTheme="minorHAnsi" w:hAnsiTheme="minorHAnsi"/>
-        </w:rPr>
-        <w:t>StatusNaprawy</w:t>
-      </w:r>
-      <w:proofErr w:type="spellEnd"/>
-      <w:r>
-        <w:rPr>
-          <w:rFonts w:asciiTheme="minorHAnsi" w:hAnsiTheme="minorHAnsi"/>
-        </w:rPr>
-        <w:t xml:space="preserve">), </w:t>
-      </w:r>
-      <w:proofErr w:type="spellStart"/>
-      <w:r>
-        <w:rPr>
-          <w:rFonts w:asciiTheme="minorHAnsi" w:hAnsiTheme="minorHAnsi"/>
-        </w:rPr>
-        <w:t>koszt</w:t>
-      </w:r>
-      <w:proofErr w:type="spellEnd"/>
-      <w:r>
-        <w:rPr>
-          <w:rFonts w:asciiTheme="minorHAnsi" w:hAnsiTheme="minorHAnsi"/>
-        </w:rPr>
-        <w:t xml:space="preserve"> (Money)</w:t>
-      </w:r>
-    </w:p>
-    <w:p>
-      <w:pPr>
-        <w:pStyle w:val="Listapunktowana"/>
-        <w:jc w:val="both"/>
-        <w:rPr>
-          <w:rFonts w:asciiTheme="minorHAnsi" w:hAnsiTheme="minorHAnsi"/>
-        </w:rPr>
-      </w:pPr>
-      <w:r>
-        <w:rPr>
-          <w:rFonts w:asciiTheme="minorHAnsi" w:hAnsiTheme="minorHAnsi"/>
-          <w:b/>
-        </w:rPr>
-        <w:t xml:space="preserve">Metody: </w:t>
-      </w:r>
-      <w:proofErr w:type="spellStart"/>
-      <w:r>
-        <w:rPr>
-          <w:rFonts w:asciiTheme="minorHAnsi" w:hAnsiTheme="minorHAnsi"/>
-        </w:rPr>
-        <w:t>rozpocznij</w:t>
-      </w:r>
-      <w:proofErr w:type="spellEnd"/>
-      <w:r>
-        <w:rPr>
-          <w:rFonts w:asciiTheme="minorHAnsi" w:hAnsiTheme="minorHAnsi"/>
-        </w:rPr>
-        <w:t xml:space="preserve">(), </w:t>
-      </w:r>
-      <w:proofErr w:type="spellStart"/>
-      <w:r>
-        <w:rPr>
-          <w:rFonts w:asciiTheme="minorHAnsi" w:hAnsiTheme="minorHAnsi"/>
-        </w:rPr>
-        <w:t>zakoncz</w:t>
-      </w:r>
-      <w:proofErr w:type="spellEnd"/>
-      <w:r>
-        <w:rPr>
-          <w:rFonts w:asciiTheme="minorHAnsi" w:hAnsiTheme="minorHAnsi"/>
-        </w:rPr>
-        <w:t>()</w:t>
-      </w:r>
-    </w:p>
-    <w:p>
-      <w:pPr>
-        <w:jc w:val="both"/>
-      </w:pPr>
-      <w:r>
-        <w:rPr>
-          <w:b/>
-        </w:rPr>
-        <w:t xml:space="preserve">11. </w:t>
-      </w:r>
-      <w:proofErr w:type="spellStart"/>
-      <w:r>
-        <w:rPr>
-          <w:b/>
-        </w:rPr>
-        <w:t>OdczytIoT</w:t>
-      </w:r>
-      <w:proofErr w:type="spellEnd"/>
-    </w:p>
-    <w:p>
-      <w:pPr>
-        <w:pStyle w:val="Listapunktowana"/>
-        <w:jc w:val="both"/>
-        <w:rPr>
-          <w:rFonts w:asciiTheme="minorHAnsi" w:hAnsiTheme="minorHAnsi"/>
-          <w:lang w:val="pl-PL"/>
-        </w:rPr>
-      </w:pPr>
-      <w:r>
-        <w:rPr>
-          <w:rFonts w:asciiTheme="minorHAnsi" w:hAnsiTheme="minorHAnsi"/>
-          <w:b/>
-          <w:lang w:val="pl-PL"/>
-        </w:rPr>
-        <w:t xml:space="preserve">Opis: </w:t>
-      </w:r>
-      <w:r>
-        <w:rPr>
-          <w:rFonts w:asciiTheme="minorHAnsi" w:hAnsiTheme="minorHAnsi"/>
-          <w:lang w:val="pl-PL"/>
-        </w:rPr>
-        <w:t>Pojedyncza porcja danych wysłana przez moduł telemetrii myjki w czasie rzeczywistym.</w:t>
-      </w:r>
-    </w:p>
-    <w:p>
-      <w:pPr>
-        <w:pStyle w:val="Listapunktowana"/>
-        <w:jc w:val="both"/>
-        <w:rPr>
-          <w:rFonts w:asciiTheme="minorHAnsi" w:hAnsiTheme="minorHAnsi"/>
-          <w:lang w:val="pl-PL"/>
-        </w:rPr>
-      </w:pPr>
-      <w:r>
-        <w:rPr>
-          <w:rFonts w:asciiTheme="minorHAnsi" w:hAnsiTheme="minorHAnsi"/>
-          <w:b/>
-          <w:lang w:val="pl-PL"/>
-        </w:rPr>
-        <w:t xml:space="preserve">Atrybuty: </w:t>
-      </w:r>
-      <w:r>
-        <w:rPr>
-          <w:rFonts w:asciiTheme="minorHAnsi" w:hAnsiTheme="minorHAnsi"/>
-          <w:lang w:val="pl-PL"/>
-        </w:rPr>
-        <w:t>czas (</w:t>
-      </w:r>
-      <w:proofErr w:type="spellStart"/>
-      <w:r>
-        <w:rPr>
-          <w:rFonts w:asciiTheme="minorHAnsi" w:hAnsiTheme="minorHAnsi"/>
-          <w:lang w:val="pl-PL"/>
-        </w:rPr>
-        <w:t>DateTime</w:t>
-      </w:r>
-      <w:proofErr w:type="spellEnd"/>
-      <w:r>
-        <w:rPr>
-          <w:rFonts w:asciiTheme="minorHAnsi" w:hAnsiTheme="minorHAnsi"/>
-          <w:lang w:val="pl-PL"/>
-        </w:rPr>
-        <w:t xml:space="preserve">), </w:t>
-      </w:r>
-      <w:proofErr w:type="spellStart"/>
-      <w:r>
-        <w:rPr>
-          <w:rFonts w:asciiTheme="minorHAnsi" w:hAnsiTheme="minorHAnsi"/>
-          <w:lang w:val="pl-PL"/>
-        </w:rPr>
-        <w:t>przeplywWodyLMin</w:t>
-      </w:r>
-      <w:proofErr w:type="spellEnd"/>
-      <w:r>
-        <w:rPr>
-          <w:rFonts w:asciiTheme="minorHAnsi" w:hAnsiTheme="minorHAnsi"/>
-          <w:lang w:val="pl-PL"/>
-        </w:rPr>
-        <w:t xml:space="preserve">, </w:t>
-      </w:r>
-      <w:proofErr w:type="spellStart"/>
-      <w:r>
-        <w:rPr>
-          <w:rFonts w:asciiTheme="minorHAnsi" w:hAnsiTheme="minorHAnsi"/>
-          <w:lang w:val="pl-PL"/>
-        </w:rPr>
-        <w:t>temperaturaSilnikaC</w:t>
-      </w:r>
-      <w:proofErr w:type="spellEnd"/>
-      <w:r>
-        <w:rPr>
-          <w:rFonts w:asciiTheme="minorHAnsi" w:hAnsiTheme="minorHAnsi"/>
-          <w:lang w:val="pl-PL"/>
-        </w:rPr>
-        <w:t xml:space="preserve"> (</w:t>
-      </w:r>
-      <w:proofErr w:type="spellStart"/>
-      <w:r>
-        <w:rPr>
-          <w:rFonts w:asciiTheme="minorHAnsi" w:hAnsiTheme="minorHAnsi"/>
-          <w:lang w:val="pl-PL"/>
-        </w:rPr>
-        <w:t>Decimal</w:t>
-      </w:r>
-      <w:proofErr w:type="spellEnd"/>
-      <w:r>
-        <w:rPr>
-          <w:rFonts w:asciiTheme="minorHAnsi" w:hAnsiTheme="minorHAnsi"/>
-          <w:lang w:val="pl-PL"/>
-        </w:rPr>
-        <w:t>), alarm (</w:t>
-      </w:r>
-      <w:proofErr w:type="spellStart"/>
-      <w:r>
-        <w:rPr>
-          <w:rFonts w:asciiTheme="minorHAnsi" w:hAnsiTheme="minorHAnsi"/>
-          <w:lang w:val="pl-PL"/>
-        </w:rPr>
-        <w:t>Boolean</w:t>
-      </w:r>
-      <w:proofErr w:type="spellEnd"/>
-      <w:r>
-        <w:rPr>
-          <w:rFonts w:asciiTheme="minorHAnsi" w:hAnsiTheme="minorHAnsi"/>
-          <w:lang w:val="pl-PL"/>
-        </w:rPr>
-        <w:t>)</w:t>
-      </w:r>
-    </w:p>
-    <w:p>
-      <w:pPr>
-        <w:pStyle w:val="Listapunktowana"/>
-        <w:jc w:val="both"/>
-        <w:rPr>
-          <w:rFonts w:asciiTheme="minorHAnsi" w:hAnsiTheme="minorHAnsi"/>
-          <w:lang w:val="pl-PL"/>
-        </w:rPr>
-      </w:pPr>
-      <w:r>
-        <w:rPr>
-          <w:rFonts w:asciiTheme="minorHAnsi" w:hAnsiTheme="minorHAnsi"/>
-          <w:b/>
-          <w:lang w:val="pl-PL"/>
-        </w:rPr>
-        <w:t xml:space="preserve">Metody: </w:t>
-      </w:r>
-      <w:proofErr w:type="spellStart"/>
-      <w:r>
-        <w:rPr>
-          <w:rFonts w:asciiTheme="minorHAnsi" w:hAnsiTheme="minorHAnsi"/>
-          <w:lang w:val="pl-PL"/>
-        </w:rPr>
-        <w:t>czyPrzegrzanie</w:t>
-      </w:r>
-      <w:proofErr w:type="spellEnd"/>
-      <w:r>
-        <w:rPr>
-          <w:rFonts w:asciiTheme="minorHAnsi" w:hAnsiTheme="minorHAnsi"/>
-          <w:lang w:val="pl-PL"/>
-        </w:rPr>
-        <w:t>() (weryfikuje odczyt pod kątem konieczności blokady sprzętu)</w:t>
-      </w:r>
-    </w:p>
-    <w:p>
-      <w:pPr>
-        <w:jc w:val="both"/>
-      </w:pPr>
-      <w:r>
-        <w:rPr>
-          <w:b/>
-        </w:rPr>
-        <w:t xml:space="preserve">12. </w:t>
-      </w:r>
-      <w:proofErr w:type="spellStart"/>
-      <w:r>
-        <w:rPr>
-          <w:b/>
-        </w:rPr>
-        <w:t>OperatorMyjki</w:t>
-      </w:r>
-      <w:proofErr w:type="spellEnd"/>
-    </w:p>
-    <w:p>
-      <w:pPr>
-        <w:pStyle w:val="Listapunktowana"/>
-        <w:jc w:val="both"/>
-        <w:rPr>
-          <w:rFonts w:asciiTheme="minorHAnsi" w:hAnsiTheme="minorHAnsi"/>
-          <w:lang w:val="pl-PL"/>
-        </w:rPr>
-      </w:pPr>
-      <w:r>
-        <w:rPr>
-          <w:rFonts w:asciiTheme="minorHAnsi" w:hAnsiTheme="minorHAnsi"/>
-          <w:b/>
-          <w:lang w:val="pl-PL"/>
-        </w:rPr>
-        <w:t xml:space="preserve">Opis: </w:t>
-      </w:r>
-      <w:r>
-        <w:rPr>
-          <w:rFonts w:asciiTheme="minorHAnsi" w:hAnsiTheme="minorHAnsi"/>
-          <w:lang w:val="pl-PL"/>
-        </w:rPr>
-        <w:t>Dziedziczy po klasie Pracownik. Reprezentuje osobę fizycznie wykonującą czyszczenie w terenie.</w:t>
-      </w:r>
-    </w:p>
-    <w:p>
-      <w:pPr>
-        <w:pStyle w:val="Listapunktowana"/>
-        <w:jc w:val="both"/>
-        <w:rPr>
-          <w:rFonts w:asciiTheme="minorHAnsi" w:hAnsiTheme="minorHAnsi"/>
-          <w:lang w:val="pl-PL"/>
-        </w:rPr>
-      </w:pPr>
-      <w:r>
-        <w:rPr>
-          <w:rFonts w:asciiTheme="minorHAnsi" w:hAnsiTheme="minorHAnsi"/>
-          <w:b/>
-          <w:lang w:val="pl-PL"/>
-        </w:rPr>
-        <w:t xml:space="preserve">Atrybuty: </w:t>
-      </w:r>
-      <w:proofErr w:type="spellStart"/>
-      <w:r>
-        <w:rPr>
-          <w:rFonts w:asciiTheme="minorHAnsi" w:hAnsiTheme="minorHAnsi"/>
-          <w:lang w:val="pl-PL"/>
-        </w:rPr>
-        <w:t>uprawnieniaSprzetowe</w:t>
-      </w:r>
-      <w:proofErr w:type="spellEnd"/>
-      <w:r>
-        <w:rPr>
-          <w:rFonts w:asciiTheme="minorHAnsi" w:hAnsiTheme="minorHAnsi"/>
-          <w:lang w:val="pl-PL"/>
-        </w:rPr>
-        <w:t xml:space="preserve"> (String), </w:t>
-      </w:r>
-      <w:proofErr w:type="spellStart"/>
-      <w:r>
-        <w:rPr>
-          <w:rFonts w:asciiTheme="minorHAnsi" w:hAnsiTheme="minorHAnsi"/>
-          <w:lang w:val="pl-PL"/>
-        </w:rPr>
-        <w:t>tabletId</w:t>
-      </w:r>
-      <w:proofErr w:type="spellEnd"/>
-      <w:r>
-        <w:rPr>
-          <w:rFonts w:asciiTheme="minorHAnsi" w:hAnsiTheme="minorHAnsi"/>
-          <w:lang w:val="pl-PL"/>
-        </w:rPr>
-        <w:t xml:space="preserve"> (String)</w:t>
-      </w:r>
-    </w:p>
-    <w:p>
-      <w:pPr>
-        <w:pStyle w:val="Listapunktowana"/>
-        <w:jc w:val="both"/>
-        <w:rPr>
-          <w:rFonts w:asciiTheme="minorHAnsi" w:hAnsiTheme="minorHAnsi"/>
-        </w:rPr>
-      </w:pPr>
-      <w:r>
-        <w:rPr>
-          <w:rFonts w:asciiTheme="minorHAnsi" w:hAnsiTheme="minorHAnsi"/>
-          <w:b/>
-        </w:rPr>
-        <w:t xml:space="preserve">Metody: </w:t>
-      </w:r>
-      <w:proofErr w:type="spellStart"/>
-      <w:r>
-        <w:rPr>
-          <w:rFonts w:asciiTheme="minorHAnsi" w:hAnsiTheme="minorHAnsi"/>
-        </w:rPr>
-        <w:t>rozpocznijPrace</w:t>
-      </w:r>
-      <w:proofErr w:type="spellEnd"/>
-      <w:r>
-        <w:rPr>
-          <w:rFonts w:asciiTheme="minorHAnsi" w:hAnsiTheme="minorHAnsi"/>
-        </w:rPr>
-        <w:t xml:space="preserve">(), </w:t>
-      </w:r>
-      <w:proofErr w:type="spellStart"/>
-      <w:r>
-        <w:rPr>
-          <w:rFonts w:asciiTheme="minorHAnsi" w:hAnsiTheme="minorHAnsi"/>
-        </w:rPr>
-        <w:t>zakonczPrace</w:t>
-      </w:r>
-      <w:proofErr w:type="spellEnd"/>
-      <w:r>
-        <w:rPr>
-          <w:rFonts w:asciiTheme="minorHAnsi" w:hAnsiTheme="minorHAnsi"/>
-        </w:rPr>
-        <w:t xml:space="preserve">(), </w:t>
-      </w:r>
-      <w:proofErr w:type="spellStart"/>
-      <w:r>
-        <w:rPr>
-          <w:rFonts w:asciiTheme="minorHAnsi" w:hAnsiTheme="minorHAnsi"/>
-        </w:rPr>
-        <w:t>dodajZdjeciePo</w:t>
-      </w:r>
-      <w:proofErr w:type="spellEnd"/>
-      <w:r>
-        <w:rPr>
-          <w:rFonts w:asciiTheme="minorHAnsi" w:hAnsiTheme="minorHAnsi"/>
-        </w:rPr>
-        <w:t>()</w:t>
-      </w:r>
-    </w:p>
-    <w:p>
-      <w:pPr>
-        <w:jc w:val="both"/>
-      </w:pPr>
-      <w:r>
-        <w:rPr>
-          <w:b/>
-        </w:rPr>
-        <w:t>13. Płatność</w:t>
-      </w:r>
-    </w:p>
-    <w:p>
-      <w:pPr>
-        <w:pStyle w:val="Listapunktowana"/>
-        <w:jc w:val="both"/>
-        <w:rPr>
-          <w:rFonts w:asciiTheme="minorHAnsi" w:hAnsiTheme="minorHAnsi"/>
-          <w:lang w:val="pl-PL"/>
-        </w:rPr>
-      </w:pPr>
-      <w:r>
-        <w:rPr>
-          <w:rFonts w:asciiTheme="minorHAnsi" w:hAnsiTheme="minorHAnsi"/>
-          <w:b/>
-          <w:lang w:val="pl-PL"/>
-        </w:rPr>
-        <w:t xml:space="preserve">Opis: </w:t>
-      </w:r>
-      <w:r>
-        <w:rPr>
-          <w:rFonts w:asciiTheme="minorHAnsi" w:hAnsiTheme="minorHAnsi"/>
-          <w:lang w:val="pl-PL"/>
-        </w:rPr>
-        <w:t>Klasa dokumentująca transakcję finansową (np. opłacenie zadatku za rezerwację).</w:t>
-      </w:r>
-    </w:p>
-    <w:p>
-      <w:pPr>
-        <w:pStyle w:val="Listapunktowana"/>
-        <w:jc w:val="both"/>
-        <w:rPr>
-          <w:rFonts w:asciiTheme="minorHAnsi" w:hAnsiTheme="minorHAnsi"/>
-          <w:lang w:val="pl-PL"/>
-        </w:rPr>
-      </w:pPr>
-      <w:r>
-        <w:rPr>
-          <w:rFonts w:asciiTheme="minorHAnsi" w:hAnsiTheme="minorHAnsi"/>
-          <w:b/>
-          <w:lang w:val="pl-PL"/>
-        </w:rPr>
-        <w:t xml:space="preserve">Atrybuty: </w:t>
-      </w:r>
-      <w:r>
-        <w:rPr>
-          <w:rFonts w:asciiTheme="minorHAnsi" w:hAnsiTheme="minorHAnsi"/>
-          <w:lang w:val="pl-PL"/>
-        </w:rPr>
-        <w:t>id (UUID), kwota (Money), status (</w:t>
-      </w:r>
-      <w:proofErr w:type="spellStart"/>
-      <w:r>
-        <w:rPr>
-          <w:rFonts w:asciiTheme="minorHAnsi" w:hAnsiTheme="minorHAnsi"/>
-          <w:lang w:val="pl-PL"/>
-        </w:rPr>
-        <w:t>StatusPlatnosci</w:t>
-      </w:r>
-      <w:proofErr w:type="spellEnd"/>
-      <w:r>
-        <w:rPr>
-          <w:rFonts w:asciiTheme="minorHAnsi" w:hAnsiTheme="minorHAnsi"/>
-          <w:lang w:val="pl-PL"/>
-        </w:rPr>
-        <w:t xml:space="preserve">), </w:t>
-      </w:r>
-      <w:proofErr w:type="spellStart"/>
-      <w:r>
-        <w:rPr>
-          <w:rFonts w:asciiTheme="minorHAnsi" w:hAnsiTheme="minorHAnsi"/>
-          <w:lang w:val="pl-PL"/>
-        </w:rPr>
-        <w:t>operatorRef</w:t>
-      </w:r>
-      <w:proofErr w:type="spellEnd"/>
-      <w:r>
-        <w:rPr>
-          <w:rFonts w:asciiTheme="minorHAnsi" w:hAnsiTheme="minorHAnsi"/>
-          <w:lang w:val="pl-PL"/>
-        </w:rPr>
-        <w:t xml:space="preserve"> (String – unikalny kod transakcji z banku)</w:t>
-      </w:r>
-    </w:p>
-    <w:p>
-      <w:pPr>
-        <w:pStyle w:val="Listapunktowana"/>
-        <w:jc w:val="both"/>
-        <w:rPr>
-          <w:rFonts w:asciiTheme="minorHAnsi" w:hAnsiTheme="minorHAnsi"/>
-        </w:rPr>
-      </w:pPr>
-      <w:r>
-        <w:rPr>
-          <w:rFonts w:asciiTheme="minorHAnsi" w:hAnsiTheme="minorHAnsi"/>
-          <w:b/>
-        </w:rPr>
-        <w:t xml:space="preserve">Metody: </w:t>
-      </w:r>
-      <w:proofErr w:type="spellStart"/>
-      <w:r>
-        <w:rPr>
-          <w:rFonts w:asciiTheme="minorHAnsi" w:hAnsiTheme="minorHAnsi"/>
-        </w:rPr>
-        <w:t>zainicjuj</w:t>
-      </w:r>
-      <w:proofErr w:type="spellEnd"/>
-      <w:r>
-        <w:rPr>
-          <w:rFonts w:asciiTheme="minorHAnsi" w:hAnsiTheme="minorHAnsi"/>
-        </w:rPr>
-        <w:t xml:space="preserve">(), </w:t>
-      </w:r>
-      <w:proofErr w:type="spellStart"/>
-      <w:r>
-        <w:rPr>
-          <w:rFonts w:asciiTheme="minorHAnsi" w:hAnsiTheme="minorHAnsi"/>
-        </w:rPr>
-        <w:t>potwierdz</w:t>
-      </w:r>
-      <w:proofErr w:type="spellEnd"/>
-      <w:r>
-        <w:rPr>
-          <w:rFonts w:asciiTheme="minorHAnsi" w:hAnsiTheme="minorHAnsi"/>
-        </w:rPr>
-        <w:t xml:space="preserve">(), </w:t>
-      </w:r>
-      <w:proofErr w:type="spellStart"/>
-      <w:r>
-        <w:rPr>
-          <w:rFonts w:asciiTheme="minorHAnsi" w:hAnsiTheme="minorHAnsi"/>
-        </w:rPr>
-        <w:t>anuluj</w:t>
-      </w:r>
-      <w:proofErr w:type="spellEnd"/>
-      <w:r>
-        <w:rPr>
-          <w:rFonts w:asciiTheme="minorHAnsi" w:hAnsiTheme="minorHAnsi"/>
-        </w:rPr>
-        <w:t>()</w:t>
-      </w:r>
-    </w:p>
-    <w:p>
-      <w:pPr>
-        <w:jc w:val="both"/>
-      </w:pPr>
-      <w:r>
-        <w:rPr>
-          <w:b/>
-        </w:rPr>
-        <w:t>14. Pracownik</w:t>
-      </w:r>
-    </w:p>
-    <w:p>
-      <w:pPr>
-        <w:pStyle w:val="Listapunktowana"/>
-        <w:jc w:val="both"/>
-        <w:rPr>
-          <w:rFonts w:asciiTheme="minorHAnsi" w:hAnsiTheme="minorHAnsi"/>
-          <w:lang w:val="pl-PL"/>
-        </w:rPr>
-      </w:pPr>
-      <w:r>
-        <w:rPr>
-          <w:rFonts w:asciiTheme="minorHAnsi" w:hAnsiTheme="minorHAnsi"/>
-          <w:b/>
-          <w:lang w:val="pl-PL"/>
-        </w:rPr>
-        <w:t xml:space="preserve">Opis: </w:t>
-      </w:r>
-      <w:r>
-        <w:rPr>
-          <w:rFonts w:asciiTheme="minorHAnsi" w:hAnsiTheme="minorHAnsi"/>
-          <w:lang w:val="pl-PL"/>
-        </w:rPr>
-        <w:t>Bazowa klasa dziedzicząca po Użytkowniku, stanowiąca rdzeń dla specyficznych ról pracowniczych w firmie.</w:t>
-      </w:r>
-    </w:p>
-    <w:p>
-      <w:pPr>
-        <w:pStyle w:val="Listapunktowana"/>
-        <w:jc w:val="both"/>
-        <w:rPr>
-          <w:rFonts w:asciiTheme="minorHAnsi" w:hAnsiTheme="minorHAnsi"/>
-          <w:lang w:val="pl-PL"/>
-        </w:rPr>
-      </w:pPr>
-      <w:r>
-        <w:rPr>
-          <w:rFonts w:asciiTheme="minorHAnsi" w:hAnsiTheme="minorHAnsi"/>
-          <w:b/>
-          <w:lang w:val="pl-PL"/>
-        </w:rPr>
-        <w:t xml:space="preserve">Atrybuty: </w:t>
-      </w:r>
-      <w:proofErr w:type="spellStart"/>
-      <w:r>
-        <w:rPr>
-          <w:rFonts w:asciiTheme="minorHAnsi" w:hAnsiTheme="minorHAnsi"/>
-          <w:lang w:val="pl-PL"/>
-        </w:rPr>
-        <w:t>nrPracownika</w:t>
-      </w:r>
-      <w:proofErr w:type="spellEnd"/>
-      <w:r>
-        <w:rPr>
-          <w:rFonts w:asciiTheme="minorHAnsi" w:hAnsiTheme="minorHAnsi"/>
-          <w:lang w:val="pl-PL"/>
-        </w:rPr>
-        <w:t xml:space="preserve"> / </w:t>
-      </w:r>
-      <w:proofErr w:type="spellStart"/>
-      <w:r>
-        <w:rPr>
-          <w:rFonts w:asciiTheme="minorHAnsi" w:hAnsiTheme="minorHAnsi"/>
-          <w:lang w:val="pl-PL"/>
-        </w:rPr>
-        <w:t>nrSluzbowy</w:t>
-      </w:r>
-      <w:proofErr w:type="spellEnd"/>
-      <w:r>
-        <w:rPr>
-          <w:rFonts w:asciiTheme="minorHAnsi" w:hAnsiTheme="minorHAnsi"/>
-          <w:lang w:val="pl-PL"/>
-        </w:rPr>
-        <w:t xml:space="preserve"> (String), </w:t>
-      </w:r>
-      <w:proofErr w:type="spellStart"/>
-      <w:r>
-        <w:rPr>
-          <w:rFonts w:asciiTheme="minorHAnsi" w:hAnsiTheme="minorHAnsi"/>
-          <w:lang w:val="pl-PL"/>
-        </w:rPr>
-        <w:t>dzial</w:t>
-      </w:r>
-      <w:proofErr w:type="spellEnd"/>
-      <w:r>
-        <w:rPr>
-          <w:rFonts w:asciiTheme="minorHAnsi" w:hAnsiTheme="minorHAnsi"/>
-          <w:lang w:val="pl-PL"/>
-        </w:rPr>
-        <w:t xml:space="preserve"> (String), status / aktywny (</w:t>
-      </w:r>
-      <w:proofErr w:type="spellStart"/>
-      <w:r>
-        <w:rPr>
-          <w:rFonts w:asciiTheme="minorHAnsi" w:hAnsiTheme="minorHAnsi"/>
-          <w:lang w:val="pl-PL"/>
-        </w:rPr>
-        <w:t>StatusPracy</w:t>
-      </w:r>
-      <w:proofErr w:type="spellEnd"/>
-      <w:r>
-        <w:rPr>
-          <w:rFonts w:asciiTheme="minorHAnsi" w:hAnsiTheme="minorHAnsi"/>
-          <w:lang w:val="pl-PL"/>
-        </w:rPr>
-        <w:t xml:space="preserve"> / </w:t>
-      </w:r>
-      <w:proofErr w:type="spellStart"/>
-      <w:r>
-        <w:rPr>
-          <w:rFonts w:asciiTheme="minorHAnsi" w:hAnsiTheme="minorHAnsi"/>
-          <w:lang w:val="pl-PL"/>
-        </w:rPr>
-        <w:t>Boolean</w:t>
-      </w:r>
-      <w:proofErr w:type="spellEnd"/>
-      <w:r>
-        <w:rPr>
-          <w:rFonts w:asciiTheme="minorHAnsi" w:hAnsiTheme="minorHAnsi"/>
-          <w:lang w:val="pl-PL"/>
-        </w:rPr>
-        <w:t>)</w:t>
-      </w:r>
-    </w:p>
-    <w:p>
-      <w:pPr>
-        <w:pStyle w:val="Listapunktowana"/>
-        <w:jc w:val="both"/>
-        <w:rPr>
-          <w:rFonts w:asciiTheme="minorHAnsi" w:hAnsiTheme="minorHAnsi"/>
-        </w:rPr>
-      </w:pPr>
-      <w:r>
-        <w:rPr>
-          <w:rFonts w:asciiTheme="minorHAnsi" w:hAnsiTheme="minorHAnsi"/>
-          <w:b/>
-        </w:rPr>
-        <w:t xml:space="preserve">Metody: </w:t>
-      </w:r>
-      <w:proofErr w:type="spellStart"/>
-      <w:r>
-        <w:rPr>
-          <w:rFonts w:asciiTheme="minorHAnsi" w:hAnsiTheme="minorHAnsi"/>
-        </w:rPr>
-        <w:t>pobierzZadania</w:t>
-      </w:r>
-      <w:proofErr w:type="spellEnd"/>
-      <w:r>
-        <w:rPr>
-          <w:rFonts w:asciiTheme="minorHAnsi" w:hAnsiTheme="minorHAnsi"/>
-        </w:rPr>
-        <w:t xml:space="preserve">(), </w:t>
-      </w:r>
-      <w:proofErr w:type="spellStart"/>
-      <w:r>
-        <w:rPr>
-          <w:rFonts w:asciiTheme="minorHAnsi" w:hAnsiTheme="minorHAnsi"/>
-        </w:rPr>
-        <w:t>zglosDostepnosc</w:t>
-      </w:r>
-      <w:proofErr w:type="spellEnd"/>
-      <w:r>
-        <w:rPr>
-          <w:rFonts w:asciiTheme="minorHAnsi" w:hAnsiTheme="minorHAnsi"/>
-        </w:rPr>
-        <w:t>()</w:t>
-      </w:r>
-    </w:p>
-    <w:p>
-      <w:pPr>
-        <w:jc w:val="both"/>
-      </w:pPr>
-      <w:r>
-        <w:rPr>
-          <w:b/>
-        </w:rPr>
-        <w:t xml:space="preserve">15. </w:t>
-      </w:r>
-      <w:proofErr w:type="spellStart"/>
-      <w:r>
-        <w:rPr>
-          <w:b/>
-        </w:rPr>
-        <w:t>PracownikTechniczny</w:t>
-      </w:r>
-      <w:proofErr w:type="spellEnd"/>
-    </w:p>
-    <w:p>
-      <w:pPr>
-        <w:pStyle w:val="Listapunktowana"/>
-        <w:jc w:val="both"/>
-        <w:rPr>
-          <w:rFonts w:asciiTheme="minorHAnsi" w:hAnsiTheme="minorHAnsi"/>
-          <w:lang w:val="pl-PL"/>
-        </w:rPr>
-      </w:pPr>
-      <w:r>
-        <w:rPr>
-          <w:rFonts w:asciiTheme="minorHAnsi" w:hAnsiTheme="minorHAnsi"/>
-          <w:b/>
-          <w:lang w:val="pl-PL"/>
-        </w:rPr>
-        <w:t xml:space="preserve">Opis: </w:t>
-      </w:r>
-      <w:r>
-        <w:rPr>
-          <w:rFonts w:asciiTheme="minorHAnsi" w:hAnsiTheme="minorHAnsi"/>
-          <w:lang w:val="pl-PL"/>
-        </w:rPr>
-        <w:t>Dziedziczy po klasie Pracownik. Osoba odpowiedzialna za diagnozowanie i utrzymanie floty sprzętowej.</w:t>
-      </w:r>
-    </w:p>
-    <w:p>
-      <w:pPr>
-        <w:pStyle w:val="Listapunktowana"/>
-        <w:jc w:val="both"/>
-        <w:rPr>
-          <w:rFonts w:asciiTheme="minorHAnsi" w:hAnsiTheme="minorHAnsi"/>
-        </w:rPr>
-      </w:pPr>
-      <w:proofErr w:type="spellStart"/>
-      <w:r>
-        <w:rPr>
-          <w:rFonts w:asciiTheme="minorHAnsi" w:hAnsiTheme="minorHAnsi"/>
-          <w:b/>
-        </w:rPr>
-        <w:t>Atrybuty</w:t>
-      </w:r>
-      <w:proofErr w:type="spellEnd"/>
-      <w:r>
-        <w:rPr>
-          <w:rFonts w:asciiTheme="minorHAnsi" w:hAnsiTheme="minorHAnsi"/>
-          <w:b/>
-        </w:rPr>
-        <w:t xml:space="preserve">: </w:t>
-      </w:r>
-      <w:proofErr w:type="spellStart"/>
-      <w:r>
-        <w:rPr>
-          <w:rFonts w:asciiTheme="minorHAnsi" w:hAnsiTheme="minorHAnsi"/>
-        </w:rPr>
-        <w:t>specjalizacja</w:t>
-      </w:r>
-      <w:proofErr w:type="spellEnd"/>
-      <w:r>
-        <w:rPr>
-          <w:rFonts w:asciiTheme="minorHAnsi" w:hAnsiTheme="minorHAnsi"/>
-        </w:rPr>
-        <w:t xml:space="preserve"> (String)</w:t>
-      </w:r>
-    </w:p>
-    <w:p>
-      <w:pPr>
-        <w:pStyle w:val="Listapunktowana"/>
-        <w:jc w:val="both"/>
-        <w:rPr>
-          <w:rFonts w:asciiTheme="minorHAnsi" w:hAnsiTheme="minorHAnsi"/>
-        </w:rPr>
-      </w:pPr>
-      <w:r>
-        <w:rPr>
-          <w:rFonts w:asciiTheme="minorHAnsi" w:hAnsiTheme="minorHAnsi"/>
-          <w:b/>
-        </w:rPr>
-        <w:t xml:space="preserve">Metody: </w:t>
-      </w:r>
-      <w:proofErr w:type="spellStart"/>
-      <w:r>
-        <w:rPr>
-          <w:rFonts w:asciiTheme="minorHAnsi" w:hAnsiTheme="minorHAnsi"/>
-        </w:rPr>
-        <w:t>wykonajPrzeglad</w:t>
-      </w:r>
-      <w:proofErr w:type="spellEnd"/>
-      <w:r>
-        <w:rPr>
-          <w:rFonts w:asciiTheme="minorHAnsi" w:hAnsiTheme="minorHAnsi"/>
-        </w:rPr>
-        <w:t xml:space="preserve">(), </w:t>
-      </w:r>
-      <w:proofErr w:type="spellStart"/>
-      <w:r>
-        <w:rPr>
-          <w:rFonts w:asciiTheme="minorHAnsi" w:hAnsiTheme="minorHAnsi"/>
-        </w:rPr>
-        <w:t>oznaczDoNaprawy</w:t>
-      </w:r>
-      <w:proofErr w:type="spellEnd"/>
-      <w:r>
-        <w:rPr>
-          <w:rFonts w:asciiTheme="minorHAnsi" w:hAnsiTheme="minorHAnsi"/>
-        </w:rPr>
-        <w:t xml:space="preserve">(), </w:t>
-      </w:r>
-      <w:proofErr w:type="spellStart"/>
-      <w:r>
-        <w:rPr>
-          <w:rFonts w:asciiTheme="minorHAnsi" w:hAnsiTheme="minorHAnsi"/>
-        </w:rPr>
-        <w:t>zwrocDoUzytku</w:t>
-      </w:r>
-      <w:proofErr w:type="spellEnd"/>
-      <w:r>
-        <w:rPr>
-          <w:rFonts w:asciiTheme="minorHAnsi" w:hAnsiTheme="minorHAnsi"/>
-        </w:rPr>
-        <w:t>()</w:t>
-      </w:r>
-    </w:p>
-    <w:p>
-      <w:pPr>
-        <w:jc w:val="both"/>
-      </w:pPr>
-      <w:r>
-        <w:rPr>
-          <w:b/>
-        </w:rPr>
-        <w:t xml:space="preserve">16. </w:t>
-      </w:r>
-      <w:proofErr w:type="spellStart"/>
-      <w:r>
-        <w:rPr>
-          <w:b/>
-        </w:rPr>
-        <w:t>PrzeglądSerwisowy</w:t>
-      </w:r>
-      <w:proofErr w:type="spellEnd"/>
-    </w:p>
-    <w:p>
-      <w:pPr>
-        <w:pStyle w:val="Listapunktowana"/>
-        <w:jc w:val="both"/>
-        <w:rPr>
-          <w:rFonts w:asciiTheme="minorHAnsi" w:hAnsiTheme="minorHAnsi"/>
-          <w:lang w:val="pl-PL"/>
-        </w:rPr>
-      </w:pPr>
-      <w:r>
-        <w:rPr>
-          <w:rFonts w:asciiTheme="minorHAnsi" w:hAnsiTheme="minorHAnsi"/>
-          <w:b/>
-          <w:lang w:val="pl-PL"/>
-        </w:rPr>
-        <w:t xml:space="preserve">Opis: </w:t>
-      </w:r>
-      <w:r>
-        <w:rPr>
-          <w:rFonts w:asciiTheme="minorHAnsi" w:hAnsiTheme="minorHAnsi"/>
-          <w:lang w:val="pl-PL"/>
-        </w:rPr>
-        <w:t>Zapis historyczny wykonania okresowej analizy stanu technicznego danej myjki.</w:t>
-      </w:r>
-    </w:p>
-    <w:p>
-      <w:pPr>
-        <w:pStyle w:val="Listapunktowana"/>
-        <w:jc w:val="both"/>
-        <w:rPr>
-          <w:rFonts w:asciiTheme="minorHAnsi" w:hAnsiTheme="minorHAnsi"/>
-          <w:lang w:val="pl-PL"/>
-        </w:rPr>
-      </w:pPr>
-      <w:r>
-        <w:rPr>
-          <w:rFonts w:asciiTheme="minorHAnsi" w:hAnsiTheme="minorHAnsi"/>
-          <w:b/>
-          <w:lang w:val="pl-PL"/>
-        </w:rPr>
-        <w:t xml:space="preserve">Atrybuty: </w:t>
-      </w:r>
-      <w:r>
-        <w:rPr>
-          <w:rFonts w:asciiTheme="minorHAnsi" w:hAnsiTheme="minorHAnsi"/>
-          <w:lang w:val="pl-PL"/>
-        </w:rPr>
-        <w:t>id (UUID), data (</w:t>
-      </w:r>
-      <w:proofErr w:type="spellStart"/>
-      <w:r>
-        <w:rPr>
-          <w:rFonts w:asciiTheme="minorHAnsi" w:hAnsiTheme="minorHAnsi"/>
-          <w:lang w:val="pl-PL"/>
-        </w:rPr>
-        <w:t>Date</w:t>
-      </w:r>
-      <w:proofErr w:type="spellEnd"/>
-      <w:r>
-        <w:rPr>
-          <w:rFonts w:asciiTheme="minorHAnsi" w:hAnsiTheme="minorHAnsi"/>
-          <w:lang w:val="pl-PL"/>
-        </w:rPr>
-        <w:t xml:space="preserve">), wynik (String), </w:t>
-      </w:r>
-      <w:proofErr w:type="spellStart"/>
-      <w:r>
-        <w:rPr>
-          <w:rFonts w:asciiTheme="minorHAnsi" w:hAnsiTheme="minorHAnsi"/>
-          <w:lang w:val="pl-PL"/>
-        </w:rPr>
-        <w:t>poziomUszkodzenia</w:t>
-      </w:r>
-      <w:proofErr w:type="spellEnd"/>
-      <w:r>
-        <w:rPr>
-          <w:rFonts w:asciiTheme="minorHAnsi" w:hAnsiTheme="minorHAnsi"/>
-          <w:lang w:val="pl-PL"/>
-        </w:rPr>
-        <w:t xml:space="preserve"> (</w:t>
-      </w:r>
-      <w:proofErr w:type="spellStart"/>
-      <w:r>
-        <w:rPr>
-          <w:rFonts w:asciiTheme="minorHAnsi" w:hAnsiTheme="minorHAnsi"/>
-          <w:lang w:val="pl-PL"/>
-        </w:rPr>
-        <w:t>int</w:t>
-      </w:r>
-      <w:proofErr w:type="spellEnd"/>
-      <w:r>
-        <w:rPr>
-          <w:rFonts w:asciiTheme="minorHAnsi" w:hAnsiTheme="minorHAnsi"/>
-          <w:lang w:val="pl-PL"/>
-        </w:rPr>
-        <w:t>)</w:t>
-      </w:r>
-    </w:p>
-    <w:p>
-      <w:pPr>
-        <w:pStyle w:val="Listapunktowana"/>
-        <w:jc w:val="both"/>
-        <w:rPr>
-          <w:rFonts w:asciiTheme="minorHAnsi" w:hAnsiTheme="minorHAnsi"/>
-        </w:rPr>
-      </w:pPr>
-      <w:r>
-        <w:rPr>
-          <w:rFonts w:asciiTheme="minorHAnsi" w:hAnsiTheme="minorHAnsi"/>
-          <w:b/>
-        </w:rPr>
-        <w:t xml:space="preserve">Metody: </w:t>
-      </w:r>
-      <w:proofErr w:type="spellStart"/>
-      <w:r>
-        <w:rPr>
-          <w:rFonts w:asciiTheme="minorHAnsi" w:hAnsiTheme="minorHAnsi"/>
-        </w:rPr>
-        <w:t>zapiszWynik</w:t>
-      </w:r>
-      <w:proofErr w:type="spellEnd"/>
-      <w:r>
-        <w:rPr>
-          <w:rFonts w:asciiTheme="minorHAnsi" w:hAnsiTheme="minorHAnsi"/>
-        </w:rPr>
-        <w:t xml:space="preserve">(), </w:t>
-      </w:r>
-      <w:proofErr w:type="spellStart"/>
-      <w:r>
-        <w:rPr>
-          <w:rFonts w:asciiTheme="minorHAnsi" w:hAnsiTheme="minorHAnsi"/>
-        </w:rPr>
-        <w:t>utworzNaprawe</w:t>
-      </w:r>
-      <w:proofErr w:type="spellEnd"/>
-      <w:r>
-        <w:rPr>
-          <w:rFonts w:asciiTheme="minorHAnsi" w:hAnsiTheme="minorHAnsi"/>
-        </w:rPr>
-        <w:t>()</w:t>
-      </w:r>
-    </w:p>
-    <w:p>
-      <w:pPr>
-        <w:jc w:val="both"/>
-      </w:pPr>
-      <w:r>
-        <w:rPr>
-          <w:b/>
-        </w:rPr>
-        <w:t xml:space="preserve">17. </w:t>
-      </w:r>
-      <w:proofErr w:type="spellStart"/>
-      <w:r>
-        <w:rPr>
-          <w:b/>
-        </w:rPr>
-        <w:t>PrzydziałSprzętuZastępczego</w:t>
-      </w:r>
-      <w:proofErr w:type="spellEnd"/>
-    </w:p>
-    <w:p>
-      <w:pPr>
-        <w:pStyle w:val="Listapunktowana"/>
-        <w:jc w:val="both"/>
-        <w:rPr>
-          <w:rFonts w:asciiTheme="minorHAnsi" w:hAnsiTheme="minorHAnsi"/>
-          <w:lang w:val="pl-PL"/>
-        </w:rPr>
-      </w:pPr>
-      <w:r>
-        <w:rPr>
-          <w:rFonts w:asciiTheme="minorHAnsi" w:hAnsiTheme="minorHAnsi"/>
-          <w:b/>
-          <w:lang w:val="pl-PL"/>
-        </w:rPr>
-        <w:t xml:space="preserve">Opis: </w:t>
-      </w:r>
-      <w:r>
-        <w:rPr>
-          <w:rFonts w:asciiTheme="minorHAnsi" w:hAnsiTheme="minorHAnsi"/>
-          <w:lang w:val="pl-PL"/>
-        </w:rPr>
-        <w:t>Relacyjna klasa wiążąca rezerwowy sprzęt z ekipą w czasie trwania naprawy sprzętu głównego.</w:t>
-      </w:r>
-    </w:p>
-    <w:p>
-      <w:pPr>
-        <w:pStyle w:val="Listapunktowana"/>
-        <w:jc w:val="both"/>
-        <w:rPr>
-          <w:rFonts w:asciiTheme="minorHAnsi" w:hAnsiTheme="minorHAnsi"/>
-          <w:lang w:val="pl-PL"/>
-        </w:rPr>
-      </w:pPr>
-      <w:r>
-        <w:rPr>
-          <w:rFonts w:asciiTheme="minorHAnsi" w:hAnsiTheme="minorHAnsi"/>
-          <w:b/>
-          <w:lang w:val="pl-PL"/>
-        </w:rPr>
-        <w:t xml:space="preserve">Atrybuty: </w:t>
-      </w:r>
-      <w:r>
-        <w:rPr>
-          <w:rFonts w:asciiTheme="minorHAnsi" w:hAnsiTheme="minorHAnsi"/>
-          <w:lang w:val="pl-PL"/>
-        </w:rPr>
-        <w:t>id (UUID), od, do (</w:t>
-      </w:r>
-      <w:proofErr w:type="spellStart"/>
-      <w:r>
-        <w:rPr>
-          <w:rFonts w:asciiTheme="minorHAnsi" w:hAnsiTheme="minorHAnsi"/>
-          <w:lang w:val="pl-PL"/>
-        </w:rPr>
-        <w:t>DateTime</w:t>
-      </w:r>
-      <w:proofErr w:type="spellEnd"/>
-      <w:r>
-        <w:rPr>
-          <w:rFonts w:asciiTheme="minorHAnsi" w:hAnsiTheme="minorHAnsi"/>
-          <w:lang w:val="pl-PL"/>
-        </w:rPr>
-        <w:t xml:space="preserve">), </w:t>
-      </w:r>
-      <w:proofErr w:type="spellStart"/>
-      <w:r>
-        <w:rPr>
-          <w:rFonts w:asciiTheme="minorHAnsi" w:hAnsiTheme="minorHAnsi"/>
-          <w:lang w:val="pl-PL"/>
-        </w:rPr>
-        <w:t>powod</w:t>
-      </w:r>
-      <w:proofErr w:type="spellEnd"/>
-      <w:r>
-        <w:rPr>
-          <w:rFonts w:asciiTheme="minorHAnsi" w:hAnsiTheme="minorHAnsi"/>
-          <w:lang w:val="pl-PL"/>
-        </w:rPr>
-        <w:t xml:space="preserve"> (String)</w:t>
-      </w:r>
-    </w:p>
-    <w:p>
-      <w:pPr>
-        <w:pStyle w:val="Listapunktowana"/>
-        <w:jc w:val="both"/>
-        <w:rPr>
-          <w:rFonts w:asciiTheme="minorHAnsi" w:hAnsiTheme="minorHAnsi"/>
-        </w:rPr>
-      </w:pPr>
-      <w:r>
-        <w:rPr>
-          <w:rFonts w:asciiTheme="minorHAnsi" w:hAnsiTheme="minorHAnsi"/>
-          <w:b/>
-        </w:rPr>
-        <w:t xml:space="preserve">Metody: </w:t>
-      </w:r>
-      <w:proofErr w:type="spellStart"/>
-      <w:r>
-        <w:rPr>
-          <w:rFonts w:asciiTheme="minorHAnsi" w:hAnsiTheme="minorHAnsi"/>
-        </w:rPr>
-        <w:t>aktywuj</w:t>
-      </w:r>
-      <w:proofErr w:type="spellEnd"/>
-      <w:r>
-        <w:rPr>
-          <w:rFonts w:asciiTheme="minorHAnsi" w:hAnsiTheme="minorHAnsi"/>
-        </w:rPr>
-        <w:t xml:space="preserve">(), </w:t>
-      </w:r>
-      <w:proofErr w:type="spellStart"/>
-      <w:r>
-        <w:rPr>
-          <w:rFonts w:asciiTheme="minorHAnsi" w:hAnsiTheme="minorHAnsi"/>
-        </w:rPr>
-        <w:t>zamknij</w:t>
-      </w:r>
-      <w:proofErr w:type="spellEnd"/>
-      <w:r>
-        <w:rPr>
-          <w:rFonts w:asciiTheme="minorHAnsi" w:hAnsiTheme="minorHAnsi"/>
         </w:rPr>
         <w:t>()</w:t>
       </w:r>
@@ -9396,17 +8208,1340 @@
         <w:jc w:val="both"/>
         <w:rPr>
           <w:rFonts w:asciiTheme="minorHAnsi" w:hAnsiTheme="minorHAnsi"/>
-        </w:rPr>
-      </w:pPr>
-    </w:p>
-    <w:p>
-      <w:pPr>
-        <w:jc w:val="both"/>
-      </w:pPr>
-      <w:r>
-        <w:rPr>
-          <w:b/>
-        </w:rPr>
+          <w:b/>
+          <w:lang w:val="pl-PL"/>
+        </w:rPr>
+      </w:pPr>
+    </w:p>
+    <w:p>
+      <w:pPr>
+        <w:pStyle w:val="Listapunktowana"/>
+        <w:numPr>
+          <w:ilvl w:val="0"/>
+          <w:numId w:val="0"/>
+        </w:numPr>
+        <w:jc w:val="both"/>
+        <w:rPr>
+          <w:rFonts w:asciiTheme="minorHAnsi" w:hAnsiTheme="minorHAnsi"/>
+          <w:lang w:val="pl-PL"/>
+        </w:rPr>
+      </w:pPr>
+    </w:p>
+    <w:p>
+      <w:pPr>
+        <w:jc w:val="both"/>
+      </w:pPr>
+      <w:r>
+        <w:rPr>
+          <w:b/>
+        </w:rPr>
+        <w:lastRenderedPageBreak/>
+        <w:t>10. Naprawa</w:t>
+      </w:r>
+    </w:p>
+    <w:p>
+      <w:pPr>
+        <w:pStyle w:val="Listapunktowana"/>
+        <w:jc w:val="both"/>
+        <w:rPr>
+          <w:rFonts w:asciiTheme="minorHAnsi" w:hAnsiTheme="minorHAnsi"/>
+          <w:lang w:val="pl-PL"/>
+        </w:rPr>
+      </w:pPr>
+      <w:r>
+        <w:rPr>
+          <w:rFonts w:asciiTheme="minorHAnsi" w:hAnsiTheme="minorHAnsi"/>
+          <w:b/>
+          <w:lang w:val="pl-PL"/>
+        </w:rPr>
+        <w:t xml:space="preserve">Opis: </w:t>
+      </w:r>
+      <w:r>
+        <w:rPr>
+          <w:rFonts w:asciiTheme="minorHAnsi" w:hAnsiTheme="minorHAnsi"/>
+          <w:lang w:val="pl-PL"/>
+        </w:rPr>
+        <w:t>Encja dokumentująca czynność serwisową wynikającą ze zdiagnozowania usterki myjki.</w:t>
+      </w:r>
+    </w:p>
+    <w:p>
+      <w:pPr>
+        <w:pStyle w:val="Listapunktowana"/>
+        <w:jc w:val="both"/>
+        <w:rPr>
+          <w:rFonts w:asciiTheme="minorHAnsi" w:hAnsiTheme="minorHAnsi"/>
+        </w:rPr>
+      </w:pPr>
+      <w:proofErr w:type="spellStart"/>
+      <w:r>
+        <w:rPr>
+          <w:rFonts w:asciiTheme="minorHAnsi" w:hAnsiTheme="minorHAnsi"/>
+          <w:b/>
+        </w:rPr>
+        <w:t>Atrybuty</w:t>
+      </w:r>
+      <w:proofErr w:type="spellEnd"/>
+      <w:r>
+        <w:rPr>
+          <w:rFonts w:asciiTheme="minorHAnsi" w:hAnsiTheme="minorHAnsi"/>
+          <w:b/>
+        </w:rPr>
+        <w:t xml:space="preserve">: </w:t>
+      </w:r>
+      <w:r>
+        <w:rPr>
+          <w:rFonts w:asciiTheme="minorHAnsi" w:hAnsiTheme="minorHAnsi"/>
+        </w:rPr>
+        <w:t xml:space="preserve">id (UUID), </w:t>
+      </w:r>
+      <w:proofErr w:type="spellStart"/>
+      <w:r>
+        <w:rPr>
+          <w:rFonts w:asciiTheme="minorHAnsi" w:hAnsiTheme="minorHAnsi"/>
+        </w:rPr>
+        <w:t>opis</w:t>
+      </w:r>
+      <w:proofErr w:type="spellEnd"/>
+      <w:r>
+        <w:rPr>
+          <w:rFonts w:asciiTheme="minorHAnsi" w:hAnsiTheme="minorHAnsi"/>
+        </w:rPr>
+        <w:t xml:space="preserve"> (String), status (</w:t>
+      </w:r>
+      <w:proofErr w:type="spellStart"/>
+      <w:r>
+        <w:rPr>
+          <w:rFonts w:asciiTheme="minorHAnsi" w:hAnsiTheme="minorHAnsi"/>
+        </w:rPr>
+        <w:t>StatusNaprawy</w:t>
+      </w:r>
+      <w:proofErr w:type="spellEnd"/>
+      <w:r>
+        <w:rPr>
+          <w:rFonts w:asciiTheme="minorHAnsi" w:hAnsiTheme="minorHAnsi"/>
+        </w:rPr>
+        <w:t xml:space="preserve">), </w:t>
+      </w:r>
+      <w:proofErr w:type="spellStart"/>
+      <w:r>
+        <w:rPr>
+          <w:rFonts w:asciiTheme="minorHAnsi" w:hAnsiTheme="minorHAnsi"/>
+        </w:rPr>
+        <w:t>koszt</w:t>
+      </w:r>
+      <w:proofErr w:type="spellEnd"/>
+      <w:r>
+        <w:rPr>
+          <w:rFonts w:asciiTheme="minorHAnsi" w:hAnsiTheme="minorHAnsi"/>
+        </w:rPr>
+        <w:t xml:space="preserve"> (Money)</w:t>
+      </w:r>
+    </w:p>
+    <w:p>
+      <w:pPr>
+        <w:pStyle w:val="Listapunktowana"/>
+        <w:jc w:val="both"/>
+        <w:rPr>
+          <w:rFonts w:asciiTheme="minorHAnsi" w:hAnsiTheme="minorHAnsi"/>
+        </w:rPr>
+      </w:pPr>
+      <w:r>
+        <w:rPr>
+          <w:rFonts w:asciiTheme="minorHAnsi" w:hAnsiTheme="minorHAnsi"/>
+          <w:b/>
+        </w:rPr>
+        <w:t xml:space="preserve">Metody: </w:t>
+      </w:r>
+      <w:proofErr w:type="spellStart"/>
+      <w:r>
+        <w:rPr>
+          <w:rFonts w:asciiTheme="minorHAnsi" w:hAnsiTheme="minorHAnsi"/>
+        </w:rPr>
+        <w:t>rozpocznij</w:t>
+      </w:r>
+      <w:proofErr w:type="spellEnd"/>
+      <w:r>
+        <w:rPr>
+          <w:rFonts w:asciiTheme="minorHAnsi" w:hAnsiTheme="minorHAnsi"/>
+        </w:rPr>
+        <w:t xml:space="preserve">(), </w:t>
+      </w:r>
+      <w:proofErr w:type="spellStart"/>
+      <w:r>
+        <w:rPr>
+          <w:rFonts w:asciiTheme="minorHAnsi" w:hAnsiTheme="minorHAnsi"/>
+        </w:rPr>
+        <w:t>zakoncz</w:t>
+      </w:r>
+      <w:proofErr w:type="spellEnd"/>
+      <w:r>
+        <w:rPr>
+          <w:rFonts w:asciiTheme="minorHAnsi" w:hAnsiTheme="minorHAnsi"/>
+        </w:rPr>
+        <w:t>()</w:t>
+      </w:r>
+    </w:p>
+    <w:p>
+      <w:pPr>
+        <w:jc w:val="both"/>
+      </w:pPr>
+      <w:r>
+        <w:rPr>
+          <w:b/>
+        </w:rPr>
+        <w:t xml:space="preserve">11. </w:t>
+      </w:r>
+      <w:proofErr w:type="spellStart"/>
+      <w:r>
+        <w:rPr>
+          <w:b/>
+        </w:rPr>
+        <w:t>OdczytIoT</w:t>
+      </w:r>
+      <w:proofErr w:type="spellEnd"/>
+    </w:p>
+    <w:p>
+      <w:pPr>
+        <w:pStyle w:val="Listapunktowana"/>
+        <w:jc w:val="both"/>
+        <w:rPr>
+          <w:rFonts w:asciiTheme="minorHAnsi" w:hAnsiTheme="minorHAnsi"/>
+          <w:lang w:val="pl-PL"/>
+        </w:rPr>
+      </w:pPr>
+      <w:r>
+        <w:rPr>
+          <w:rFonts w:asciiTheme="minorHAnsi" w:hAnsiTheme="minorHAnsi"/>
+          <w:b/>
+          <w:lang w:val="pl-PL"/>
+        </w:rPr>
+        <w:t xml:space="preserve">Opis: </w:t>
+      </w:r>
+      <w:r>
+        <w:rPr>
+          <w:rFonts w:asciiTheme="minorHAnsi" w:hAnsiTheme="minorHAnsi"/>
+          <w:lang w:val="pl-PL"/>
+        </w:rPr>
+        <w:t>Pojedyncza porcja danych wysłana przez moduł telemetrii myjki w czasie rzeczywistym.</w:t>
+      </w:r>
+    </w:p>
+    <w:p>
+      <w:pPr>
+        <w:pStyle w:val="Listapunktowana"/>
+        <w:jc w:val="both"/>
+        <w:rPr>
+          <w:rFonts w:asciiTheme="minorHAnsi" w:hAnsiTheme="minorHAnsi"/>
+          <w:lang w:val="pl-PL"/>
+        </w:rPr>
+      </w:pPr>
+      <w:r>
+        <w:rPr>
+          <w:rFonts w:asciiTheme="minorHAnsi" w:hAnsiTheme="minorHAnsi"/>
+          <w:b/>
+          <w:lang w:val="pl-PL"/>
+        </w:rPr>
+        <w:t xml:space="preserve">Atrybuty: </w:t>
+      </w:r>
+      <w:r>
+        <w:rPr>
+          <w:rFonts w:asciiTheme="minorHAnsi" w:hAnsiTheme="minorHAnsi"/>
+          <w:lang w:val="pl-PL"/>
+        </w:rPr>
+        <w:t>czas (</w:t>
+      </w:r>
+      <w:proofErr w:type="spellStart"/>
+      <w:r>
+        <w:rPr>
+          <w:rFonts w:asciiTheme="minorHAnsi" w:hAnsiTheme="minorHAnsi"/>
+          <w:lang w:val="pl-PL"/>
+        </w:rPr>
+        <w:t>DateTime</w:t>
+      </w:r>
+      <w:proofErr w:type="spellEnd"/>
+      <w:r>
+        <w:rPr>
+          <w:rFonts w:asciiTheme="minorHAnsi" w:hAnsiTheme="minorHAnsi"/>
+          <w:lang w:val="pl-PL"/>
+        </w:rPr>
+        <w:t xml:space="preserve">), </w:t>
+      </w:r>
+      <w:proofErr w:type="spellStart"/>
+      <w:r>
+        <w:rPr>
+          <w:rFonts w:asciiTheme="minorHAnsi" w:hAnsiTheme="minorHAnsi"/>
+          <w:lang w:val="pl-PL"/>
+        </w:rPr>
+        <w:t>przeplywWodyLMin</w:t>
+      </w:r>
+      <w:proofErr w:type="spellEnd"/>
+      <w:r>
+        <w:rPr>
+          <w:rFonts w:asciiTheme="minorHAnsi" w:hAnsiTheme="minorHAnsi"/>
+          <w:lang w:val="pl-PL"/>
+        </w:rPr>
+        <w:t xml:space="preserve">, </w:t>
+      </w:r>
+      <w:proofErr w:type="spellStart"/>
+      <w:r>
+        <w:rPr>
+          <w:rFonts w:asciiTheme="minorHAnsi" w:hAnsiTheme="minorHAnsi"/>
+          <w:lang w:val="pl-PL"/>
+        </w:rPr>
+        <w:t>temperaturaSilnikaC</w:t>
+      </w:r>
+      <w:proofErr w:type="spellEnd"/>
+      <w:r>
+        <w:rPr>
+          <w:rFonts w:asciiTheme="minorHAnsi" w:hAnsiTheme="minorHAnsi"/>
+          <w:lang w:val="pl-PL"/>
+        </w:rPr>
+        <w:t xml:space="preserve"> (</w:t>
+      </w:r>
+      <w:proofErr w:type="spellStart"/>
+      <w:r>
+        <w:rPr>
+          <w:rFonts w:asciiTheme="minorHAnsi" w:hAnsiTheme="minorHAnsi"/>
+          <w:lang w:val="pl-PL"/>
+        </w:rPr>
+        <w:t>Decimal</w:t>
+      </w:r>
+      <w:proofErr w:type="spellEnd"/>
+      <w:r>
+        <w:rPr>
+          <w:rFonts w:asciiTheme="minorHAnsi" w:hAnsiTheme="minorHAnsi"/>
+          <w:lang w:val="pl-PL"/>
+        </w:rPr>
+        <w:t>), alarm (</w:t>
+      </w:r>
+      <w:proofErr w:type="spellStart"/>
+      <w:r>
+        <w:rPr>
+          <w:rFonts w:asciiTheme="minorHAnsi" w:hAnsiTheme="minorHAnsi"/>
+          <w:lang w:val="pl-PL"/>
+        </w:rPr>
+        <w:t>Boolean</w:t>
+      </w:r>
+      <w:proofErr w:type="spellEnd"/>
+      <w:r>
+        <w:rPr>
+          <w:rFonts w:asciiTheme="minorHAnsi" w:hAnsiTheme="minorHAnsi"/>
+          <w:lang w:val="pl-PL"/>
+        </w:rPr>
+        <w:t>)</w:t>
+      </w:r>
+    </w:p>
+    <w:p>
+      <w:pPr>
+        <w:pStyle w:val="Listapunktowana"/>
+        <w:jc w:val="both"/>
+        <w:rPr>
+          <w:rFonts w:asciiTheme="minorHAnsi" w:hAnsiTheme="minorHAnsi"/>
+          <w:lang w:val="pl-PL"/>
+        </w:rPr>
+      </w:pPr>
+      <w:r>
+        <w:rPr>
+          <w:rFonts w:asciiTheme="minorHAnsi" w:hAnsiTheme="minorHAnsi"/>
+          <w:b/>
+          <w:lang w:val="pl-PL"/>
+        </w:rPr>
+        <w:t xml:space="preserve">Metody: </w:t>
+      </w:r>
+      <w:proofErr w:type="spellStart"/>
+      <w:r>
+        <w:rPr>
+          <w:rFonts w:asciiTheme="minorHAnsi" w:hAnsiTheme="minorHAnsi"/>
+          <w:lang w:val="pl-PL"/>
+        </w:rPr>
+        <w:t>czyPrzegrzanie</w:t>
+      </w:r>
+      <w:proofErr w:type="spellEnd"/>
+      <w:r>
+        <w:rPr>
+          <w:rFonts w:asciiTheme="minorHAnsi" w:hAnsiTheme="minorHAnsi"/>
+          <w:lang w:val="pl-PL"/>
+        </w:rPr>
+        <w:t>() (weryfikuje odczyt pod kątem konieczności blokady sprzętu)</w:t>
+      </w:r>
+    </w:p>
+    <w:p>
+      <w:pPr>
+        <w:jc w:val="both"/>
+      </w:pPr>
+      <w:r>
+        <w:rPr>
+          <w:b/>
+        </w:rPr>
+        <w:t xml:space="preserve">12. </w:t>
+      </w:r>
+      <w:proofErr w:type="spellStart"/>
+      <w:r>
+        <w:rPr>
+          <w:b/>
+        </w:rPr>
+        <w:t>OperatorMyjki</w:t>
+      </w:r>
+      <w:proofErr w:type="spellEnd"/>
+    </w:p>
+    <w:p>
+      <w:pPr>
+        <w:pStyle w:val="Listapunktowana"/>
+        <w:jc w:val="both"/>
+        <w:rPr>
+          <w:rFonts w:asciiTheme="minorHAnsi" w:hAnsiTheme="minorHAnsi"/>
+          <w:lang w:val="pl-PL"/>
+        </w:rPr>
+      </w:pPr>
+      <w:r>
+        <w:rPr>
+          <w:rFonts w:asciiTheme="minorHAnsi" w:hAnsiTheme="minorHAnsi"/>
+          <w:b/>
+          <w:lang w:val="pl-PL"/>
+        </w:rPr>
+        <w:t xml:space="preserve">Opis: </w:t>
+      </w:r>
+      <w:r>
+        <w:rPr>
+          <w:rFonts w:asciiTheme="minorHAnsi" w:hAnsiTheme="minorHAnsi"/>
+          <w:lang w:val="pl-PL"/>
+        </w:rPr>
+        <w:t>Dziedziczy po klasie Pracownik. Reprezentuje osobę fizycznie wykonującą czyszczenie w</w:t>
+      </w:r>
+      <w:r>
+        <w:rPr>
+          <w:rFonts w:asciiTheme="minorHAnsi" w:hAnsiTheme="minorHAnsi"/>
+          <w:lang w:val="pl-PL"/>
+        </w:rPr>
+        <w:t> </w:t>
+      </w:r>
+      <w:r>
+        <w:rPr>
+          <w:rFonts w:asciiTheme="minorHAnsi" w:hAnsiTheme="minorHAnsi"/>
+          <w:lang w:val="pl-PL"/>
+        </w:rPr>
+        <w:t>terenie.</w:t>
+      </w:r>
+    </w:p>
+    <w:p>
+      <w:pPr>
+        <w:pStyle w:val="Listapunktowana"/>
+        <w:jc w:val="both"/>
+        <w:rPr>
+          <w:rFonts w:asciiTheme="minorHAnsi" w:hAnsiTheme="minorHAnsi"/>
+          <w:lang w:val="pl-PL"/>
+        </w:rPr>
+      </w:pPr>
+      <w:r>
+        <w:rPr>
+          <w:rFonts w:asciiTheme="minorHAnsi" w:hAnsiTheme="minorHAnsi"/>
+          <w:b/>
+          <w:lang w:val="pl-PL"/>
+        </w:rPr>
+        <w:t xml:space="preserve">Atrybuty: </w:t>
+      </w:r>
+      <w:proofErr w:type="spellStart"/>
+      <w:r>
+        <w:rPr>
+          <w:rFonts w:asciiTheme="minorHAnsi" w:hAnsiTheme="minorHAnsi"/>
+          <w:lang w:val="pl-PL"/>
+        </w:rPr>
+        <w:t>uprawnieniaSprzetowe</w:t>
+      </w:r>
+      <w:proofErr w:type="spellEnd"/>
+      <w:r>
+        <w:rPr>
+          <w:rFonts w:asciiTheme="minorHAnsi" w:hAnsiTheme="minorHAnsi"/>
+          <w:lang w:val="pl-PL"/>
+        </w:rPr>
+        <w:t xml:space="preserve"> (String), </w:t>
+      </w:r>
+      <w:proofErr w:type="spellStart"/>
+      <w:r>
+        <w:rPr>
+          <w:rFonts w:asciiTheme="minorHAnsi" w:hAnsiTheme="minorHAnsi"/>
+          <w:lang w:val="pl-PL"/>
+        </w:rPr>
+        <w:t>tabletId</w:t>
+      </w:r>
+      <w:proofErr w:type="spellEnd"/>
+      <w:r>
+        <w:rPr>
+          <w:rFonts w:asciiTheme="minorHAnsi" w:hAnsiTheme="minorHAnsi"/>
+          <w:lang w:val="pl-PL"/>
+        </w:rPr>
+        <w:t xml:space="preserve"> (String)</w:t>
+      </w:r>
+    </w:p>
+    <w:p>
+      <w:pPr>
+        <w:pStyle w:val="Listapunktowana"/>
+        <w:jc w:val="both"/>
+        <w:rPr>
+          <w:rFonts w:asciiTheme="minorHAnsi" w:hAnsiTheme="minorHAnsi"/>
+        </w:rPr>
+      </w:pPr>
+      <w:r>
+        <w:rPr>
+          <w:rFonts w:asciiTheme="minorHAnsi" w:hAnsiTheme="minorHAnsi"/>
+          <w:b/>
+        </w:rPr>
+        <w:t xml:space="preserve">Metody: </w:t>
+      </w:r>
+      <w:proofErr w:type="spellStart"/>
+      <w:r>
+        <w:rPr>
+          <w:rFonts w:asciiTheme="minorHAnsi" w:hAnsiTheme="minorHAnsi"/>
+        </w:rPr>
+        <w:t>rozpocznijPrace</w:t>
+      </w:r>
+      <w:proofErr w:type="spellEnd"/>
+      <w:r>
+        <w:rPr>
+          <w:rFonts w:asciiTheme="minorHAnsi" w:hAnsiTheme="minorHAnsi"/>
+        </w:rPr>
+        <w:t xml:space="preserve">(), </w:t>
+      </w:r>
+      <w:proofErr w:type="spellStart"/>
+      <w:r>
+        <w:rPr>
+          <w:rFonts w:asciiTheme="minorHAnsi" w:hAnsiTheme="minorHAnsi"/>
+        </w:rPr>
+        <w:t>zakonczPrace</w:t>
+      </w:r>
+      <w:proofErr w:type="spellEnd"/>
+      <w:r>
+        <w:rPr>
+          <w:rFonts w:asciiTheme="minorHAnsi" w:hAnsiTheme="minorHAnsi"/>
+        </w:rPr>
+        <w:t xml:space="preserve">(), </w:t>
+      </w:r>
+      <w:proofErr w:type="spellStart"/>
+      <w:r>
+        <w:rPr>
+          <w:rFonts w:asciiTheme="minorHAnsi" w:hAnsiTheme="minorHAnsi"/>
+        </w:rPr>
+        <w:t>dodajZdjeciePo</w:t>
+      </w:r>
+      <w:proofErr w:type="spellEnd"/>
+      <w:r>
+        <w:rPr>
+          <w:rFonts w:asciiTheme="minorHAnsi" w:hAnsiTheme="minorHAnsi"/>
+        </w:rPr>
+        <w:t>()</w:t>
+      </w:r>
+    </w:p>
+    <w:p>
+      <w:pPr>
+        <w:jc w:val="both"/>
+      </w:pPr>
+      <w:r>
+        <w:rPr>
+          <w:b/>
+        </w:rPr>
+        <w:t>13. Płatność</w:t>
+      </w:r>
+    </w:p>
+    <w:p>
+      <w:pPr>
+        <w:pStyle w:val="Listapunktowana"/>
+        <w:jc w:val="both"/>
+        <w:rPr>
+          <w:rFonts w:asciiTheme="minorHAnsi" w:hAnsiTheme="minorHAnsi"/>
+          <w:lang w:val="pl-PL"/>
+        </w:rPr>
+      </w:pPr>
+      <w:r>
+        <w:rPr>
+          <w:rFonts w:asciiTheme="minorHAnsi" w:hAnsiTheme="minorHAnsi"/>
+          <w:b/>
+          <w:lang w:val="pl-PL"/>
+        </w:rPr>
+        <w:t xml:space="preserve">Opis: </w:t>
+      </w:r>
+      <w:r>
+        <w:rPr>
+          <w:rFonts w:asciiTheme="minorHAnsi" w:hAnsiTheme="minorHAnsi"/>
+          <w:lang w:val="pl-PL"/>
+        </w:rPr>
+        <w:t>Klasa dokumentująca transakcję finansową (np. opłacenie zadatku za rezerwację).</w:t>
+      </w:r>
+    </w:p>
+    <w:p>
+      <w:pPr>
+        <w:pStyle w:val="Listapunktowana"/>
+        <w:jc w:val="both"/>
+        <w:rPr>
+          <w:rFonts w:asciiTheme="minorHAnsi" w:hAnsiTheme="minorHAnsi"/>
+          <w:lang w:val="pl-PL"/>
+        </w:rPr>
+      </w:pPr>
+      <w:r>
+        <w:rPr>
+          <w:rFonts w:asciiTheme="minorHAnsi" w:hAnsiTheme="minorHAnsi"/>
+          <w:b/>
+          <w:lang w:val="pl-PL"/>
+        </w:rPr>
+        <w:t xml:space="preserve">Atrybuty: </w:t>
+      </w:r>
+      <w:r>
+        <w:rPr>
+          <w:rFonts w:asciiTheme="minorHAnsi" w:hAnsiTheme="minorHAnsi"/>
+          <w:lang w:val="pl-PL"/>
+        </w:rPr>
+        <w:t>id (UUID), kwota (Money), status (</w:t>
+      </w:r>
+      <w:proofErr w:type="spellStart"/>
+      <w:r>
+        <w:rPr>
+          <w:rFonts w:asciiTheme="minorHAnsi" w:hAnsiTheme="minorHAnsi"/>
+          <w:lang w:val="pl-PL"/>
+        </w:rPr>
+        <w:t>StatusPlatnosci</w:t>
+      </w:r>
+      <w:proofErr w:type="spellEnd"/>
+      <w:r>
+        <w:rPr>
+          <w:rFonts w:asciiTheme="minorHAnsi" w:hAnsiTheme="minorHAnsi"/>
+          <w:lang w:val="pl-PL"/>
+        </w:rPr>
+        <w:t xml:space="preserve">), </w:t>
+      </w:r>
+      <w:proofErr w:type="spellStart"/>
+      <w:r>
+        <w:rPr>
+          <w:rFonts w:asciiTheme="minorHAnsi" w:hAnsiTheme="minorHAnsi"/>
+          <w:lang w:val="pl-PL"/>
+        </w:rPr>
+        <w:t>operatorRef</w:t>
+      </w:r>
+      <w:proofErr w:type="spellEnd"/>
+      <w:r>
+        <w:rPr>
+          <w:rFonts w:asciiTheme="minorHAnsi" w:hAnsiTheme="minorHAnsi"/>
+          <w:lang w:val="pl-PL"/>
+        </w:rPr>
+        <w:t xml:space="preserve"> (String – unikalny kod transakcji z banku)</w:t>
+      </w:r>
+    </w:p>
+    <w:p>
+      <w:pPr>
+        <w:pStyle w:val="Listapunktowana"/>
+        <w:jc w:val="both"/>
+        <w:rPr>
+          <w:rFonts w:asciiTheme="minorHAnsi" w:hAnsiTheme="minorHAnsi"/>
+        </w:rPr>
+      </w:pPr>
+      <w:r>
+        <w:rPr>
+          <w:rFonts w:asciiTheme="minorHAnsi" w:hAnsiTheme="minorHAnsi"/>
+          <w:b/>
+        </w:rPr>
+        <w:t xml:space="preserve">Metody: </w:t>
+      </w:r>
+      <w:proofErr w:type="spellStart"/>
+      <w:r>
+        <w:rPr>
+          <w:rFonts w:asciiTheme="minorHAnsi" w:hAnsiTheme="minorHAnsi"/>
+        </w:rPr>
+        <w:t>zainicjuj</w:t>
+      </w:r>
+      <w:proofErr w:type="spellEnd"/>
+      <w:r>
+        <w:rPr>
+          <w:rFonts w:asciiTheme="minorHAnsi" w:hAnsiTheme="minorHAnsi"/>
+        </w:rPr>
+        <w:t xml:space="preserve">(), </w:t>
+      </w:r>
+      <w:proofErr w:type="spellStart"/>
+      <w:r>
+        <w:rPr>
+          <w:rFonts w:asciiTheme="minorHAnsi" w:hAnsiTheme="minorHAnsi"/>
+        </w:rPr>
+        <w:t>potwierdz</w:t>
+      </w:r>
+      <w:proofErr w:type="spellEnd"/>
+      <w:r>
+        <w:rPr>
+          <w:rFonts w:asciiTheme="minorHAnsi" w:hAnsiTheme="minorHAnsi"/>
+        </w:rPr>
+        <w:t xml:space="preserve">(), </w:t>
+      </w:r>
+      <w:proofErr w:type="spellStart"/>
+      <w:r>
+        <w:rPr>
+          <w:rFonts w:asciiTheme="minorHAnsi" w:hAnsiTheme="minorHAnsi"/>
+        </w:rPr>
+        <w:t>anuluj</w:t>
+      </w:r>
+      <w:proofErr w:type="spellEnd"/>
+      <w:r>
+        <w:rPr>
+          <w:rFonts w:asciiTheme="minorHAnsi" w:hAnsiTheme="minorHAnsi"/>
+        </w:rPr>
+        <w:t>()</w:t>
+      </w:r>
+    </w:p>
+    <w:p>
+      <w:pPr>
+        <w:jc w:val="both"/>
+      </w:pPr>
+      <w:r>
+        <w:rPr>
+          <w:b/>
+        </w:rPr>
+        <w:t>14. Pracownik</w:t>
+      </w:r>
+    </w:p>
+    <w:p>
+      <w:pPr>
+        <w:pStyle w:val="Listapunktowana"/>
+        <w:jc w:val="both"/>
+        <w:rPr>
+          <w:rFonts w:asciiTheme="minorHAnsi" w:hAnsiTheme="minorHAnsi"/>
+          <w:lang w:val="pl-PL"/>
+        </w:rPr>
+      </w:pPr>
+      <w:r>
+        <w:rPr>
+          <w:rFonts w:asciiTheme="minorHAnsi" w:hAnsiTheme="minorHAnsi"/>
+          <w:b/>
+          <w:lang w:val="pl-PL"/>
+        </w:rPr>
+        <w:t xml:space="preserve">Opis: </w:t>
+      </w:r>
+      <w:r>
+        <w:rPr>
+          <w:rFonts w:asciiTheme="minorHAnsi" w:hAnsiTheme="minorHAnsi"/>
+          <w:lang w:val="pl-PL"/>
+        </w:rPr>
+        <w:t>Bazowa klasa dziedzicząca po Użytkowniku, stanowiąca rdzeń dla specyficznych ról</w:t>
+      </w:r>
+      <w:r>
+        <w:rPr>
+          <w:rFonts w:asciiTheme="minorHAnsi" w:hAnsiTheme="minorHAnsi"/>
+          <w:lang w:val="pl-PL"/>
+        </w:rPr>
+        <w:t> </w:t>
+      </w:r>
+      <w:r>
+        <w:rPr>
+          <w:rFonts w:asciiTheme="minorHAnsi" w:hAnsiTheme="minorHAnsi"/>
+          <w:lang w:val="pl-PL"/>
+        </w:rPr>
+        <w:t>pracowniczych w firmie.</w:t>
+      </w:r>
+    </w:p>
+    <w:p>
+      <w:pPr>
+        <w:pStyle w:val="Listapunktowana"/>
+        <w:jc w:val="both"/>
+        <w:rPr>
+          <w:rFonts w:asciiTheme="minorHAnsi" w:hAnsiTheme="minorHAnsi"/>
+          <w:lang w:val="pl-PL"/>
+        </w:rPr>
+      </w:pPr>
+      <w:r>
+        <w:rPr>
+          <w:rFonts w:asciiTheme="minorHAnsi" w:hAnsiTheme="minorHAnsi"/>
+          <w:b/>
+          <w:lang w:val="pl-PL"/>
+        </w:rPr>
+        <w:t xml:space="preserve">Atrybuty: </w:t>
+      </w:r>
+      <w:proofErr w:type="spellStart"/>
+      <w:r>
+        <w:rPr>
+          <w:rFonts w:asciiTheme="minorHAnsi" w:hAnsiTheme="minorHAnsi"/>
+          <w:lang w:val="pl-PL"/>
+        </w:rPr>
+        <w:t>nrPracownika</w:t>
+      </w:r>
+      <w:proofErr w:type="spellEnd"/>
+      <w:r>
+        <w:rPr>
+          <w:rFonts w:asciiTheme="minorHAnsi" w:hAnsiTheme="minorHAnsi"/>
+          <w:lang w:val="pl-PL"/>
+        </w:rPr>
+        <w:t xml:space="preserve"> / </w:t>
+      </w:r>
+      <w:proofErr w:type="spellStart"/>
+      <w:r>
+        <w:rPr>
+          <w:rFonts w:asciiTheme="minorHAnsi" w:hAnsiTheme="minorHAnsi"/>
+          <w:lang w:val="pl-PL"/>
+        </w:rPr>
+        <w:t>nrSluzbowy</w:t>
+      </w:r>
+      <w:proofErr w:type="spellEnd"/>
+      <w:r>
+        <w:rPr>
+          <w:rFonts w:asciiTheme="minorHAnsi" w:hAnsiTheme="minorHAnsi"/>
+          <w:lang w:val="pl-PL"/>
+        </w:rPr>
+        <w:t xml:space="preserve"> (String), </w:t>
+      </w:r>
+      <w:proofErr w:type="spellStart"/>
+      <w:r>
+        <w:rPr>
+          <w:rFonts w:asciiTheme="minorHAnsi" w:hAnsiTheme="minorHAnsi"/>
+          <w:lang w:val="pl-PL"/>
+        </w:rPr>
+        <w:t>dzial</w:t>
+      </w:r>
+      <w:proofErr w:type="spellEnd"/>
+      <w:r>
+        <w:rPr>
+          <w:rFonts w:asciiTheme="minorHAnsi" w:hAnsiTheme="minorHAnsi"/>
+          <w:lang w:val="pl-PL"/>
+        </w:rPr>
+        <w:t xml:space="preserve"> (String), status / aktywny (</w:t>
+      </w:r>
+      <w:proofErr w:type="spellStart"/>
+      <w:r>
+        <w:rPr>
+          <w:rFonts w:asciiTheme="minorHAnsi" w:hAnsiTheme="minorHAnsi"/>
+          <w:lang w:val="pl-PL"/>
+        </w:rPr>
+        <w:t>StatusPracy</w:t>
+      </w:r>
+      <w:proofErr w:type="spellEnd"/>
+      <w:r>
+        <w:rPr>
+          <w:rFonts w:asciiTheme="minorHAnsi" w:hAnsiTheme="minorHAnsi"/>
+          <w:lang w:val="pl-PL"/>
+        </w:rPr>
+        <w:t xml:space="preserve"> / </w:t>
+      </w:r>
+      <w:proofErr w:type="spellStart"/>
+      <w:r>
+        <w:rPr>
+          <w:rFonts w:asciiTheme="minorHAnsi" w:hAnsiTheme="minorHAnsi"/>
+          <w:lang w:val="pl-PL"/>
+        </w:rPr>
+        <w:t>Boolean</w:t>
+      </w:r>
+      <w:proofErr w:type="spellEnd"/>
+      <w:r>
+        <w:rPr>
+          <w:rFonts w:asciiTheme="minorHAnsi" w:hAnsiTheme="minorHAnsi"/>
+          <w:lang w:val="pl-PL"/>
+        </w:rPr>
+        <w:t>)</w:t>
+      </w:r>
+    </w:p>
+    <w:p>
+      <w:pPr>
+        <w:pStyle w:val="Listapunktowana"/>
+        <w:jc w:val="both"/>
+        <w:rPr>
+          <w:rFonts w:asciiTheme="minorHAnsi" w:hAnsiTheme="minorHAnsi"/>
+        </w:rPr>
+      </w:pPr>
+      <w:r>
+        <w:rPr>
+          <w:rFonts w:asciiTheme="minorHAnsi" w:hAnsiTheme="minorHAnsi"/>
+          <w:b/>
+        </w:rPr>
+        <w:t xml:space="preserve">Metody: </w:t>
+      </w:r>
+      <w:proofErr w:type="spellStart"/>
+      <w:r>
+        <w:rPr>
+          <w:rFonts w:asciiTheme="minorHAnsi" w:hAnsiTheme="minorHAnsi"/>
+        </w:rPr>
+        <w:t>pobierzZadania</w:t>
+      </w:r>
+      <w:proofErr w:type="spellEnd"/>
+      <w:r>
+        <w:rPr>
+          <w:rFonts w:asciiTheme="minorHAnsi" w:hAnsiTheme="minorHAnsi"/>
+        </w:rPr>
+        <w:t xml:space="preserve">(), </w:t>
+      </w:r>
+      <w:proofErr w:type="spellStart"/>
+      <w:r>
+        <w:rPr>
+          <w:rFonts w:asciiTheme="minorHAnsi" w:hAnsiTheme="minorHAnsi"/>
+        </w:rPr>
+        <w:t>zglosDostepnosc</w:t>
+      </w:r>
+      <w:proofErr w:type="spellEnd"/>
+      <w:r>
+        <w:rPr>
+          <w:rFonts w:asciiTheme="minorHAnsi" w:hAnsiTheme="minorHAnsi"/>
+        </w:rPr>
+        <w:t>()</w:t>
+      </w:r>
+    </w:p>
+    <w:p>
+      <w:pPr>
+        <w:jc w:val="both"/>
+      </w:pPr>
+      <w:r>
+        <w:rPr>
+          <w:b/>
+        </w:rPr>
+        <w:t xml:space="preserve">15. </w:t>
+      </w:r>
+      <w:proofErr w:type="spellStart"/>
+      <w:r>
+        <w:rPr>
+          <w:b/>
+        </w:rPr>
+        <w:t>PracownikTechniczny</w:t>
+      </w:r>
+      <w:proofErr w:type="spellEnd"/>
+    </w:p>
+    <w:p>
+      <w:pPr>
+        <w:pStyle w:val="Listapunktowana"/>
+        <w:jc w:val="both"/>
+        <w:rPr>
+          <w:rFonts w:asciiTheme="minorHAnsi" w:hAnsiTheme="minorHAnsi"/>
+          <w:lang w:val="pl-PL"/>
+        </w:rPr>
+      </w:pPr>
+      <w:r>
+        <w:rPr>
+          <w:rFonts w:asciiTheme="minorHAnsi" w:hAnsiTheme="minorHAnsi"/>
+          <w:b/>
+          <w:lang w:val="pl-PL"/>
+        </w:rPr>
+        <w:t xml:space="preserve">Opis: </w:t>
+      </w:r>
+      <w:r>
+        <w:rPr>
+          <w:rFonts w:asciiTheme="minorHAnsi" w:hAnsiTheme="minorHAnsi"/>
+          <w:lang w:val="pl-PL"/>
+        </w:rPr>
+        <w:t>Dziedziczy po klasie Pracownik. Osoba odpowiedzialna za diagnozowanie i utrzymanie floty sprzętowej.</w:t>
+      </w:r>
+    </w:p>
+    <w:p>
+      <w:pPr>
+        <w:pStyle w:val="Listapunktowana"/>
+        <w:jc w:val="both"/>
+        <w:rPr>
+          <w:rFonts w:asciiTheme="minorHAnsi" w:hAnsiTheme="minorHAnsi"/>
+        </w:rPr>
+      </w:pPr>
+      <w:proofErr w:type="spellStart"/>
+      <w:r>
+        <w:rPr>
+          <w:rFonts w:asciiTheme="minorHAnsi" w:hAnsiTheme="minorHAnsi"/>
+          <w:b/>
+        </w:rPr>
+        <w:t>Atrybuty</w:t>
+      </w:r>
+      <w:proofErr w:type="spellEnd"/>
+      <w:r>
+        <w:rPr>
+          <w:rFonts w:asciiTheme="minorHAnsi" w:hAnsiTheme="minorHAnsi"/>
+          <w:b/>
+        </w:rPr>
+        <w:t xml:space="preserve">: </w:t>
+      </w:r>
+      <w:proofErr w:type="spellStart"/>
+      <w:r>
+        <w:rPr>
+          <w:rFonts w:asciiTheme="minorHAnsi" w:hAnsiTheme="minorHAnsi"/>
+        </w:rPr>
+        <w:t>specjalizacja</w:t>
+      </w:r>
+      <w:proofErr w:type="spellEnd"/>
+      <w:r>
+        <w:rPr>
+          <w:rFonts w:asciiTheme="minorHAnsi" w:hAnsiTheme="minorHAnsi"/>
+        </w:rPr>
+        <w:t xml:space="preserve"> (String)</w:t>
+      </w:r>
+    </w:p>
+    <w:p>
+      <w:pPr>
+        <w:pStyle w:val="Listapunktowana"/>
+        <w:jc w:val="both"/>
+        <w:rPr>
+          <w:rFonts w:asciiTheme="minorHAnsi" w:hAnsiTheme="minorHAnsi"/>
+        </w:rPr>
+      </w:pPr>
+      <w:r>
+        <w:rPr>
+          <w:rFonts w:asciiTheme="minorHAnsi" w:hAnsiTheme="minorHAnsi"/>
+          <w:b/>
+        </w:rPr>
+        <w:t xml:space="preserve">Metody: </w:t>
+      </w:r>
+      <w:proofErr w:type="spellStart"/>
+      <w:r>
+        <w:rPr>
+          <w:rFonts w:asciiTheme="minorHAnsi" w:hAnsiTheme="minorHAnsi"/>
+        </w:rPr>
+        <w:t>wykonajPrzeglad</w:t>
+      </w:r>
+      <w:proofErr w:type="spellEnd"/>
+      <w:r>
+        <w:rPr>
+          <w:rFonts w:asciiTheme="minorHAnsi" w:hAnsiTheme="minorHAnsi"/>
+        </w:rPr>
+        <w:t xml:space="preserve">(), </w:t>
+      </w:r>
+      <w:proofErr w:type="spellStart"/>
+      <w:r>
+        <w:rPr>
+          <w:rFonts w:asciiTheme="minorHAnsi" w:hAnsiTheme="minorHAnsi"/>
+        </w:rPr>
+        <w:t>oznaczDoNaprawy</w:t>
+      </w:r>
+      <w:proofErr w:type="spellEnd"/>
+      <w:r>
+        <w:rPr>
+          <w:rFonts w:asciiTheme="minorHAnsi" w:hAnsiTheme="minorHAnsi"/>
+        </w:rPr>
+        <w:t xml:space="preserve">(), </w:t>
+      </w:r>
+      <w:proofErr w:type="spellStart"/>
+      <w:r>
+        <w:rPr>
+          <w:rFonts w:asciiTheme="minorHAnsi" w:hAnsiTheme="minorHAnsi"/>
+        </w:rPr>
+        <w:t>zwrocDoUzytku</w:t>
+      </w:r>
+      <w:proofErr w:type="spellEnd"/>
+      <w:r>
+        <w:rPr>
+          <w:rFonts w:asciiTheme="minorHAnsi" w:hAnsiTheme="minorHAnsi"/>
+        </w:rPr>
+        <w:t>()</w:t>
+      </w:r>
+    </w:p>
+    <w:p>
+      <w:pPr>
+        <w:jc w:val="both"/>
+      </w:pPr>
+      <w:r>
+        <w:rPr>
+          <w:b/>
+        </w:rPr>
+        <w:t xml:space="preserve">16. </w:t>
+      </w:r>
+      <w:proofErr w:type="spellStart"/>
+      <w:r>
+        <w:rPr>
+          <w:b/>
+        </w:rPr>
+        <w:t>PrzeglądSerwisowy</w:t>
+      </w:r>
+      <w:proofErr w:type="spellEnd"/>
+    </w:p>
+    <w:p>
+      <w:pPr>
+        <w:pStyle w:val="Listapunktowana"/>
+        <w:jc w:val="both"/>
+        <w:rPr>
+          <w:rFonts w:asciiTheme="minorHAnsi" w:hAnsiTheme="minorHAnsi"/>
+          <w:lang w:val="pl-PL"/>
+        </w:rPr>
+      </w:pPr>
+      <w:r>
+        <w:rPr>
+          <w:rFonts w:asciiTheme="minorHAnsi" w:hAnsiTheme="minorHAnsi"/>
+          <w:b/>
+          <w:lang w:val="pl-PL"/>
+        </w:rPr>
+        <w:t xml:space="preserve">Opis: </w:t>
+      </w:r>
+      <w:r>
+        <w:rPr>
+          <w:rFonts w:asciiTheme="minorHAnsi" w:hAnsiTheme="minorHAnsi"/>
+          <w:lang w:val="pl-PL"/>
+        </w:rPr>
+        <w:t>Zapis historyczny wykonania okresowej analizy stanu technicznego danej myjki.</w:t>
+      </w:r>
+    </w:p>
+    <w:p>
+      <w:pPr>
+        <w:pStyle w:val="Listapunktowana"/>
+        <w:jc w:val="both"/>
+        <w:rPr>
+          <w:rFonts w:asciiTheme="minorHAnsi" w:hAnsiTheme="minorHAnsi"/>
+          <w:lang w:val="pl-PL"/>
+        </w:rPr>
+      </w:pPr>
+      <w:r>
+        <w:rPr>
+          <w:rFonts w:asciiTheme="minorHAnsi" w:hAnsiTheme="minorHAnsi"/>
+          <w:b/>
+          <w:lang w:val="pl-PL"/>
+        </w:rPr>
+        <w:t xml:space="preserve">Atrybuty: </w:t>
+      </w:r>
+      <w:r>
+        <w:rPr>
+          <w:rFonts w:asciiTheme="minorHAnsi" w:hAnsiTheme="minorHAnsi"/>
+          <w:lang w:val="pl-PL"/>
+        </w:rPr>
+        <w:t>id (UUID), data (</w:t>
+      </w:r>
+      <w:proofErr w:type="spellStart"/>
+      <w:r>
+        <w:rPr>
+          <w:rFonts w:asciiTheme="minorHAnsi" w:hAnsiTheme="minorHAnsi"/>
+          <w:lang w:val="pl-PL"/>
+        </w:rPr>
+        <w:t>Date</w:t>
+      </w:r>
+      <w:proofErr w:type="spellEnd"/>
+      <w:r>
+        <w:rPr>
+          <w:rFonts w:asciiTheme="minorHAnsi" w:hAnsiTheme="minorHAnsi"/>
+          <w:lang w:val="pl-PL"/>
+        </w:rPr>
+        <w:t xml:space="preserve">), wynik (String), </w:t>
+      </w:r>
+      <w:proofErr w:type="spellStart"/>
+      <w:r>
+        <w:rPr>
+          <w:rFonts w:asciiTheme="minorHAnsi" w:hAnsiTheme="minorHAnsi"/>
+          <w:lang w:val="pl-PL"/>
+        </w:rPr>
+        <w:t>poziomUszkodzenia</w:t>
+      </w:r>
+      <w:proofErr w:type="spellEnd"/>
+      <w:r>
+        <w:rPr>
+          <w:rFonts w:asciiTheme="minorHAnsi" w:hAnsiTheme="minorHAnsi"/>
+          <w:lang w:val="pl-PL"/>
+        </w:rPr>
+        <w:t xml:space="preserve"> (</w:t>
+      </w:r>
+      <w:proofErr w:type="spellStart"/>
+      <w:r>
+        <w:rPr>
+          <w:rFonts w:asciiTheme="minorHAnsi" w:hAnsiTheme="minorHAnsi"/>
+          <w:lang w:val="pl-PL"/>
+        </w:rPr>
+        <w:t>int</w:t>
+      </w:r>
+      <w:proofErr w:type="spellEnd"/>
+      <w:r>
+        <w:rPr>
+          <w:rFonts w:asciiTheme="minorHAnsi" w:hAnsiTheme="minorHAnsi"/>
+          <w:lang w:val="pl-PL"/>
+        </w:rPr>
+        <w:t>)</w:t>
+      </w:r>
+    </w:p>
+    <w:p>
+      <w:pPr>
+        <w:pStyle w:val="Listapunktowana"/>
+        <w:jc w:val="both"/>
+        <w:rPr>
+          <w:rFonts w:asciiTheme="minorHAnsi" w:hAnsiTheme="minorHAnsi"/>
+        </w:rPr>
+      </w:pPr>
+      <w:r>
+        <w:rPr>
+          <w:rFonts w:asciiTheme="minorHAnsi" w:hAnsiTheme="minorHAnsi"/>
+          <w:b/>
+        </w:rPr>
+        <w:t xml:space="preserve">Metody: </w:t>
+      </w:r>
+      <w:proofErr w:type="spellStart"/>
+      <w:r>
+        <w:rPr>
+          <w:rFonts w:asciiTheme="minorHAnsi" w:hAnsiTheme="minorHAnsi"/>
+        </w:rPr>
+        <w:t>zapiszWynik</w:t>
+      </w:r>
+      <w:proofErr w:type="spellEnd"/>
+      <w:r>
+        <w:rPr>
+          <w:rFonts w:asciiTheme="minorHAnsi" w:hAnsiTheme="minorHAnsi"/>
+        </w:rPr>
+        <w:t xml:space="preserve">(), </w:t>
+      </w:r>
+      <w:proofErr w:type="spellStart"/>
+      <w:r>
+        <w:rPr>
+          <w:rFonts w:asciiTheme="minorHAnsi" w:hAnsiTheme="minorHAnsi"/>
+        </w:rPr>
+        <w:t>utworzNaprawe</w:t>
+      </w:r>
+      <w:proofErr w:type="spellEnd"/>
+      <w:r>
+        <w:rPr>
+          <w:rFonts w:asciiTheme="minorHAnsi" w:hAnsiTheme="minorHAnsi"/>
+        </w:rPr>
+        <w:t>()</w:t>
+      </w:r>
+    </w:p>
+    <w:p>
+      <w:pPr>
+        <w:jc w:val="both"/>
+      </w:pPr>
+      <w:r>
+        <w:rPr>
+          <w:b/>
+        </w:rPr>
+        <w:t xml:space="preserve">17. </w:t>
+      </w:r>
+      <w:proofErr w:type="spellStart"/>
+      <w:r>
+        <w:rPr>
+          <w:b/>
+        </w:rPr>
+        <w:t>PrzydziałSprzętuZastępczego</w:t>
+      </w:r>
+      <w:proofErr w:type="spellEnd"/>
+    </w:p>
+    <w:p>
+      <w:pPr>
+        <w:pStyle w:val="Listapunktowana"/>
+        <w:jc w:val="both"/>
+        <w:rPr>
+          <w:rFonts w:asciiTheme="minorHAnsi" w:hAnsiTheme="minorHAnsi"/>
+          <w:lang w:val="pl-PL"/>
+        </w:rPr>
+      </w:pPr>
+      <w:r>
+        <w:rPr>
+          <w:rFonts w:asciiTheme="minorHAnsi" w:hAnsiTheme="minorHAnsi"/>
+          <w:b/>
+          <w:lang w:val="pl-PL"/>
+        </w:rPr>
+        <w:t xml:space="preserve">Opis: </w:t>
+      </w:r>
+      <w:r>
+        <w:rPr>
+          <w:rFonts w:asciiTheme="minorHAnsi" w:hAnsiTheme="minorHAnsi"/>
+          <w:lang w:val="pl-PL"/>
+        </w:rPr>
+        <w:t>Relacyjna klasa wiążąca rezerwowy sprzęt z ekipą w czasie trwania naprawy sprzętu głównego.</w:t>
+      </w:r>
+    </w:p>
+    <w:p>
+      <w:pPr>
+        <w:pStyle w:val="Listapunktowana"/>
+        <w:jc w:val="both"/>
+        <w:rPr>
+          <w:rFonts w:asciiTheme="minorHAnsi" w:hAnsiTheme="minorHAnsi"/>
+          <w:lang w:val="pl-PL"/>
+        </w:rPr>
+      </w:pPr>
+      <w:r>
+        <w:rPr>
+          <w:rFonts w:asciiTheme="minorHAnsi" w:hAnsiTheme="minorHAnsi"/>
+          <w:b/>
+          <w:lang w:val="pl-PL"/>
+        </w:rPr>
+        <w:t xml:space="preserve">Atrybuty: </w:t>
+      </w:r>
+      <w:r>
+        <w:rPr>
+          <w:rFonts w:asciiTheme="minorHAnsi" w:hAnsiTheme="minorHAnsi"/>
+          <w:lang w:val="pl-PL"/>
+        </w:rPr>
+        <w:t>id (UUID), od, do (</w:t>
+      </w:r>
+      <w:proofErr w:type="spellStart"/>
+      <w:r>
+        <w:rPr>
+          <w:rFonts w:asciiTheme="minorHAnsi" w:hAnsiTheme="minorHAnsi"/>
+          <w:lang w:val="pl-PL"/>
+        </w:rPr>
+        <w:t>DateTime</w:t>
+      </w:r>
+      <w:proofErr w:type="spellEnd"/>
+      <w:r>
+        <w:rPr>
+          <w:rFonts w:asciiTheme="minorHAnsi" w:hAnsiTheme="minorHAnsi"/>
+          <w:lang w:val="pl-PL"/>
+        </w:rPr>
+        <w:t xml:space="preserve">), </w:t>
+      </w:r>
+      <w:proofErr w:type="spellStart"/>
+      <w:r>
+        <w:rPr>
+          <w:rFonts w:asciiTheme="minorHAnsi" w:hAnsiTheme="minorHAnsi"/>
+          <w:lang w:val="pl-PL"/>
+        </w:rPr>
+        <w:t>powod</w:t>
+      </w:r>
+      <w:proofErr w:type="spellEnd"/>
+      <w:r>
+        <w:rPr>
+          <w:rFonts w:asciiTheme="minorHAnsi" w:hAnsiTheme="minorHAnsi"/>
+          <w:lang w:val="pl-PL"/>
+        </w:rPr>
+        <w:t xml:space="preserve"> (String)</w:t>
+      </w:r>
+    </w:p>
+    <w:p>
+      <w:pPr>
+        <w:pStyle w:val="Listapunktowana"/>
+        <w:jc w:val="both"/>
+        <w:rPr>
+          <w:rFonts w:asciiTheme="minorHAnsi" w:hAnsiTheme="minorHAnsi"/>
+        </w:rPr>
+      </w:pPr>
+      <w:r>
+        <w:rPr>
+          <w:rFonts w:asciiTheme="minorHAnsi" w:hAnsiTheme="minorHAnsi"/>
+          <w:b/>
+        </w:rPr>
+        <w:t xml:space="preserve">Metody: </w:t>
+      </w:r>
+      <w:proofErr w:type="spellStart"/>
+      <w:r>
+        <w:rPr>
+          <w:rFonts w:asciiTheme="minorHAnsi" w:hAnsiTheme="minorHAnsi"/>
+        </w:rPr>
+        <w:t>aktywuj</w:t>
+      </w:r>
+      <w:proofErr w:type="spellEnd"/>
+      <w:r>
+        <w:rPr>
+          <w:rFonts w:asciiTheme="minorHAnsi" w:hAnsiTheme="minorHAnsi"/>
+        </w:rPr>
+        <w:t xml:space="preserve">(), </w:t>
+      </w:r>
+      <w:proofErr w:type="spellStart"/>
+      <w:r>
+        <w:rPr>
+          <w:rFonts w:asciiTheme="minorHAnsi" w:hAnsiTheme="minorHAnsi"/>
+        </w:rPr>
+        <w:t>zamknij</w:t>
+      </w:r>
+      <w:proofErr w:type="spellEnd"/>
+      <w:r>
+        <w:rPr>
+          <w:rFonts w:asciiTheme="minorHAnsi" w:hAnsiTheme="minorHAnsi"/>
+        </w:rPr>
+        <w:t>()</w:t>
+      </w:r>
+    </w:p>
+    <w:p>
+      <w:pPr>
+        <w:pStyle w:val="Listapunktowana"/>
+        <w:numPr>
+          <w:ilvl w:val="0"/>
+          <w:numId w:val="0"/>
+        </w:numPr>
+        <w:jc w:val="both"/>
+        <w:rPr>
+          <w:rFonts w:asciiTheme="minorHAnsi" w:hAnsiTheme="minorHAnsi"/>
+        </w:rPr>
+      </w:pPr>
+    </w:p>
+    <w:p>
+      <w:pPr>
+        <w:jc w:val="both"/>
+      </w:pPr>
+      <w:r>
+        <w:rPr>
+          <w:b/>
+        </w:rPr>
+        <w:lastRenderedPageBreak/>
         <w:t xml:space="preserve">18. </w:t>
       </w:r>
       <w:proofErr w:type="spellStart"/>
@@ -9433,7 +9568,6 @@
           <w:b/>
           <w:lang w:val="pl-PL"/>
         </w:rPr>
-        <w:lastRenderedPageBreak/>
         <w:t xml:space="preserve">Opis: </w:t>
       </w:r>
       <w:r>
@@ -9999,7 +10133,21 @@
           <w:rFonts w:asciiTheme="minorHAnsi" w:hAnsiTheme="minorHAnsi"/>
           <w:lang w:val="pl-PL"/>
         </w:rPr>
-        <w:t>Główna klasa bazowa dla każdego profilu posiadającego uprawnienia do logowania w systemie.</w:t>
+        <w:t>Główna klasa bazowa dla każdego profilu posiadającego uprawnienia do logowania w</w:t>
+      </w:r>
+      <w:r>
+        <w:rPr>
+          <w:rFonts w:asciiTheme="minorHAnsi" w:hAnsiTheme="minorHAnsi"/>
+          <w:lang w:val="pl-PL"/>
+        </w:rPr>
+        <w:t> </w:t>
+      </w:r>
+      <w:r>
+        <w:rPr>
+          <w:rFonts w:asciiTheme="minorHAnsi" w:hAnsiTheme="minorHAnsi"/>
+          <w:lang w:val="pl-PL"/>
+        </w:rPr>
+        <w:t>systemie.</w:t>
       </w:r>
     </w:p>
     <w:p>
@@ -10394,7 +10542,21 @@
           <w:rFonts w:asciiTheme="minorHAnsi" w:hAnsiTheme="minorHAnsi"/>
           <w:lang w:val="pl-PL"/>
         </w:rPr>
-        <w:t>Dokument wygenerowany przez system po przekroczeniu progu alarmowego dla detergentów.</w:t>
+        <w:t>Dokument wygenerowany przez system po przekroczeniu progu alarmowego dla</w:t>
+      </w:r>
+      <w:r>
+        <w:rPr>
+          <w:rFonts w:asciiTheme="minorHAnsi" w:hAnsiTheme="minorHAnsi"/>
+          <w:lang w:val="pl-PL"/>
+        </w:rPr>
+        <w:t> </w:t>
+      </w:r>
+      <w:r>
+        <w:rPr>
+          <w:rFonts w:asciiTheme="minorHAnsi" w:hAnsiTheme="minorHAnsi"/>
+          <w:lang w:val="pl-PL"/>
+        </w:rPr>
+        <w:t>detergentów.</w:t>
       </w:r>
     </w:p>
     <w:p>
@@ -11445,6 +11607,9 @@
         <w:jc w:val="both"/>
       </w:pPr>
       <w:r>
+        <w:rPr>
+          <w:noProof/>
+        </w:rPr>
         <w:drawing>
           <wp:inline distT="0" distB="0" distL="0" distR="0" wp14:anchorId="295AD41B" wp14:editId="70CDE7B2">
             <wp:extent cx="5760720" cy="4308475"/>
@@ -11774,6 +11939,9 @@
         <w:jc w:val="center"/>
       </w:pPr>
       <w:r>
+        <w:rPr>
+          <w:noProof/>
+        </w:rPr>
         <w:drawing>
           <wp:inline distT="0" distB="0" distL="0" distR="0" wp14:anchorId="0CE7EEB6" wp14:editId="33E5859D">
             <wp:extent cx="4627441" cy="6444343"/>
@@ -12373,27 +12541,7 @@
           <w:szCs w:val="28"/>
           <w:u w:val="single"/>
         </w:rPr>
-        <w:t>6</w:t>
-      </w:r>
-      <w:r>
-        <w:rPr>
-          <w:b/>
-          <w:bCs/>
-          <w:sz w:val="28"/>
-          <w:szCs w:val="28"/>
-          <w:u w:val="single"/>
-        </w:rPr>
-        <w:t>.</w:t>
-      </w:r>
-      <w:r>
-        <w:rPr>
-          <w:b/>
-          <w:bCs/>
-          <w:sz w:val="28"/>
-          <w:szCs w:val="28"/>
-          <w:u w:val="single"/>
-        </w:rPr>
-        <w:t>1. Oszacowanie wielkości bazy danych</w:t>
+        <w:t>6.1. Oszacowanie wielkości bazy danych</w:t>
       </w:r>
     </w:p>
     <w:p>
@@ -12521,7 +12669,13 @@
         <w:t xml:space="preserve"> (Dane telemetryczne):</w:t>
       </w:r>
       <w:r>
-        <w:t xml:space="preserve"> Jest to najszybciej przyrastająca tabela ze względu na ciągły monitoring sprzętu. Przyjęto, że 10 myjek pracuje średnio 5 godzin dziennie przez 200 dni w roku, a odczyt zapisywany jest co 5 minut. Daje to około 120 000 rekordów rocznie. Przy rozmiarze 100 bajtów na wpis, roczny przyrost wyniesie ok. 12 MB.</w:t>
+        <w:t xml:space="preserve"> Jest to najszybciej przyrastająca tabela ze</w:t>
+      </w:r>
+      <w:r>
+        <w:t> </w:t>
+      </w:r>
+      <w:r>
+        <w:t>względu na ciągły monitoring sprzętu. Przyjęto, że 10 myjek pracuje średnio 5 godzin dziennie przez 200 dni w roku, a odczyt zapisywany jest co 5 minut. Daje to około 120 000 rekordów rocznie. Przy rozmiarze 100 bajtów na wpis, roczny przyrost wyniesie ok. 12 MB.</w:t>
       </w:r>
     </w:p>
     <w:p>
@@ -12903,7 +13057,13 @@
         <w:t>Stanowiska mobilne dla operatorów (10 stanowisk):</w:t>
       </w:r>
       <w:r>
-        <w:t xml:space="preserve"> Stanowiska rozproszone w terenie. Wymagają przydzielenia każdemu pracownikowi służbowego tabletu. Zgodnie ze specyfikacją przyjęto wykorzystanie budżetowych urządzeń z procesorem </w:t>
+        <w:t xml:space="preserve"> Stanowiska rozproszone w terenie. Wymagają przydzielenia każdemu pracownikowi służbowego tabletu. Zgodnie ze</w:t>
+      </w:r>
+      <w:r>
+        <w:t> </w:t>
+      </w:r>
+      <w:r>
+        <w:t xml:space="preserve">specyfikacją przyjęto wykorzystanie budżetowych urządzeń z procesorem </w:t>
       </w:r>
       <w:proofErr w:type="spellStart"/>
       <w:r>
@@ -13371,24 +13531,10 @@
         <w:t xml:space="preserve"> przy użyciu języka </w:t>
       </w:r>
       <w:r>
-        <w:rPr>
-          <w:b/>
-          <w:bCs/>
-        </w:rPr>
-        <w:t>C</w:t>
-      </w:r>
-      <w:r>
-        <w:t xml:space="preserve"> oraz </w:t>
-      </w:r>
-      <w:r>
-        <w:rPr>
-          <w:b/>
-          <w:bCs/>
-        </w:rPr>
-        <w:t>C++</w:t>
-      </w:r>
-      <w:r>
-        <w:t>. Takie rozwiązanie gwarantuje pełną kontrolę nad cyklami procesora i ekstremalnie mały narzut pamięciowy.</w:t>
+        <w:t>C oraz C++.</w:t>
+      </w:r>
+      <w:r>
+        <w:t xml:space="preserve"> Takie rozwiązanie gwarantuje pełną kontrolę nad cyklami procesora i ekstremalnie mały narzut pamięciowy.</w:t>
       </w:r>
     </w:p>
     <w:p>
@@ -13416,17 +13562,19 @@
       </w:r>
       <w:proofErr w:type="spellEnd"/>
       <w:r>
-        <w:t xml:space="preserve"> Pi 4B zainstalowany zostanie wydajny system zarządzania relacyjną bazą danych (RDBMS) ze wsparciem dla zapytań </w:t>
-      </w:r>
-      <w:r>
-        <w:rPr>
-          <w:b/>
-          <w:bCs/>
-        </w:rPr>
-        <w:t>SQL</w:t>
-      </w:r>
-      <w:r>
-        <w:t xml:space="preserve">. Optymalnie skonfigurowana baza (np. </w:t>
+        <w:t xml:space="preserve"> Pi 4B zainstalowany zostanie wydajny system zarządzania relacyjną bazą danych (RDBMS) ze wsparciem </w:t>
+      </w:r>
+      <w:r>
+        <w:t>dla</w:t>
+      </w:r>
+      <w:r>
+        <w:t> </w:t>
+      </w:r>
+      <w:r>
+        <w:t>zapytań SQL. Optymalnie skonfigurowana</w:t>
+      </w:r>
+      <w:r>
+        <w:t xml:space="preserve"> baza (np. </w:t>
       </w:r>
       <w:proofErr w:type="spellStart"/>
       <w:r>
@@ -13494,17 +13642,13 @@
       </w:r>
       <w:proofErr w:type="spellEnd"/>
       <w:r>
-        <w:t xml:space="preserve"> (1 GB RAM), zrezygnowano z technologii wieloplatformowych i hybrydowych. Aplikacja kliencka zostanie napisana natywnie w języku </w:t>
-      </w:r>
-      <w:r>
-        <w:rPr>
-          <w:b/>
-          <w:bCs/>
-        </w:rPr>
-        <w:t>Java</w:t>
-      </w:r>
-      <w:r>
-        <w:t xml:space="preserve"> pod kontrolą systemu Android, co</w:t>
+        <w:t xml:space="preserve"> (1 GB RAM), zrezygnowano z technologii wieloplatformowych i hybrydowych. Aplikacja kliencka zostanie napisana natywnie w </w:t>
+      </w:r>
+      <w:r>
+        <w:t>języku Java pod</w:t>
+      </w:r>
+      <w:r>
+        <w:t xml:space="preserve"> kontrolą systemu Android, co</w:t>
       </w:r>
       <w:r>
         <w:t> </w:t>
@@ -14658,17 +14802,7 @@
           <w:szCs w:val="28"/>
           <w:u w:val="single"/>
         </w:rPr>
-        <w:t>9.</w:t>
-      </w:r>
-      <w:r>
-        <w:rPr>
-          <w:b/>
-          <w:bCs/>
-          <w:sz w:val="28"/>
-          <w:szCs w:val="28"/>
-          <w:u w:val="single"/>
-        </w:rPr>
-        <w:t>1. Przeciążenie i niewydolność obliczeniowa serwera centralnego (Klaster Amiga 500)</w:t>
+        <w:t>9.1. Przeciążenie i niewydolność obliczeniowa serwera centralnego (Klaster Amiga 500)</w:t>
       </w:r>
     </w:p>
     <w:p>
@@ -14864,17 +14998,7 @@
           <w:u w:val="single"/>
         </w:rPr>
         <w:lastRenderedPageBreak/>
-        <w:t>9.</w:t>
-      </w:r>
-      <w:r>
-        <w:rPr>
-          <w:b/>
-          <w:bCs/>
-          <w:sz w:val="28"/>
-          <w:szCs w:val="28"/>
-          <w:u w:val="single"/>
-        </w:rPr>
-        <w:t>2. Szybka degradacja nośnika pamięci w serwerze bazodanowym (</w:t>
+        <w:t>9.2. Szybka degradacja nośnika pamięci w serwerze bazodanowym (</w:t>
       </w:r>
       <w:proofErr w:type="spellStart"/>
       <w:r>
@@ -15082,17 +15206,7 @@
           <w:szCs w:val="28"/>
           <w:u w:val="single"/>
         </w:rPr>
-        <w:t>9.</w:t>
-      </w:r>
-      <w:r>
-        <w:rPr>
-          <w:b/>
-          <w:bCs/>
-          <w:sz w:val="28"/>
-          <w:szCs w:val="28"/>
-          <w:u w:val="single"/>
-        </w:rPr>
-        <w:t xml:space="preserve">3. Utrata połączenia sieciowego przez moduły </w:t>
+        <w:t xml:space="preserve">9.3. Utrata połączenia sieciowego przez moduły </w:t>
       </w:r>
       <w:proofErr w:type="spellStart"/>
       <w:r>
@@ -15293,17 +15407,7 @@
           <w:szCs w:val="28"/>
           <w:u w:val="single"/>
         </w:rPr>
-        <w:t>9.</w:t>
-      </w:r>
-      <w:r>
-        <w:rPr>
-          <w:b/>
-          <w:bCs/>
-          <w:sz w:val="28"/>
-          <w:szCs w:val="28"/>
-          <w:u w:val="single"/>
-        </w:rPr>
-        <w:t xml:space="preserve">4. Uszkodzenie elektroniki modułu </w:t>
+        <w:t xml:space="preserve">9.4. Uszkodzenie elektroniki modułu </w:t>
       </w:r>
       <w:proofErr w:type="spellStart"/>
       <w:r>
@@ -16462,17 +16566,7 @@
           <w:szCs w:val="28"/>
           <w:u w:val="single"/>
         </w:rPr>
-        <w:t xml:space="preserve">Koszty </w:t>
-      </w:r>
-      <w:r>
-        <w:rPr>
-          <w:b/>
-          <w:bCs/>
-          <w:sz w:val="28"/>
-          <w:szCs w:val="28"/>
-          <w:u w:val="single"/>
-        </w:rPr>
-        <w:t>oprogramowania i prac programistycznych</w:t>
+        <w:t>Koszty oprogramowania i prac programistycznych</w:t>
       </w:r>
     </w:p>
     <w:p>
@@ -17284,17 +17378,7 @@
           <w:szCs w:val="28"/>
           <w:u w:val="single"/>
         </w:rPr>
-        <w:t xml:space="preserve">Koszty </w:t>
-      </w:r>
-      <w:r>
-        <w:rPr>
-          <w:b/>
-          <w:bCs/>
-          <w:sz w:val="28"/>
-          <w:szCs w:val="28"/>
-          <w:u w:val="single"/>
-        </w:rPr>
-        <w:t>wdrożenia, szkoleń i konsultacji</w:t>
+        <w:t>Koszty wdrożenia, szkoleń i konsultacji</w:t>
       </w:r>
     </w:p>
     <w:tbl>
@@ -17816,16 +17900,29 @@
       <w:pPr>
         <w:spacing w:after="120"/>
         <w:jc w:val="both"/>
-        <w:rPr>
-          <w:b/>
-          <w:bCs/>
-        </w:rPr>
-      </w:pPr>
-      <w:r>
-        <w:rPr>
-          <w:b/>
-          <w:bCs/>
-        </w:rPr>
+      </w:pPr>
+    </w:p>
+    <w:p>
+      <w:pPr>
+        <w:spacing w:after="120"/>
+        <w:jc w:val="both"/>
+      </w:pPr>
+    </w:p>
+    <w:p>
+      <w:pPr>
+        <w:spacing w:after="120"/>
+        <w:jc w:val="both"/>
+        <w:rPr>
+          <w:b/>
+          <w:bCs/>
+        </w:rPr>
+      </w:pPr>
+      <w:r>
+        <w:rPr>
+          <w:b/>
+          <w:bCs/>
+        </w:rPr>
+        <w:lastRenderedPageBreak/>
         <w:t>10.5. Warunki płatności i sposób odbioru</w:t>
       </w:r>
     </w:p>
@@ -17835,7 +17932,6 @@
         <w:jc w:val="both"/>
       </w:pPr>
       <w:r>
-        <w:lastRenderedPageBreak/>
         <w:t>Z uwagi na złożoność projektu i konieczność wcześniejszego zakupu specyficznego sprzętu retro, przyjęto model rozliczeń oparty na kamieniach milowych:</w:t>
       </w:r>
     </w:p>
@@ -25239,6 +25335,7 @@
   <w:style w:type="character" w:default="1" w:styleId="Domylnaczcionkaakapitu">
     <w:name w:val="Default Paragraph Font"/>
     <w:uiPriority w:val="1"/>
+    <w:semiHidden/>
     <w:unhideWhenUsed/>
   </w:style>
   <w:style w:type="table" w:default="1" w:styleId="Standardowy">

--- a/SPRAWOZDANIE/Sprawozdanie.docx
+++ b/SPRAWOZDANIE/Sprawozdanie.docx
@@ -2,26 +2,6 @@
 <file path=word/document.xml><?xml version="1.0" encoding="utf-8"?>
 <w:document xmlns:wpc="http://schemas.microsoft.com/office/word/2010/wordprocessingCanvas" xmlns:cx="http://schemas.microsoft.com/office/drawing/2014/chartex" xmlns:cx1="http://schemas.microsoft.com/office/drawing/2015/9/8/chartex" xmlns:cx2="http://schemas.microsoft.com/office/drawing/2015/10/21/chartex" xmlns:cx3="http://schemas.microsoft.com/office/drawing/2016/5/9/chartex" xmlns:cx4="http://schemas.microsoft.com/office/drawing/2016/5/10/chartex" xmlns:cx5="http://schemas.microsoft.com/office/drawing/2016/5/11/chartex" xmlns:cx6="http://schemas.microsoft.com/office/drawing/2016/5/12/chartex" xmlns:cx7="http://schemas.microsoft.com/office/drawing/2016/5/13/chartex" xmlns:cx8="http://schemas.microsoft.com/office/drawing/2016/5/14/chartex" xmlns:mc="http://schemas.openxmlformats.org/markup-compatibility/2006" xmlns:aink="http://schemas.microsoft.com/office/drawing/2016/ink" xmlns:am3d="http://schemas.microsoft.com/office/drawing/2017/model3d" xmlns:o="urn:schemas-microsoft-com:office:office" xmlns:oel="http://schemas.microsoft.com/office/2019/extlst" xmlns:r="http://schemas.openxmlformats.org/officeDocument/2006/relationships" xmlns:m="http://schemas.openxmlformats.org/officeDocument/2006/math" xmlns:v="urn:schemas-microsoft-com:vml" xmlns:wp14="http://schemas.microsoft.com/office/word/2010/wordprocessingDrawing" xmlns:wp="http://schemas.openxmlformats.org/drawingml/2006/wordprocessingDrawing" xmlns:w10="urn:schemas-microsoft-com:office:word" xmlns:w="http://schemas.openxmlformats.org/wordprocessingml/2006/main" xmlns:w14="http://schemas.microsoft.com/office/word/2010/wordml" xmlns:w15="http://schemas.microsoft.com/office/word/2012/wordml" xmlns:w16cex="http://schemas.microsoft.com/office/word/2018/wordml/cex" xmlns:w16cid="http://schemas.microsoft.com/office/word/2016/wordml/cid" xmlns:w16="http://schemas.microsoft.com/office/word/2018/wordml" xmlns:w16du="http://schemas.microsoft.com/office/word/2023/wordml/word16du" xmlns:w16sdtdh="http://schemas.microsoft.com/office/word/2020/wordml/sdtdatahash" xmlns:w16sdtfl="http://schemas.microsoft.com/office/word/2024/wordml/sdtformatlock" xmlns:w16se="http://schemas.microsoft.com/office/word/2015/wordml/symex" xmlns:wpg="http://schemas.microsoft.com/office/word/2010/wordprocessingGroup" xmlns:wpi="http://schemas.microsoft.com/office/word/2010/wordprocessingInk" xmlns:wne="http://schemas.microsoft.com/office/word/2006/wordml" xmlns:wps="http://schemas.microsoft.com/office/word/2010/wordprocessingShape" mc:Ignorable="w14 w15 w16se w16cid w16 w16cex w16sdtdh w16sdtfl w16du wp14">
   <w:body>
-    <w:p>
-      <w:pPr>
-        <w:jc w:val="center"/>
-        <w:rPr>
-          <w:b/>
-          <w:bCs/>
-          <w:sz w:val="32"/>
-          <w:szCs w:val="32"/>
-        </w:rPr>
-      </w:pPr>
-      <w:r>
-        <w:rPr>
-          <w:b/>
-          <w:bCs/>
-          <w:sz w:val="32"/>
-          <w:szCs w:val="32"/>
-        </w:rPr>
-        <w:t>Sprawozdanie projektu</w:t>
-      </w:r>
-    </w:p>
     <w:tbl>
       <w:tblPr>
         <w:tblStyle w:val="Tabela-Siatka"/>
@@ -186,7 +166,7 @@
               <w:pStyle w:val="Akapitzlist"/>
               <w:numPr>
                 <w:ilvl w:val="0"/>
-                <w:numId w:val="23"/>
+                <w:numId w:val="15"/>
               </w:numPr>
               <w:spacing w:after="120"/>
               <w:rPr>
@@ -205,7 +185,7 @@
               <w:pStyle w:val="Akapitzlist"/>
               <w:numPr>
                 <w:ilvl w:val="0"/>
-                <w:numId w:val="23"/>
+                <w:numId w:val="15"/>
               </w:numPr>
               <w:spacing w:after="120"/>
               <w:rPr>
@@ -224,7 +204,7 @@
               <w:pStyle w:val="Akapitzlist"/>
               <w:numPr>
                 <w:ilvl w:val="0"/>
-                <w:numId w:val="23"/>
+                <w:numId w:val="15"/>
               </w:numPr>
               <w:spacing w:after="120"/>
               <w:rPr>
@@ -301,6 +281,195 @@
         <w:rPr>
           <w:b/>
           <w:bCs/>
+          <w:sz w:val="28"/>
+          <w:szCs w:val="28"/>
+          <w:u w:val="single"/>
+        </w:rPr>
+      </w:pPr>
+      <w:r>
+        <w:rPr>
+          <w:b/>
+          <w:bCs/>
+          <w:sz w:val="28"/>
+          <w:szCs w:val="28"/>
+          <w:u w:val="single"/>
+        </w:rPr>
+        <w:t>0.1</w:t>
+      </w:r>
+      <w:r>
+        <w:rPr>
+          <w:b/>
+          <w:bCs/>
+          <w:sz w:val="28"/>
+          <w:szCs w:val="28"/>
+          <w:u w:val="single"/>
+        </w:rPr>
+        <w:t xml:space="preserve">. </w:t>
+      </w:r>
+      <w:r>
+        <w:rPr>
+          <w:b/>
+          <w:bCs/>
+          <w:sz w:val="28"/>
+          <w:szCs w:val="28"/>
+          <w:u w:val="single"/>
+        </w:rPr>
+        <w:t>Skład zespołu i podział pracy</w:t>
+      </w:r>
+    </w:p>
+    <w:p>
+      <w:pPr>
+        <w:spacing w:after="120"/>
+        <w:jc w:val="both"/>
+      </w:pPr>
+      <w:r>
+        <w:t>W realizację projektu zaangażowany był trzyosobowy zespół. W trakcie trwania semestru jeden z</w:t>
+      </w:r>
+      <w:r>
+        <w:t> </w:t>
+      </w:r>
+      <w:r>
+        <w:t xml:space="preserve">członków (Michał </w:t>
+      </w:r>
+      <w:proofErr w:type="spellStart"/>
+      <w:r>
+        <w:t>Mociak</w:t>
+      </w:r>
+      <w:proofErr w:type="spellEnd"/>
+      <w:r>
+        <w:t xml:space="preserve">) udał się na urlop </w:t>
+      </w:r>
+      <w:r>
+        <w:t>zdrowotny</w:t>
+      </w:r>
+      <w:r>
+        <w:t>, w związku z czym jego obowiązki z</w:t>
+      </w:r>
+      <w:r>
+        <w:t> </w:t>
+      </w:r>
+      <w:r>
+        <w:t>późniejszych etapów zostały przejęte i zrealizowane przez pozostałą dwójkę. Szczegółowy podział prac przedstawia się następująco:</w:t>
+      </w:r>
+    </w:p>
+    <w:p>
+      <w:pPr>
+        <w:pStyle w:val="Akapitzlist"/>
+        <w:numPr>
+          <w:ilvl w:val="0"/>
+          <w:numId w:val="42"/>
+        </w:numPr>
+        <w:spacing w:after="120"/>
+        <w:jc w:val="both"/>
+      </w:pPr>
+      <w:r>
+        <w:rPr>
+          <w:b/>
+          <w:bCs/>
+        </w:rPr>
+        <w:t>Bartosz Białokoziewicz:</w:t>
+      </w:r>
+      <w:r>
+        <w:t xml:space="preserve"> Opracowanie diagramu wdrożenia oraz proponowanej architektury systemu, przygotowanie diagramu przypadków użycia, kompleksowe sporządzenie opisów tekstowych dla wszystkich modeli UML, opracowanie kosztorysu realizacji przedsięwzięcia, dobór i propozycja technologii informatycznych, przeprowadzenie analizy ryzyka projektu, a także bieżąca redakcja, konsolidacja i</w:t>
+      </w:r>
+      <w:r>
+        <w:t> </w:t>
+      </w:r>
+      <w:r>
+        <w:t>formatowanie końcowe sprawozdania.</w:t>
+      </w:r>
+    </w:p>
+    <w:p>
+      <w:pPr>
+        <w:pStyle w:val="Akapitzlist"/>
+        <w:numPr>
+          <w:ilvl w:val="0"/>
+          <w:numId w:val="42"/>
+        </w:numPr>
+        <w:spacing w:after="120"/>
+        <w:jc w:val="both"/>
+      </w:pPr>
+      <w:r>
+        <w:rPr>
+          <w:b/>
+          <w:bCs/>
+        </w:rPr>
+        <w:t>Dawid Grygorowicz:</w:t>
+      </w:r>
+      <w:r>
+        <w:t xml:space="preserve"> Zaprojektowanie prototypów interfejsu użytkownika (UI), stworzenie strukturalnych diagramów klas oraz diagramów stanów, zdefiniowanie wymagań niefunkcjonalnych dla systemu, a także przygotowanie </w:t>
+      </w:r>
+      <w:r>
+        <w:t xml:space="preserve">proponowanego </w:t>
+      </w:r>
+      <w:r>
+        <w:t>planu pracy</w:t>
+      </w:r>
+      <w:r>
+        <w:t xml:space="preserve"> </w:t>
+      </w:r>
+    </w:p>
+    <w:p>
+      <w:pPr>
+        <w:pStyle w:val="Akapitzlist"/>
+        <w:numPr>
+          <w:ilvl w:val="0"/>
+          <w:numId w:val="42"/>
+        </w:numPr>
+        <w:spacing w:after="120"/>
+        <w:jc w:val="both"/>
+      </w:pPr>
+      <w:r>
+        <w:rPr>
+          <w:b/>
+          <w:bCs/>
+        </w:rPr>
+        <w:t xml:space="preserve">Michał </w:t>
+      </w:r>
+      <w:proofErr w:type="spellStart"/>
+      <w:r>
+        <w:rPr>
+          <w:b/>
+          <w:bCs/>
+        </w:rPr>
+        <w:t>Mociak</w:t>
+      </w:r>
+      <w:proofErr w:type="spellEnd"/>
+      <w:r>
+        <w:rPr>
+          <w:b/>
+          <w:bCs/>
+        </w:rPr>
+        <w:t>:</w:t>
+      </w:r>
+      <w:r>
+        <w:t xml:space="preserve"> Opracowanie diagramów czynności</w:t>
+      </w:r>
+      <w:r>
+        <w:t xml:space="preserve"> </w:t>
+      </w:r>
+      <w:r>
+        <w:t>oraz diagramów interakcji modelujących dynamikę i przepływ sterowania w kluczowych procesach biznesowych.</w:t>
+      </w:r>
+      <w:r>
+        <w:t xml:space="preserve"> </w:t>
+      </w:r>
+      <w:r>
+        <w:t xml:space="preserve">Prace te zostały zrealizowane we wczesnej fazie projektu, przed udaniem się na urlop </w:t>
+      </w:r>
+      <w:r>
+        <w:t>zdrowotny</w:t>
+      </w:r>
+      <w:r>
+        <w:t>.</w:t>
+      </w:r>
+    </w:p>
+    <w:p>
+      <w:pPr>
+        <w:spacing w:after="120"/>
+        <w:rPr>
+          <w:b/>
+          <w:bCs/>
           <w:sz w:val="40"/>
           <w:szCs w:val="40"/>
           <w:u w:val="single"/>
@@ -310,12 +479,275 @@
         <w:rPr>
           <w:b/>
           <w:bCs/>
+          <w:sz w:val="28"/>
+          <w:szCs w:val="28"/>
+          <w:u w:val="single"/>
+        </w:rPr>
+        <w:t>0.</w:t>
+      </w:r>
+      <w:r>
+        <w:rPr>
+          <w:b/>
+          <w:bCs/>
+          <w:sz w:val="28"/>
+          <w:szCs w:val="28"/>
+          <w:u w:val="single"/>
+        </w:rPr>
+        <w:t>2</w:t>
+      </w:r>
+      <w:r>
+        <w:rPr>
+          <w:b/>
+          <w:bCs/>
+          <w:sz w:val="28"/>
+          <w:szCs w:val="28"/>
+          <w:u w:val="single"/>
+        </w:rPr>
+        <w:t xml:space="preserve">. </w:t>
+      </w:r>
+      <w:r>
+        <w:rPr>
+          <w:b/>
+          <w:bCs/>
+          <w:sz w:val="28"/>
+          <w:szCs w:val="28"/>
+          <w:u w:val="single"/>
+        </w:rPr>
+        <w:t>Proponowana punktacja</w:t>
+      </w:r>
+    </w:p>
+    <w:p>
+      <w:pPr>
+        <w:spacing w:after="120"/>
+        <w:jc w:val="both"/>
+      </w:pPr>
+      <w:r>
+        <w:t>Ze względu na przyjęty system oceniania, wnioskujemy o indywidualną punktację adekwatną do faktycznie zrealizowanego zakresu prac (szczegółowo opisanego w sekcji 0.1). Proponuje się następujący procentowy udział w realizacji projektu:</w:t>
+      </w:r>
+    </w:p>
+    <w:p>
+      <w:pPr>
+        <w:numPr>
+          <w:ilvl w:val="0"/>
+          <w:numId w:val="44"/>
+        </w:numPr>
+        <w:spacing w:after="120"/>
+        <w:jc w:val="both"/>
+      </w:pPr>
+      <w:r>
+        <w:rPr>
+          <w:b/>
+          <w:bCs/>
+        </w:rPr>
+        <w:t>Bartosz Białokoziewicz:</w:t>
+      </w:r>
+      <w:r>
+        <w:t xml:space="preserve"> 40%</w:t>
+      </w:r>
+    </w:p>
+    <w:p>
+      <w:pPr>
+        <w:numPr>
+          <w:ilvl w:val="0"/>
+          <w:numId w:val="44"/>
+        </w:numPr>
+        <w:spacing w:after="120"/>
+        <w:jc w:val="both"/>
+      </w:pPr>
+      <w:r>
+        <w:rPr>
+          <w:b/>
+          <w:bCs/>
+        </w:rPr>
+        <w:t>Dawid Grygorowicz:</w:t>
+      </w:r>
+      <w:r>
+        <w:t xml:space="preserve"> 40%</w:t>
+      </w:r>
+    </w:p>
+    <w:p>
+      <w:pPr>
+        <w:numPr>
+          <w:ilvl w:val="0"/>
+          <w:numId w:val="44"/>
+        </w:numPr>
+        <w:spacing w:after="120"/>
+        <w:jc w:val="both"/>
+      </w:pPr>
+      <w:r>
+        <w:rPr>
+          <w:b/>
+          <w:bCs/>
+        </w:rPr>
+        <w:t xml:space="preserve">Michał </w:t>
+      </w:r>
+      <w:proofErr w:type="spellStart"/>
+      <w:r>
+        <w:rPr>
+          <w:b/>
+          <w:bCs/>
+        </w:rPr>
+        <w:t>Mociak</w:t>
+      </w:r>
+      <w:proofErr w:type="spellEnd"/>
+      <w:r>
+        <w:rPr>
+          <w:b/>
+          <w:bCs/>
+        </w:rPr>
+        <w:t>:</w:t>
+      </w:r>
+      <w:r>
+        <w:t xml:space="preserve"> 20%</w:t>
+      </w:r>
+    </w:p>
+    <w:p>
+      <w:pPr>
+        <w:spacing w:after="120"/>
+        <w:jc w:val="both"/>
+      </w:pPr>
+      <w:r>
+        <w:rPr>
+          <w:i/>
+          <w:iCs/>
+        </w:rPr>
+        <w:t>(Szczegółowe uzasadnienie powyższego podziału, wynikające z przebiegu prac i zdarzeń losowych w trakcie semestru, zostało opisane w Dodatku A</w:t>
+      </w:r>
+      <w:r>
+        <w:rPr>
+          <w:i/>
+          <w:iCs/>
+        </w:rPr>
+        <w:t xml:space="preserve"> – ostatniej sekcji sprawozdania</w:t>
+      </w:r>
+      <w:r>
+        <w:rPr>
+          <w:i/>
+          <w:iCs/>
+        </w:rPr>
+        <w:t>).</w:t>
+      </w:r>
+    </w:p>
+    <w:p>
+      <w:pPr>
+        <w:spacing w:after="120"/>
+        <w:rPr>
+          <w:b/>
+          <w:bCs/>
+          <w:sz w:val="28"/>
+          <w:szCs w:val="28"/>
+          <w:u w:val="single"/>
+        </w:rPr>
+      </w:pPr>
+      <w:r>
+        <w:rPr>
+          <w:b/>
+          <w:bCs/>
+          <w:sz w:val="28"/>
+          <w:szCs w:val="28"/>
+          <w:u w:val="single"/>
+        </w:rPr>
+        <w:t>0.</w:t>
+      </w:r>
+      <w:r>
+        <w:rPr>
+          <w:b/>
+          <w:bCs/>
+          <w:sz w:val="28"/>
+          <w:szCs w:val="28"/>
+          <w:u w:val="single"/>
+        </w:rPr>
+        <w:t>3</w:t>
+      </w:r>
+      <w:r>
+        <w:rPr>
+          <w:b/>
+          <w:bCs/>
+          <w:sz w:val="28"/>
+          <w:szCs w:val="28"/>
+          <w:u w:val="single"/>
+        </w:rPr>
+        <w:t xml:space="preserve">. </w:t>
+      </w:r>
+      <w:r>
+        <w:rPr>
+          <w:b/>
+          <w:bCs/>
+          <w:sz w:val="28"/>
+          <w:szCs w:val="28"/>
+          <w:u w:val="single"/>
+        </w:rPr>
+        <w:t>Adres repozytorium</w:t>
+      </w:r>
+    </w:p>
+    <w:p>
+      <w:pPr>
+        <w:pStyle w:val="Akapitzlist"/>
+        <w:numPr>
+          <w:ilvl w:val="0"/>
+          <w:numId w:val="43"/>
+        </w:numPr>
+        <w:spacing w:after="120"/>
+        <w:rPr>
+          <w:b/>
+          <w:bCs/>
+        </w:rPr>
+      </w:pPr>
+      <w:r>
+        <w:rPr>
+          <w:b/>
+          <w:bCs/>
+        </w:rPr>
+        <w:t>Adres URL:</w:t>
+      </w:r>
+      <w:r>
+        <w:t xml:space="preserve"> </w:t>
+      </w:r>
+      <w:hyperlink r:id="rId6" w:history="1">
+        <w:r>
+          <w:rPr>
+            <w:rStyle w:val="Hipercze"/>
+          </w:rPr>
+          <w:t>https://github.com/bartoszblk/IOprojekt_BB_DG_MM</w:t>
+        </w:r>
+      </w:hyperlink>
+    </w:p>
+    <w:p>
+      <w:pPr>
+        <w:pStyle w:val="Akapitzlist"/>
+        <w:numPr>
+          <w:ilvl w:val="0"/>
+          <w:numId w:val="43"/>
+        </w:numPr>
+        <w:spacing w:after="120"/>
+      </w:pPr>
+      <w:r>
+        <w:rPr>
+          <w:b/>
+          <w:bCs/>
+        </w:rPr>
+        <w:t>Dostęp:</w:t>
+      </w:r>
+      <w:r>
+        <w:t xml:space="preserve"> Repozytorium jest publiczne.</w:t>
+      </w:r>
+    </w:p>
+    <w:p>
+      <w:pPr>
+        <w:spacing w:after="120"/>
+      </w:pPr>
+    </w:p>
+    <w:p>
+      <w:pPr>
+        <w:spacing w:after="120"/>
+        <w:rPr>
+          <w:b/>
+          <w:bCs/>
           <w:sz w:val="40"/>
           <w:szCs w:val="40"/>
           <w:u w:val="single"/>
         </w:rPr>
-        <w:t>1</w:t>
-      </w:r>
+      </w:pPr>
       <w:r>
         <w:rPr>
           <w:b/>
@@ -324,7 +756,8 @@
           <w:szCs w:val="40"/>
           <w:u w:val="single"/>
         </w:rPr>
-        <w:t xml:space="preserve">. </w:t>
+        <w:lastRenderedPageBreak/>
+        <w:t>1</w:t>
       </w:r>
       <w:r>
         <w:rPr>
@@ -334,170 +767,9 @@
           <w:szCs w:val="40"/>
           <w:u w:val="single"/>
         </w:rPr>
-        <w:t>Treść zadania projektowego</w:t>
-      </w:r>
-    </w:p>
-    <w:p>
-      <w:pPr>
-        <w:spacing w:after="120"/>
-        <w:jc w:val="both"/>
-      </w:pPr>
-      <w:r>
-        <w:t>Pan Zenon, właściciel firmy, od 15 lat zajmuje się profesjonalnym usuwaniem ekstremalnych zabrudzeń z podjazdów, elewacji oraz pomników ogrodowych. Dotychczas Pan Zenon przyjmował zlecenia telefonicznie, a terminy i adresy zapisywał w papierowym kalendarzu, co przy rosnącej liczbie klientów zaczęło prowadzić do pomyłek i nakładania się wizyt. Chcąc zmodernizować biznes, właściciel planuje wdrożenie platformy, która umożliwi klientom samodzielne zgłaszanie „brudnych problemów” poprzez wybranie kategorii obiektu oraz wgranie zdjęcia, na podstawie którego system dokona wstępnej wyceny.</w:t>
-      </w:r>
-    </w:p>
-    <w:p>
-      <w:pPr>
-        <w:spacing w:after="120"/>
-        <w:jc w:val="both"/>
-      </w:pPr>
-      <w:r>
-        <w:t>Proces rezerwacji zakłada, że po wybraniu terminu zlecenie otrzymuje status “niepotwierdzone”, a po wpłaceniu zadatku przez bramkę płatności zmienia się ono na status “pewne”. W przypadku braku potwierdzenia zlecenia, rezerwacja zmienia status na "odrzucone". Po pewnym czasie rezerwacja jest usuwana. Klient posiada również opcję wykupienia abonamentu na okresowe czyszczenie na określony okres czasu za dodatkową opłatą.</w:t>
-      </w:r>
-    </w:p>
-    <w:p>
-      <w:pPr>
-        <w:spacing w:after="120"/>
-        <w:jc w:val="both"/>
-      </w:pPr>
-      <w:r>
-        <w:t xml:space="preserve">Każdy pracownik terenowy (operator myjki) zostanie wyposażony w tablet z aplikacją </w:t>
-      </w:r>
-      <w:proofErr w:type="spellStart"/>
-      <w:r>
-        <w:t>OperatorManager</w:t>
-      </w:r>
-      <w:proofErr w:type="spellEnd"/>
-      <w:r>
-        <w:t>, w której widzi harmonogram prac, mapę dojazdu oraz instrukcje od klienta, takie jak konieczność zamknięcia okien czy zabezpieczenia zwierząt. Operator po przyjeździe na miejsce musi odnotować w systemie rozpoczęcie pracy, co zmienia stan urządzenia w bazie danych na “na miejscu”.</w:t>
-      </w:r>
-    </w:p>
-    <w:p>
-      <w:pPr>
-        <w:spacing w:after="120"/>
-        <w:jc w:val="both"/>
-      </w:pPr>
-      <w:r>
-        <w:t xml:space="preserve">Myjki ciśnieniowe są wyposażone w moduły </w:t>
-      </w:r>
-      <w:proofErr w:type="spellStart"/>
-      <w:r>
-        <w:t>IoT</w:t>
-      </w:r>
-      <w:proofErr w:type="spellEnd"/>
-      <w:r>
-        <w:t>, które monitorują przepływ wody oraz temperaturę silnika; w przypadku przegrzania system ma automatycznie zablokować pracę i wysłać komunikat o konieczności przerwy technicznej. Po zakończeniu czyszczenia operator wykonuje zdjęcie “po”, które jest przesyłane do klienta w celu akceptacji wykonanej usługi. System musi również obsługiwać proces reklamacji, w którym klient może zgłosić zastrzeżenia do 48 godzin od realizacji, załączając dokumentację zdjęciową. Administrator systemu ma dostęp do panelu statystyk, gdzie monitoruje zużycie chemii czyszczącej oraz wydajność poszczególnych ekip, a także zarządza stanami magazynowymi “Turbo-Piany”. W przypadku spadku poziomu detergentów poniżej progu alarmowego, system generuje automatyczne zapytanie ofertowe do dostawców hurtowych.</w:t>
-      </w:r>
-    </w:p>
-    <w:p>
-      <w:pPr>
-        <w:spacing w:after="120"/>
-        <w:jc w:val="both"/>
-      </w:pPr>
-      <w:r>
-        <w:t>Myjki są poddawane okresowym przeglądom. Co jakiś czas, pracownik techniczny dokonuje analizy sprzętu i oceny stanu. W razie potrzeby, sprzęt jest oznaczany jako “do naprawy”, co zostaje zgłoszone w systemie wraz z rodzajem i poziomem uszkodzenia. Do momentu aż myjka zostanie naprawiona, na jej miejsce zostaje podany sprzęt zastępczy. Po pomyślnym ukończeniu naprawy, dział serwisowy zwraca myjkę do użytku</w:t>
-      </w:r>
-      <w:r>
-        <w:t>.</w:t>
-      </w:r>
-    </w:p>
-    <w:p>
-      <w:pPr>
-        <w:spacing w:after="120"/>
-        <w:jc w:val="both"/>
-      </w:pPr>
-      <w:r>
-        <w:lastRenderedPageBreak/>
-        <w:t>Całość rozwiązania ma być oparta na architekturze chmurowej, gdzie aplikacje mobilne pracowników oraz portal klienta komunikują się z centralnym serwerem i bazą danych w czasie rzeczywistym poprzez sieć Internet. Serwer centralny i baza danych znajdują się w jednej lokacji fizycznej.</w:t>
-      </w:r>
-    </w:p>
-    <w:p>
-      <w:pPr>
-        <w:spacing w:after="120"/>
-      </w:pPr>
-      <w:r>
-        <w:t>Serwer centralny: Klaster 10 komputerów klasy Amiga 500, na każdą jednostkę przypada CPU Motorola 68k 7.09MHz oraz 1024kB RAM.</w:t>
-      </w:r>
-      <w:r>
-        <w:br/>
-      </w:r>
-      <w:r>
-        <w:t xml:space="preserve">Serwer bazodanowy: </w:t>
-      </w:r>
-      <w:proofErr w:type="spellStart"/>
-      <w:r>
-        <w:t>Raspberry</w:t>
-      </w:r>
-      <w:proofErr w:type="spellEnd"/>
-      <w:r>
-        <w:t xml:space="preserve"> Pi 4B, </w:t>
-      </w:r>
-      <w:proofErr w:type="spellStart"/>
-      <w:r>
-        <w:t>Broadcom</w:t>
-      </w:r>
-      <w:proofErr w:type="spellEnd"/>
-      <w:r>
-        <w:t xml:space="preserve"> BCM2711, 8GB RAM</w:t>
-      </w:r>
-      <w:r>
-        <w:br/>
-      </w:r>
-      <w:r>
-        <w:t xml:space="preserve">Tablety pracowników: </w:t>
-      </w:r>
-      <w:proofErr w:type="spellStart"/>
-      <w:r>
-        <w:t>MediaTek</w:t>
-      </w:r>
-      <w:proofErr w:type="spellEnd"/>
-      <w:r>
-        <w:t xml:space="preserve"> MT6580, 2GHz, 1GB RAM</w:t>
-      </w:r>
-    </w:p>
-    <w:p>
-      <w:pPr>
-        <w:spacing w:after="120"/>
-        <w:jc w:val="both"/>
-      </w:pPr>
-      <w:r>
-        <w:t xml:space="preserve">Serwer centralny pośredniczy pomiędzy bazą danych a urządzeniami klienckimi. Baza danych udostępnia interfejsy </w:t>
-      </w:r>
-      <w:proofErr w:type="spellStart"/>
-      <w:r>
-        <w:t>IOdczyt</w:t>
-      </w:r>
-      <w:proofErr w:type="spellEnd"/>
-      <w:r>
-        <w:t xml:space="preserve"> oraz </w:t>
-      </w:r>
-      <w:proofErr w:type="spellStart"/>
-      <w:r>
-        <w:t>IZapis</w:t>
-      </w:r>
-      <w:proofErr w:type="spellEnd"/>
-      <w:r>
-        <w:t>, z którymi komunikują się aplikacje z pozostałych urządzeń. Przechowuje ona informacje dotyczące sprzętu, zamówień oraz działów i ich pracowników.</w:t>
-      </w:r>
-    </w:p>
-    <w:p>
-      <w:pPr>
-        <w:spacing w:after="120"/>
-        <w:jc w:val="both"/>
-      </w:pPr>
-      <w:r>
-        <w:t>Pan Zenon podkreśla, że kluczowe jest sprawne raportowanie przychodów z podziałem na typy powierzchni (beton, drewno, tynk), aby mógł on lepiej planować przyszłe kampanie reklamowe.</w:t>
-      </w:r>
-    </w:p>
-    <w:p>
-      <w:pPr>
-        <w:spacing w:after="120"/>
-      </w:pPr>
-    </w:p>
-    <w:p>
-      <w:pPr>
-        <w:spacing w:after="120"/>
-        <w:jc w:val="both"/>
+        <w:t xml:space="preserve">. </w:t>
+      </w:r>
+      <w:r>
         <w:rPr>
           <w:b/>
           <w:bCs/>
@@ -505,8 +777,170 @@
           <w:szCs w:val="40"/>
           <w:u w:val="single"/>
         </w:rPr>
-      </w:pPr>
-      <w:r>
+        <w:t>Treść zadania projektowego</w:t>
+      </w:r>
+    </w:p>
+    <w:p>
+      <w:pPr>
+        <w:spacing w:after="120"/>
+        <w:jc w:val="both"/>
+      </w:pPr>
+      <w:r>
+        <w:t>Pan Zenon, właściciel firmy, od 15 lat zajmuje się profesjonalnym usuwaniem ekstremalnych zabrudzeń z podjazdów, elewacji oraz pomników ogrodowych. Dotychczas Pan Zenon przyjmował zlecenia telefonicznie, a terminy i adresy zapisywał w papierowym kalendarzu, co przy rosnącej liczbie klientów zaczęło prowadzić do pomyłek i nakładania się wizyt. Chcąc zmodernizować biznes, właściciel planuje wdrożenie platformy, która umożliwi klientom samodzielne zgłaszanie „brudnych problemów” poprzez wybranie kategorii obiektu oraz wgranie zdjęcia, na podstawie którego system dokona wstępnej wyceny.</w:t>
+      </w:r>
+    </w:p>
+    <w:p>
+      <w:pPr>
+        <w:spacing w:after="120"/>
+        <w:jc w:val="both"/>
+      </w:pPr>
+      <w:r>
+        <w:t>Proces rezerwacji zakłada, że po wybraniu terminu zlecenie otrzymuje status “niepotwierdzone”, a po wpłaceniu zadatku przez bramkę płatności zmienia się ono na status “pewne”. W przypadku braku potwierdzenia zlecenia, rezerwacja zmienia status na "odrzucone". Po pewnym czasie rezerwacja jest usuwana. Klient posiada również opcję wykupienia abonamentu na okresowe czyszczenie na określony okres czasu za dodatkową opłatą.</w:t>
+      </w:r>
+    </w:p>
+    <w:p>
+      <w:pPr>
+        <w:spacing w:after="120"/>
+        <w:jc w:val="both"/>
+      </w:pPr>
+      <w:r>
+        <w:t xml:space="preserve">Każdy pracownik terenowy (operator myjki) zostanie wyposażony w tablet z aplikacją </w:t>
+      </w:r>
+      <w:proofErr w:type="spellStart"/>
+      <w:r>
+        <w:t>OperatorManager</w:t>
+      </w:r>
+      <w:proofErr w:type="spellEnd"/>
+      <w:r>
+        <w:t>, w której widzi harmonogram prac, mapę dojazdu oraz instrukcje od klienta, takie jak konieczność zamknięcia okien czy zabezpieczenia zwierząt. Operator po przyjeździe na miejsce musi odnotować w systemie rozpoczęcie pracy, co zmienia stan urządzenia w bazie danych na “na miejscu”.</w:t>
+      </w:r>
+    </w:p>
+    <w:p>
+      <w:pPr>
+        <w:spacing w:after="120"/>
+        <w:jc w:val="both"/>
+      </w:pPr>
+      <w:r>
+        <w:t xml:space="preserve">Myjki ciśnieniowe są wyposażone w moduły </w:t>
+      </w:r>
+      <w:proofErr w:type="spellStart"/>
+      <w:r>
+        <w:t>IoT</w:t>
+      </w:r>
+      <w:proofErr w:type="spellEnd"/>
+      <w:r>
+        <w:t>, które monitorują przepływ wody oraz temperaturę silnika; w przypadku przegrzania system ma automatycznie zablokować pracę i wysłać komunikat o konieczności przerwy technicznej. Po zakończeniu czyszczenia operator wykonuje zdjęcie “po”, które jest przesyłane do klienta w celu akceptacji wykonanej usługi. System musi również obsługiwać proces reklamacji, w którym klient może zgłosić zastrzeżenia do 48 godzin od realizacji, załączając dokumentację zdjęciową. Administrator systemu ma dostęp do panelu statystyk, gdzie monitoruje zużycie chemii czyszczącej oraz wydajność poszczególnych ekip, a także zarządza stanami magazynowymi “Turbo-Piany”. W przypadku spadku poziomu detergentów poniżej progu alarmowego, system generuje automatyczne zapytanie ofertowe do dostawców hurtowych.</w:t>
+      </w:r>
+    </w:p>
+    <w:p>
+      <w:pPr>
+        <w:spacing w:after="120"/>
+        <w:jc w:val="both"/>
+      </w:pPr>
+      <w:r>
+        <w:t>Myjki są poddawane okresowym przeglądom. Co jakiś czas, pracownik techniczny dokonuje analizy sprzętu i oceny stanu. W razie potrzeby, sprzęt jest oznaczany jako “do naprawy”, co zostaje zgłoszone w systemie wraz z rodzajem i poziomem uszkodzenia. Do momentu aż myjka zostanie naprawiona, na jej miejsce zostaje podany sprzęt zastępczy. Po pomyślnym ukończeniu naprawy, dział serwisowy zwraca myjkę do użytku</w:t>
+      </w:r>
+      <w:r>
+        <w:t>.</w:t>
+      </w:r>
+    </w:p>
+    <w:p>
+      <w:pPr>
+        <w:spacing w:after="120"/>
+        <w:jc w:val="both"/>
+      </w:pPr>
+      <w:r>
+        <w:t>Całość rozwiązania ma być oparta na architekturze chmurowej, gdzie aplikacje mobilne pracowników oraz portal klienta komunikują się z centralnym serwerem i bazą danych w czasie rzeczywistym poprzez sieć Internet. Serwer centralny i baza danych znajdują się w jednej lokacji fizycznej.</w:t>
+      </w:r>
+    </w:p>
+    <w:p>
+      <w:pPr>
+        <w:spacing w:after="120"/>
+      </w:pPr>
+      <w:r>
+        <w:t>Serwer centralny: Klaster 10 komputerów klasy Amiga 500, na każdą jednostkę przypada CPU Motorola 68k 7.09MHz oraz 1024kB RAM.</w:t>
+      </w:r>
+      <w:r>
+        <w:br/>
+      </w:r>
+      <w:r>
+        <w:t xml:space="preserve">Serwer bazodanowy: </w:t>
+      </w:r>
+      <w:proofErr w:type="spellStart"/>
+      <w:r>
+        <w:t>Raspberry</w:t>
+      </w:r>
+      <w:proofErr w:type="spellEnd"/>
+      <w:r>
+        <w:t xml:space="preserve"> Pi 4B, </w:t>
+      </w:r>
+      <w:proofErr w:type="spellStart"/>
+      <w:r>
+        <w:t>Broadcom</w:t>
+      </w:r>
+      <w:proofErr w:type="spellEnd"/>
+      <w:r>
+        <w:t xml:space="preserve"> BCM2711, 8GB RAM</w:t>
+      </w:r>
+      <w:r>
+        <w:br/>
+      </w:r>
+      <w:r>
+        <w:t xml:space="preserve">Tablety pracowników: </w:t>
+      </w:r>
+      <w:proofErr w:type="spellStart"/>
+      <w:r>
+        <w:t>MediaTek</w:t>
+      </w:r>
+      <w:proofErr w:type="spellEnd"/>
+      <w:r>
+        <w:t xml:space="preserve"> MT6580, 2GHz, 1GB RAM</w:t>
+      </w:r>
+    </w:p>
+    <w:p>
+      <w:pPr>
+        <w:spacing w:after="120"/>
+        <w:jc w:val="both"/>
+      </w:pPr>
+      <w:r>
+        <w:t xml:space="preserve">Serwer centralny pośredniczy pomiędzy bazą danych a urządzeniami klienckimi. Baza danych udostępnia interfejsy </w:t>
+      </w:r>
+      <w:proofErr w:type="spellStart"/>
+      <w:r>
+        <w:t>IOdczyt</w:t>
+      </w:r>
+      <w:proofErr w:type="spellEnd"/>
+      <w:r>
+        <w:t xml:space="preserve"> oraz </w:t>
+      </w:r>
+      <w:proofErr w:type="spellStart"/>
+      <w:r>
+        <w:t>IZapis</w:t>
+      </w:r>
+      <w:proofErr w:type="spellEnd"/>
+      <w:r>
+        <w:t>, z którymi komunikują się aplikacje z pozostałych urządzeń. Przechowuje ona informacje dotyczące sprzętu, zamówień oraz działów i ich pracowników.</w:t>
+      </w:r>
+    </w:p>
+    <w:p>
+      <w:pPr>
+        <w:spacing w:after="120"/>
+        <w:jc w:val="both"/>
+      </w:pPr>
+      <w:r>
+        <w:lastRenderedPageBreak/>
+        <w:t>Pan Zenon podkreśla, że kluczowe jest sprawne raportowanie przychodów z podziałem na typy powierzchni (beton, drewno, tynk), aby mógł on lepiej planować przyszłe kampanie reklamowe.</w:t>
+      </w:r>
+    </w:p>
+    <w:p>
+      <w:pPr>
+        <w:spacing w:after="120"/>
+      </w:pPr>
+    </w:p>
+    <w:p>
+      <w:pPr>
+        <w:spacing w:after="120"/>
+        <w:jc w:val="both"/>
         <w:rPr>
           <w:b/>
           <w:bCs/>
@@ -514,8 +948,7 @@
           <w:szCs w:val="40"/>
           <w:u w:val="single"/>
         </w:rPr>
-        <w:t xml:space="preserve">2. </w:t>
-      </w:r>
+      </w:pPr>
       <w:r>
         <w:rPr>
           <w:b/>
@@ -524,6 +957,16 @@
           <w:szCs w:val="40"/>
           <w:u w:val="single"/>
         </w:rPr>
+        <w:t xml:space="preserve">2. </w:t>
+      </w:r>
+      <w:r>
+        <w:rPr>
+          <w:b/>
+          <w:bCs/>
+          <w:sz w:val="40"/>
+          <w:szCs w:val="40"/>
+          <w:u w:val="single"/>
+        </w:rPr>
         <w:t>Cel budowania systemu, jego zakres, kontekst</w:t>
       </w:r>
     </w:p>
@@ -576,7 +1019,7 @@
         <w:pStyle w:val="Akapitzlist"/>
         <w:numPr>
           <w:ilvl w:val="0"/>
-          <w:numId w:val="10"/>
+          <w:numId w:val="4"/>
         </w:numPr>
         <w:spacing w:after="120"/>
         <w:jc w:val="both"/>
@@ -590,7 +1033,7 @@
         <w:pStyle w:val="Akapitzlist"/>
         <w:numPr>
           <w:ilvl w:val="0"/>
-          <w:numId w:val="10"/>
+          <w:numId w:val="4"/>
         </w:numPr>
         <w:spacing w:after="120"/>
         <w:jc w:val="both"/>
@@ -604,7 +1047,7 @@
         <w:pStyle w:val="Akapitzlist"/>
         <w:numPr>
           <w:ilvl w:val="0"/>
-          <w:numId w:val="10"/>
+          <w:numId w:val="4"/>
         </w:numPr>
         <w:spacing w:after="120"/>
         <w:jc w:val="both"/>
@@ -624,7 +1067,7 @@
         <w:pStyle w:val="Akapitzlist"/>
         <w:numPr>
           <w:ilvl w:val="0"/>
-          <w:numId w:val="10"/>
+          <w:numId w:val="4"/>
         </w:numPr>
         <w:spacing w:after="120"/>
         <w:jc w:val="both"/>
@@ -638,7 +1081,7 @@
         <w:pStyle w:val="Akapitzlist"/>
         <w:numPr>
           <w:ilvl w:val="0"/>
-          <w:numId w:val="10"/>
+          <w:numId w:val="4"/>
         </w:numPr>
         <w:spacing w:after="120"/>
         <w:jc w:val="both"/>
@@ -715,7 +1158,7 @@
         <w:pStyle w:val="Akapitzlist"/>
         <w:numPr>
           <w:ilvl w:val="0"/>
-          <w:numId w:val="11"/>
+          <w:numId w:val="5"/>
         </w:numPr>
         <w:spacing w:after="120"/>
         <w:jc w:val="both"/>
@@ -729,7 +1172,7 @@
         <w:pStyle w:val="Akapitzlist"/>
         <w:numPr>
           <w:ilvl w:val="0"/>
-          <w:numId w:val="11"/>
+          <w:numId w:val="5"/>
         </w:numPr>
         <w:spacing w:after="120"/>
         <w:jc w:val="both"/>
@@ -743,7 +1186,7 @@
         <w:pStyle w:val="Akapitzlist"/>
         <w:numPr>
           <w:ilvl w:val="0"/>
-          <w:numId w:val="11"/>
+          <w:numId w:val="5"/>
         </w:numPr>
         <w:spacing w:after="120"/>
         <w:jc w:val="both"/>
@@ -757,7 +1200,7 @@
         <w:pStyle w:val="Akapitzlist"/>
         <w:numPr>
           <w:ilvl w:val="0"/>
-          <w:numId w:val="11"/>
+          <w:numId w:val="5"/>
         </w:numPr>
         <w:spacing w:after="120"/>
         <w:jc w:val="both"/>
@@ -768,14 +1211,15 @@
     </w:p>
     <w:p>
       <w:pPr>
-        <w:spacing w:after="120"/>
-        <w:jc w:val="both"/>
-      </w:pPr>
-    </w:p>
-    <w:p>
-      <w:pPr>
         <w:pStyle w:val="Akapitzlist"/>
         <w:spacing w:after="120"/>
+        <w:jc w:val="both"/>
+      </w:pPr>
+    </w:p>
+    <w:p>
+      <w:pPr>
+        <w:pStyle w:val="Akapitzlist"/>
+        <w:spacing w:before="240" w:after="120"/>
         <w:ind w:left="555"/>
         <w:jc w:val="both"/>
       </w:pPr>
@@ -792,7 +1236,7 @@
         <w:pStyle w:val="Akapitzlist"/>
         <w:numPr>
           <w:ilvl w:val="0"/>
-          <w:numId w:val="12"/>
+          <w:numId w:val="6"/>
         </w:numPr>
         <w:spacing w:after="120"/>
         <w:jc w:val="both"/>
@@ -806,7 +1250,7 @@
         <w:pStyle w:val="Akapitzlist"/>
         <w:numPr>
           <w:ilvl w:val="0"/>
-          <w:numId w:val="12"/>
+          <w:numId w:val="6"/>
         </w:numPr>
         <w:spacing w:after="120"/>
         <w:jc w:val="both"/>
@@ -820,7 +1264,7 @@
         <w:pStyle w:val="Akapitzlist"/>
         <w:numPr>
           <w:ilvl w:val="0"/>
-          <w:numId w:val="12"/>
+          <w:numId w:val="6"/>
         </w:numPr>
         <w:spacing w:after="120"/>
         <w:jc w:val="both"/>
@@ -831,26 +1275,15 @@
     </w:p>
     <w:p>
       <w:pPr>
-        <w:spacing w:after="120"/>
-        <w:jc w:val="both"/>
-      </w:pPr>
-    </w:p>
-    <w:p>
-      <w:pPr>
-        <w:spacing w:after="120"/>
-        <w:jc w:val="both"/>
-      </w:pPr>
-    </w:p>
-    <w:p>
-      <w:pPr>
-        <w:spacing w:after="120"/>
-        <w:jc w:val="both"/>
-      </w:pPr>
-    </w:p>
-    <w:p>
-      <w:pPr>
         <w:pStyle w:val="Akapitzlist"/>
         <w:spacing w:after="120"/>
+        <w:jc w:val="both"/>
+      </w:pPr>
+    </w:p>
+    <w:p>
+      <w:pPr>
+        <w:pStyle w:val="Akapitzlist"/>
+        <w:spacing w:after="120"/>
         <w:ind w:left="555"/>
         <w:jc w:val="both"/>
       </w:pPr>
@@ -859,7 +1292,6 @@
           <w:b/>
           <w:bCs/>
         </w:rPr>
-        <w:lastRenderedPageBreak/>
         <w:t>Dla administratora:</w:t>
       </w:r>
     </w:p>
@@ -868,7 +1300,7 @@
         <w:pStyle w:val="Akapitzlist"/>
         <w:numPr>
           <w:ilvl w:val="0"/>
-          <w:numId w:val="13"/>
+          <w:numId w:val="7"/>
         </w:numPr>
         <w:spacing w:after="120"/>
         <w:jc w:val="both"/>
@@ -882,7 +1314,7 @@
         <w:pStyle w:val="Akapitzlist"/>
         <w:numPr>
           <w:ilvl w:val="0"/>
-          <w:numId w:val="13"/>
+          <w:numId w:val="7"/>
         </w:numPr>
         <w:spacing w:after="120"/>
         <w:jc w:val="both"/>
@@ -896,7 +1328,7 @@
         <w:pStyle w:val="Akapitzlist"/>
         <w:numPr>
           <w:ilvl w:val="0"/>
-          <w:numId w:val="13"/>
+          <w:numId w:val="7"/>
         </w:numPr>
         <w:spacing w:after="120"/>
         <w:jc w:val="both"/>
@@ -907,6 +1339,7 @@
     </w:p>
     <w:p>
       <w:pPr>
+        <w:pStyle w:val="Akapitzlist"/>
         <w:spacing w:after="120"/>
         <w:jc w:val="both"/>
       </w:pPr>
@@ -931,7 +1364,7 @@
         <w:pStyle w:val="Akapitzlist"/>
         <w:numPr>
           <w:ilvl w:val="0"/>
-          <w:numId w:val="14"/>
+          <w:numId w:val="8"/>
         </w:numPr>
         <w:spacing w:after="120"/>
         <w:jc w:val="both"/>
@@ -945,7 +1378,7 @@
         <w:pStyle w:val="Akapitzlist"/>
         <w:numPr>
           <w:ilvl w:val="0"/>
-          <w:numId w:val="14"/>
+          <w:numId w:val="8"/>
         </w:numPr>
         <w:spacing w:after="120"/>
         <w:jc w:val="both"/>
@@ -959,7 +1392,7 @@
         <w:pStyle w:val="Akapitzlist"/>
         <w:numPr>
           <w:ilvl w:val="0"/>
-          <w:numId w:val="14"/>
+          <w:numId w:val="8"/>
         </w:numPr>
         <w:spacing w:after="120"/>
         <w:jc w:val="both"/>
@@ -1015,7 +1448,7 @@
         <w:pStyle w:val="Akapitzlist"/>
         <w:numPr>
           <w:ilvl w:val="0"/>
-          <w:numId w:val="15"/>
+          <w:numId w:val="9"/>
         </w:numPr>
         <w:spacing w:after="120"/>
         <w:jc w:val="both"/>
@@ -1029,7 +1462,7 @@
         <w:pStyle w:val="Akapitzlist"/>
         <w:numPr>
           <w:ilvl w:val="0"/>
-          <w:numId w:val="15"/>
+          <w:numId w:val="9"/>
         </w:numPr>
         <w:spacing w:after="120"/>
         <w:jc w:val="both"/>
@@ -1043,12 +1476,13 @@
         <w:pStyle w:val="Akapitzlist"/>
         <w:numPr>
           <w:ilvl w:val="0"/>
-          <w:numId w:val="15"/>
+          <w:numId w:val="9"/>
         </w:numPr>
         <w:spacing w:after="120"/>
         <w:jc w:val="both"/>
       </w:pPr>
       <w:r>
+        <w:lastRenderedPageBreak/>
         <w:t>brak kontroli nad stanem technicznym sprzętu i przestojami,</w:t>
       </w:r>
     </w:p>
@@ -1057,7 +1491,7 @@
         <w:pStyle w:val="Akapitzlist"/>
         <w:numPr>
           <w:ilvl w:val="0"/>
-          <w:numId w:val="15"/>
+          <w:numId w:val="9"/>
         </w:numPr>
         <w:spacing w:after="120"/>
         <w:jc w:val="both"/>
@@ -1925,7 +2359,6 @@
               <w:jc w:val="center"/>
             </w:pPr>
             <w:r>
-              <w:lastRenderedPageBreak/>
               <w:t>Konwersja zapytań na usługi</w:t>
             </w:r>
           </w:p>
@@ -2206,7 +2639,7 @@
         <w:pStyle w:val="Akapitzlist"/>
         <w:numPr>
           <w:ilvl w:val="0"/>
-          <w:numId w:val="16"/>
+          <w:numId w:val="10"/>
         </w:numPr>
         <w:spacing w:after="120"/>
         <w:jc w:val="both"/>
@@ -2220,7 +2653,7 @@
         <w:pStyle w:val="Akapitzlist"/>
         <w:numPr>
           <w:ilvl w:val="0"/>
-          <w:numId w:val="16"/>
+          <w:numId w:val="10"/>
         </w:numPr>
         <w:spacing w:after="120"/>
         <w:jc w:val="both"/>
@@ -2234,7 +2667,7 @@
         <w:pStyle w:val="Akapitzlist"/>
         <w:numPr>
           <w:ilvl w:val="0"/>
-          <w:numId w:val="16"/>
+          <w:numId w:val="10"/>
         </w:numPr>
         <w:spacing w:after="120"/>
         <w:jc w:val="both"/>
@@ -2279,7 +2712,7 @@
         <w:pStyle w:val="Akapitzlist"/>
         <w:numPr>
           <w:ilvl w:val="0"/>
-          <w:numId w:val="17"/>
+          <w:numId w:val="11"/>
         </w:numPr>
         <w:spacing w:after="120"/>
         <w:jc w:val="both"/>
@@ -2289,6 +2722,7 @@
           <w:b/>
           <w:bCs/>
         </w:rPr>
+        <w:lastRenderedPageBreak/>
         <w:t>Poprawa wizerunku firmy</w:t>
       </w:r>
       <w:r>
@@ -2300,7 +2734,7 @@
         <w:pStyle w:val="Akapitzlist"/>
         <w:numPr>
           <w:ilvl w:val="0"/>
-          <w:numId w:val="17"/>
+          <w:numId w:val="11"/>
         </w:numPr>
         <w:spacing w:after="120"/>
         <w:jc w:val="both"/>
@@ -2321,7 +2755,7 @@
         <w:pStyle w:val="Akapitzlist"/>
         <w:numPr>
           <w:ilvl w:val="0"/>
-          <w:numId w:val="17"/>
+          <w:numId w:val="11"/>
         </w:numPr>
         <w:spacing w:after="120"/>
         <w:jc w:val="both"/>
@@ -2342,7 +2776,7 @@
         <w:pStyle w:val="Akapitzlist"/>
         <w:numPr>
           <w:ilvl w:val="0"/>
-          <w:numId w:val="17"/>
+          <w:numId w:val="11"/>
         </w:numPr>
         <w:spacing w:after="120"/>
         <w:jc w:val="both"/>
@@ -2363,7 +2797,7 @@
         <w:pStyle w:val="Akapitzlist"/>
         <w:numPr>
           <w:ilvl w:val="0"/>
-          <w:numId w:val="17"/>
+          <w:numId w:val="11"/>
         </w:numPr>
         <w:spacing w:after="120"/>
         <w:jc w:val="both"/>
@@ -2392,7 +2826,7 @@
         <w:pStyle w:val="Akapitzlist"/>
         <w:numPr>
           <w:ilvl w:val="0"/>
-          <w:numId w:val="17"/>
+          <w:numId w:val="11"/>
         </w:numPr>
         <w:spacing w:after="120"/>
         <w:jc w:val="both"/>
@@ -2413,7 +2847,7 @@
         <w:pStyle w:val="Akapitzlist"/>
         <w:numPr>
           <w:ilvl w:val="0"/>
-          <w:numId w:val="17"/>
+          <w:numId w:val="11"/>
         </w:numPr>
         <w:spacing w:after="120"/>
         <w:jc w:val="both"/>
@@ -2434,7 +2868,7 @@
         <w:pStyle w:val="Akapitzlist"/>
         <w:numPr>
           <w:ilvl w:val="0"/>
-          <w:numId w:val="17"/>
+          <w:numId w:val="11"/>
         </w:numPr>
         <w:spacing w:after="120"/>
         <w:jc w:val="both"/>
@@ -2455,7 +2889,7 @@
         <w:pStyle w:val="Akapitzlist"/>
         <w:numPr>
           <w:ilvl w:val="0"/>
-          <w:numId w:val="17"/>
+          <w:numId w:val="11"/>
         </w:numPr>
         <w:spacing w:after="120"/>
         <w:jc w:val="both"/>
@@ -2476,7 +2910,7 @@
         <w:pStyle w:val="Akapitzlist"/>
         <w:numPr>
           <w:ilvl w:val="0"/>
-          <w:numId w:val="17"/>
+          <w:numId w:val="11"/>
         </w:numPr>
         <w:spacing w:after="120"/>
         <w:jc w:val="both"/>
@@ -2492,11 +2926,7 @@
         <w:t xml:space="preserve"> – innowacyjne podejście i cyfrowa obsługa klienta wyróżniają firmę na lokalnym rynku.</w:t>
       </w:r>
     </w:p>
-    <w:p>
-      <w:r>
-        <w:br w:type="page"/>
-      </w:r>
-    </w:p>
+    <w:p/>
     <w:p>
       <w:pPr>
         <w:spacing w:after="120"/>
@@ -2516,7 +2946,6 @@
           <w:szCs w:val="40"/>
           <w:u w:val="single"/>
         </w:rPr>
-        <w:lastRenderedPageBreak/>
         <w:t>3</w:t>
       </w:r>
       <w:r>
@@ -2561,7 +2990,7 @@
       <w:pPr>
         <w:numPr>
           <w:ilvl w:val="0"/>
-          <w:numId w:val="27"/>
+          <w:numId w:val="19"/>
         </w:numPr>
         <w:spacing w:after="120"/>
         <w:jc w:val="both"/>
@@ -2581,7 +3010,7 @@
       <w:pPr>
         <w:numPr>
           <w:ilvl w:val="0"/>
-          <w:numId w:val="27"/>
+          <w:numId w:val="19"/>
         </w:numPr>
         <w:spacing w:after="120"/>
         <w:jc w:val="both"/>
@@ -2601,7 +3030,7 @@
       <w:pPr>
         <w:numPr>
           <w:ilvl w:val="0"/>
-          <w:numId w:val="27"/>
+          <w:numId w:val="19"/>
         </w:numPr>
         <w:spacing w:after="120"/>
         <w:jc w:val="both"/>
@@ -2621,7 +3050,7 @@
       <w:pPr>
         <w:numPr>
           <w:ilvl w:val="0"/>
-          <w:numId w:val="27"/>
+          <w:numId w:val="19"/>
         </w:numPr>
         <w:spacing w:after="120"/>
         <w:jc w:val="both"/>
@@ -2641,7 +3070,7 @@
       <w:pPr>
         <w:numPr>
           <w:ilvl w:val="0"/>
-          <w:numId w:val="27"/>
+          <w:numId w:val="19"/>
         </w:numPr>
         <w:spacing w:after="120"/>
         <w:jc w:val="both"/>
@@ -2661,7 +3090,7 @@
       <w:pPr>
         <w:numPr>
           <w:ilvl w:val="0"/>
-          <w:numId w:val="27"/>
+          <w:numId w:val="19"/>
         </w:numPr>
         <w:spacing w:after="120"/>
         <w:jc w:val="both"/>
@@ -2713,7 +3142,7 @@
       <w:pPr>
         <w:numPr>
           <w:ilvl w:val="0"/>
-          <w:numId w:val="27"/>
+          <w:numId w:val="19"/>
         </w:numPr>
         <w:spacing w:after="120"/>
         <w:jc w:val="both"/>
@@ -2733,7 +3162,7 @@
       <w:pPr>
         <w:numPr>
           <w:ilvl w:val="0"/>
-          <w:numId w:val="27"/>
+          <w:numId w:val="19"/>
         </w:numPr>
         <w:spacing w:after="120"/>
         <w:jc w:val="both"/>
@@ -2744,6 +3173,7 @@
           <w:b/>
           <w:bCs/>
         </w:rPr>
+        <w:lastRenderedPageBreak/>
         <w:t>OperatorManager</w:t>
       </w:r>
       <w:proofErr w:type="spellEnd"/>
@@ -2762,7 +3192,7 @@
       <w:pPr>
         <w:numPr>
           <w:ilvl w:val="0"/>
-          <w:numId w:val="27"/>
+          <w:numId w:val="19"/>
         </w:numPr>
         <w:spacing w:after="120"/>
         <w:jc w:val="both"/>
@@ -2790,7 +3220,7 @@
       <w:pPr>
         <w:numPr>
           <w:ilvl w:val="0"/>
-          <w:numId w:val="27"/>
+          <w:numId w:val="19"/>
         </w:numPr>
         <w:spacing w:after="120"/>
         <w:jc w:val="both"/>
@@ -2816,7 +3246,7 @@
       <w:pPr>
         <w:numPr>
           <w:ilvl w:val="0"/>
-          <w:numId w:val="27"/>
+          <w:numId w:val="19"/>
         </w:numPr>
         <w:spacing w:after="120"/>
         <w:jc w:val="both"/>
@@ -2842,7 +3272,7 @@
       <w:pPr>
         <w:numPr>
           <w:ilvl w:val="0"/>
-          <w:numId w:val="27"/>
+          <w:numId w:val="19"/>
         </w:numPr>
         <w:spacing w:after="120"/>
         <w:jc w:val="both"/>
@@ -2862,7 +3292,7 @@
       <w:pPr>
         <w:numPr>
           <w:ilvl w:val="0"/>
-          <w:numId w:val="27"/>
+          <w:numId w:val="19"/>
         </w:numPr>
         <w:spacing w:after="120"/>
         <w:jc w:val="both"/>
@@ -2882,7 +3312,7 @@
       <w:pPr>
         <w:numPr>
           <w:ilvl w:val="0"/>
-          <w:numId w:val="27"/>
+          <w:numId w:val="19"/>
         </w:numPr>
         <w:spacing w:after="120"/>
         <w:jc w:val="both"/>
@@ -2908,7 +3338,7 @@
       <w:pPr>
         <w:numPr>
           <w:ilvl w:val="0"/>
-          <w:numId w:val="27"/>
+          <w:numId w:val="19"/>
         </w:numPr>
         <w:spacing w:after="120"/>
         <w:jc w:val="both"/>
@@ -2918,7 +3348,6 @@
           <w:b/>
           <w:bCs/>
         </w:rPr>
-        <w:lastRenderedPageBreak/>
         <w:t>Zadatek:</w:t>
       </w:r>
       <w:r>
@@ -2929,7 +3358,7 @@
       <w:pPr>
         <w:numPr>
           <w:ilvl w:val="0"/>
-          <w:numId w:val="27"/>
+          <w:numId w:val="19"/>
         </w:numPr>
         <w:spacing w:after="120"/>
         <w:jc w:val="both"/>
@@ -3031,7 +3460,7 @@
                     </pic:cNvPicPr>
                   </pic:nvPicPr>
                   <pic:blipFill>
-                    <a:blip r:embed="rId6">
+                    <a:blip r:embed="rId7">
                       <a:extLst>
                         <a:ext uri="{28A0092B-C50C-407E-A947-70E740481C1C}">
                           <a14:useLocalDpi xmlns:a14="http://schemas.microsoft.com/office/drawing/2010/main" val="0"/>
@@ -3094,7 +3523,7 @@
         <w:pStyle w:val="Akapitzlist"/>
         <w:numPr>
           <w:ilvl w:val="0"/>
-          <w:numId w:val="18"/>
+          <w:numId w:val="12"/>
         </w:numPr>
         <w:spacing w:after="120"/>
         <w:ind w:left="709"/>
@@ -3116,7 +3545,7 @@
         <w:pStyle w:val="Akapitzlist"/>
         <w:numPr>
           <w:ilvl w:val="0"/>
-          <w:numId w:val="18"/>
+          <w:numId w:val="12"/>
         </w:numPr>
         <w:spacing w:after="120"/>
         <w:ind w:left="709"/>
@@ -3138,7 +3567,7 @@
         <w:pStyle w:val="Akapitzlist"/>
         <w:numPr>
           <w:ilvl w:val="0"/>
-          <w:numId w:val="18"/>
+          <w:numId w:val="12"/>
         </w:numPr>
         <w:spacing w:after="120"/>
         <w:ind w:left="709"/>
@@ -3160,7 +3589,7 @@
         <w:pStyle w:val="Akapitzlist"/>
         <w:numPr>
           <w:ilvl w:val="0"/>
-          <w:numId w:val="18"/>
+          <w:numId w:val="12"/>
         </w:numPr>
         <w:spacing w:after="120"/>
         <w:ind w:left="709"/>
@@ -3182,7 +3611,7 @@
         <w:pStyle w:val="Akapitzlist"/>
         <w:numPr>
           <w:ilvl w:val="0"/>
-          <w:numId w:val="18"/>
+          <w:numId w:val="12"/>
         </w:numPr>
         <w:spacing w:after="120"/>
         <w:ind w:left="709"/>
@@ -3204,7 +3633,7 @@
         <w:pStyle w:val="Akapitzlist"/>
         <w:numPr>
           <w:ilvl w:val="0"/>
-          <w:numId w:val="18"/>
+          <w:numId w:val="12"/>
         </w:numPr>
         <w:spacing w:after="120"/>
         <w:ind w:left="709"/>
@@ -3242,7 +3671,7 @@
         <w:pStyle w:val="Akapitzlist"/>
         <w:numPr>
           <w:ilvl w:val="0"/>
-          <w:numId w:val="18"/>
+          <w:numId w:val="12"/>
         </w:numPr>
         <w:spacing w:after="120"/>
         <w:ind w:left="709"/>
@@ -3264,7 +3693,7 @@
         <w:pStyle w:val="Akapitzlist"/>
         <w:numPr>
           <w:ilvl w:val="0"/>
-          <w:numId w:val="18"/>
+          <w:numId w:val="12"/>
         </w:numPr>
         <w:spacing w:after="120"/>
         <w:ind w:left="709"/>
@@ -3286,7 +3715,7 @@
         <w:pStyle w:val="Akapitzlist"/>
         <w:numPr>
           <w:ilvl w:val="0"/>
-          <w:numId w:val="18"/>
+          <w:numId w:val="12"/>
         </w:numPr>
         <w:spacing w:after="120"/>
         <w:ind w:left="709"/>
@@ -3349,7 +3778,7 @@
         <w:pStyle w:val="Akapitzlist"/>
         <w:numPr>
           <w:ilvl w:val="0"/>
-          <w:numId w:val="20"/>
+          <w:numId w:val="14"/>
         </w:numPr>
         <w:spacing w:after="120"/>
         <w:jc w:val="both"/>
@@ -3371,7 +3800,7 @@
         <w:pStyle w:val="Akapitzlist"/>
         <w:numPr>
           <w:ilvl w:val="0"/>
-          <w:numId w:val="19"/>
+          <w:numId w:val="13"/>
         </w:numPr>
         <w:spacing w:after="120"/>
         <w:jc w:val="both"/>
@@ -3392,7 +3821,7 @@
         <w:pStyle w:val="Akapitzlist"/>
         <w:numPr>
           <w:ilvl w:val="0"/>
-          <w:numId w:val="19"/>
+          <w:numId w:val="13"/>
         </w:numPr>
         <w:spacing w:after="120"/>
         <w:jc w:val="both"/>
@@ -3421,7 +3850,7 @@
         <w:pStyle w:val="Akapitzlist"/>
         <w:numPr>
           <w:ilvl w:val="0"/>
-          <w:numId w:val="19"/>
+          <w:numId w:val="13"/>
         </w:numPr>
         <w:spacing w:after="120"/>
         <w:jc w:val="both"/>
@@ -3450,7 +3879,7 @@
         <w:pStyle w:val="Akapitzlist"/>
         <w:numPr>
           <w:ilvl w:val="0"/>
-          <w:numId w:val="19"/>
+          <w:numId w:val="13"/>
         </w:numPr>
         <w:spacing w:after="120"/>
         <w:jc w:val="both"/>
@@ -3468,7 +3897,7 @@
         <w:pStyle w:val="Akapitzlist"/>
         <w:numPr>
           <w:ilvl w:val="1"/>
-          <w:numId w:val="19"/>
+          <w:numId w:val="13"/>
         </w:numPr>
         <w:spacing w:after="120"/>
         <w:jc w:val="both"/>
@@ -3503,7 +3932,7 @@
         <w:pStyle w:val="Akapitzlist"/>
         <w:numPr>
           <w:ilvl w:val="1"/>
-          <w:numId w:val="19"/>
+          <w:numId w:val="13"/>
         </w:numPr>
         <w:spacing w:after="120"/>
         <w:jc w:val="both"/>
@@ -3537,7 +3966,7 @@
         <w:pStyle w:val="Akapitzlist"/>
         <w:numPr>
           <w:ilvl w:val="1"/>
-          <w:numId w:val="19"/>
+          <w:numId w:val="13"/>
         </w:numPr>
         <w:spacing w:after="120"/>
         <w:jc w:val="both"/>
@@ -3565,7 +3994,7 @@
         <w:pStyle w:val="Akapitzlist"/>
         <w:numPr>
           <w:ilvl w:val="1"/>
-          <w:numId w:val="19"/>
+          <w:numId w:val="13"/>
         </w:numPr>
         <w:spacing w:after="120"/>
         <w:jc w:val="both"/>
@@ -3593,7 +4022,7 @@
         <w:pStyle w:val="Akapitzlist"/>
         <w:numPr>
           <w:ilvl w:val="0"/>
-          <w:numId w:val="19"/>
+          <w:numId w:val="13"/>
         </w:numPr>
         <w:spacing w:after="120"/>
         <w:jc w:val="both"/>
@@ -3638,7 +4067,7 @@
         <w:pStyle w:val="Akapitzlist"/>
         <w:numPr>
           <w:ilvl w:val="0"/>
-          <w:numId w:val="20"/>
+          <w:numId w:val="14"/>
         </w:numPr>
         <w:spacing w:after="120"/>
         <w:jc w:val="both"/>
@@ -3661,7 +4090,7 @@
         <w:pStyle w:val="Akapitzlist"/>
         <w:numPr>
           <w:ilvl w:val="0"/>
-          <w:numId w:val="19"/>
+          <w:numId w:val="13"/>
         </w:numPr>
         <w:spacing w:after="120"/>
         <w:jc w:val="both"/>
@@ -3682,7 +4111,7 @@
         <w:pStyle w:val="Akapitzlist"/>
         <w:numPr>
           <w:ilvl w:val="0"/>
-          <w:numId w:val="19"/>
+          <w:numId w:val="13"/>
         </w:numPr>
         <w:spacing w:after="120"/>
         <w:jc w:val="both"/>
@@ -3724,7 +4153,7 @@
         <w:pStyle w:val="Akapitzlist"/>
         <w:numPr>
           <w:ilvl w:val="0"/>
-          <w:numId w:val="19"/>
+          <w:numId w:val="13"/>
         </w:numPr>
         <w:spacing w:after="120"/>
         <w:jc w:val="both"/>
@@ -3759,7 +4188,7 @@
         <w:pStyle w:val="Akapitzlist"/>
         <w:numPr>
           <w:ilvl w:val="0"/>
-          <w:numId w:val="19"/>
+          <w:numId w:val="13"/>
         </w:numPr>
         <w:spacing w:after="120"/>
         <w:jc w:val="both"/>
@@ -3777,7 +4206,7 @@
         <w:pStyle w:val="Akapitzlist"/>
         <w:numPr>
           <w:ilvl w:val="1"/>
-          <w:numId w:val="19"/>
+          <w:numId w:val="13"/>
         </w:numPr>
         <w:spacing w:after="120"/>
         <w:jc w:val="both"/>
@@ -3812,7 +4241,7 @@
         <w:pStyle w:val="Akapitzlist"/>
         <w:numPr>
           <w:ilvl w:val="1"/>
-          <w:numId w:val="19"/>
+          <w:numId w:val="13"/>
         </w:numPr>
         <w:spacing w:after="120"/>
         <w:jc w:val="both"/>
@@ -3840,7 +4269,7 @@
         <w:pStyle w:val="Akapitzlist"/>
         <w:numPr>
           <w:ilvl w:val="1"/>
-          <w:numId w:val="19"/>
+          <w:numId w:val="13"/>
         </w:numPr>
         <w:spacing w:after="120"/>
         <w:jc w:val="both"/>
@@ -3868,7 +4297,7 @@
         <w:pStyle w:val="Akapitzlist"/>
         <w:numPr>
           <w:ilvl w:val="1"/>
-          <w:numId w:val="19"/>
+          <w:numId w:val="13"/>
         </w:numPr>
         <w:spacing w:after="120"/>
         <w:jc w:val="both"/>
@@ -3895,7 +4324,7 @@
         <w:pStyle w:val="Akapitzlist"/>
         <w:numPr>
           <w:ilvl w:val="0"/>
-          <w:numId w:val="19"/>
+          <w:numId w:val="13"/>
         </w:numPr>
         <w:spacing w:after="120"/>
         <w:jc w:val="both"/>
@@ -3922,7 +4351,7 @@
         <w:pStyle w:val="Akapitzlist"/>
         <w:numPr>
           <w:ilvl w:val="0"/>
-          <w:numId w:val="20"/>
+          <w:numId w:val="14"/>
         </w:numPr>
         <w:spacing w:after="120"/>
         <w:jc w:val="both"/>
@@ -3944,7 +4373,7 @@
         <w:pStyle w:val="Akapitzlist"/>
         <w:numPr>
           <w:ilvl w:val="0"/>
-          <w:numId w:val="19"/>
+          <w:numId w:val="13"/>
         </w:numPr>
         <w:spacing w:after="120"/>
         <w:jc w:val="both"/>
@@ -3973,7 +4402,7 @@
         <w:pStyle w:val="Akapitzlist"/>
         <w:numPr>
           <w:ilvl w:val="0"/>
-          <w:numId w:val="19"/>
+          <w:numId w:val="13"/>
         </w:numPr>
         <w:spacing w:after="120"/>
         <w:jc w:val="both"/>
@@ -4017,7 +4446,7 @@
         <w:pStyle w:val="Akapitzlist"/>
         <w:numPr>
           <w:ilvl w:val="0"/>
-          <w:numId w:val="19"/>
+          <w:numId w:val="13"/>
         </w:numPr>
         <w:spacing w:after="120"/>
         <w:jc w:val="both"/>
@@ -4052,7 +4481,7 @@
         <w:pStyle w:val="Akapitzlist"/>
         <w:numPr>
           <w:ilvl w:val="0"/>
-          <w:numId w:val="19"/>
+          <w:numId w:val="13"/>
         </w:numPr>
         <w:spacing w:after="120"/>
         <w:jc w:val="both"/>
@@ -4077,7 +4506,7 @@
         <w:pStyle w:val="Akapitzlist"/>
         <w:numPr>
           <w:ilvl w:val="1"/>
-          <w:numId w:val="19"/>
+          <w:numId w:val="13"/>
         </w:numPr>
         <w:spacing w:after="120"/>
         <w:jc w:val="both"/>
@@ -4112,7 +4541,7 @@
         <w:pStyle w:val="Akapitzlist"/>
         <w:numPr>
           <w:ilvl w:val="1"/>
-          <w:numId w:val="19"/>
+          <w:numId w:val="13"/>
         </w:numPr>
         <w:spacing w:after="120"/>
         <w:jc w:val="both"/>
@@ -4140,7 +4569,7 @@
         <w:pStyle w:val="Akapitzlist"/>
         <w:numPr>
           <w:ilvl w:val="1"/>
-          <w:numId w:val="19"/>
+          <w:numId w:val="13"/>
         </w:numPr>
         <w:spacing w:after="120"/>
         <w:jc w:val="both"/>
@@ -4171,7 +4600,7 @@
         <w:pStyle w:val="Akapitzlist"/>
         <w:numPr>
           <w:ilvl w:val="1"/>
-          <w:numId w:val="19"/>
+          <w:numId w:val="13"/>
         </w:numPr>
         <w:spacing w:after="120"/>
         <w:jc w:val="both"/>
@@ -4192,7 +4621,7 @@
         <w:pStyle w:val="Akapitzlist"/>
         <w:numPr>
           <w:ilvl w:val="0"/>
-          <w:numId w:val="19"/>
+          <w:numId w:val="13"/>
         </w:numPr>
         <w:spacing w:after="120"/>
         <w:jc w:val="both"/>
@@ -4329,7 +4758,7 @@
                     </pic:cNvPicPr>
                   </pic:nvPicPr>
                   <pic:blipFill>
-                    <a:blip r:embed="rId7">
+                    <a:blip r:embed="rId8">
                       <a:extLst>
                         <a:ext uri="{28A0092B-C50C-407E-A947-70E740481C1C}">
                           <a14:useLocalDpi xmlns:a14="http://schemas.microsoft.com/office/drawing/2010/main" val="0"/>
@@ -4432,7 +4861,7 @@
         </w:rPr>
         <w:lastRenderedPageBreak/>
         <w:drawing>
-          <wp:inline distT="0" distB="0" distL="0" distR="0" wp14:anchorId="65CC88F8" wp14:editId="613886C2">
+          <wp:inline distT="0" distB="0" distL="0" distR="0" wp14:anchorId="65CC88F8" wp14:editId="004327C8">
             <wp:extent cx="5760720" cy="5547360"/>
             <wp:effectExtent l="0" t="0" r="0" b="0"/>
             <wp:docPr id="12" name="Obraz 12"/>
@@ -4449,7 +4878,7 @@
                     </pic:cNvPicPr>
                   </pic:nvPicPr>
                   <pic:blipFill>
-                    <a:blip r:embed="rId8" cstate="print">
+                    <a:blip r:embed="rId9" cstate="print">
                       <a:extLst>
                         <a:ext uri="{28A0092B-C50C-407E-A947-70E740481C1C}">
                           <a14:useLocalDpi xmlns:a14="http://schemas.microsoft.com/office/drawing/2010/main" val="0"/>
@@ -4558,7 +4987,7 @@
                     <pic:cNvPicPr/>
                   </pic:nvPicPr>
                   <pic:blipFill>
-                    <a:blip r:embed="rId9"/>
+                    <a:blip r:embed="rId10"/>
                     <a:stretch>
                       <a:fillRect/>
                     </a:stretch>
@@ -4675,7 +5104,7 @@
                     </pic:cNvPicPr>
                   </pic:nvPicPr>
                   <pic:blipFill>
-                    <a:blip r:embed="rId10">
+                    <a:blip r:embed="rId11">
                       <a:extLst>
                         <a:ext uri="{28A0092B-C50C-407E-A947-70E740481C1C}">
                           <a14:useLocalDpi xmlns:a14="http://schemas.microsoft.com/office/drawing/2010/main" val="0"/>
@@ -4728,7 +5157,7 @@
       <w:pPr>
         <w:numPr>
           <w:ilvl w:val="0"/>
-          <w:numId w:val="24"/>
+          <w:numId w:val="16"/>
         </w:numPr>
         <w:spacing w:after="120"/>
         <w:jc w:val="both"/>
@@ -4764,7 +5193,7 @@
       <w:pPr>
         <w:numPr>
           <w:ilvl w:val="0"/>
-          <w:numId w:val="24"/>
+          <w:numId w:val="16"/>
         </w:numPr>
         <w:spacing w:after="120"/>
         <w:jc w:val="both"/>
@@ -4800,7 +5229,7 @@
       <w:pPr>
         <w:numPr>
           <w:ilvl w:val="0"/>
-          <w:numId w:val="24"/>
+          <w:numId w:val="16"/>
         </w:numPr>
         <w:spacing w:after="120"/>
         <w:jc w:val="both"/>
@@ -4836,7 +5265,7 @@
       <w:pPr>
         <w:numPr>
           <w:ilvl w:val="0"/>
-          <w:numId w:val="24"/>
+          <w:numId w:val="16"/>
         </w:numPr>
         <w:spacing w:after="120"/>
         <w:jc w:val="both"/>
@@ -4872,7 +5301,7 @@
       <w:pPr>
         <w:numPr>
           <w:ilvl w:val="0"/>
-          <w:numId w:val="24"/>
+          <w:numId w:val="16"/>
         </w:numPr>
         <w:spacing w:after="120"/>
         <w:jc w:val="both"/>
@@ -4893,7 +5322,7 @@
       <w:pPr>
         <w:numPr>
           <w:ilvl w:val="0"/>
-          <w:numId w:val="24"/>
+          <w:numId w:val="16"/>
         </w:numPr>
         <w:spacing w:after="120"/>
         <w:jc w:val="both"/>
@@ -4951,7 +5380,7 @@
       <w:pPr>
         <w:numPr>
           <w:ilvl w:val="0"/>
-          <w:numId w:val="24"/>
+          <w:numId w:val="16"/>
         </w:numPr>
         <w:spacing w:after="120"/>
         <w:jc w:val="both"/>
@@ -5009,7 +5438,7 @@
       <w:pPr>
         <w:numPr>
           <w:ilvl w:val="0"/>
-          <w:numId w:val="24"/>
+          <w:numId w:val="16"/>
         </w:numPr>
         <w:spacing w:after="120"/>
         <w:jc w:val="both"/>
@@ -5106,7 +5535,7 @@
                     </pic:cNvPicPr>
                   </pic:nvPicPr>
                   <pic:blipFill>
-                    <a:blip r:embed="rId11">
+                    <a:blip r:embed="rId12">
                       <a:extLst>
                         <a:ext uri="{28A0092B-C50C-407E-A947-70E740481C1C}">
                           <a14:useLocalDpi xmlns:a14="http://schemas.microsoft.com/office/drawing/2010/main" val="0"/>
@@ -5159,7 +5588,7 @@
       <w:pPr>
         <w:numPr>
           <w:ilvl w:val="0"/>
-          <w:numId w:val="25"/>
+          <w:numId w:val="17"/>
         </w:numPr>
         <w:spacing w:after="120"/>
         <w:jc w:val="both"/>
@@ -5203,7 +5632,7 @@
       <w:pPr>
         <w:numPr>
           <w:ilvl w:val="0"/>
-          <w:numId w:val="25"/>
+          <w:numId w:val="17"/>
         </w:numPr>
         <w:spacing w:after="120"/>
         <w:jc w:val="both"/>
@@ -5279,7 +5708,7 @@
       <w:pPr>
         <w:numPr>
           <w:ilvl w:val="0"/>
-          <w:numId w:val="25"/>
+          <w:numId w:val="17"/>
         </w:numPr>
         <w:spacing w:after="120"/>
         <w:jc w:val="both"/>
@@ -5324,7 +5753,7 @@
       <w:pPr>
         <w:numPr>
           <w:ilvl w:val="0"/>
-          <w:numId w:val="25"/>
+          <w:numId w:val="17"/>
         </w:numPr>
         <w:spacing w:after="120"/>
         <w:jc w:val="both"/>
@@ -5360,7 +5789,7 @@
       <w:pPr>
         <w:numPr>
           <w:ilvl w:val="0"/>
-          <w:numId w:val="25"/>
+          <w:numId w:val="17"/>
         </w:numPr>
         <w:spacing w:after="120"/>
         <w:jc w:val="both"/>
@@ -5380,7 +5809,7 @@
       <w:pPr>
         <w:numPr>
           <w:ilvl w:val="0"/>
-          <w:numId w:val="25"/>
+          <w:numId w:val="17"/>
         </w:numPr>
         <w:spacing w:after="120"/>
         <w:jc w:val="both"/>
@@ -5470,7 +5899,7 @@
                     </pic:cNvPicPr>
                   </pic:nvPicPr>
                   <pic:blipFill>
-                    <a:blip r:embed="rId12">
+                    <a:blip r:embed="rId13">
                       <a:extLst>
                         <a:ext uri="{28A0092B-C50C-407E-A947-70E740481C1C}">
                           <a14:useLocalDpi xmlns:a14="http://schemas.microsoft.com/office/drawing/2010/main" val="0"/>
@@ -5523,7 +5952,7 @@
       <w:pPr>
         <w:numPr>
           <w:ilvl w:val="0"/>
-          <w:numId w:val="26"/>
+          <w:numId w:val="18"/>
         </w:numPr>
         <w:spacing w:after="120"/>
         <w:jc w:val="both"/>
@@ -5559,7 +5988,7 @@
       <w:pPr>
         <w:numPr>
           <w:ilvl w:val="0"/>
-          <w:numId w:val="26"/>
+          <w:numId w:val="18"/>
         </w:numPr>
         <w:spacing w:after="120"/>
         <w:jc w:val="both"/>
@@ -5595,7 +6024,7 @@
       <w:pPr>
         <w:numPr>
           <w:ilvl w:val="0"/>
-          <w:numId w:val="26"/>
+          <w:numId w:val="18"/>
         </w:numPr>
         <w:spacing w:after="120"/>
         <w:jc w:val="both"/>
@@ -5648,7 +6077,7 @@
       <w:pPr>
         <w:numPr>
           <w:ilvl w:val="0"/>
-          <w:numId w:val="26"/>
+          <w:numId w:val="18"/>
         </w:numPr>
         <w:spacing w:after="120"/>
         <w:jc w:val="both"/>
@@ -5684,7 +6113,7 @@
       <w:pPr>
         <w:numPr>
           <w:ilvl w:val="0"/>
-          <w:numId w:val="26"/>
+          <w:numId w:val="18"/>
         </w:numPr>
         <w:spacing w:after="120"/>
         <w:jc w:val="both"/>
@@ -5750,7 +6179,7 @@
       <w:pPr>
         <w:numPr>
           <w:ilvl w:val="0"/>
-          <w:numId w:val="26"/>
+          <w:numId w:val="18"/>
         </w:numPr>
         <w:spacing w:after="120"/>
         <w:jc w:val="both"/>
@@ -5921,7 +6350,7 @@
                     <pic:cNvPicPr/>
                   </pic:nvPicPr>
                   <pic:blipFill>
-                    <a:blip r:embed="rId13"/>
+                    <a:blip r:embed="rId14"/>
                     <a:stretch>
                       <a:fillRect/>
                     </a:stretch>
@@ -5971,7 +6400,7 @@
       <w:pPr>
         <w:numPr>
           <w:ilvl w:val="0"/>
-          <w:numId w:val="28"/>
+          <w:numId w:val="20"/>
         </w:numPr>
         <w:spacing w:after="120"/>
         <w:jc w:val="both"/>
@@ -6013,7 +6442,7 @@
       <w:pPr>
         <w:numPr>
           <w:ilvl w:val="0"/>
-          <w:numId w:val="28"/>
+          <w:numId w:val="20"/>
         </w:numPr>
         <w:spacing w:after="120"/>
         <w:jc w:val="both"/>
@@ -6058,7 +6487,7 @@
       <w:pPr>
         <w:numPr>
           <w:ilvl w:val="0"/>
-          <w:numId w:val="28"/>
+          <w:numId w:val="20"/>
         </w:numPr>
         <w:spacing w:after="120"/>
         <w:jc w:val="both"/>
@@ -6094,7 +6523,7 @@
       <w:pPr>
         <w:numPr>
           <w:ilvl w:val="0"/>
-          <w:numId w:val="28"/>
+          <w:numId w:val="20"/>
         </w:numPr>
         <w:spacing w:after="120"/>
         <w:jc w:val="both"/>
@@ -6164,7 +6593,7 @@
       <w:pPr>
         <w:numPr>
           <w:ilvl w:val="0"/>
-          <w:numId w:val="28"/>
+          <w:numId w:val="20"/>
         </w:numPr>
         <w:spacing w:after="120"/>
         <w:jc w:val="both"/>
@@ -6351,7 +6780,7 @@
                     </pic:cNvPicPr>
                   </pic:nvPicPr>
                   <pic:blipFill>
-                    <a:blip r:embed="rId14">
+                    <a:blip r:embed="rId15">
                       <a:extLst>
                         <a:ext uri="{28A0092B-C50C-407E-A947-70E740481C1C}">
                           <a14:useLocalDpi xmlns:a14="http://schemas.microsoft.com/office/drawing/2010/main" val="0"/>
@@ -6496,7 +6925,7 @@
                     </pic:cNvPicPr>
                   </pic:nvPicPr>
                   <pic:blipFill>
-                    <a:blip r:embed="rId15">
+                    <a:blip r:embed="rId16">
                       <a:extLst>
                         <a:ext uri="{28A0092B-C50C-407E-A947-70E740481C1C}">
                           <a14:useLocalDpi xmlns:a14="http://schemas.microsoft.com/office/drawing/2010/main" val="0"/>
@@ -6595,7 +7024,7 @@
                     </pic:cNvPicPr>
                   </pic:nvPicPr>
                   <pic:blipFill>
-                    <a:blip r:embed="rId16">
+                    <a:blip r:embed="rId17">
                       <a:extLst>
                         <a:ext uri="{28A0092B-C50C-407E-A947-70E740481C1C}">
                           <a14:useLocalDpi xmlns:a14="http://schemas.microsoft.com/office/drawing/2010/main" val="0"/>
@@ -6706,7 +7135,7 @@
                     </pic:cNvPicPr>
                   </pic:nvPicPr>
                   <pic:blipFill>
-                    <a:blip r:embed="rId17" cstate="print">
+                    <a:blip r:embed="rId18" cstate="print">
                       <a:extLst>
                         <a:ext uri="{28A0092B-C50C-407E-A947-70E740481C1C}">
                           <a14:useLocalDpi xmlns:a14="http://schemas.microsoft.com/office/drawing/2010/main" val="0"/>
@@ -11290,7 +11719,7 @@
                     </pic:cNvPicPr>
                   </pic:nvPicPr>
                   <pic:blipFill>
-                    <a:blip r:embed="rId18">
+                    <a:blip r:embed="rId19">
                       <a:extLst>
                         <a:ext uri="{28A0092B-C50C-407E-A947-70E740481C1C}">
                           <a14:useLocalDpi xmlns:a14="http://schemas.microsoft.com/office/drawing/2010/main" val="0"/>
@@ -11340,7 +11769,7 @@
       <w:pPr>
         <w:numPr>
           <w:ilvl w:val="0"/>
-          <w:numId w:val="41"/>
+          <w:numId w:val="33"/>
         </w:numPr>
         <w:spacing w:after="120"/>
         <w:jc w:val="both"/>
@@ -11378,7 +11807,7 @@
       <w:pPr>
         <w:numPr>
           <w:ilvl w:val="0"/>
-          <w:numId w:val="41"/>
+          <w:numId w:val="33"/>
         </w:numPr>
         <w:spacing w:after="120"/>
         <w:jc w:val="both"/>
@@ -11439,7 +11868,7 @@
       <w:pPr>
         <w:numPr>
           <w:ilvl w:val="0"/>
-          <w:numId w:val="41"/>
+          <w:numId w:val="33"/>
         </w:numPr>
         <w:spacing w:after="120"/>
         <w:jc w:val="both"/>
@@ -11505,7 +11934,7 @@
       <w:pPr>
         <w:numPr>
           <w:ilvl w:val="0"/>
-          <w:numId w:val="41"/>
+          <w:numId w:val="33"/>
         </w:numPr>
         <w:spacing w:after="120"/>
         <w:jc w:val="both"/>
@@ -11626,7 +12055,7 @@
                     <pic:cNvPicPr/>
                   </pic:nvPicPr>
                   <pic:blipFill>
-                    <a:blip r:embed="rId19"/>
+                    <a:blip r:embed="rId20"/>
                     <a:stretch>
                       <a:fillRect/>
                     </a:stretch>
@@ -11651,7 +12080,7 @@
       <w:pPr>
         <w:numPr>
           <w:ilvl w:val="0"/>
-          <w:numId w:val="42"/>
+          <w:numId w:val="34"/>
         </w:numPr>
         <w:spacing w:after="120"/>
         <w:jc w:val="both"/>
@@ -11687,7 +12116,7 @@
       <w:pPr>
         <w:numPr>
           <w:ilvl w:val="0"/>
-          <w:numId w:val="42"/>
+          <w:numId w:val="34"/>
         </w:numPr>
         <w:spacing w:after="120"/>
         <w:jc w:val="both"/>
@@ -11768,7 +12197,7 @@
       <w:pPr>
         <w:numPr>
           <w:ilvl w:val="0"/>
-          <w:numId w:val="42"/>
+          <w:numId w:val="34"/>
         </w:numPr>
         <w:spacing w:after="120"/>
         <w:jc w:val="both"/>
@@ -11820,7 +12249,7 @@
       <w:pPr>
         <w:numPr>
           <w:ilvl w:val="0"/>
-          <w:numId w:val="42"/>
+          <w:numId w:val="34"/>
         </w:numPr>
         <w:spacing w:after="120"/>
         <w:jc w:val="both"/>
@@ -11958,7 +12387,7 @@
                     <pic:cNvPicPr/>
                   </pic:nvPicPr>
                   <pic:blipFill>
-                    <a:blip r:embed="rId20"/>
+                    <a:blip r:embed="rId21"/>
                     <a:stretch>
                       <a:fillRect/>
                     </a:stretch>
@@ -11983,7 +12412,7 @@
       <w:pPr>
         <w:numPr>
           <w:ilvl w:val="0"/>
-          <w:numId w:val="43"/>
+          <w:numId w:val="35"/>
         </w:numPr>
         <w:spacing w:after="120"/>
         <w:jc w:val="both"/>
@@ -12052,7 +12481,7 @@
       <w:pPr>
         <w:numPr>
           <w:ilvl w:val="0"/>
-          <w:numId w:val="43"/>
+          <w:numId w:val="35"/>
         </w:numPr>
         <w:spacing w:after="0"/>
         <w:jc w:val="both"/>
@@ -12128,7 +12557,7 @@
       <w:pPr>
         <w:numPr>
           <w:ilvl w:val="0"/>
-          <w:numId w:val="43"/>
+          <w:numId w:val="35"/>
         </w:numPr>
         <w:spacing w:after="120"/>
         <w:jc w:val="both"/>
@@ -12250,7 +12679,7 @@
                     <pic:cNvPicPr/>
                   </pic:nvPicPr>
                   <pic:blipFill>
-                    <a:blip r:embed="rId21"/>
+                    <a:blip r:embed="rId22"/>
                     <a:stretch>
                       <a:fillRect/>
                     </a:stretch>
@@ -12298,7 +12727,7 @@
                     <pic:cNvPicPr/>
                   </pic:nvPicPr>
                   <pic:blipFill>
-                    <a:blip r:embed="rId22"/>
+                    <a:blip r:embed="rId23"/>
                     <a:stretch>
                       <a:fillRect/>
                     </a:stretch>
@@ -12342,54 +12771,6 @@
                 <pic:pic xmlns:pic="http://schemas.openxmlformats.org/drawingml/2006/picture">
                   <pic:nvPicPr>
                     <pic:cNvPr id="0" name="17_ui_operator_manager.png"/>
-                    <pic:cNvPicPr/>
-                  </pic:nvPicPr>
-                  <pic:blipFill>
-                    <a:blip r:embed="rId23"/>
-                    <a:stretch>
-                      <a:fillRect/>
-                    </a:stretch>
-                  </pic:blipFill>
-                  <pic:spPr>
-                    <a:xfrm>
-                      <a:off x="0" y="0"/>
-                      <a:ext cx="5760720" cy="3647992"/>
-                    </a:xfrm>
-                    <a:prstGeom prst="rect">
-                      <a:avLst/>
-                    </a:prstGeom>
-                  </pic:spPr>
-                </pic:pic>
-              </a:graphicData>
-            </a:graphic>
-          </wp:inline>
-        </w:drawing>
-      </w:r>
-    </w:p>
-    <w:p>
-      <w:pPr>
-        <w:pStyle w:val="Akapitzlist"/>
-        <w:spacing w:after="120"/>
-        <w:ind w:left="0"/>
-      </w:pPr>
-      <w:r>
-        <w:rPr>
-          <w:noProof/>
-        </w:rPr>
-        <w:lastRenderedPageBreak/>
-        <w:drawing>
-          <wp:inline distT="0" distB="0" distL="0" distR="0" wp14:anchorId="1F0FDDB7" wp14:editId="3EB97008">
-            <wp:extent cx="5760720" cy="3647992"/>
-            <wp:effectExtent l="0" t="0" r="0" b="0"/>
-            <wp:docPr id="17" name="Picture 17"/>
-            <wp:cNvGraphicFramePr>
-              <a:graphicFrameLocks xmlns:a="http://schemas.openxmlformats.org/drawingml/2006/main" noChangeAspect="1"/>
-            </wp:cNvGraphicFramePr>
-            <a:graphic xmlns:a="http://schemas.openxmlformats.org/drawingml/2006/main">
-              <a:graphicData uri="http://schemas.openxmlformats.org/drawingml/2006/picture">
-                <pic:pic xmlns:pic="http://schemas.openxmlformats.org/drawingml/2006/picture">
-                  <pic:nvPicPr>
-                    <pic:cNvPr id="0" name="18_ui_panel_admina.png"/>
                     <pic:cNvPicPr/>
                   </pic:nvPicPr>
                   <pic:blipFill>
@@ -12424,6 +12805,54 @@
         <w:rPr>
           <w:noProof/>
         </w:rPr>
+        <w:lastRenderedPageBreak/>
+        <w:drawing>
+          <wp:inline distT="0" distB="0" distL="0" distR="0" wp14:anchorId="1F0FDDB7" wp14:editId="3EB97008">
+            <wp:extent cx="5760720" cy="3647992"/>
+            <wp:effectExtent l="0" t="0" r="0" b="0"/>
+            <wp:docPr id="17" name="Picture 17"/>
+            <wp:cNvGraphicFramePr>
+              <a:graphicFrameLocks xmlns:a="http://schemas.openxmlformats.org/drawingml/2006/main" noChangeAspect="1"/>
+            </wp:cNvGraphicFramePr>
+            <a:graphic xmlns:a="http://schemas.openxmlformats.org/drawingml/2006/main">
+              <a:graphicData uri="http://schemas.openxmlformats.org/drawingml/2006/picture">
+                <pic:pic xmlns:pic="http://schemas.openxmlformats.org/drawingml/2006/picture">
+                  <pic:nvPicPr>
+                    <pic:cNvPr id="0" name="18_ui_panel_admina.png"/>
+                    <pic:cNvPicPr/>
+                  </pic:nvPicPr>
+                  <pic:blipFill>
+                    <a:blip r:embed="rId25"/>
+                    <a:stretch>
+                      <a:fillRect/>
+                    </a:stretch>
+                  </pic:blipFill>
+                  <pic:spPr>
+                    <a:xfrm>
+                      <a:off x="0" y="0"/>
+                      <a:ext cx="5760720" cy="3647992"/>
+                    </a:xfrm>
+                    <a:prstGeom prst="rect">
+                      <a:avLst/>
+                    </a:prstGeom>
+                  </pic:spPr>
+                </pic:pic>
+              </a:graphicData>
+            </a:graphic>
+          </wp:inline>
+        </w:drawing>
+      </w:r>
+    </w:p>
+    <w:p>
+      <w:pPr>
+        <w:pStyle w:val="Akapitzlist"/>
+        <w:spacing w:after="120"/>
+        <w:ind w:left="0"/>
+      </w:pPr>
+      <w:r>
+        <w:rPr>
+          <w:noProof/>
+        </w:rPr>
         <w:drawing>
           <wp:inline distT="0" distB="0" distL="0" distR="0" wp14:anchorId="050F18F6" wp14:editId="4EF6C476">
             <wp:extent cx="5760720" cy="3840480"/>
@@ -12442,7 +12871,7 @@
                     </pic:cNvPicPr>
                   </pic:nvPicPr>
                   <pic:blipFill>
-                    <a:blip r:embed="rId25">
+                    <a:blip r:embed="rId26">
                       <a:extLst>
                         <a:ext uri="{28A0092B-C50C-407E-A947-70E740481C1C}">
                           <a14:useLocalDpi xmlns:a14="http://schemas.microsoft.com/office/drawing/2010/main" val="0"/>
@@ -12595,7 +13024,7 @@
         <w:pStyle w:val="Akapitzlist"/>
         <w:numPr>
           <w:ilvl w:val="0"/>
-          <w:numId w:val="29"/>
+          <w:numId w:val="21"/>
         </w:numPr>
         <w:spacing w:after="120"/>
         <w:jc w:val="both"/>
@@ -12619,7 +13048,7 @@
         <w:pStyle w:val="Akapitzlist"/>
         <w:numPr>
           <w:ilvl w:val="0"/>
-          <w:numId w:val="29"/>
+          <w:numId w:val="21"/>
         </w:numPr>
         <w:spacing w:after="120"/>
         <w:jc w:val="both"/>
@@ -12640,7 +13069,7 @@
         <w:pStyle w:val="Akapitzlist"/>
         <w:numPr>
           <w:ilvl w:val="0"/>
-          <w:numId w:val="29"/>
+          <w:numId w:val="21"/>
         </w:numPr>
         <w:spacing w:after="120"/>
         <w:jc w:val="both"/>
@@ -12683,7 +13112,7 @@
         <w:pStyle w:val="Akapitzlist"/>
         <w:numPr>
           <w:ilvl w:val="0"/>
-          <w:numId w:val="29"/>
+          <w:numId w:val="21"/>
         </w:numPr>
         <w:spacing w:after="120"/>
         <w:jc w:val="both"/>
@@ -12822,7 +13251,7 @@
         <w:pStyle w:val="Akapitzlist"/>
         <w:numPr>
           <w:ilvl w:val="0"/>
-          <w:numId w:val="30"/>
+          <w:numId w:val="22"/>
         </w:numPr>
         <w:spacing w:after="120"/>
         <w:jc w:val="both"/>
@@ -12849,7 +13278,7 @@
         <w:pStyle w:val="Akapitzlist"/>
         <w:numPr>
           <w:ilvl w:val="0"/>
-          <w:numId w:val="30"/>
+          <w:numId w:val="22"/>
         </w:numPr>
         <w:spacing w:after="120"/>
         <w:jc w:val="both"/>
@@ -12886,7 +13315,7 @@
         <w:pStyle w:val="Akapitzlist"/>
         <w:numPr>
           <w:ilvl w:val="0"/>
-          <w:numId w:val="30"/>
+          <w:numId w:val="22"/>
         </w:numPr>
         <w:spacing w:after="120"/>
         <w:jc w:val="both"/>
@@ -12929,7 +13358,7 @@
         <w:pStyle w:val="Akapitzlist"/>
         <w:numPr>
           <w:ilvl w:val="0"/>
-          <w:numId w:val="30"/>
+          <w:numId w:val="22"/>
         </w:numPr>
         <w:spacing w:after="120"/>
         <w:jc w:val="both"/>
@@ -13017,7 +13446,7 @@
       <w:pPr>
         <w:numPr>
           <w:ilvl w:val="0"/>
-          <w:numId w:val="31"/>
+          <w:numId w:val="23"/>
         </w:numPr>
         <w:spacing w:after="120"/>
         <w:jc w:val="both"/>
@@ -13043,7 +13472,7 @@
       <w:pPr>
         <w:numPr>
           <w:ilvl w:val="0"/>
-          <w:numId w:val="31"/>
+          <w:numId w:val="23"/>
         </w:numPr>
         <w:spacing w:after="120"/>
         <w:jc w:val="both"/>
@@ -13086,7 +13515,7 @@
       <w:pPr>
         <w:numPr>
           <w:ilvl w:val="0"/>
-          <w:numId w:val="31"/>
+          <w:numId w:val="23"/>
         </w:numPr>
         <w:spacing w:after="120"/>
         <w:jc w:val="both"/>
@@ -13106,7 +13535,7 @@
       <w:pPr>
         <w:numPr>
           <w:ilvl w:val="0"/>
-          <w:numId w:val="31"/>
+          <w:numId w:val="23"/>
         </w:numPr>
         <w:spacing w:after="120"/>
         <w:jc w:val="both"/>
@@ -13282,7 +13711,7 @@
       <w:pPr>
         <w:numPr>
           <w:ilvl w:val="0"/>
-          <w:numId w:val="32"/>
+          <w:numId w:val="24"/>
         </w:numPr>
         <w:spacing w:after="120"/>
         <w:jc w:val="both"/>
@@ -13310,7 +13739,7 @@
       <w:pPr>
         <w:numPr>
           <w:ilvl w:val="0"/>
-          <w:numId w:val="32"/>
+          <w:numId w:val="24"/>
         </w:numPr>
         <w:spacing w:after="120"/>
         <w:jc w:val="both"/>
@@ -13346,7 +13775,7 @@
       <w:pPr>
         <w:numPr>
           <w:ilvl w:val="0"/>
-          <w:numId w:val="32"/>
+          <w:numId w:val="24"/>
         </w:numPr>
         <w:spacing w:after="120"/>
         <w:jc w:val="both"/>
@@ -13374,7 +13803,7 @@
       <w:pPr>
         <w:numPr>
           <w:ilvl w:val="0"/>
-          <w:numId w:val="32"/>
+          <w:numId w:val="24"/>
         </w:numPr>
         <w:spacing w:after="120"/>
         <w:jc w:val="both"/>
@@ -13410,7 +13839,7 @@
       <w:pPr>
         <w:numPr>
           <w:ilvl w:val="0"/>
-          <w:numId w:val="32"/>
+          <w:numId w:val="24"/>
         </w:numPr>
         <w:spacing w:after="120"/>
         <w:jc w:val="both"/>
@@ -13498,7 +13927,7 @@
       <w:pPr>
         <w:numPr>
           <w:ilvl w:val="0"/>
-          <w:numId w:val="33"/>
+          <w:numId w:val="25"/>
         </w:numPr>
         <w:spacing w:after="120"/>
         <w:jc w:val="both"/>
@@ -13541,7 +13970,7 @@
       <w:pPr>
         <w:numPr>
           <w:ilvl w:val="0"/>
-          <w:numId w:val="33"/>
+          <w:numId w:val="25"/>
         </w:numPr>
         <w:spacing w:after="120"/>
         <w:jc w:val="both"/>
@@ -13605,7 +14034,7 @@
       <w:pPr>
         <w:numPr>
           <w:ilvl w:val="0"/>
-          <w:numId w:val="33"/>
+          <w:numId w:val="25"/>
         </w:numPr>
         <w:spacing w:after="120"/>
         <w:jc w:val="both"/>
@@ -13675,7 +14104,7 @@
       <w:pPr>
         <w:numPr>
           <w:ilvl w:val="0"/>
-          <w:numId w:val="33"/>
+          <w:numId w:val="25"/>
         </w:numPr>
         <w:spacing w:after="120"/>
         <w:jc w:val="both"/>
@@ -13728,7 +14157,7 @@
       <w:pPr>
         <w:numPr>
           <w:ilvl w:val="0"/>
-          <w:numId w:val="33"/>
+          <w:numId w:val="25"/>
         </w:numPr>
         <w:spacing w:after="120"/>
         <w:jc w:val="both"/>
@@ -13875,7 +14304,7 @@
                     <pic:cNvPicPr/>
                   </pic:nvPicPr>
                   <pic:blipFill>
-                    <a:blip r:embed="rId26"/>
+                    <a:blip r:embed="rId27"/>
                     <a:stretch>
                       <a:fillRect/>
                     </a:stretch>
@@ -13986,7 +14415,7 @@
       <w:pPr>
         <w:numPr>
           <w:ilvl w:val="0"/>
-          <w:numId w:val="34"/>
+          <w:numId w:val="26"/>
         </w:numPr>
         <w:spacing w:after="0"/>
         <w:jc w:val="both"/>
@@ -14014,7 +14443,7 @@
       <w:pPr>
         <w:numPr>
           <w:ilvl w:val="0"/>
-          <w:numId w:val="34"/>
+          <w:numId w:val="26"/>
         </w:numPr>
         <w:spacing w:after="0"/>
         <w:jc w:val="both"/>
@@ -14034,7 +14463,7 @@
       <w:pPr>
         <w:numPr>
           <w:ilvl w:val="0"/>
-          <w:numId w:val="34"/>
+          <w:numId w:val="26"/>
         </w:numPr>
         <w:spacing w:after="0"/>
         <w:jc w:val="both"/>
@@ -14054,7 +14483,7 @@
       <w:pPr>
         <w:numPr>
           <w:ilvl w:val="0"/>
-          <w:numId w:val="34"/>
+          <w:numId w:val="26"/>
         </w:numPr>
         <w:jc w:val="both"/>
       </w:pPr>
@@ -14086,7 +14515,7 @@
       <w:pPr>
         <w:numPr>
           <w:ilvl w:val="0"/>
-          <w:numId w:val="35"/>
+          <w:numId w:val="27"/>
         </w:numPr>
         <w:spacing w:after="0"/>
         <w:jc w:val="both"/>
@@ -14106,7 +14535,7 @@
       <w:pPr>
         <w:numPr>
           <w:ilvl w:val="0"/>
-          <w:numId w:val="35"/>
+          <w:numId w:val="27"/>
         </w:numPr>
         <w:spacing w:after="0"/>
         <w:jc w:val="both"/>
@@ -14126,7 +14555,7 @@
       <w:pPr>
         <w:numPr>
           <w:ilvl w:val="0"/>
-          <w:numId w:val="35"/>
+          <w:numId w:val="27"/>
         </w:numPr>
         <w:spacing w:after="0"/>
         <w:jc w:val="both"/>
@@ -14146,7 +14575,7 @@
       <w:pPr>
         <w:numPr>
           <w:ilvl w:val="0"/>
-          <w:numId w:val="35"/>
+          <w:numId w:val="27"/>
         </w:numPr>
         <w:jc w:val="both"/>
       </w:pPr>
@@ -14188,6 +14617,621 @@
           <w:bCs/>
         </w:rPr>
         <w:t xml:space="preserve"> i telemetrii</w:t>
+      </w:r>
+    </w:p>
+    <w:p>
+      <w:pPr>
+        <w:numPr>
+          <w:ilvl w:val="0"/>
+          <w:numId w:val="28"/>
+        </w:numPr>
+        <w:spacing w:after="0"/>
+        <w:jc w:val="both"/>
+      </w:pPr>
+      <w:r>
+        <w:rPr>
+          <w:b/>
+          <w:bCs/>
+        </w:rPr>
+        <w:t>Zakres prac:</w:t>
+      </w:r>
+      <w:r>
+        <w:t xml:space="preserve"> Tworzenie niskopoziomowego oprogramowania (</w:t>
+      </w:r>
+      <w:proofErr w:type="spellStart"/>
+      <w:r>
+        <w:t>firmware</w:t>
+      </w:r>
+      <w:proofErr w:type="spellEnd"/>
+      <w:r>
+        <w:t>) w języku C dla czujników montowanych na myjkach ciśnieniowych. Zestawienie i walidacja komunikacji (protokół TCP/MQTT) z serwerem centralnym w celu przesyłania odczytów temperatury i</w:t>
+      </w:r>
+      <w:r>
+        <w:t> </w:t>
+      </w:r>
+      <w:r>
+        <w:t>przepływu wody.</w:t>
+      </w:r>
+    </w:p>
+    <w:p>
+      <w:pPr>
+        <w:numPr>
+          <w:ilvl w:val="0"/>
+          <w:numId w:val="28"/>
+        </w:numPr>
+        <w:spacing w:after="0"/>
+        <w:jc w:val="both"/>
+      </w:pPr>
+      <w:r>
+        <w:rPr>
+          <w:b/>
+          <w:bCs/>
+        </w:rPr>
+        <w:t>Czas trwania:</w:t>
+      </w:r>
+      <w:r>
+        <w:t xml:space="preserve"> 10 dni roboczych.</w:t>
+      </w:r>
+    </w:p>
+    <w:p>
+      <w:pPr>
+        <w:numPr>
+          <w:ilvl w:val="0"/>
+          <w:numId w:val="28"/>
+        </w:numPr>
+        <w:spacing w:after="0"/>
+        <w:jc w:val="both"/>
+      </w:pPr>
+      <w:r>
+        <w:rPr>
+          <w:b/>
+          <w:bCs/>
+        </w:rPr>
+        <w:t>Zależności:</w:t>
+      </w:r>
+      <w:r>
+        <w:t xml:space="preserve"> Wymaga ukończenia Etapu 1.</w:t>
+      </w:r>
+    </w:p>
+    <w:p>
+      <w:pPr>
+        <w:numPr>
+          <w:ilvl w:val="0"/>
+          <w:numId w:val="28"/>
+        </w:numPr>
+        <w:jc w:val="both"/>
+      </w:pPr>
+      <w:r>
+        <w:rPr>
+          <w:b/>
+          <w:bCs/>
+        </w:rPr>
+        <w:t>Alokacja zasobów:</w:t>
+      </w:r>
+      <w:r>
+        <w:t xml:space="preserve"> 1 programista.</w:t>
+      </w:r>
+    </w:p>
+    <w:p>
+      <w:pPr>
+        <w:spacing w:after="120"/>
+        <w:jc w:val="both"/>
+      </w:pPr>
+      <w:r>
+        <w:rPr>
+          <w:b/>
+          <w:bCs/>
+        </w:rPr>
+        <w:t xml:space="preserve">Etap 4: Implementacja aplikacji mobilnej </w:t>
+      </w:r>
+      <w:proofErr w:type="spellStart"/>
+      <w:r>
+        <w:rPr>
+          <w:b/>
+          <w:bCs/>
+        </w:rPr>
+        <w:t>OperatorManager</w:t>
+      </w:r>
+      <w:proofErr w:type="spellEnd"/>
+    </w:p>
+    <w:p>
+      <w:pPr>
+        <w:numPr>
+          <w:ilvl w:val="0"/>
+          <w:numId w:val="29"/>
+        </w:numPr>
+        <w:spacing w:after="0"/>
+        <w:jc w:val="both"/>
+      </w:pPr>
+      <w:r>
+        <w:rPr>
+          <w:b/>
+          <w:bCs/>
+        </w:rPr>
+        <w:t>Zakres prac:</w:t>
+      </w:r>
+      <w:r>
+        <w:t xml:space="preserve"> Realizacja aplikacji (Java) na docelowe tablety z układem </w:t>
+      </w:r>
+      <w:proofErr w:type="spellStart"/>
+      <w:r>
+        <w:t>MediaTek</w:t>
+      </w:r>
+      <w:proofErr w:type="spellEnd"/>
+      <w:r>
+        <w:t>. Integracja modułu map (nawigacja), obsługi aparatu (dokumentacja "po") oraz mechanizmów potwierdzania realizacji zleceń w terenie.</w:t>
+      </w:r>
+    </w:p>
+    <w:p>
+      <w:pPr>
+        <w:numPr>
+          <w:ilvl w:val="0"/>
+          <w:numId w:val="29"/>
+        </w:numPr>
+        <w:spacing w:after="0"/>
+        <w:jc w:val="both"/>
+      </w:pPr>
+      <w:r>
+        <w:rPr>
+          <w:b/>
+          <w:bCs/>
+        </w:rPr>
+        <w:t>Czas trwania:</w:t>
+      </w:r>
+      <w:r>
+        <w:t xml:space="preserve"> 14 dni roboczych.</w:t>
+      </w:r>
+    </w:p>
+    <w:p>
+      <w:pPr>
+        <w:numPr>
+          <w:ilvl w:val="0"/>
+          <w:numId w:val="29"/>
+        </w:numPr>
+        <w:spacing w:after="0"/>
+        <w:jc w:val="both"/>
+      </w:pPr>
+      <w:r>
+        <w:rPr>
+          <w:b/>
+          <w:bCs/>
+        </w:rPr>
+        <w:t>Zależności:</w:t>
+      </w:r>
+      <w:r>
+        <w:t xml:space="preserve"> Wymaga ukończenia co najmniej 50% prac z Etapu 2 (dostępność stabilnych </w:t>
+      </w:r>
+      <w:proofErr w:type="spellStart"/>
+      <w:r>
+        <w:t>endpointów</w:t>
+      </w:r>
+      <w:proofErr w:type="spellEnd"/>
+      <w:r>
+        <w:t xml:space="preserve"> API do testowania komunikacji).</w:t>
+      </w:r>
+    </w:p>
+    <w:p>
+      <w:pPr>
+        <w:numPr>
+          <w:ilvl w:val="0"/>
+          <w:numId w:val="29"/>
+        </w:numPr>
+        <w:jc w:val="both"/>
+      </w:pPr>
+      <w:r>
+        <w:rPr>
+          <w:b/>
+          <w:bCs/>
+        </w:rPr>
+        <w:t>Alokacja zasobów:</w:t>
+      </w:r>
+      <w:r>
+        <w:t xml:space="preserve"> 1 programista.</w:t>
+      </w:r>
+    </w:p>
+    <w:p>
+      <w:pPr>
+        <w:spacing w:after="120"/>
+        <w:jc w:val="both"/>
+      </w:pPr>
+      <w:r>
+        <w:rPr>
+          <w:b/>
+          <w:bCs/>
+        </w:rPr>
+        <w:t>Etap 5: Budowa aplikacji webowych (Portal Klienta i Panel Administratora)</w:t>
+      </w:r>
+    </w:p>
+    <w:p>
+      <w:pPr>
+        <w:numPr>
+          <w:ilvl w:val="0"/>
+          <w:numId w:val="30"/>
+        </w:numPr>
+        <w:spacing w:after="0"/>
+        <w:jc w:val="both"/>
+      </w:pPr>
+      <w:r>
+        <w:rPr>
+          <w:b/>
+          <w:bCs/>
+        </w:rPr>
+        <w:t>Zakres prac:</w:t>
+      </w:r>
+      <w:r>
+        <w:t xml:space="preserve"> Realizacja responsywnej warstwy </w:t>
+      </w:r>
+      <w:proofErr w:type="spellStart"/>
+      <w:r>
+        <w:t>frontendowej</w:t>
+      </w:r>
+      <w:proofErr w:type="spellEnd"/>
+      <w:r>
+        <w:t xml:space="preserve"> (SPA). Stworzenie interaktywnego formularza zgłoszeniowego z kalkulatorem wyceny dla klientów oraz widoków statystyk i gospodarki magazynowej dla panelu administracyjnego.</w:t>
+      </w:r>
+    </w:p>
+    <w:p>
+      <w:pPr>
+        <w:numPr>
+          <w:ilvl w:val="0"/>
+          <w:numId w:val="30"/>
+        </w:numPr>
+        <w:spacing w:after="0"/>
+        <w:jc w:val="both"/>
+      </w:pPr>
+      <w:r>
+        <w:rPr>
+          <w:b/>
+          <w:bCs/>
+        </w:rPr>
+        <w:t>Czas trwania:</w:t>
+      </w:r>
+      <w:r>
+        <w:t xml:space="preserve"> 14 dni roboczych.</w:t>
+      </w:r>
+    </w:p>
+    <w:p>
+      <w:pPr>
+        <w:numPr>
+          <w:ilvl w:val="0"/>
+          <w:numId w:val="30"/>
+        </w:numPr>
+        <w:spacing w:after="0"/>
+        <w:jc w:val="both"/>
+      </w:pPr>
+      <w:r>
+        <w:rPr>
+          <w:b/>
+          <w:bCs/>
+        </w:rPr>
+        <w:t>Zależności:</w:t>
+      </w:r>
+      <w:r>
+        <w:t xml:space="preserve"> Wymaga ukończenia co najmniej 50% prac z Etapu 2.</w:t>
+      </w:r>
+    </w:p>
+    <w:p>
+      <w:pPr>
+        <w:numPr>
+          <w:ilvl w:val="0"/>
+          <w:numId w:val="30"/>
+        </w:numPr>
+        <w:jc w:val="both"/>
+      </w:pPr>
+      <w:r>
+        <w:rPr>
+          <w:b/>
+          <w:bCs/>
+        </w:rPr>
+        <w:t>Alokacja zasobów:</w:t>
+      </w:r>
+      <w:r>
+        <w:t xml:space="preserve"> 1 programista.</w:t>
+      </w:r>
+    </w:p>
+    <w:p>
+      <w:pPr>
+        <w:jc w:val="both"/>
+      </w:pPr>
+    </w:p>
+    <w:p>
+      <w:pPr>
+        <w:jc w:val="both"/>
+      </w:pPr>
+    </w:p>
+    <w:p>
+      <w:pPr>
+        <w:spacing w:after="120"/>
+        <w:jc w:val="both"/>
+      </w:pPr>
+      <w:r>
+        <w:rPr>
+          <w:b/>
+          <w:bCs/>
+        </w:rPr>
+        <w:lastRenderedPageBreak/>
+        <w:t>Etap 6: Integracja z zewnętrznymi systemami API</w:t>
+      </w:r>
+    </w:p>
+    <w:p>
+      <w:pPr>
+        <w:numPr>
+          <w:ilvl w:val="0"/>
+          <w:numId w:val="31"/>
+        </w:numPr>
+        <w:spacing w:after="0"/>
+        <w:jc w:val="both"/>
+      </w:pPr>
+      <w:r>
+        <w:rPr>
+          <w:b/>
+          <w:bCs/>
+        </w:rPr>
+        <w:t>Zakres prac:</w:t>
+      </w:r>
+      <w:r>
+        <w:t xml:space="preserve"> Zestawienie, oprogramowanie i rygorystyczne testowanie bezpiecznych tuneli komunikacyjnych z bramką płatności (autoryzacja zadatków) oraz platformą dostawcy hurtowego (automatyczne zapytania ofertowe).</w:t>
+      </w:r>
+    </w:p>
+    <w:p>
+      <w:pPr>
+        <w:numPr>
+          <w:ilvl w:val="0"/>
+          <w:numId w:val="31"/>
+        </w:numPr>
+        <w:spacing w:after="0"/>
+        <w:jc w:val="both"/>
+      </w:pPr>
+      <w:r>
+        <w:rPr>
+          <w:b/>
+          <w:bCs/>
+        </w:rPr>
+        <w:t>Czas trwania:</w:t>
+      </w:r>
+      <w:r>
+        <w:t xml:space="preserve"> 6 dni roboczych.</w:t>
+      </w:r>
+    </w:p>
+    <w:p>
+      <w:pPr>
+        <w:numPr>
+          <w:ilvl w:val="0"/>
+          <w:numId w:val="31"/>
+        </w:numPr>
+        <w:spacing w:after="0"/>
+        <w:jc w:val="both"/>
+      </w:pPr>
+      <w:r>
+        <w:rPr>
+          <w:b/>
+          <w:bCs/>
+        </w:rPr>
+        <w:t>Zależności:</w:t>
+      </w:r>
+      <w:r>
+        <w:t xml:space="preserve"> Wymaga ukończenia Etapu 2 oraz Etapu 5.</w:t>
+      </w:r>
+    </w:p>
+    <w:p>
+      <w:pPr>
+        <w:numPr>
+          <w:ilvl w:val="0"/>
+          <w:numId w:val="31"/>
+        </w:numPr>
+        <w:jc w:val="both"/>
+      </w:pPr>
+      <w:r>
+        <w:rPr>
+          <w:b/>
+          <w:bCs/>
+        </w:rPr>
+        <w:t>Alokacja zasobów:</w:t>
+      </w:r>
+      <w:r>
+        <w:t xml:space="preserve"> 1 programista.</w:t>
+      </w:r>
+    </w:p>
+    <w:p>
+      <w:pPr>
+        <w:spacing w:after="120"/>
+        <w:jc w:val="both"/>
+      </w:pPr>
+      <w:r>
+        <w:rPr>
+          <w:b/>
+          <w:bCs/>
+        </w:rPr>
+        <w:t>Etap 7: Testy integracyjne, optymalizacja i wdrożenie produkcyjne</w:t>
+      </w:r>
+    </w:p>
+    <w:p>
+      <w:pPr>
+        <w:numPr>
+          <w:ilvl w:val="0"/>
+          <w:numId w:val="32"/>
+        </w:numPr>
+        <w:spacing w:after="0"/>
+        <w:jc w:val="both"/>
+      </w:pPr>
+      <w:r>
+        <w:rPr>
+          <w:b/>
+          <w:bCs/>
+        </w:rPr>
+        <w:t>Zakres prac:</w:t>
+      </w:r>
+      <w:r>
+        <w:t xml:space="preserve"> Przeprowadzenie testów end-to-end całego przepływu biznesowego, symulacja obciążenia klastra serwerowego, analiza i eliminacja wąskich gardeł wydajnościowych, a ostatecznie instalacja oprogramowania w środowisku produkcyjnym klienta.</w:t>
+      </w:r>
+    </w:p>
+    <w:p>
+      <w:pPr>
+        <w:numPr>
+          <w:ilvl w:val="0"/>
+          <w:numId w:val="32"/>
+        </w:numPr>
+        <w:spacing w:after="0"/>
+        <w:jc w:val="both"/>
+      </w:pPr>
+      <w:r>
+        <w:rPr>
+          <w:b/>
+          <w:bCs/>
+        </w:rPr>
+        <w:t>Czas trwania:</w:t>
+      </w:r>
+      <w:r>
+        <w:t xml:space="preserve"> 10 dni roboczych.</w:t>
+      </w:r>
+    </w:p>
+    <w:p>
+      <w:pPr>
+        <w:numPr>
+          <w:ilvl w:val="0"/>
+          <w:numId w:val="32"/>
+        </w:numPr>
+        <w:spacing w:after="0"/>
+        <w:jc w:val="both"/>
+      </w:pPr>
+      <w:r>
+        <w:rPr>
+          <w:b/>
+          <w:bCs/>
+        </w:rPr>
+        <w:t>Zależności:</w:t>
+      </w:r>
+      <w:r>
+        <w:t xml:space="preserve"> Wymaga bezwzględnego ukończenia wszystkich poprzednich etapów (1-6).</w:t>
+      </w:r>
+    </w:p>
+    <w:p>
+      <w:pPr>
+        <w:numPr>
+          <w:ilvl w:val="0"/>
+          <w:numId w:val="32"/>
+        </w:numPr>
+        <w:spacing w:after="0"/>
+        <w:jc w:val="both"/>
+      </w:pPr>
+      <w:r>
+        <w:rPr>
+          <w:b/>
+          <w:bCs/>
+        </w:rPr>
+        <w:t>Alokacja zasobów:</w:t>
+      </w:r>
+      <w:r>
+        <w:t xml:space="preserve"> Cały zespół (3 programistów).</w:t>
+      </w:r>
+    </w:p>
+    <w:p>
+      <w:pPr>
+        <w:spacing w:after="120"/>
+        <w:jc w:val="both"/>
+      </w:pPr>
+    </w:p>
+    <w:p>
+      <w:pPr>
+        <w:spacing w:after="120"/>
+        <w:jc w:val="both"/>
+        <w:rPr>
+          <w:b/>
+          <w:bCs/>
+          <w:sz w:val="40"/>
+          <w:szCs w:val="40"/>
+          <w:u w:val="single"/>
+        </w:rPr>
+      </w:pPr>
+      <w:r>
+        <w:rPr>
+          <w:b/>
+          <w:bCs/>
+          <w:sz w:val="40"/>
+          <w:szCs w:val="40"/>
+          <w:u w:val="single"/>
+        </w:rPr>
+        <w:t>9</w:t>
+      </w:r>
+      <w:r>
+        <w:rPr>
+          <w:b/>
+          <w:bCs/>
+          <w:sz w:val="40"/>
+          <w:szCs w:val="40"/>
+          <w:u w:val="single"/>
+        </w:rPr>
+        <w:t xml:space="preserve">. </w:t>
+      </w:r>
+      <w:r>
+        <w:rPr>
+          <w:b/>
+          <w:bCs/>
+          <w:sz w:val="40"/>
+          <w:szCs w:val="40"/>
+          <w:u w:val="single"/>
+        </w:rPr>
+        <w:t>Analiza ryzyka projektu</w:t>
+      </w:r>
+    </w:p>
+    <w:p>
+      <w:pPr>
+        <w:spacing w:after="120"/>
+        <w:jc w:val="both"/>
+      </w:pPr>
+      <w:r>
+        <w:t xml:space="preserve">W celu zapewnienia stabilności i ciągłości działania systemu </w:t>
+      </w:r>
+      <w:proofErr w:type="spellStart"/>
+      <w:r>
+        <w:t>TurboMyjka</w:t>
+      </w:r>
+      <w:proofErr w:type="spellEnd"/>
+      <w:r>
+        <w:t xml:space="preserve"> 3000 przeprowadzono identyfikację potencjalnych zagrożeń, wynikających bezpośrednio ze specyficznych założeń architektonicznych oraz trudnego środowiska pracy maszyn. Poniżej zestawiono wykaz </w:t>
+      </w:r>
+      <w:proofErr w:type="spellStart"/>
+      <w:r>
+        <w:t>ryzyk</w:t>
+      </w:r>
+      <w:proofErr w:type="spellEnd"/>
+      <w:r>
+        <w:t xml:space="preserve"> wraz z ich oceną oraz procedurami </w:t>
+      </w:r>
+      <w:proofErr w:type="spellStart"/>
+      <w:r>
+        <w:t>mitygacji</w:t>
+      </w:r>
+      <w:proofErr w:type="spellEnd"/>
+      <w:r>
+        <w:t>.</w:t>
+      </w:r>
+    </w:p>
+    <w:p>
+      <w:pPr>
+        <w:spacing w:after="120"/>
+        <w:jc w:val="both"/>
+      </w:pPr>
+    </w:p>
+    <w:p>
+      <w:pPr>
+        <w:spacing w:after="120"/>
+        <w:jc w:val="both"/>
+        <w:rPr>
+          <w:sz w:val="28"/>
+          <w:szCs w:val="28"/>
+          <w:u w:val="single"/>
+        </w:rPr>
+      </w:pPr>
+      <w:r>
+        <w:rPr>
+          <w:b/>
+          <w:bCs/>
+          <w:sz w:val="28"/>
+          <w:szCs w:val="28"/>
+          <w:u w:val="single"/>
+        </w:rPr>
+        <w:t>9.1. Przeciążenie i niewydolność obliczeniowa serwera centralnego (Klaster Amiga 500)</w:t>
       </w:r>
     </w:p>
     <w:p>
@@ -14196,32 +15240,26 @@
           <w:ilvl w:val="0"/>
           <w:numId w:val="36"/>
         </w:numPr>
-        <w:spacing w:after="0"/>
-        <w:jc w:val="both"/>
-      </w:pPr>
-      <w:r>
-        <w:rPr>
-          <w:b/>
-          <w:bCs/>
-        </w:rPr>
-        <w:t>Zakres prac:</w:t>
-      </w:r>
-      <w:r>
-        <w:t xml:space="preserve"> Tworzenie niskopoziomowego oprogramowania (</w:t>
-      </w:r>
-      <w:proofErr w:type="spellStart"/>
-      <w:r>
-        <w:t>firmware</w:t>
-      </w:r>
-      <w:proofErr w:type="spellEnd"/>
-      <w:r>
-        <w:t>) w języku C dla czujników montowanych na myjkach ciśnieniowych. Zestawienie i walidacja komunikacji (protokół TCP/MQTT) z serwerem centralnym w celu przesyłania odczytów temperatury i</w:t>
-      </w:r>
-      <w:r>
-        <w:t> </w:t>
-      </w:r>
-      <w:r>
-        <w:t>przepływu wody.</w:t>
+        <w:spacing w:after="120"/>
+        <w:jc w:val="both"/>
+      </w:pPr>
+      <w:r>
+        <w:rPr>
+          <w:b/>
+          <w:bCs/>
+        </w:rPr>
+        <w:t>Opis:</w:t>
+      </w:r>
+      <w:r>
+        <w:t xml:space="preserve"> Ekstremalnie ograniczona pamięć RAM (1 MB na węzeł) oraz niska częstotliwość taktowania procesorów Motorola 68k mogą doprowadzić do zawieszenia się klastra przy jednoczesnym napływie dużej liczby zapytań REST od klientów i ciągłym strumieniu danych telemetrycznych z modułów </w:t>
+      </w:r>
+      <w:proofErr w:type="spellStart"/>
+      <w:r>
+        <w:t>IoT</w:t>
+      </w:r>
+      <w:proofErr w:type="spellEnd"/>
+      <w:r>
+        <w:t>.</w:t>
       </w:r>
     </w:p>
     <w:p>
@@ -14230,18 +15268,18 @@
           <w:ilvl w:val="0"/>
           <w:numId w:val="36"/>
         </w:numPr>
-        <w:spacing w:after="0"/>
-        <w:jc w:val="both"/>
-      </w:pPr>
-      <w:r>
-        <w:rPr>
-          <w:b/>
-          <w:bCs/>
-        </w:rPr>
-        <w:t>Czas trwania:</w:t>
-      </w:r>
-      <w:r>
-        <w:t xml:space="preserve"> 10 dni roboczych.</w:t>
+        <w:spacing w:after="120"/>
+        <w:jc w:val="both"/>
+      </w:pPr>
+      <w:r>
+        <w:rPr>
+          <w:b/>
+          <w:bCs/>
+        </w:rPr>
+        <w:t>Prawdopodobieństwo wystąpienia:</w:t>
+      </w:r>
+      <w:r>
+        <w:t xml:space="preserve"> Duże</w:t>
       </w:r>
     </w:p>
     <w:p>
@@ -14250,18 +15288,18 @@
           <w:ilvl w:val="0"/>
           <w:numId w:val="36"/>
         </w:numPr>
-        <w:spacing w:after="0"/>
-        <w:jc w:val="both"/>
-      </w:pPr>
-      <w:r>
-        <w:rPr>
-          <w:b/>
-          <w:bCs/>
-        </w:rPr>
-        <w:t>Zależności:</w:t>
-      </w:r>
-      <w:r>
-        <w:t xml:space="preserve"> Wymaga ukończenia Etapu 1.</w:t>
+        <w:spacing w:after="120"/>
+        <w:jc w:val="both"/>
+      </w:pPr>
+      <w:r>
+        <w:rPr>
+          <w:b/>
+          <w:bCs/>
+        </w:rPr>
+        <w:t>Stopień szkodliwości:</w:t>
+      </w:r>
+      <w:r>
+        <w:t xml:space="preserve"> Duży (całkowity paraliż komunikacyjny systemu)</w:t>
       </w:r>
     </w:p>
     <w:p>
@@ -14270,40 +15308,149 @@
           <w:ilvl w:val="0"/>
           <w:numId w:val="36"/>
         </w:numPr>
-        <w:jc w:val="both"/>
-      </w:pPr>
-      <w:r>
-        <w:rPr>
-          <w:b/>
-          <w:bCs/>
-        </w:rPr>
-        <w:t>Alokacja zasobów:</w:t>
-      </w:r>
-      <w:r>
-        <w:t xml:space="preserve"> 1 programista.</w:t>
-      </w:r>
-    </w:p>
-    <w:p>
-      <w:pPr>
-        <w:spacing w:after="120"/>
-        <w:jc w:val="both"/>
-      </w:pPr>
-      <w:r>
-        <w:rPr>
-          <w:b/>
-          <w:bCs/>
-        </w:rPr>
-        <w:t xml:space="preserve">Etap 4: Implementacja aplikacji mobilnej </w:t>
-      </w:r>
-      <w:proofErr w:type="spellStart"/>
-      <w:r>
-        <w:rPr>
-          <w:b/>
-          <w:bCs/>
-        </w:rPr>
-        <w:t>OperatorManager</w:t>
-      </w:r>
-      <w:proofErr w:type="spellEnd"/>
+        <w:spacing w:after="120"/>
+        <w:jc w:val="both"/>
+      </w:pPr>
+      <w:r>
+        <w:rPr>
+          <w:b/>
+          <w:bCs/>
+        </w:rPr>
+        <w:t>Propozycja zapobiegania:</w:t>
+      </w:r>
+      <w:r>
+        <w:t xml:space="preserve"> Implementacja lekkich protokołów komunikacyjnych (MQTT zamiast HTTP dla telemetrii), rygorystyczna optymalizacja algorytmów w języku C z</w:t>
+      </w:r>
+      <w:r>
+        <w:t> </w:t>
+      </w:r>
+      <w:r>
+        <w:t xml:space="preserve">naciskiem na minimalizację alokacji pamięci oraz sprzętowe wdrożenie mechanizmu </w:t>
+      </w:r>
+      <w:proofErr w:type="spellStart"/>
+      <w:r>
+        <w:rPr>
+          <w:i/>
+          <w:iCs/>
+        </w:rPr>
+        <w:t>Load</w:t>
+      </w:r>
+      <w:proofErr w:type="spellEnd"/>
+      <w:r>
+        <w:rPr>
+          <w:i/>
+          <w:iCs/>
+        </w:rPr>
+        <w:t xml:space="preserve"> </w:t>
+      </w:r>
+      <w:proofErr w:type="spellStart"/>
+      <w:r>
+        <w:rPr>
+          <w:i/>
+          <w:iCs/>
+        </w:rPr>
+        <w:t>Balancer</w:t>
+      </w:r>
+      <w:proofErr w:type="spellEnd"/>
+      <w:r>
+        <w:t xml:space="preserve"> rozkładającego ruch równomiernie na 10 jednostek.</w:t>
+      </w:r>
+    </w:p>
+    <w:p>
+      <w:pPr>
+        <w:numPr>
+          <w:ilvl w:val="0"/>
+          <w:numId w:val="36"/>
+        </w:numPr>
+        <w:spacing w:after="120"/>
+        <w:jc w:val="both"/>
+      </w:pPr>
+      <w:r>
+        <w:rPr>
+          <w:b/>
+          <w:bCs/>
+        </w:rPr>
+        <w:t>Plan awaryjny:</w:t>
+      </w:r>
+      <w:r>
+        <w:t xml:space="preserve"> W przypadku wykrycia przekroczenia progu obciążenia (np. &gt;95% CPU), system automatycznie odrzuca żądania z portalu klienta (wyświetlając komunikat o</w:t>
+      </w:r>
+      <w:r>
+        <w:t> </w:t>
+      </w:r>
+      <w:r>
+        <w:t xml:space="preserve">przerwie technicznej), nadając absolutny priorytet i przepustowość krytycznym komunikatom </w:t>
+      </w:r>
+      <w:proofErr w:type="spellStart"/>
+      <w:r>
+        <w:t>IoT</w:t>
+      </w:r>
+      <w:proofErr w:type="spellEnd"/>
+      <w:r>
+        <w:t xml:space="preserve"> ratującym sprzęt przed przegrzaniem.</w:t>
+      </w:r>
+    </w:p>
+    <w:p>
+      <w:pPr>
+        <w:spacing w:after="120"/>
+        <w:jc w:val="both"/>
+      </w:pPr>
+    </w:p>
+    <w:p>
+      <w:pPr>
+        <w:spacing w:after="120"/>
+        <w:jc w:val="both"/>
+      </w:pPr>
+    </w:p>
+    <w:p>
+      <w:pPr>
+        <w:spacing w:after="120"/>
+        <w:jc w:val="both"/>
+      </w:pPr>
+    </w:p>
+    <w:p>
+      <w:pPr>
+        <w:spacing w:after="120"/>
+        <w:jc w:val="both"/>
+        <w:rPr>
+          <w:sz w:val="28"/>
+          <w:szCs w:val="28"/>
+          <w:u w:val="single"/>
+        </w:rPr>
+      </w:pPr>
+      <w:r>
+        <w:rPr>
+          <w:b/>
+          <w:bCs/>
+          <w:sz w:val="28"/>
+          <w:szCs w:val="28"/>
+          <w:u w:val="single"/>
+        </w:rPr>
+        <w:lastRenderedPageBreak/>
+        <w:t>9.2. Szybka degradacja nośnika pamięci w serwerze bazodanowym (</w:t>
+      </w:r>
+      <w:proofErr w:type="spellStart"/>
+      <w:r>
+        <w:rPr>
+          <w:b/>
+          <w:bCs/>
+          <w:sz w:val="28"/>
+          <w:szCs w:val="28"/>
+          <w:u w:val="single"/>
+        </w:rPr>
+        <w:t>Raspberry</w:t>
+      </w:r>
+      <w:proofErr w:type="spellEnd"/>
+      <w:r>
+        <w:rPr>
+          <w:b/>
+          <w:bCs/>
+          <w:sz w:val="28"/>
+          <w:szCs w:val="28"/>
+          <w:u w:val="single"/>
+        </w:rPr>
+        <w:t xml:space="preserve"> Pi 4B)</w:t>
+      </w:r>
     </w:p>
     <w:p>
       <w:pPr>
@@ -14319,18 +15466,26 @@
           <w:b/>
           <w:bCs/>
         </w:rPr>
-        <w:t>Zakres prac:</w:t>
-      </w:r>
-      <w:r>
-        <w:t xml:space="preserve"> Realizacja aplikacji (Java) na docelowe tablety z układem </w:t>
-      </w:r>
-      <w:proofErr w:type="spellStart"/>
-      <w:r>
-        <w:t>MediaTek</w:t>
-      </w:r>
-      <w:proofErr w:type="spellEnd"/>
-      <w:r>
-        <w:t>. Integracja modułu map (nawigacja), obsługi aparatu (dokumentacja "po") oraz mechanizmów potwierdzania realizacji zleceń w terenie.</w:t>
+        <w:t>Opis:</w:t>
+      </w:r>
+      <w:r>
+        <w:t xml:space="preserve"> Zastosowanie standardowej karty </w:t>
+      </w:r>
+      <w:proofErr w:type="spellStart"/>
+      <w:r>
+        <w:t>microSD</w:t>
+      </w:r>
+      <w:proofErr w:type="spellEnd"/>
+      <w:r>
+        <w:t xml:space="preserve"> jako nośnika relacyjnej bazy danych, przy założeniu stałego, co 5-minutowego zapisu parametrów telemetrii z floty myjek, może doprowadzić do błyskawicznego zużycia komórek pamięci </w:t>
+      </w:r>
+      <w:proofErr w:type="spellStart"/>
+      <w:r>
+        <w:t>flash</w:t>
+      </w:r>
+      <w:proofErr w:type="spellEnd"/>
+      <w:r>
+        <w:t xml:space="preserve"> i uszkodzenia bazy.</w:t>
       </w:r>
     </w:p>
     <w:p>
@@ -14347,10 +15502,10 @@
           <w:b/>
           <w:bCs/>
         </w:rPr>
-        <w:t>Czas trwania:</w:t>
-      </w:r>
-      <w:r>
-        <w:t xml:space="preserve"> 14 dni roboczych.</w:t>
+        <w:t>Prawdopodobieństwo wystąpienia:</w:t>
+      </w:r>
+      <w:r>
+        <w:t xml:space="preserve"> Średnie</w:t>
       </w:r>
     </w:p>
     <w:p>
@@ -14367,18 +15522,10 @@
           <w:b/>
           <w:bCs/>
         </w:rPr>
-        <w:t>Zależności:</w:t>
-      </w:r>
-      <w:r>
-        <w:t xml:space="preserve"> Wymaga ukończenia co najmniej 50% prac z Etapu 2 (dostępność stabilnych </w:t>
-      </w:r>
-      <w:proofErr w:type="spellStart"/>
-      <w:r>
-        <w:t>endpointów</w:t>
-      </w:r>
-      <w:proofErr w:type="spellEnd"/>
-      <w:r>
-        <w:t xml:space="preserve"> API do testowania komunikacji).</w:t>
+        <w:t>Stopień szkodliwości:</w:t>
+      </w:r>
+      <w:r>
+        <w:t xml:space="preserve"> Duży (trwała utrata danych o zleceniach i finansach)</w:t>
       </w:r>
     </w:p>
     <w:p>
@@ -14387,30 +15534,130 @@
           <w:ilvl w:val="0"/>
           <w:numId w:val="37"/>
         </w:numPr>
-        <w:jc w:val="both"/>
-      </w:pPr>
-      <w:r>
-        <w:rPr>
-          <w:b/>
-          <w:bCs/>
-        </w:rPr>
-        <w:t>Alokacja zasobów:</w:t>
-      </w:r>
-      <w:r>
-        <w:t xml:space="preserve"> 1 programista.</w:t>
-      </w:r>
-    </w:p>
-    <w:p>
-      <w:pPr>
-        <w:spacing w:after="120"/>
-        <w:jc w:val="both"/>
-      </w:pPr>
-      <w:r>
-        <w:rPr>
-          <w:b/>
-          <w:bCs/>
-        </w:rPr>
-        <w:t>Etap 5: Budowa aplikacji webowych (Portal Klienta i Panel Administratora)</w:t>
+        <w:spacing w:after="0"/>
+        <w:jc w:val="both"/>
+      </w:pPr>
+      <w:r>
+        <w:rPr>
+          <w:b/>
+          <w:bCs/>
+        </w:rPr>
+        <w:t>Propozycja zapobiegania:</w:t>
+      </w:r>
+      <w:r>
+        <w:t xml:space="preserve"> Zastosowanie przemysłowych kart pamięci klasy </w:t>
+      </w:r>
+      <w:r>
+        <w:rPr>
+          <w:i/>
+          <w:iCs/>
+        </w:rPr>
+        <w:t xml:space="preserve">High </w:t>
+      </w:r>
+      <w:proofErr w:type="spellStart"/>
+      <w:r>
+        <w:rPr>
+          <w:i/>
+          <w:iCs/>
+        </w:rPr>
+        <w:t>Endurance</w:t>
+      </w:r>
+      <w:proofErr w:type="spellEnd"/>
+      <w:r>
+        <w:t xml:space="preserve">. Konfiguracja bazy danych w sposób buforujący mniejsze odczyty w pamięci operacyjnej (RAM) i zapisujący je na karcie rzadziej, w większych paczkach (tzw. </w:t>
+      </w:r>
+      <w:proofErr w:type="spellStart"/>
+      <w:r>
+        <w:t>batching</w:t>
+      </w:r>
+      <w:proofErr w:type="spellEnd"/>
+      <w:r>
+        <w:t>).</w:t>
+      </w:r>
+    </w:p>
+    <w:p>
+      <w:pPr>
+        <w:numPr>
+          <w:ilvl w:val="0"/>
+          <w:numId w:val="37"/>
+        </w:numPr>
+        <w:spacing w:after="0"/>
+        <w:jc w:val="both"/>
+      </w:pPr>
+      <w:r>
+        <w:rPr>
+          <w:b/>
+          <w:bCs/>
+        </w:rPr>
+        <w:t>Plan awaryjny:</w:t>
+      </w:r>
+      <w:r>
+        <w:t xml:space="preserve"> Wdrożenie automatycznego skryptu tworzącego dzienną kopię zapasową (</w:t>
+      </w:r>
+      <w:r>
+        <w:rPr>
+          <w:i/>
+          <w:iCs/>
+        </w:rPr>
+        <w:t>backup</w:t>
+      </w:r>
+      <w:r>
+        <w:t>) bazy danych i wysyłającego ją na zewnętrzny, bezpieczny serwer chmurowy. W</w:t>
+      </w:r>
+      <w:r>
+        <w:t> </w:t>
+      </w:r>
+      <w:r>
+        <w:t>razie uszkodzenia fizycznej karty, administrator dokonuje jej wymiany i przywraca stan bazy z ostatniej nocy.</w:t>
+      </w:r>
+    </w:p>
+    <w:p>
+      <w:pPr>
+        <w:spacing w:after="120"/>
+        <w:jc w:val="both"/>
+      </w:pPr>
+    </w:p>
+    <w:p>
+      <w:pPr>
+        <w:spacing w:after="120"/>
+        <w:jc w:val="both"/>
+        <w:rPr>
+          <w:sz w:val="28"/>
+          <w:szCs w:val="28"/>
+          <w:u w:val="single"/>
+        </w:rPr>
+      </w:pPr>
+      <w:r>
+        <w:rPr>
+          <w:b/>
+          <w:bCs/>
+          <w:sz w:val="28"/>
+          <w:szCs w:val="28"/>
+          <w:u w:val="single"/>
+        </w:rPr>
+        <w:t xml:space="preserve">9.3. Utrata połączenia sieciowego przez moduły </w:t>
+      </w:r>
+      <w:proofErr w:type="spellStart"/>
+      <w:r>
+        <w:rPr>
+          <w:b/>
+          <w:bCs/>
+          <w:sz w:val="28"/>
+          <w:szCs w:val="28"/>
+          <w:u w:val="single"/>
+        </w:rPr>
+        <w:t>IoT</w:t>
+      </w:r>
+      <w:proofErr w:type="spellEnd"/>
+      <w:r>
+        <w:rPr>
+          <w:b/>
+          <w:bCs/>
+          <w:sz w:val="28"/>
+          <w:szCs w:val="28"/>
+          <w:u w:val="single"/>
+        </w:rPr>
+        <w:t xml:space="preserve"> oraz tablety w terenie</w:t>
       </w:r>
     </w:p>
     <w:p>
@@ -14427,18 +15674,16 @@
           <w:b/>
           <w:bCs/>
         </w:rPr>
-        <w:t>Zakres prac:</w:t>
-      </w:r>
-      <w:r>
-        <w:t xml:space="preserve"> Realizacja responsywnej warstwy </w:t>
-      </w:r>
-      <w:proofErr w:type="spellStart"/>
-      <w:r>
-        <w:t>frontendowej</w:t>
-      </w:r>
-      <w:proofErr w:type="spellEnd"/>
-      <w:r>
-        <w:t xml:space="preserve"> (SPA). Stworzenie interaktywnego formularza zgłoszeniowego z kalkulatorem wyceny dla klientów oraz widoków statystyk i gospodarki magazynowej dla panelu administracyjnego.</w:t>
+        <w:t>Opis:</w:t>
+      </w:r>
+      <w:r>
+        <w:t xml:space="preserve"> Usługi czyszczenia często odbywają się na posesjach podmiejskich z dala od</w:t>
+      </w:r>
+      <w:r>
+        <w:t> </w:t>
+      </w:r>
+      <w:r>
+        <w:t>infrastruktury telekomunikacyjnej. Brak zasięgu GSM uniemożliwia aktualizację statusu zlecenia przez operatora oraz odcina serwer od odczytów temperatury silnika.</w:t>
       </w:r>
     </w:p>
     <w:p>
@@ -14455,10 +15700,10 @@
           <w:b/>
           <w:bCs/>
         </w:rPr>
-        <w:t>Czas trwania:</w:t>
-      </w:r>
-      <w:r>
-        <w:t xml:space="preserve"> 14 dni roboczych.</w:t>
+        <w:t>Prawdopodobieństwo wystąpienia:</w:t>
+      </w:r>
+      <w:r>
+        <w:t xml:space="preserve"> Bardzo duże</w:t>
       </w:r>
     </w:p>
     <w:p>
@@ -14475,10 +15720,10 @@
           <w:b/>
           <w:bCs/>
         </w:rPr>
-        <w:t>Zależności:</w:t>
-      </w:r>
-      <w:r>
-        <w:t xml:space="preserve"> Wymaga ukończenia co najmniej 50% prac z Etapu 2.</w:t>
+        <w:t>Stopień szkodliwości:</w:t>
+      </w:r>
+      <w:r>
+        <w:t xml:space="preserve"> Średni (opóźnienia informacyjne, brak bieżącej kontroli)</w:t>
       </w:r>
     </w:p>
     <w:p>
@@ -14487,41 +15732,133 @@
           <w:ilvl w:val="0"/>
           <w:numId w:val="38"/>
         </w:numPr>
-        <w:jc w:val="both"/>
-      </w:pPr>
-      <w:r>
-        <w:rPr>
-          <w:b/>
-          <w:bCs/>
-        </w:rPr>
-        <w:t>Alokacja zasobów:</w:t>
-      </w:r>
-      <w:r>
-        <w:t xml:space="preserve"> 1 programista.</w:t>
-      </w:r>
-    </w:p>
-    <w:p>
-      <w:pPr>
-        <w:jc w:val="both"/>
-      </w:pPr>
-    </w:p>
-    <w:p>
-      <w:pPr>
-        <w:jc w:val="both"/>
-      </w:pPr>
-    </w:p>
-    <w:p>
-      <w:pPr>
-        <w:spacing w:after="120"/>
-        <w:jc w:val="both"/>
-      </w:pPr>
-      <w:r>
-        <w:rPr>
-          <w:b/>
-          <w:bCs/>
-        </w:rPr>
-        <w:lastRenderedPageBreak/>
-        <w:t>Etap 6: Integracja z zewnętrznymi systemami API</w:t>
+        <w:spacing w:after="0"/>
+        <w:jc w:val="both"/>
+      </w:pPr>
+      <w:r>
+        <w:rPr>
+          <w:b/>
+          <w:bCs/>
+        </w:rPr>
+        <w:t>Propozycja zapobiegania:</w:t>
+      </w:r>
+      <w:r>
+        <w:t xml:space="preserve"> Wyposażenie tabletów </w:t>
+      </w:r>
+      <w:proofErr w:type="spellStart"/>
+      <w:r>
+        <w:t>MediaTek</w:t>
+      </w:r>
+      <w:proofErr w:type="spellEnd"/>
+      <w:r>
+        <w:t xml:space="preserve"> i modułów </w:t>
+      </w:r>
+      <w:proofErr w:type="spellStart"/>
+      <w:r>
+        <w:t>IoT</w:t>
+      </w:r>
+      <w:proofErr w:type="spellEnd"/>
+      <w:r>
+        <w:t xml:space="preserve"> w karty SIM operatorów korzystających z </w:t>
+      </w:r>
+      <w:proofErr w:type="spellStart"/>
+      <w:r>
+        <w:t>roamingu</w:t>
+      </w:r>
+      <w:proofErr w:type="spellEnd"/>
+      <w:r>
+        <w:t xml:space="preserve"> krajowego, co maksymalizuje szansę na złapanie chociażby sieci brzegowej (EDGE/3G).</w:t>
+      </w:r>
+    </w:p>
+    <w:p>
+      <w:pPr>
+        <w:numPr>
+          <w:ilvl w:val="0"/>
+          <w:numId w:val="38"/>
+        </w:numPr>
+        <w:spacing w:after="0"/>
+        <w:jc w:val="both"/>
+      </w:pPr>
+      <w:r>
+        <w:rPr>
+          <w:b/>
+          <w:bCs/>
+        </w:rPr>
+        <w:t>Plan awaryjny:</w:t>
+      </w:r>
+      <w:r>
+        <w:t xml:space="preserve"> Oprogramowanie (</w:t>
+      </w:r>
+      <w:proofErr w:type="spellStart"/>
+      <w:r>
+        <w:t>Firmware</w:t>
+      </w:r>
+      <w:proofErr w:type="spellEnd"/>
+      <w:r>
+        <w:t xml:space="preserve"> </w:t>
+      </w:r>
+      <w:proofErr w:type="spellStart"/>
+      <w:r>
+        <w:t>IoT</w:t>
+      </w:r>
+      <w:proofErr w:type="spellEnd"/>
+      <w:r>
+        <w:t xml:space="preserve"> oraz aplikacja Java) działa w trybie asynchronicznym. W przypadku zerwania połączenia, dane (np. zdjęcia "po" lub informacje o przepływie wody) są buforowane w lokalnej pamięci urządzenia i</w:t>
+      </w:r>
+      <w:r>
+        <w:t> </w:t>
+      </w:r>
+      <w:r>
+        <w:t>automatycznie wysyłane do serwera natychmiast po odzyskaniu sygnału. Równolegle mechanizm chroniący przed przegrzaniem zostaje przeniesiony na fizyczny układ scalony myjki, co zabezpiecza sprzęt mimo braku kontaktu z centralą.</w:t>
+      </w:r>
+    </w:p>
+    <w:p>
+      <w:pPr>
+        <w:spacing w:after="120"/>
+        <w:jc w:val="both"/>
+      </w:pPr>
+    </w:p>
+    <w:p>
+      <w:pPr>
+        <w:spacing w:after="120"/>
+        <w:jc w:val="both"/>
+        <w:rPr>
+          <w:sz w:val="28"/>
+          <w:szCs w:val="28"/>
+          <w:u w:val="single"/>
+        </w:rPr>
+      </w:pPr>
+      <w:r>
+        <w:rPr>
+          <w:b/>
+          <w:bCs/>
+          <w:sz w:val="28"/>
+          <w:szCs w:val="28"/>
+          <w:u w:val="single"/>
+        </w:rPr>
+        <w:t xml:space="preserve">9.4. Uszkodzenie elektroniki modułu </w:t>
+      </w:r>
+      <w:proofErr w:type="spellStart"/>
+      <w:r>
+        <w:rPr>
+          <w:b/>
+          <w:bCs/>
+          <w:sz w:val="28"/>
+          <w:szCs w:val="28"/>
+          <w:u w:val="single"/>
+        </w:rPr>
+        <w:t>IoT</w:t>
+      </w:r>
+      <w:proofErr w:type="spellEnd"/>
+      <w:r>
+        <w:rPr>
+          <w:b/>
+          <w:bCs/>
+          <w:sz w:val="28"/>
+          <w:szCs w:val="28"/>
+          <w:u w:val="single"/>
+        </w:rPr>
+        <w:t xml:space="preserve"> z powodu warunków środowiskowych</w:t>
       </w:r>
     </w:p>
     <w:p>
@@ -14538,10 +15875,16 @@
           <w:b/>
           <w:bCs/>
         </w:rPr>
-        <w:t>Zakres prac:</w:t>
-      </w:r>
-      <w:r>
-        <w:t xml:space="preserve"> Zestawienie, oprogramowanie i rygorystyczne testowanie bezpiecznych tuneli komunikacyjnych z bramką płatności (autoryzacja zadatków) oraz platformą dostawcy hurtowego (automatyczne zapytania ofertowe).</w:t>
+        <w:t>Opis:</w:t>
+      </w:r>
+      <w:r>
+        <w:t xml:space="preserve"> Moduły telemetrii są zamontowane bezpośrednio na myjkach ciśnieniowych i</w:t>
+      </w:r>
+      <w:r>
+        <w:t> </w:t>
+      </w:r>
+      <w:r>
+        <w:t>pracują w trudnych warunkach zewnętrznych, narażone na wilgoć, bezpośredni strumień wody pod wysokim ciśnieniem oraz chemię (Turbo-Pianę).</w:t>
       </w:r>
     </w:p>
     <w:p>
@@ -14558,10 +15901,10 @@
           <w:b/>
           <w:bCs/>
         </w:rPr>
-        <w:t>Czas trwania:</w:t>
-      </w:r>
-      <w:r>
-        <w:t xml:space="preserve"> 6 dni roboczych.</w:t>
+        <w:t>Prawdopodobieństwo wystąpienia:</w:t>
+      </w:r>
+      <w:r>
+        <w:t xml:space="preserve"> Średnie</w:t>
       </w:r>
     </w:p>
     <w:p>
@@ -14578,10 +15921,10 @@
           <w:b/>
           <w:bCs/>
         </w:rPr>
-        <w:t>Zależności:</w:t>
-      </w:r>
-      <w:r>
-        <w:t xml:space="preserve"> Wymaga ukończenia Etapu 2 oraz Etapu 5.</w:t>
+        <w:t>Stopień szkodliwości:</w:t>
+      </w:r>
+      <w:r>
+        <w:t xml:space="preserve"> Średni (utrata telemetrii pojedynczej maszyny)</w:t>
       </w:r>
     </w:p>
     <w:p>
@@ -14590,945 +15933,31 @@
           <w:ilvl w:val="0"/>
           <w:numId w:val="39"/>
         </w:numPr>
-        <w:jc w:val="both"/>
-      </w:pPr>
-      <w:r>
-        <w:rPr>
-          <w:b/>
-          <w:bCs/>
-        </w:rPr>
-        <w:t>Alokacja zasobów:</w:t>
-      </w:r>
-      <w:r>
-        <w:t xml:space="preserve"> 1 programista.</w:t>
-      </w:r>
-    </w:p>
-    <w:p>
-      <w:pPr>
-        <w:spacing w:after="120"/>
-        <w:jc w:val="both"/>
-      </w:pPr>
-      <w:r>
-        <w:rPr>
-          <w:b/>
-          <w:bCs/>
-        </w:rPr>
-        <w:t>Etap 7: Testy integracyjne, optymalizacja i wdrożenie produkcyjne</w:t>
+        <w:spacing w:after="0"/>
+        <w:jc w:val="both"/>
+      </w:pPr>
+      <w:r>
+        <w:rPr>
+          <w:b/>
+          <w:bCs/>
+        </w:rPr>
+        <w:t>Propozycja zapobiegania:</w:t>
+      </w:r>
+      <w:r>
+        <w:t xml:space="preserve"> Montaż wszystkich układów drukowanych oraz sensorów w</w:t>
+      </w:r>
+      <w:r>
+        <w:t> </w:t>
+      </w:r>
+      <w:r>
+        <w:t>certyfikowanych, wodoszczelnych obudowach o klasie szczelności minimum IP68. Dodatkowe zabezpieczenie złączy elastyczną masą uszczelniającą.</w:t>
       </w:r>
     </w:p>
     <w:p>
       <w:pPr>
         <w:numPr>
           <w:ilvl w:val="0"/>
-          <w:numId w:val="40"/>
-        </w:numPr>
-        <w:spacing w:after="0"/>
-        <w:jc w:val="both"/>
-      </w:pPr>
-      <w:r>
-        <w:rPr>
-          <w:b/>
-          <w:bCs/>
-        </w:rPr>
-        <w:t>Zakres prac:</w:t>
-      </w:r>
-      <w:r>
-        <w:t xml:space="preserve"> Przeprowadzenie testów end-to-end całego przepływu biznesowego, symulacja obciążenia klastra serwerowego, analiza i eliminacja wąskich gardeł wydajnościowych, a ostatecznie instalacja oprogramowania w środowisku produkcyjnym klienta.</w:t>
-      </w:r>
-    </w:p>
-    <w:p>
-      <w:pPr>
-        <w:numPr>
-          <w:ilvl w:val="0"/>
-          <w:numId w:val="40"/>
-        </w:numPr>
-        <w:spacing w:after="0"/>
-        <w:jc w:val="both"/>
-      </w:pPr>
-      <w:r>
-        <w:rPr>
-          <w:b/>
-          <w:bCs/>
-        </w:rPr>
-        <w:t>Czas trwania:</w:t>
-      </w:r>
-      <w:r>
-        <w:t xml:space="preserve"> 10 dni roboczych.</w:t>
-      </w:r>
-    </w:p>
-    <w:p>
-      <w:pPr>
-        <w:numPr>
-          <w:ilvl w:val="0"/>
-          <w:numId w:val="40"/>
-        </w:numPr>
-        <w:spacing w:after="0"/>
-        <w:jc w:val="both"/>
-      </w:pPr>
-      <w:r>
-        <w:rPr>
-          <w:b/>
-          <w:bCs/>
-        </w:rPr>
-        <w:t>Zależności:</w:t>
-      </w:r>
-      <w:r>
-        <w:t xml:space="preserve"> Wymaga bezwzględnego ukończenia wszystkich poprzednich etapów (1-6).</w:t>
-      </w:r>
-    </w:p>
-    <w:p>
-      <w:pPr>
-        <w:numPr>
-          <w:ilvl w:val="0"/>
-          <w:numId w:val="40"/>
-        </w:numPr>
-        <w:spacing w:after="0"/>
-        <w:jc w:val="both"/>
-      </w:pPr>
-      <w:r>
-        <w:rPr>
-          <w:b/>
-          <w:bCs/>
-        </w:rPr>
-        <w:t>Alokacja zasobów:</w:t>
-      </w:r>
-      <w:r>
-        <w:t xml:space="preserve"> Cały zespół (3 programistów).</w:t>
-      </w:r>
-    </w:p>
-    <w:p>
-      <w:pPr>
-        <w:spacing w:after="120"/>
-        <w:jc w:val="both"/>
-      </w:pPr>
-    </w:p>
-    <w:p>
-      <w:pPr>
-        <w:spacing w:after="120"/>
-        <w:jc w:val="both"/>
-        <w:rPr>
-          <w:b/>
-          <w:bCs/>
-          <w:sz w:val="40"/>
-          <w:szCs w:val="40"/>
-          <w:u w:val="single"/>
-        </w:rPr>
-      </w:pPr>
-      <w:r>
-        <w:rPr>
-          <w:b/>
-          <w:bCs/>
-          <w:sz w:val="40"/>
-          <w:szCs w:val="40"/>
-          <w:u w:val="single"/>
-        </w:rPr>
-        <w:t>9</w:t>
-      </w:r>
-      <w:r>
-        <w:rPr>
-          <w:b/>
-          <w:bCs/>
-          <w:sz w:val="40"/>
-          <w:szCs w:val="40"/>
-          <w:u w:val="single"/>
-        </w:rPr>
-        <w:t xml:space="preserve">. </w:t>
-      </w:r>
-      <w:r>
-        <w:rPr>
-          <w:b/>
-          <w:bCs/>
-          <w:sz w:val="40"/>
-          <w:szCs w:val="40"/>
-          <w:u w:val="single"/>
-        </w:rPr>
-        <w:t>Analiza ryzyka projektu</w:t>
-      </w:r>
-    </w:p>
-    <w:p>
-      <w:pPr>
-        <w:spacing w:after="120"/>
-        <w:jc w:val="both"/>
-      </w:pPr>
-      <w:r>
-        <w:t xml:space="preserve">W celu zapewnienia stabilności i ciągłości działania systemu </w:t>
-      </w:r>
-      <w:proofErr w:type="spellStart"/>
-      <w:r>
-        <w:t>TurboMyjka</w:t>
-      </w:r>
-      <w:proofErr w:type="spellEnd"/>
-      <w:r>
-        <w:t xml:space="preserve"> 3000 przeprowadzono identyfikację potencjalnych zagrożeń, wynikających bezpośrednio ze specyficznych założeń architektonicznych oraz trudnego środowiska pracy maszyn. Poniżej zestawiono wykaz </w:t>
-      </w:r>
-      <w:proofErr w:type="spellStart"/>
-      <w:r>
-        <w:t>ryzyk</w:t>
-      </w:r>
-      <w:proofErr w:type="spellEnd"/>
-      <w:r>
-        <w:t xml:space="preserve"> wraz z ich oceną oraz procedurami </w:t>
-      </w:r>
-      <w:proofErr w:type="spellStart"/>
-      <w:r>
-        <w:t>mitygacji</w:t>
-      </w:r>
-      <w:proofErr w:type="spellEnd"/>
-      <w:r>
-        <w:t>.</w:t>
-      </w:r>
-    </w:p>
-    <w:p>
-      <w:pPr>
-        <w:spacing w:after="120"/>
-        <w:jc w:val="both"/>
-      </w:pPr>
-    </w:p>
-    <w:p>
-      <w:pPr>
-        <w:spacing w:after="120"/>
-        <w:jc w:val="both"/>
-        <w:rPr>
-          <w:sz w:val="28"/>
-          <w:szCs w:val="28"/>
-          <w:u w:val="single"/>
-        </w:rPr>
-      </w:pPr>
-      <w:r>
-        <w:rPr>
-          <w:b/>
-          <w:bCs/>
-          <w:sz w:val="28"/>
-          <w:szCs w:val="28"/>
-          <w:u w:val="single"/>
-        </w:rPr>
-        <w:t>9.1. Przeciążenie i niewydolność obliczeniowa serwera centralnego (Klaster Amiga 500)</w:t>
-      </w:r>
-    </w:p>
-    <w:p>
-      <w:pPr>
-        <w:numPr>
-          <w:ilvl w:val="0"/>
-          <w:numId w:val="44"/>
-        </w:numPr>
-        <w:spacing w:after="120"/>
-        <w:jc w:val="both"/>
-      </w:pPr>
-      <w:r>
-        <w:rPr>
-          <w:b/>
-          <w:bCs/>
-        </w:rPr>
-        <w:t>Opis:</w:t>
-      </w:r>
-      <w:r>
-        <w:t xml:space="preserve"> Ekstremalnie ograniczona pamięć RAM (1 MB na węzeł) oraz niska częstotliwość taktowania procesorów Motorola 68k mogą doprowadzić do zawieszenia się klastra przy jednoczesnym napływie dużej liczby zapytań REST od klientów i ciągłym strumieniu danych telemetrycznych z modułów </w:t>
-      </w:r>
-      <w:proofErr w:type="spellStart"/>
-      <w:r>
-        <w:t>IoT</w:t>
-      </w:r>
-      <w:proofErr w:type="spellEnd"/>
-      <w:r>
-        <w:t>.</w:t>
-      </w:r>
-    </w:p>
-    <w:p>
-      <w:pPr>
-        <w:numPr>
-          <w:ilvl w:val="0"/>
-          <w:numId w:val="44"/>
-        </w:numPr>
-        <w:spacing w:after="120"/>
-        <w:jc w:val="both"/>
-      </w:pPr>
-      <w:r>
-        <w:rPr>
-          <w:b/>
-          <w:bCs/>
-        </w:rPr>
-        <w:t>Prawdopodobieństwo wystąpienia:</w:t>
-      </w:r>
-      <w:r>
-        <w:t xml:space="preserve"> Duże</w:t>
-      </w:r>
-    </w:p>
-    <w:p>
-      <w:pPr>
-        <w:numPr>
-          <w:ilvl w:val="0"/>
-          <w:numId w:val="44"/>
-        </w:numPr>
-        <w:spacing w:after="120"/>
-        <w:jc w:val="both"/>
-      </w:pPr>
-      <w:r>
-        <w:rPr>
-          <w:b/>
-          <w:bCs/>
-        </w:rPr>
-        <w:t>Stopień szkodliwości:</w:t>
-      </w:r>
-      <w:r>
-        <w:t xml:space="preserve"> Duży (całkowity paraliż komunikacyjny systemu)</w:t>
-      </w:r>
-    </w:p>
-    <w:p>
-      <w:pPr>
-        <w:numPr>
-          <w:ilvl w:val="0"/>
-          <w:numId w:val="44"/>
-        </w:numPr>
-        <w:spacing w:after="120"/>
-        <w:jc w:val="both"/>
-      </w:pPr>
-      <w:r>
-        <w:rPr>
-          <w:b/>
-          <w:bCs/>
-        </w:rPr>
-        <w:t>Propozycja zapobiegania:</w:t>
-      </w:r>
-      <w:r>
-        <w:t xml:space="preserve"> Implementacja lekkich protokołów komunikacyjnych (MQTT zamiast HTTP dla telemetrii), rygorystyczna optymalizacja algorytmów w języku C z</w:t>
-      </w:r>
-      <w:r>
-        <w:t> </w:t>
-      </w:r>
-      <w:r>
-        <w:t xml:space="preserve">naciskiem na minimalizację alokacji pamięci oraz sprzętowe wdrożenie mechanizmu </w:t>
-      </w:r>
-      <w:proofErr w:type="spellStart"/>
-      <w:r>
-        <w:rPr>
-          <w:i/>
-          <w:iCs/>
-        </w:rPr>
-        <w:t>Load</w:t>
-      </w:r>
-      <w:proofErr w:type="spellEnd"/>
-      <w:r>
-        <w:rPr>
-          <w:i/>
-          <w:iCs/>
-        </w:rPr>
-        <w:t xml:space="preserve"> </w:t>
-      </w:r>
-      <w:proofErr w:type="spellStart"/>
-      <w:r>
-        <w:rPr>
-          <w:i/>
-          <w:iCs/>
-        </w:rPr>
-        <w:t>Balancer</w:t>
-      </w:r>
-      <w:proofErr w:type="spellEnd"/>
-      <w:r>
-        <w:t xml:space="preserve"> rozkładającego ruch równomiernie na 10 jednostek.</w:t>
-      </w:r>
-    </w:p>
-    <w:p>
-      <w:pPr>
-        <w:numPr>
-          <w:ilvl w:val="0"/>
-          <w:numId w:val="44"/>
-        </w:numPr>
-        <w:spacing w:after="120"/>
-        <w:jc w:val="both"/>
-      </w:pPr>
-      <w:r>
-        <w:rPr>
-          <w:b/>
-          <w:bCs/>
-        </w:rPr>
-        <w:t>Plan awaryjny:</w:t>
-      </w:r>
-      <w:r>
-        <w:t xml:space="preserve"> W przypadku wykrycia przekroczenia progu obciążenia (np. &gt;95% CPU), system automatycznie odrzuca żądania z portalu klienta (wyświetlając komunikat o</w:t>
-      </w:r>
-      <w:r>
-        <w:t> </w:t>
-      </w:r>
-      <w:r>
-        <w:t xml:space="preserve">przerwie technicznej), nadając absolutny priorytet i przepustowość krytycznym komunikatom </w:t>
-      </w:r>
-      <w:proofErr w:type="spellStart"/>
-      <w:r>
-        <w:t>IoT</w:t>
-      </w:r>
-      <w:proofErr w:type="spellEnd"/>
-      <w:r>
-        <w:t xml:space="preserve"> ratującym sprzęt przed przegrzaniem.</w:t>
-      </w:r>
-    </w:p>
-    <w:p>
-      <w:pPr>
-        <w:spacing w:after="120"/>
-        <w:jc w:val="both"/>
-      </w:pPr>
-    </w:p>
-    <w:p>
-      <w:pPr>
-        <w:spacing w:after="120"/>
-        <w:jc w:val="both"/>
-      </w:pPr>
-    </w:p>
-    <w:p>
-      <w:pPr>
-        <w:spacing w:after="120"/>
-        <w:jc w:val="both"/>
-      </w:pPr>
-    </w:p>
-    <w:p>
-      <w:pPr>
-        <w:spacing w:after="120"/>
-        <w:jc w:val="both"/>
-        <w:rPr>
-          <w:sz w:val="28"/>
-          <w:szCs w:val="28"/>
-          <w:u w:val="single"/>
-        </w:rPr>
-      </w:pPr>
-      <w:r>
-        <w:rPr>
-          <w:b/>
-          <w:bCs/>
-          <w:sz w:val="28"/>
-          <w:szCs w:val="28"/>
-          <w:u w:val="single"/>
-        </w:rPr>
-        <w:lastRenderedPageBreak/>
-        <w:t>9.2. Szybka degradacja nośnika pamięci w serwerze bazodanowym (</w:t>
-      </w:r>
-      <w:proofErr w:type="spellStart"/>
-      <w:r>
-        <w:rPr>
-          <w:b/>
-          <w:bCs/>
-          <w:sz w:val="28"/>
-          <w:szCs w:val="28"/>
-          <w:u w:val="single"/>
-        </w:rPr>
-        <w:t>Raspberry</w:t>
-      </w:r>
-      <w:proofErr w:type="spellEnd"/>
-      <w:r>
-        <w:rPr>
-          <w:b/>
-          <w:bCs/>
-          <w:sz w:val="28"/>
-          <w:szCs w:val="28"/>
-          <w:u w:val="single"/>
-        </w:rPr>
-        <w:t xml:space="preserve"> Pi 4B)</w:t>
-      </w:r>
-    </w:p>
-    <w:p>
-      <w:pPr>
-        <w:numPr>
-          <w:ilvl w:val="0"/>
-          <w:numId w:val="45"/>
-        </w:numPr>
-        <w:spacing w:after="0"/>
-        <w:jc w:val="both"/>
-      </w:pPr>
-      <w:r>
-        <w:rPr>
-          <w:b/>
-          <w:bCs/>
-        </w:rPr>
-        <w:t>Opis:</w:t>
-      </w:r>
-      <w:r>
-        <w:t xml:space="preserve"> Zastosowanie standardowej karty </w:t>
-      </w:r>
-      <w:proofErr w:type="spellStart"/>
-      <w:r>
-        <w:t>microSD</w:t>
-      </w:r>
-      <w:proofErr w:type="spellEnd"/>
-      <w:r>
-        <w:t xml:space="preserve"> jako nośnika relacyjnej bazy danych, przy założeniu stałego, co 5-minutowego zapisu parametrów telemetrii z floty myjek, może doprowadzić do błyskawicznego zużycia komórek pamięci </w:t>
-      </w:r>
-      <w:proofErr w:type="spellStart"/>
-      <w:r>
-        <w:t>flash</w:t>
-      </w:r>
-      <w:proofErr w:type="spellEnd"/>
-      <w:r>
-        <w:t xml:space="preserve"> i uszkodzenia bazy.</w:t>
-      </w:r>
-    </w:p>
-    <w:p>
-      <w:pPr>
-        <w:numPr>
-          <w:ilvl w:val="0"/>
-          <w:numId w:val="45"/>
-        </w:numPr>
-        <w:spacing w:after="0"/>
-        <w:jc w:val="both"/>
-      </w:pPr>
-      <w:r>
-        <w:rPr>
-          <w:b/>
-          <w:bCs/>
-        </w:rPr>
-        <w:t>Prawdopodobieństwo wystąpienia:</w:t>
-      </w:r>
-      <w:r>
-        <w:t xml:space="preserve"> Średnie</w:t>
-      </w:r>
-    </w:p>
-    <w:p>
-      <w:pPr>
-        <w:numPr>
-          <w:ilvl w:val="0"/>
-          <w:numId w:val="45"/>
-        </w:numPr>
-        <w:spacing w:after="0"/>
-        <w:jc w:val="both"/>
-      </w:pPr>
-      <w:r>
-        <w:rPr>
-          <w:b/>
-          <w:bCs/>
-        </w:rPr>
-        <w:t>Stopień szkodliwości:</w:t>
-      </w:r>
-      <w:r>
-        <w:t xml:space="preserve"> Duży (trwała utrata danych o zleceniach i finansach)</w:t>
-      </w:r>
-    </w:p>
-    <w:p>
-      <w:pPr>
-        <w:numPr>
-          <w:ilvl w:val="0"/>
-          <w:numId w:val="45"/>
-        </w:numPr>
-        <w:spacing w:after="0"/>
-        <w:jc w:val="both"/>
-      </w:pPr>
-      <w:r>
-        <w:rPr>
-          <w:b/>
-          <w:bCs/>
-        </w:rPr>
-        <w:t>Propozycja zapobiegania:</w:t>
-      </w:r>
-      <w:r>
-        <w:t xml:space="preserve"> Zastosowanie przemysłowych kart pamięci klasy </w:t>
-      </w:r>
-      <w:r>
-        <w:rPr>
-          <w:i/>
-          <w:iCs/>
-        </w:rPr>
-        <w:t xml:space="preserve">High </w:t>
-      </w:r>
-      <w:proofErr w:type="spellStart"/>
-      <w:r>
-        <w:rPr>
-          <w:i/>
-          <w:iCs/>
-        </w:rPr>
-        <w:t>Endurance</w:t>
-      </w:r>
-      <w:proofErr w:type="spellEnd"/>
-      <w:r>
-        <w:t xml:space="preserve">. Konfiguracja bazy danych w sposób buforujący mniejsze odczyty w pamięci operacyjnej (RAM) i zapisujący je na karcie rzadziej, w większych paczkach (tzw. </w:t>
-      </w:r>
-      <w:proofErr w:type="spellStart"/>
-      <w:r>
-        <w:t>batching</w:t>
-      </w:r>
-      <w:proofErr w:type="spellEnd"/>
-      <w:r>
-        <w:t>).</w:t>
-      </w:r>
-    </w:p>
-    <w:p>
-      <w:pPr>
-        <w:numPr>
-          <w:ilvl w:val="0"/>
-          <w:numId w:val="45"/>
-        </w:numPr>
-        <w:spacing w:after="0"/>
-        <w:jc w:val="both"/>
-      </w:pPr>
-      <w:r>
-        <w:rPr>
-          <w:b/>
-          <w:bCs/>
-        </w:rPr>
-        <w:t>Plan awaryjny:</w:t>
-      </w:r>
-      <w:r>
-        <w:t xml:space="preserve"> Wdrożenie automatycznego skryptu tworzącego dzienną kopię zapasową (</w:t>
-      </w:r>
-      <w:r>
-        <w:rPr>
-          <w:i/>
-          <w:iCs/>
-        </w:rPr>
-        <w:t>backup</w:t>
-      </w:r>
-      <w:r>
-        <w:t>) bazy danych i wysyłającego ją na zewnętrzny, bezpieczny serwer chmurowy. W</w:t>
-      </w:r>
-      <w:r>
-        <w:t> </w:t>
-      </w:r>
-      <w:r>
-        <w:t>razie uszkodzenia fizycznej karty, administrator dokonuje jej wymiany i przywraca stan bazy z ostatniej nocy.</w:t>
-      </w:r>
-    </w:p>
-    <w:p>
-      <w:pPr>
-        <w:spacing w:after="120"/>
-        <w:jc w:val="both"/>
-      </w:pPr>
-    </w:p>
-    <w:p>
-      <w:pPr>
-        <w:spacing w:after="120"/>
-        <w:jc w:val="both"/>
-        <w:rPr>
-          <w:sz w:val="28"/>
-          <w:szCs w:val="28"/>
-          <w:u w:val="single"/>
-        </w:rPr>
-      </w:pPr>
-      <w:r>
-        <w:rPr>
-          <w:b/>
-          <w:bCs/>
-          <w:sz w:val="28"/>
-          <w:szCs w:val="28"/>
-          <w:u w:val="single"/>
-        </w:rPr>
-        <w:t xml:space="preserve">9.3. Utrata połączenia sieciowego przez moduły </w:t>
-      </w:r>
-      <w:proofErr w:type="spellStart"/>
-      <w:r>
-        <w:rPr>
-          <w:b/>
-          <w:bCs/>
-          <w:sz w:val="28"/>
-          <w:szCs w:val="28"/>
-          <w:u w:val="single"/>
-        </w:rPr>
-        <w:t>IoT</w:t>
-      </w:r>
-      <w:proofErr w:type="spellEnd"/>
-      <w:r>
-        <w:rPr>
-          <w:b/>
-          <w:bCs/>
-          <w:sz w:val="28"/>
-          <w:szCs w:val="28"/>
-          <w:u w:val="single"/>
-        </w:rPr>
-        <w:t xml:space="preserve"> oraz tablety w terenie</w:t>
-      </w:r>
-    </w:p>
-    <w:p>
-      <w:pPr>
-        <w:numPr>
-          <w:ilvl w:val="0"/>
-          <w:numId w:val="46"/>
-        </w:numPr>
-        <w:spacing w:after="0"/>
-        <w:jc w:val="both"/>
-      </w:pPr>
-      <w:r>
-        <w:rPr>
-          <w:b/>
-          <w:bCs/>
-        </w:rPr>
-        <w:t>Opis:</w:t>
-      </w:r>
-      <w:r>
-        <w:t xml:space="preserve"> Usługi czyszczenia często odbywają się na posesjach podmiejskich z dala od</w:t>
-      </w:r>
-      <w:r>
-        <w:t> </w:t>
-      </w:r>
-      <w:r>
-        <w:t>infrastruktury telekomunikacyjnej. Brak zasięgu GSM uniemożliwia aktualizację statusu zlecenia przez operatora oraz odcina serwer od odczytów temperatury silnika.</w:t>
-      </w:r>
-    </w:p>
-    <w:p>
-      <w:pPr>
-        <w:numPr>
-          <w:ilvl w:val="0"/>
-          <w:numId w:val="46"/>
-        </w:numPr>
-        <w:spacing w:after="0"/>
-        <w:jc w:val="both"/>
-      </w:pPr>
-      <w:r>
-        <w:rPr>
-          <w:b/>
-          <w:bCs/>
-        </w:rPr>
-        <w:t>Prawdopodobieństwo wystąpienia:</w:t>
-      </w:r>
-      <w:r>
-        <w:t xml:space="preserve"> Bardzo duże</w:t>
-      </w:r>
-    </w:p>
-    <w:p>
-      <w:pPr>
-        <w:numPr>
-          <w:ilvl w:val="0"/>
-          <w:numId w:val="46"/>
-        </w:numPr>
-        <w:spacing w:after="0"/>
-        <w:jc w:val="both"/>
-      </w:pPr>
-      <w:r>
-        <w:rPr>
-          <w:b/>
-          <w:bCs/>
-        </w:rPr>
-        <w:t>Stopień szkodliwości:</w:t>
-      </w:r>
-      <w:r>
-        <w:t xml:space="preserve"> Średni (opóźnienia informacyjne, brak bieżącej kontroli)</w:t>
-      </w:r>
-    </w:p>
-    <w:p>
-      <w:pPr>
-        <w:numPr>
-          <w:ilvl w:val="0"/>
-          <w:numId w:val="46"/>
-        </w:numPr>
-        <w:spacing w:after="0"/>
-        <w:jc w:val="both"/>
-      </w:pPr>
-      <w:r>
-        <w:rPr>
-          <w:b/>
-          <w:bCs/>
-        </w:rPr>
-        <w:t>Propozycja zapobiegania:</w:t>
-      </w:r>
-      <w:r>
-        <w:t xml:space="preserve"> Wyposażenie tabletów </w:t>
-      </w:r>
-      <w:proofErr w:type="spellStart"/>
-      <w:r>
-        <w:t>MediaTek</w:t>
-      </w:r>
-      <w:proofErr w:type="spellEnd"/>
-      <w:r>
-        <w:t xml:space="preserve"> i modułów </w:t>
-      </w:r>
-      <w:proofErr w:type="spellStart"/>
-      <w:r>
-        <w:t>IoT</w:t>
-      </w:r>
-      <w:proofErr w:type="spellEnd"/>
-      <w:r>
-        <w:t xml:space="preserve"> w karty SIM operatorów korzystających z </w:t>
-      </w:r>
-      <w:proofErr w:type="spellStart"/>
-      <w:r>
-        <w:t>roamingu</w:t>
-      </w:r>
-      <w:proofErr w:type="spellEnd"/>
-      <w:r>
-        <w:t xml:space="preserve"> krajowego, co maksymalizuje szansę na złapanie chociażby sieci brzegowej (EDGE/3G).</w:t>
-      </w:r>
-    </w:p>
-    <w:p>
-      <w:pPr>
-        <w:numPr>
-          <w:ilvl w:val="0"/>
-          <w:numId w:val="46"/>
-        </w:numPr>
-        <w:spacing w:after="0"/>
-        <w:jc w:val="both"/>
-      </w:pPr>
-      <w:r>
-        <w:rPr>
-          <w:b/>
-          <w:bCs/>
-        </w:rPr>
-        <w:t>Plan awaryjny:</w:t>
-      </w:r>
-      <w:r>
-        <w:t xml:space="preserve"> Oprogramowanie (</w:t>
-      </w:r>
-      <w:proofErr w:type="spellStart"/>
-      <w:r>
-        <w:t>Firmware</w:t>
-      </w:r>
-      <w:proofErr w:type="spellEnd"/>
-      <w:r>
-        <w:t xml:space="preserve"> </w:t>
-      </w:r>
-      <w:proofErr w:type="spellStart"/>
-      <w:r>
-        <w:t>IoT</w:t>
-      </w:r>
-      <w:proofErr w:type="spellEnd"/>
-      <w:r>
-        <w:t xml:space="preserve"> oraz aplikacja Java) działa w trybie asynchronicznym. W przypadku zerwania połączenia, dane (np. zdjęcia "po" lub informacje o przepływie wody) są buforowane w lokalnej pamięci urządzenia i</w:t>
-      </w:r>
-      <w:r>
-        <w:t> </w:t>
-      </w:r>
-      <w:r>
-        <w:t>automatycznie wysyłane do serwera natychmiast po odzyskaniu sygnału. Równolegle mechanizm chroniący przed przegrzaniem zostaje przeniesiony na fizyczny układ scalony myjki, co zabezpiecza sprzęt mimo braku kontaktu z centralą.</w:t>
-      </w:r>
-    </w:p>
-    <w:p>
-      <w:pPr>
-        <w:spacing w:after="120"/>
-        <w:jc w:val="both"/>
-      </w:pPr>
-    </w:p>
-    <w:p>
-      <w:pPr>
-        <w:spacing w:after="120"/>
-        <w:jc w:val="both"/>
-        <w:rPr>
-          <w:sz w:val="28"/>
-          <w:szCs w:val="28"/>
-          <w:u w:val="single"/>
-        </w:rPr>
-      </w:pPr>
-      <w:r>
-        <w:rPr>
-          <w:b/>
-          <w:bCs/>
-          <w:sz w:val="28"/>
-          <w:szCs w:val="28"/>
-          <w:u w:val="single"/>
-        </w:rPr>
-        <w:t xml:space="preserve">9.4. Uszkodzenie elektroniki modułu </w:t>
-      </w:r>
-      <w:proofErr w:type="spellStart"/>
-      <w:r>
-        <w:rPr>
-          <w:b/>
-          <w:bCs/>
-          <w:sz w:val="28"/>
-          <w:szCs w:val="28"/>
-          <w:u w:val="single"/>
-        </w:rPr>
-        <w:t>IoT</w:t>
-      </w:r>
-      <w:proofErr w:type="spellEnd"/>
-      <w:r>
-        <w:rPr>
-          <w:b/>
-          <w:bCs/>
-          <w:sz w:val="28"/>
-          <w:szCs w:val="28"/>
-          <w:u w:val="single"/>
-        </w:rPr>
-        <w:t xml:space="preserve"> z powodu warunków środowiskowych</w:t>
-      </w:r>
-    </w:p>
-    <w:p>
-      <w:pPr>
-        <w:numPr>
-          <w:ilvl w:val="0"/>
-          <w:numId w:val="47"/>
-        </w:numPr>
-        <w:spacing w:after="0"/>
-        <w:jc w:val="both"/>
-      </w:pPr>
-      <w:r>
-        <w:rPr>
-          <w:b/>
-          <w:bCs/>
-        </w:rPr>
-        <w:t>Opis:</w:t>
-      </w:r>
-      <w:r>
-        <w:t xml:space="preserve"> Moduły telemetrii są zamontowane bezpośrednio na myjkach ciśnieniowych i</w:t>
-      </w:r>
-      <w:r>
-        <w:t> </w:t>
-      </w:r>
-      <w:r>
-        <w:t>pracują w trudnych warunkach zewnętrznych, narażone na wilgoć, bezpośredni strumień wody pod wysokim ciśnieniem oraz chemię (Turbo-Pianę).</w:t>
-      </w:r>
-    </w:p>
-    <w:p>
-      <w:pPr>
-        <w:numPr>
-          <w:ilvl w:val="0"/>
-          <w:numId w:val="47"/>
-        </w:numPr>
-        <w:spacing w:after="0"/>
-        <w:jc w:val="both"/>
-      </w:pPr>
-      <w:r>
-        <w:rPr>
-          <w:b/>
-          <w:bCs/>
-        </w:rPr>
-        <w:t>Prawdopodobieństwo wystąpienia:</w:t>
-      </w:r>
-      <w:r>
-        <w:t xml:space="preserve"> Średnie</w:t>
-      </w:r>
-    </w:p>
-    <w:p>
-      <w:pPr>
-        <w:numPr>
-          <w:ilvl w:val="0"/>
-          <w:numId w:val="47"/>
-        </w:numPr>
-        <w:spacing w:after="0"/>
-        <w:jc w:val="both"/>
-      </w:pPr>
-      <w:r>
-        <w:rPr>
-          <w:b/>
-          <w:bCs/>
-        </w:rPr>
-        <w:t>Stopień szkodliwości:</w:t>
-      </w:r>
-      <w:r>
-        <w:t xml:space="preserve"> Średni (utrata telemetrii pojedynczej maszyny)</w:t>
-      </w:r>
-    </w:p>
-    <w:p>
-      <w:pPr>
-        <w:numPr>
-          <w:ilvl w:val="0"/>
-          <w:numId w:val="47"/>
-        </w:numPr>
-        <w:spacing w:after="0"/>
-        <w:jc w:val="both"/>
-      </w:pPr>
-      <w:r>
-        <w:rPr>
-          <w:b/>
-          <w:bCs/>
-        </w:rPr>
-        <w:t>Propozycja zapobiegania:</w:t>
-      </w:r>
-      <w:r>
-        <w:t xml:space="preserve"> Montaż wszystkich układów drukowanych oraz sensorów w</w:t>
-      </w:r>
-      <w:r>
-        <w:t> </w:t>
-      </w:r>
-      <w:r>
-        <w:t>certyfikowanych, wodoszczelnych obudowach o klasie szczelności minimum IP68. Dodatkowe zabezpieczenie złączy elastyczną masą uszczelniającą.</w:t>
-      </w:r>
-    </w:p>
-    <w:p>
-      <w:pPr>
-        <w:numPr>
-          <w:ilvl w:val="0"/>
-          <w:numId w:val="47"/>
+          <w:numId w:val="39"/>
         </w:numPr>
         <w:spacing w:after="0"/>
         <w:jc w:val="both"/>
@@ -17823,24 +18252,14 @@
         <w:jc w:val="both"/>
       </w:pPr>
       <w:r>
-        <w:t xml:space="preserve">Po okresie wdrożenia, Zamawiający ma możliwość wyboru jednego z dwóch wariantów utrzymania systemu (SLA - </w:t>
-      </w:r>
-      <w:r>
-        <w:rPr>
-          <w:i/>
-          <w:iCs/>
-        </w:rPr>
-        <w:t>Service Level Agreement</w:t>
-      </w:r>
-      <w:r>
-        <w:t>):</w:t>
+        <w:t>Po okresie wdrożenia, Zamawiający ma możliwość wyboru jednego z dwóch wariantów utrzymania systemu:</w:t>
       </w:r>
     </w:p>
     <w:p>
       <w:pPr>
         <w:numPr>
           <w:ilvl w:val="0"/>
-          <w:numId w:val="48"/>
+          <w:numId w:val="40"/>
         </w:numPr>
         <w:spacing w:after="120"/>
         <w:jc w:val="both"/>
@@ -17850,17 +18269,24 @@
           <w:b/>
           <w:bCs/>
         </w:rPr>
-        <w:t>Wariant Podstawowy (Basic):</w:t>
-      </w:r>
-      <w:r>
-        <w:t xml:space="preserve"> 1 500 PLN netto / miesiąc. Obejmuje utrzymanie chmurowej kopii zapasowej bazy danych, monitoring dostępności portalu WWW oraz czas reakcji na krytyczne awarie serwera do 24 godzin (w dni robocze).</w:t>
+        <w:t>Wariant Podstawowy</w:t>
+      </w:r>
+      <w:r>
+        <w:rPr>
+          <w:b/>
+          <w:bCs/>
+        </w:rPr>
+        <w:t xml:space="preserve">: </w:t>
+      </w:r>
+      <w:r>
+        <w:t>1 500 PLN netto / miesiąc. Obejmuje utrzymanie chmurowej kopii zapasowej bazy danych, monitoring dostępności portalu WWW oraz czas reakcji na krytyczne awarie serwera do 24 godzin (w dni robocze).</w:t>
       </w:r>
     </w:p>
     <w:p>
       <w:pPr>
         <w:numPr>
           <w:ilvl w:val="0"/>
-          <w:numId w:val="48"/>
+          <w:numId w:val="40"/>
         </w:numPr>
         <w:spacing w:after="120"/>
         <w:jc w:val="both"/>
@@ -17870,10 +18296,24 @@
           <w:b/>
           <w:bCs/>
         </w:rPr>
-        <w:t>Wariant Rozszerzony (Premium):</w:t>
-      </w:r>
-      <w:r>
-        <w:t xml:space="preserve"> 3 500 PLN netto / miesiąc. Obejmuje wariant podstawowy oraz dodatkowo: czas reakcji na awarie sprzętowe do 4 godzin (SLA 24/7), zdalną diagnostykę modułów </w:t>
+        <w:t>Wariant Rozszerzon</w:t>
+      </w:r>
+      <w:r>
+        <w:rPr>
+          <w:b/>
+          <w:bCs/>
+        </w:rPr>
+        <w:t>y</w:t>
+      </w:r>
+      <w:r>
+        <w:rPr>
+          <w:b/>
+          <w:bCs/>
+        </w:rPr>
+        <w:t>:</w:t>
+      </w:r>
+      <w:r>
+        <w:t xml:space="preserve"> 3 500 PLN netto / miesiąc. Obejmuje wariant podstawowy oraz dodatkowo: czas reakcji na awarie sprzętowe do 4 godzin, zdalną diagnostykę modułów </w:t>
       </w:r>
       <w:proofErr w:type="spellStart"/>
       <w:r>
@@ -17939,7 +18379,7 @@
       <w:pPr>
         <w:numPr>
           <w:ilvl w:val="0"/>
-          <w:numId w:val="49"/>
+          <w:numId w:val="41"/>
         </w:numPr>
         <w:spacing w:after="120"/>
         <w:jc w:val="both"/>
@@ -17967,7 +18407,7 @@
       <w:pPr>
         <w:numPr>
           <w:ilvl w:val="0"/>
-          <w:numId w:val="49"/>
+          <w:numId w:val="41"/>
         </w:numPr>
         <w:spacing w:after="120"/>
         <w:jc w:val="both"/>
@@ -17987,7 +18427,7 @@
       <w:pPr>
         <w:numPr>
           <w:ilvl w:val="0"/>
-          <w:numId w:val="49"/>
+          <w:numId w:val="41"/>
         </w:numPr>
         <w:spacing w:after="120"/>
         <w:jc w:val="both"/>
@@ -18016,14 +18456,296 @@
         <w:t>Sposób odbioru systemu:</w:t>
       </w:r>
       <w:r>
-        <w:t xml:space="preserve"> Odbiór końcowy następuje poprzez podpisanie protokołu zdawczo-odbiorczego. Warunkiem przygotowania protokołu jest przeprowadzenie Testów Akceptacyjnych Użytkownika (UAT) z udziałem Zamawiającego (Pana Zenona) oraz wybranych pracowników terenowych. Testy muszą potwierdzić pełną zgodność dostarczonego oprogramowania i sprzętu z wymaganiami niefunkcjonalnymi oraz przypadkami użycia opisanymi w niniejszej dokumentacji (m.in. automatyczna blokada myjki, prawidłowe księgowanie zadatków, generowanie zapytań ofertowych do dostawców).</w:t>
-      </w:r>
-    </w:p>
-    <w:p>
-      <w:pPr>
-        <w:spacing w:after="120"/>
-        <w:jc w:val="both"/>
-      </w:pPr>
+        <w:t xml:space="preserve"> Odbiór końcowy następuje poprzez podpisanie protokołu zdawczo-odbiorczego. Warunkiem przygotowania protokołu jest przeprowadzenie Testów Akceptacyjnych Użytkownika z udziałem Zamawiającego (Pana Zenona) oraz wybranych pracowników terenowych. Testy muszą potwierdzić pełną zgodność dostarczonego oprogramowania i sprzętu z wymaganiami niefunkcjonalnymi oraz przypadkami użycia opisanymi w niniejszej dokumentacji (m.in. automatyczna blokada myjki, prawidłowe księgowanie zadatków, generowanie zapytań ofertowych do dostawców).</w:t>
+      </w:r>
+    </w:p>
+    <w:p>
+      <w:pPr>
+        <w:spacing w:after="120"/>
+        <w:jc w:val="both"/>
+      </w:pPr>
+    </w:p>
+    <w:p>
+      <w:pPr>
+        <w:spacing w:after="120"/>
+        <w:jc w:val="both"/>
+      </w:pPr>
+    </w:p>
+    <w:p>
+      <w:pPr>
+        <w:spacing w:after="120"/>
+        <w:jc w:val="both"/>
+      </w:pPr>
+    </w:p>
+    <w:p>
+      <w:pPr>
+        <w:spacing w:after="120"/>
+        <w:jc w:val="both"/>
+      </w:pPr>
+    </w:p>
+    <w:p>
+      <w:pPr>
+        <w:spacing w:after="120"/>
+        <w:jc w:val="both"/>
+      </w:pPr>
+    </w:p>
+    <w:p>
+      <w:pPr>
+        <w:spacing w:after="120"/>
+        <w:jc w:val="both"/>
+      </w:pPr>
+    </w:p>
+    <w:p>
+      <w:pPr>
+        <w:spacing w:after="120"/>
+        <w:jc w:val="both"/>
+      </w:pPr>
+    </w:p>
+    <w:p>
+      <w:pPr>
+        <w:spacing w:after="120"/>
+        <w:jc w:val="both"/>
+      </w:pPr>
+    </w:p>
+    <w:p>
+      <w:pPr>
+        <w:spacing w:after="120"/>
+        <w:jc w:val="both"/>
+      </w:pPr>
+    </w:p>
+    <w:p>
+      <w:pPr>
+        <w:spacing w:after="120"/>
+        <w:jc w:val="both"/>
+      </w:pPr>
+    </w:p>
+    <w:p>
+      <w:pPr>
+        <w:spacing w:after="120"/>
+        <w:jc w:val="both"/>
+      </w:pPr>
+    </w:p>
+    <w:p>
+      <w:pPr>
+        <w:spacing w:after="120"/>
+        <w:jc w:val="both"/>
+      </w:pPr>
+    </w:p>
+    <w:p>
+      <w:pPr>
+        <w:spacing w:after="120"/>
+        <w:jc w:val="both"/>
+      </w:pPr>
+    </w:p>
+    <w:p>
+      <w:pPr>
+        <w:spacing w:after="120"/>
+        <w:jc w:val="both"/>
+      </w:pPr>
+    </w:p>
+    <w:p>
+      <w:pPr>
+        <w:spacing w:after="120"/>
+        <w:jc w:val="both"/>
+      </w:pPr>
+    </w:p>
+    <w:p>
+      <w:pPr>
+        <w:spacing w:after="120"/>
+        <w:jc w:val="both"/>
+      </w:pPr>
+    </w:p>
+    <w:p>
+      <w:pPr>
+        <w:spacing w:after="120"/>
+        <w:jc w:val="both"/>
+      </w:pPr>
+    </w:p>
+    <w:p>
+      <w:pPr>
+        <w:spacing w:after="120"/>
+        <w:jc w:val="both"/>
+      </w:pPr>
+    </w:p>
+    <w:p>
+      <w:pPr>
+        <w:spacing w:after="120"/>
+        <w:jc w:val="both"/>
+      </w:pPr>
+    </w:p>
+    <w:p>
+      <w:pPr>
+        <w:spacing w:after="120"/>
+        <w:jc w:val="both"/>
+      </w:pPr>
+    </w:p>
+    <w:p>
+      <w:pPr>
+        <w:spacing w:after="120"/>
+        <w:jc w:val="both"/>
+      </w:pPr>
+    </w:p>
+    <w:p>
+      <w:pPr>
+        <w:spacing w:after="120"/>
+        <w:jc w:val="both"/>
+        <w:rPr>
+          <w:b/>
+          <w:bCs/>
+          <w:sz w:val="40"/>
+          <w:szCs w:val="40"/>
+          <w:u w:val="single"/>
+        </w:rPr>
+      </w:pPr>
+      <w:r>
+        <w:rPr>
+          <w:b/>
+          <w:bCs/>
+          <w:sz w:val="40"/>
+          <w:szCs w:val="40"/>
+          <w:u w:val="single"/>
+        </w:rPr>
+        <w:lastRenderedPageBreak/>
+        <w:t xml:space="preserve">Dodatek A. </w:t>
+      </w:r>
+      <w:r>
+        <w:rPr>
+          <w:b/>
+          <w:bCs/>
+          <w:sz w:val="40"/>
+          <w:szCs w:val="40"/>
+          <w:u w:val="single"/>
+        </w:rPr>
+        <w:t>Przebieg prac zespołu</w:t>
+      </w:r>
+    </w:p>
+    <w:p>
+      <w:pPr>
+        <w:spacing w:after="120"/>
+        <w:jc w:val="both"/>
+      </w:pPr>
+      <w:r>
+        <w:t>Wszystkie prace nad projektem prowadziliśmy na bieżąco, a pliki i kolejne wersje sprawozdania umieszczaliśmy w naszym repozytorium. Struktura folderów odpowiada terminom oddawania poszczególnych etapów, a w wyodrębnionym katalogu znajduje się ostateczna, edytowalna wersja dokumentu.</w:t>
+      </w:r>
+    </w:p>
+    <w:p>
+      <w:pPr>
+        <w:spacing w:after="120"/>
+        <w:jc w:val="both"/>
+      </w:pPr>
+      <w:r>
+        <w:rPr>
+          <w:b/>
+          <w:bCs/>
+        </w:rPr>
+        <w:t>Komentarz do organizacji pracy w zespole:</w:t>
+      </w:r>
+      <w:r>
+        <w:t xml:space="preserve"> W trakcie trwania semestru Michał </w:t>
+      </w:r>
+      <w:proofErr w:type="spellStart"/>
+      <w:r>
+        <w:t>Mociak</w:t>
+      </w:r>
+      <w:proofErr w:type="spellEnd"/>
+      <w:r>
+        <w:t xml:space="preserve"> musiał udać się na urlop </w:t>
+      </w:r>
+      <w:r>
+        <w:t>zdrowotny</w:t>
+      </w:r>
+      <w:r>
+        <w:t xml:space="preserve">. Michał zdążył sumiennie przygotować przypisaną mu, początkową część analityczną (diagramy czynności i interakcji), </w:t>
+      </w:r>
+      <w:r>
+        <w:t>jednak ukończenie projektu – w tym</w:t>
+      </w:r>
+      <w:r>
+        <w:t xml:space="preserve"> </w:t>
+      </w:r>
+      <w:r>
+        <w:t>opracowanie propozycji planu pracy</w:t>
+      </w:r>
+      <w:r>
+        <w:t xml:space="preserve"> oraz</w:t>
+      </w:r>
+      <w:r>
+        <w:t xml:space="preserve"> przeprowadzenie analizy ryzyka zawierającej wykaz specyficznych zagrożeń</w:t>
+      </w:r>
+      <w:r>
+        <w:t xml:space="preserve"> </w:t>
+      </w:r>
+      <w:r>
+        <w:t>– spadło na dwójkę pozostałych członków zespoł</w:t>
+      </w:r>
+      <w:r>
+        <w:t>u</w:t>
+      </w:r>
+      <w:r>
+        <w:t>, którzy zrealizowali te</w:t>
+      </w:r>
+      <w:r>
+        <w:t> </w:t>
+      </w:r>
+      <w:r>
+        <w:t>etapy wspólnie.</w:t>
+      </w:r>
+    </w:p>
+    <w:p>
+      <w:pPr>
+        <w:spacing w:after="120"/>
+        <w:jc w:val="both"/>
+      </w:pPr>
+      <w:r>
+        <w:t>Wymagało to od nas włożenia znacznie większej ilości pracy, by dowieźć projekt do końca, co staraliśmy się uczciwie odzwierciedlić w propozycji punktowej na stronie tytułowej. Będziemy wdzięczni za uwzględnienie tej sytuacji przy wystawianiu ostatecznych ocen</w:t>
+      </w:r>
+      <w:r>
+        <w:t xml:space="preserve"> za projekt</w:t>
+      </w:r>
+      <w:r>
+        <w:t>.</w:t>
+      </w:r>
+    </w:p>
+    <w:p>
+      <w:pPr>
+        <w:spacing w:after="120"/>
+        <w:jc w:val="both"/>
+        <w:rPr>
+          <w:b/>
+          <w:bCs/>
+          <w:sz w:val="24"/>
+          <w:szCs w:val="24"/>
+        </w:rPr>
+      </w:pPr>
+      <w:r>
+        <w:rPr>
+          <w:b/>
+          <w:bCs/>
+          <w:sz w:val="24"/>
+          <w:szCs w:val="24"/>
+        </w:rPr>
+        <w:t xml:space="preserve">Wykres przedstawiający historię </w:t>
+      </w:r>
+      <w:proofErr w:type="spellStart"/>
+      <w:r>
+        <w:rPr>
+          <w:b/>
+          <w:bCs/>
+          <w:sz w:val="24"/>
+          <w:szCs w:val="24"/>
+        </w:rPr>
+        <w:t>commitów</w:t>
+      </w:r>
+      <w:proofErr w:type="spellEnd"/>
+      <w:r>
+        <w:rPr>
+          <w:b/>
+          <w:bCs/>
+          <w:sz w:val="24"/>
+          <w:szCs w:val="24"/>
+        </w:rPr>
+        <w:t xml:space="preserve"> do repozytorium:</w:t>
+      </w:r>
     </w:p>
     <w:sectPr>
       <w:pgSz w:w="11906" w:h="16838"/>
@@ -18545,95 +19267,6 @@
     </w:lvl>
   </w:abstractNum>
   <w:abstractNum w:abstractNumId="6" w15:restartNumberingAfterBreak="0">
-    <w:nsid w:val="10FA040A"/>
-    <w:multiLevelType w:val="hybridMultilevel"/>
-    <w:tmpl w:val="AC5E323A"/>
-    <w:lvl w:ilvl="0" w:tplc="0415000F">
-      <w:start w:val="1"/>
-      <w:numFmt w:val="decimal"/>
-      <w:lvlText w:val="%1."/>
-      <w:lvlJc w:val="left"/>
-      <w:pPr>
-        <w:ind w:left="720" w:hanging="360"/>
-      </w:pPr>
-      <w:rPr>
-        <w:rFonts w:hint="default"/>
-      </w:rPr>
-    </w:lvl>
-    <w:lvl w:ilvl="1" w:tplc="04150019" w:tentative="1">
-      <w:start w:val="1"/>
-      <w:numFmt w:val="lowerLetter"/>
-      <w:lvlText w:val="%2."/>
-      <w:lvlJc w:val="left"/>
-      <w:pPr>
-        <w:ind w:left="1440" w:hanging="360"/>
-      </w:pPr>
-    </w:lvl>
-    <w:lvl w:ilvl="2" w:tplc="0415001B" w:tentative="1">
-      <w:start w:val="1"/>
-      <w:numFmt w:val="lowerRoman"/>
-      <w:lvlText w:val="%3."/>
-      <w:lvlJc w:val="right"/>
-      <w:pPr>
-        <w:ind w:left="2160" w:hanging="180"/>
-      </w:pPr>
-    </w:lvl>
-    <w:lvl w:ilvl="3" w:tplc="0415000F" w:tentative="1">
-      <w:start w:val="1"/>
-      <w:numFmt w:val="decimal"/>
-      <w:lvlText w:val="%4."/>
-      <w:lvlJc w:val="left"/>
-      <w:pPr>
-        <w:ind w:left="2880" w:hanging="360"/>
-      </w:pPr>
-    </w:lvl>
-    <w:lvl w:ilvl="4" w:tplc="04150019" w:tentative="1">
-      <w:start w:val="1"/>
-      <w:numFmt w:val="lowerLetter"/>
-      <w:lvlText w:val="%5."/>
-      <w:lvlJc w:val="left"/>
-      <w:pPr>
-        <w:ind w:left="3600" w:hanging="360"/>
-      </w:pPr>
-    </w:lvl>
-    <w:lvl w:ilvl="5" w:tplc="0415001B" w:tentative="1">
-      <w:start w:val="1"/>
-      <w:numFmt w:val="lowerRoman"/>
-      <w:lvlText w:val="%6."/>
-      <w:lvlJc w:val="right"/>
-      <w:pPr>
-        <w:ind w:left="4320" w:hanging="180"/>
-      </w:pPr>
-    </w:lvl>
-    <w:lvl w:ilvl="6" w:tplc="0415000F" w:tentative="1">
-      <w:start w:val="1"/>
-      <w:numFmt w:val="decimal"/>
-      <w:lvlText w:val="%7."/>
-      <w:lvlJc w:val="left"/>
-      <w:pPr>
-        <w:ind w:left="5040" w:hanging="360"/>
-      </w:pPr>
-    </w:lvl>
-    <w:lvl w:ilvl="7" w:tplc="04150019" w:tentative="1">
-      <w:start w:val="1"/>
-      <w:numFmt w:val="lowerLetter"/>
-      <w:lvlText w:val="%8."/>
-      <w:lvlJc w:val="left"/>
-      <w:pPr>
-        <w:ind w:left="5760" w:hanging="360"/>
-      </w:pPr>
-    </w:lvl>
-    <w:lvl w:ilvl="8" w:tplc="0415001B" w:tentative="1">
-      <w:start w:val="1"/>
-      <w:numFmt w:val="lowerRoman"/>
-      <w:lvlText w:val="%9."/>
-      <w:lvlJc w:val="right"/>
-      <w:pPr>
-        <w:ind w:left="6480" w:hanging="180"/>
-      </w:pPr>
-    </w:lvl>
-  </w:abstractNum>
-  <w:abstractNum w:abstractNumId="7" w15:restartNumberingAfterBreak="0">
     <w:nsid w:val="11396A56"/>
     <w:multiLevelType w:val="multilevel"/>
     <w:tmpl w:val="691E0C24"/>
@@ -18782,7 +19415,7 @@
       </w:rPr>
     </w:lvl>
   </w:abstractNum>
-  <w:abstractNum w:abstractNumId="8" w15:restartNumberingAfterBreak="0">
+  <w:abstractNum w:abstractNumId="7" w15:restartNumberingAfterBreak="0">
     <w:nsid w:val="11D431BA"/>
     <w:multiLevelType w:val="hybridMultilevel"/>
     <w:tmpl w:val="D0D071E8"/>
@@ -18895,7 +19528,7 @@
       </w:rPr>
     </w:lvl>
   </w:abstractNum>
-  <w:abstractNum w:abstractNumId="9" w15:restartNumberingAfterBreak="0">
+  <w:abstractNum w:abstractNumId="8" w15:restartNumberingAfterBreak="0">
     <w:nsid w:val="1575655C"/>
     <w:multiLevelType w:val="multilevel"/>
     <w:tmpl w:val="A9C0B55C"/>
@@ -19044,7 +19677,7 @@
       </w:rPr>
     </w:lvl>
   </w:abstractNum>
-  <w:abstractNum w:abstractNumId="10" w15:restartNumberingAfterBreak="0">
+  <w:abstractNum w:abstractNumId="9" w15:restartNumberingAfterBreak="0">
     <w:nsid w:val="179264B7"/>
     <w:multiLevelType w:val="hybridMultilevel"/>
     <w:tmpl w:val="DBEC6AB8"/>
@@ -19159,7 +19792,7 @@
       </w:rPr>
     </w:lvl>
   </w:abstractNum>
-  <w:abstractNum w:abstractNumId="11" w15:restartNumberingAfterBreak="0">
+  <w:abstractNum w:abstractNumId="10" w15:restartNumberingAfterBreak="0">
     <w:nsid w:val="180B0C7A"/>
     <w:multiLevelType w:val="multilevel"/>
     <w:tmpl w:val="89AE7906"/>
@@ -19308,7 +19941,7 @@
       </w:rPr>
     </w:lvl>
   </w:abstractNum>
-  <w:abstractNum w:abstractNumId="12" w15:restartNumberingAfterBreak="0">
+  <w:abstractNum w:abstractNumId="11" w15:restartNumberingAfterBreak="0">
     <w:nsid w:val="18605FA9"/>
     <w:multiLevelType w:val="multilevel"/>
     <w:tmpl w:val="206E8756"/>
@@ -19457,7 +20090,7 @@
       </w:rPr>
     </w:lvl>
   </w:abstractNum>
-  <w:abstractNum w:abstractNumId="13" w15:restartNumberingAfterBreak="0">
+  <w:abstractNum w:abstractNumId="12" w15:restartNumberingAfterBreak="0">
     <w:nsid w:val="18A76F02"/>
     <w:multiLevelType w:val="multilevel"/>
     <w:tmpl w:val="F912BBFC"/>
@@ -19606,7 +20239,7 @@
       </w:rPr>
     </w:lvl>
   </w:abstractNum>
-  <w:abstractNum w:abstractNumId="14" w15:restartNumberingAfterBreak="0">
+  <w:abstractNum w:abstractNumId="13" w15:restartNumberingAfterBreak="0">
     <w:nsid w:val="18D37F64"/>
     <w:multiLevelType w:val="multilevel"/>
     <w:tmpl w:val="F3F8FC9E"/>
@@ -19755,7 +20388,7 @@
       </w:rPr>
     </w:lvl>
   </w:abstractNum>
-  <w:abstractNum w:abstractNumId="15" w15:restartNumberingAfterBreak="0">
+  <w:abstractNum w:abstractNumId="14" w15:restartNumberingAfterBreak="0">
     <w:nsid w:val="19D0054D"/>
     <w:multiLevelType w:val="multilevel"/>
     <w:tmpl w:val="24C89A2C"/>
@@ -19904,7 +20537,7 @@
       </w:rPr>
     </w:lvl>
   </w:abstractNum>
-  <w:abstractNum w:abstractNumId="16" w15:restartNumberingAfterBreak="0">
+  <w:abstractNum w:abstractNumId="15" w15:restartNumberingAfterBreak="0">
     <w:nsid w:val="1A166B88"/>
     <w:multiLevelType w:val="multilevel"/>
     <w:tmpl w:val="F7BECB72"/>
@@ -20053,7 +20686,7 @@
       </w:rPr>
     </w:lvl>
   </w:abstractNum>
-  <w:abstractNum w:abstractNumId="17" w15:restartNumberingAfterBreak="0">
+  <w:abstractNum w:abstractNumId="16" w15:restartNumberingAfterBreak="0">
     <w:nsid w:val="1EBC42DA"/>
     <w:multiLevelType w:val="multilevel"/>
     <w:tmpl w:val="DB0CE594"/>
@@ -20202,7 +20835,7 @@
       </w:rPr>
     </w:lvl>
   </w:abstractNum>
-  <w:abstractNum w:abstractNumId="18" w15:restartNumberingAfterBreak="0">
+  <w:abstractNum w:abstractNumId="17" w15:restartNumberingAfterBreak="0">
     <w:nsid w:val="1EF84092"/>
     <w:multiLevelType w:val="multilevel"/>
     <w:tmpl w:val="A2A87C44"/>
@@ -20351,454 +20984,7 @@
       </w:rPr>
     </w:lvl>
   </w:abstractNum>
-  <w:abstractNum w:abstractNumId="19" w15:restartNumberingAfterBreak="0">
-    <w:nsid w:val="1F8B59F3"/>
-    <w:multiLevelType w:val="multilevel"/>
-    <w:tmpl w:val="345C39DA"/>
-    <w:lvl w:ilvl="0">
-      <w:start w:val="1"/>
-      <w:numFmt w:val="bullet"/>
-      <w:lvlText w:val=""/>
-      <w:lvlJc w:val="left"/>
-      <w:pPr>
-        <w:tabs>
-          <w:tab w:val="num" w:pos="720"/>
-        </w:tabs>
-        <w:ind w:left="720" w:hanging="360"/>
-      </w:pPr>
-      <w:rPr>
-        <w:rFonts w:ascii="Symbol" w:hAnsi="Symbol" w:hint="default"/>
-        <w:sz w:val="20"/>
-      </w:rPr>
-    </w:lvl>
-    <w:lvl w:ilvl="1" w:tentative="1">
-      <w:start w:val="1"/>
-      <w:numFmt w:val="bullet"/>
-      <w:lvlText w:val="o"/>
-      <w:lvlJc w:val="left"/>
-      <w:pPr>
-        <w:tabs>
-          <w:tab w:val="num" w:pos="1440"/>
-        </w:tabs>
-        <w:ind w:left="1440" w:hanging="360"/>
-      </w:pPr>
-      <w:rPr>
-        <w:rFonts w:ascii="Courier New" w:hAnsi="Courier New" w:hint="default"/>
-        <w:sz w:val="20"/>
-      </w:rPr>
-    </w:lvl>
-    <w:lvl w:ilvl="2" w:tentative="1">
-      <w:start w:val="1"/>
-      <w:numFmt w:val="bullet"/>
-      <w:lvlText w:val=""/>
-      <w:lvlJc w:val="left"/>
-      <w:pPr>
-        <w:tabs>
-          <w:tab w:val="num" w:pos="2160"/>
-        </w:tabs>
-        <w:ind w:left="2160" w:hanging="360"/>
-      </w:pPr>
-      <w:rPr>
-        <w:rFonts w:ascii="Wingdings" w:hAnsi="Wingdings" w:hint="default"/>
-        <w:sz w:val="20"/>
-      </w:rPr>
-    </w:lvl>
-    <w:lvl w:ilvl="3" w:tentative="1">
-      <w:start w:val="1"/>
-      <w:numFmt w:val="bullet"/>
-      <w:lvlText w:val=""/>
-      <w:lvlJc w:val="left"/>
-      <w:pPr>
-        <w:tabs>
-          <w:tab w:val="num" w:pos="2880"/>
-        </w:tabs>
-        <w:ind w:left="2880" w:hanging="360"/>
-      </w:pPr>
-      <w:rPr>
-        <w:rFonts w:ascii="Wingdings" w:hAnsi="Wingdings" w:hint="default"/>
-        <w:sz w:val="20"/>
-      </w:rPr>
-    </w:lvl>
-    <w:lvl w:ilvl="4" w:tentative="1">
-      <w:start w:val="1"/>
-      <w:numFmt w:val="bullet"/>
-      <w:lvlText w:val=""/>
-      <w:lvlJc w:val="left"/>
-      <w:pPr>
-        <w:tabs>
-          <w:tab w:val="num" w:pos="3600"/>
-        </w:tabs>
-        <w:ind w:left="3600" w:hanging="360"/>
-      </w:pPr>
-      <w:rPr>
-        <w:rFonts w:ascii="Wingdings" w:hAnsi="Wingdings" w:hint="default"/>
-        <w:sz w:val="20"/>
-      </w:rPr>
-    </w:lvl>
-    <w:lvl w:ilvl="5" w:tentative="1">
-      <w:start w:val="1"/>
-      <w:numFmt w:val="bullet"/>
-      <w:lvlText w:val=""/>
-      <w:lvlJc w:val="left"/>
-      <w:pPr>
-        <w:tabs>
-          <w:tab w:val="num" w:pos="4320"/>
-        </w:tabs>
-        <w:ind w:left="4320" w:hanging="360"/>
-      </w:pPr>
-      <w:rPr>
-        <w:rFonts w:ascii="Wingdings" w:hAnsi="Wingdings" w:hint="default"/>
-        <w:sz w:val="20"/>
-      </w:rPr>
-    </w:lvl>
-    <w:lvl w:ilvl="6" w:tentative="1">
-      <w:start w:val="1"/>
-      <w:numFmt w:val="bullet"/>
-      <w:lvlText w:val=""/>
-      <w:lvlJc w:val="left"/>
-      <w:pPr>
-        <w:tabs>
-          <w:tab w:val="num" w:pos="5040"/>
-        </w:tabs>
-        <w:ind w:left="5040" w:hanging="360"/>
-      </w:pPr>
-      <w:rPr>
-        <w:rFonts w:ascii="Wingdings" w:hAnsi="Wingdings" w:hint="default"/>
-        <w:sz w:val="20"/>
-      </w:rPr>
-    </w:lvl>
-    <w:lvl w:ilvl="7" w:tentative="1">
-      <w:start w:val="1"/>
-      <w:numFmt w:val="bullet"/>
-      <w:lvlText w:val=""/>
-      <w:lvlJc w:val="left"/>
-      <w:pPr>
-        <w:tabs>
-          <w:tab w:val="num" w:pos="5760"/>
-        </w:tabs>
-        <w:ind w:left="5760" w:hanging="360"/>
-      </w:pPr>
-      <w:rPr>
-        <w:rFonts w:ascii="Wingdings" w:hAnsi="Wingdings" w:hint="default"/>
-        <w:sz w:val="20"/>
-      </w:rPr>
-    </w:lvl>
-    <w:lvl w:ilvl="8" w:tentative="1">
-      <w:start w:val="1"/>
-      <w:numFmt w:val="bullet"/>
-      <w:lvlText w:val=""/>
-      <w:lvlJc w:val="left"/>
-      <w:pPr>
-        <w:tabs>
-          <w:tab w:val="num" w:pos="6480"/>
-        </w:tabs>
-        <w:ind w:left="6480" w:hanging="360"/>
-      </w:pPr>
-      <w:rPr>
-        <w:rFonts w:ascii="Wingdings" w:hAnsi="Wingdings" w:hint="default"/>
-        <w:sz w:val="20"/>
-      </w:rPr>
-    </w:lvl>
-  </w:abstractNum>
-  <w:abstractNum w:abstractNumId="20" w15:restartNumberingAfterBreak="0">
-    <w:nsid w:val="231D5A72"/>
-    <w:multiLevelType w:val="multilevel"/>
-    <w:tmpl w:val="36A02742"/>
-    <w:lvl w:ilvl="0">
-      <w:start w:val="1"/>
-      <w:numFmt w:val="bullet"/>
-      <w:lvlText w:val=""/>
-      <w:lvlJc w:val="left"/>
-      <w:pPr>
-        <w:tabs>
-          <w:tab w:val="num" w:pos="720"/>
-        </w:tabs>
-        <w:ind w:left="720" w:hanging="360"/>
-      </w:pPr>
-      <w:rPr>
-        <w:rFonts w:ascii="Symbol" w:hAnsi="Symbol" w:hint="default"/>
-        <w:sz w:val="20"/>
-      </w:rPr>
-    </w:lvl>
-    <w:lvl w:ilvl="1" w:tentative="1">
-      <w:start w:val="1"/>
-      <w:numFmt w:val="bullet"/>
-      <w:lvlText w:val="o"/>
-      <w:lvlJc w:val="left"/>
-      <w:pPr>
-        <w:tabs>
-          <w:tab w:val="num" w:pos="1440"/>
-        </w:tabs>
-        <w:ind w:left="1440" w:hanging="360"/>
-      </w:pPr>
-      <w:rPr>
-        <w:rFonts w:ascii="Courier New" w:hAnsi="Courier New" w:hint="default"/>
-        <w:sz w:val="20"/>
-      </w:rPr>
-    </w:lvl>
-    <w:lvl w:ilvl="2" w:tentative="1">
-      <w:start w:val="1"/>
-      <w:numFmt w:val="bullet"/>
-      <w:lvlText w:val=""/>
-      <w:lvlJc w:val="left"/>
-      <w:pPr>
-        <w:tabs>
-          <w:tab w:val="num" w:pos="2160"/>
-        </w:tabs>
-        <w:ind w:left="2160" w:hanging="360"/>
-      </w:pPr>
-      <w:rPr>
-        <w:rFonts w:ascii="Wingdings" w:hAnsi="Wingdings" w:hint="default"/>
-        <w:sz w:val="20"/>
-      </w:rPr>
-    </w:lvl>
-    <w:lvl w:ilvl="3" w:tentative="1">
-      <w:start w:val="1"/>
-      <w:numFmt w:val="bullet"/>
-      <w:lvlText w:val=""/>
-      <w:lvlJc w:val="left"/>
-      <w:pPr>
-        <w:tabs>
-          <w:tab w:val="num" w:pos="2880"/>
-        </w:tabs>
-        <w:ind w:left="2880" w:hanging="360"/>
-      </w:pPr>
-      <w:rPr>
-        <w:rFonts w:ascii="Wingdings" w:hAnsi="Wingdings" w:hint="default"/>
-        <w:sz w:val="20"/>
-      </w:rPr>
-    </w:lvl>
-    <w:lvl w:ilvl="4" w:tentative="1">
-      <w:start w:val="1"/>
-      <w:numFmt w:val="bullet"/>
-      <w:lvlText w:val=""/>
-      <w:lvlJc w:val="left"/>
-      <w:pPr>
-        <w:tabs>
-          <w:tab w:val="num" w:pos="3600"/>
-        </w:tabs>
-        <w:ind w:left="3600" w:hanging="360"/>
-      </w:pPr>
-      <w:rPr>
-        <w:rFonts w:ascii="Wingdings" w:hAnsi="Wingdings" w:hint="default"/>
-        <w:sz w:val="20"/>
-      </w:rPr>
-    </w:lvl>
-    <w:lvl w:ilvl="5" w:tentative="1">
-      <w:start w:val="1"/>
-      <w:numFmt w:val="bullet"/>
-      <w:lvlText w:val=""/>
-      <w:lvlJc w:val="left"/>
-      <w:pPr>
-        <w:tabs>
-          <w:tab w:val="num" w:pos="4320"/>
-        </w:tabs>
-        <w:ind w:left="4320" w:hanging="360"/>
-      </w:pPr>
-      <w:rPr>
-        <w:rFonts w:ascii="Wingdings" w:hAnsi="Wingdings" w:hint="default"/>
-        <w:sz w:val="20"/>
-      </w:rPr>
-    </w:lvl>
-    <w:lvl w:ilvl="6" w:tentative="1">
-      <w:start w:val="1"/>
-      <w:numFmt w:val="bullet"/>
-      <w:lvlText w:val=""/>
-      <w:lvlJc w:val="left"/>
-      <w:pPr>
-        <w:tabs>
-          <w:tab w:val="num" w:pos="5040"/>
-        </w:tabs>
-        <w:ind w:left="5040" w:hanging="360"/>
-      </w:pPr>
-      <w:rPr>
-        <w:rFonts w:ascii="Wingdings" w:hAnsi="Wingdings" w:hint="default"/>
-        <w:sz w:val="20"/>
-      </w:rPr>
-    </w:lvl>
-    <w:lvl w:ilvl="7" w:tentative="1">
-      <w:start w:val="1"/>
-      <w:numFmt w:val="bullet"/>
-      <w:lvlText w:val=""/>
-      <w:lvlJc w:val="left"/>
-      <w:pPr>
-        <w:tabs>
-          <w:tab w:val="num" w:pos="5760"/>
-        </w:tabs>
-        <w:ind w:left="5760" w:hanging="360"/>
-      </w:pPr>
-      <w:rPr>
-        <w:rFonts w:ascii="Wingdings" w:hAnsi="Wingdings" w:hint="default"/>
-        <w:sz w:val="20"/>
-      </w:rPr>
-    </w:lvl>
-    <w:lvl w:ilvl="8" w:tentative="1">
-      <w:start w:val="1"/>
-      <w:numFmt w:val="bullet"/>
-      <w:lvlText w:val=""/>
-      <w:lvlJc w:val="left"/>
-      <w:pPr>
-        <w:tabs>
-          <w:tab w:val="num" w:pos="6480"/>
-        </w:tabs>
-        <w:ind w:left="6480" w:hanging="360"/>
-      </w:pPr>
-      <w:rPr>
-        <w:rFonts w:ascii="Wingdings" w:hAnsi="Wingdings" w:hint="default"/>
-        <w:sz w:val="20"/>
-      </w:rPr>
-    </w:lvl>
-  </w:abstractNum>
-  <w:abstractNum w:abstractNumId="21" w15:restartNumberingAfterBreak="0">
-    <w:nsid w:val="23E54427"/>
-    <w:multiLevelType w:val="multilevel"/>
-    <w:tmpl w:val="9952481E"/>
-    <w:lvl w:ilvl="0">
-      <w:start w:val="1"/>
-      <w:numFmt w:val="bullet"/>
-      <w:lvlText w:val=""/>
-      <w:lvlJc w:val="left"/>
-      <w:pPr>
-        <w:tabs>
-          <w:tab w:val="num" w:pos="720"/>
-        </w:tabs>
-        <w:ind w:left="720" w:hanging="360"/>
-      </w:pPr>
-      <w:rPr>
-        <w:rFonts w:ascii="Symbol" w:hAnsi="Symbol" w:hint="default"/>
-        <w:sz w:val="20"/>
-      </w:rPr>
-    </w:lvl>
-    <w:lvl w:ilvl="1" w:tentative="1">
-      <w:start w:val="1"/>
-      <w:numFmt w:val="bullet"/>
-      <w:lvlText w:val="o"/>
-      <w:lvlJc w:val="left"/>
-      <w:pPr>
-        <w:tabs>
-          <w:tab w:val="num" w:pos="1440"/>
-        </w:tabs>
-        <w:ind w:left="1440" w:hanging="360"/>
-      </w:pPr>
-      <w:rPr>
-        <w:rFonts w:ascii="Courier New" w:hAnsi="Courier New" w:hint="default"/>
-        <w:sz w:val="20"/>
-      </w:rPr>
-    </w:lvl>
-    <w:lvl w:ilvl="2" w:tentative="1">
-      <w:start w:val="1"/>
-      <w:numFmt w:val="bullet"/>
-      <w:lvlText w:val=""/>
-      <w:lvlJc w:val="left"/>
-      <w:pPr>
-        <w:tabs>
-          <w:tab w:val="num" w:pos="2160"/>
-        </w:tabs>
-        <w:ind w:left="2160" w:hanging="360"/>
-      </w:pPr>
-      <w:rPr>
-        <w:rFonts w:ascii="Wingdings" w:hAnsi="Wingdings" w:hint="default"/>
-        <w:sz w:val="20"/>
-      </w:rPr>
-    </w:lvl>
-    <w:lvl w:ilvl="3" w:tentative="1">
-      <w:start w:val="1"/>
-      <w:numFmt w:val="bullet"/>
-      <w:lvlText w:val=""/>
-      <w:lvlJc w:val="left"/>
-      <w:pPr>
-        <w:tabs>
-          <w:tab w:val="num" w:pos="2880"/>
-        </w:tabs>
-        <w:ind w:left="2880" w:hanging="360"/>
-      </w:pPr>
-      <w:rPr>
-        <w:rFonts w:ascii="Wingdings" w:hAnsi="Wingdings" w:hint="default"/>
-        <w:sz w:val="20"/>
-      </w:rPr>
-    </w:lvl>
-    <w:lvl w:ilvl="4" w:tentative="1">
-      <w:start w:val="1"/>
-      <w:numFmt w:val="bullet"/>
-      <w:lvlText w:val=""/>
-      <w:lvlJc w:val="left"/>
-      <w:pPr>
-        <w:tabs>
-          <w:tab w:val="num" w:pos="3600"/>
-        </w:tabs>
-        <w:ind w:left="3600" w:hanging="360"/>
-      </w:pPr>
-      <w:rPr>
-        <w:rFonts w:ascii="Wingdings" w:hAnsi="Wingdings" w:hint="default"/>
-        <w:sz w:val="20"/>
-      </w:rPr>
-    </w:lvl>
-    <w:lvl w:ilvl="5" w:tentative="1">
-      <w:start w:val="1"/>
-      <w:numFmt w:val="bullet"/>
-      <w:lvlText w:val=""/>
-      <w:lvlJc w:val="left"/>
-      <w:pPr>
-        <w:tabs>
-          <w:tab w:val="num" w:pos="4320"/>
-        </w:tabs>
-        <w:ind w:left="4320" w:hanging="360"/>
-      </w:pPr>
-      <w:rPr>
-        <w:rFonts w:ascii="Wingdings" w:hAnsi="Wingdings" w:hint="default"/>
-        <w:sz w:val="20"/>
-      </w:rPr>
-    </w:lvl>
-    <w:lvl w:ilvl="6" w:tentative="1">
-      <w:start w:val="1"/>
-      <w:numFmt w:val="bullet"/>
-      <w:lvlText w:val=""/>
-      <w:lvlJc w:val="left"/>
-      <w:pPr>
-        <w:tabs>
-          <w:tab w:val="num" w:pos="5040"/>
-        </w:tabs>
-        <w:ind w:left="5040" w:hanging="360"/>
-      </w:pPr>
-      <w:rPr>
-        <w:rFonts w:ascii="Wingdings" w:hAnsi="Wingdings" w:hint="default"/>
-        <w:sz w:val="20"/>
-      </w:rPr>
-    </w:lvl>
-    <w:lvl w:ilvl="7" w:tentative="1">
-      <w:start w:val="1"/>
-      <w:numFmt w:val="bullet"/>
-      <w:lvlText w:val=""/>
-      <w:lvlJc w:val="left"/>
-      <w:pPr>
-        <w:tabs>
-          <w:tab w:val="num" w:pos="5760"/>
-        </w:tabs>
-        <w:ind w:left="5760" w:hanging="360"/>
-      </w:pPr>
-      <w:rPr>
-        <w:rFonts w:ascii="Wingdings" w:hAnsi="Wingdings" w:hint="default"/>
-        <w:sz w:val="20"/>
-      </w:rPr>
-    </w:lvl>
-    <w:lvl w:ilvl="8" w:tentative="1">
-      <w:start w:val="1"/>
-      <w:numFmt w:val="bullet"/>
-      <w:lvlText w:val=""/>
-      <w:lvlJc w:val="left"/>
-      <w:pPr>
-        <w:tabs>
-          <w:tab w:val="num" w:pos="6480"/>
-        </w:tabs>
-        <w:ind w:left="6480" w:hanging="360"/>
-      </w:pPr>
-      <w:rPr>
-        <w:rFonts w:ascii="Wingdings" w:hAnsi="Wingdings" w:hint="default"/>
-        <w:sz w:val="20"/>
-      </w:rPr>
-    </w:lvl>
-  </w:abstractNum>
-  <w:abstractNum w:abstractNumId="22" w15:restartNumberingAfterBreak="0">
+  <w:abstractNum w:abstractNumId="18" w15:restartNumberingAfterBreak="0">
     <w:nsid w:val="275B18B7"/>
     <w:multiLevelType w:val="multilevel"/>
     <w:tmpl w:val="A182853E"/>
@@ -20947,156 +21133,7 @@
       </w:rPr>
     </w:lvl>
   </w:abstractNum>
-  <w:abstractNum w:abstractNumId="23" w15:restartNumberingAfterBreak="0">
-    <w:nsid w:val="2887020A"/>
-    <w:multiLevelType w:val="multilevel"/>
-    <w:tmpl w:val="B4E2E14A"/>
-    <w:lvl w:ilvl="0">
-      <w:start w:val="1"/>
-      <w:numFmt w:val="bullet"/>
-      <w:lvlText w:val=""/>
-      <w:lvlJc w:val="left"/>
-      <w:pPr>
-        <w:tabs>
-          <w:tab w:val="num" w:pos="720"/>
-        </w:tabs>
-        <w:ind w:left="720" w:hanging="360"/>
-      </w:pPr>
-      <w:rPr>
-        <w:rFonts w:ascii="Symbol" w:hAnsi="Symbol" w:hint="default"/>
-        <w:sz w:val="20"/>
-      </w:rPr>
-    </w:lvl>
-    <w:lvl w:ilvl="1" w:tentative="1">
-      <w:start w:val="1"/>
-      <w:numFmt w:val="bullet"/>
-      <w:lvlText w:val="o"/>
-      <w:lvlJc w:val="left"/>
-      <w:pPr>
-        <w:tabs>
-          <w:tab w:val="num" w:pos="1440"/>
-        </w:tabs>
-        <w:ind w:left="1440" w:hanging="360"/>
-      </w:pPr>
-      <w:rPr>
-        <w:rFonts w:ascii="Courier New" w:hAnsi="Courier New" w:hint="default"/>
-        <w:sz w:val="20"/>
-      </w:rPr>
-    </w:lvl>
-    <w:lvl w:ilvl="2" w:tentative="1">
-      <w:start w:val="1"/>
-      <w:numFmt w:val="bullet"/>
-      <w:lvlText w:val=""/>
-      <w:lvlJc w:val="left"/>
-      <w:pPr>
-        <w:tabs>
-          <w:tab w:val="num" w:pos="2160"/>
-        </w:tabs>
-        <w:ind w:left="2160" w:hanging="360"/>
-      </w:pPr>
-      <w:rPr>
-        <w:rFonts w:ascii="Wingdings" w:hAnsi="Wingdings" w:hint="default"/>
-        <w:sz w:val="20"/>
-      </w:rPr>
-    </w:lvl>
-    <w:lvl w:ilvl="3" w:tentative="1">
-      <w:start w:val="1"/>
-      <w:numFmt w:val="bullet"/>
-      <w:lvlText w:val=""/>
-      <w:lvlJc w:val="left"/>
-      <w:pPr>
-        <w:tabs>
-          <w:tab w:val="num" w:pos="2880"/>
-        </w:tabs>
-        <w:ind w:left="2880" w:hanging="360"/>
-      </w:pPr>
-      <w:rPr>
-        <w:rFonts w:ascii="Wingdings" w:hAnsi="Wingdings" w:hint="default"/>
-        <w:sz w:val="20"/>
-      </w:rPr>
-    </w:lvl>
-    <w:lvl w:ilvl="4" w:tentative="1">
-      <w:start w:val="1"/>
-      <w:numFmt w:val="bullet"/>
-      <w:lvlText w:val=""/>
-      <w:lvlJc w:val="left"/>
-      <w:pPr>
-        <w:tabs>
-          <w:tab w:val="num" w:pos="3600"/>
-        </w:tabs>
-        <w:ind w:left="3600" w:hanging="360"/>
-      </w:pPr>
-      <w:rPr>
-        <w:rFonts w:ascii="Wingdings" w:hAnsi="Wingdings" w:hint="default"/>
-        <w:sz w:val="20"/>
-      </w:rPr>
-    </w:lvl>
-    <w:lvl w:ilvl="5" w:tentative="1">
-      <w:start w:val="1"/>
-      <w:numFmt w:val="bullet"/>
-      <w:lvlText w:val=""/>
-      <w:lvlJc w:val="left"/>
-      <w:pPr>
-        <w:tabs>
-          <w:tab w:val="num" w:pos="4320"/>
-        </w:tabs>
-        <w:ind w:left="4320" w:hanging="360"/>
-      </w:pPr>
-      <w:rPr>
-        <w:rFonts w:ascii="Wingdings" w:hAnsi="Wingdings" w:hint="default"/>
-        <w:sz w:val="20"/>
-      </w:rPr>
-    </w:lvl>
-    <w:lvl w:ilvl="6" w:tentative="1">
-      <w:start w:val="1"/>
-      <w:numFmt w:val="bullet"/>
-      <w:lvlText w:val=""/>
-      <w:lvlJc w:val="left"/>
-      <w:pPr>
-        <w:tabs>
-          <w:tab w:val="num" w:pos="5040"/>
-        </w:tabs>
-        <w:ind w:left="5040" w:hanging="360"/>
-      </w:pPr>
-      <w:rPr>
-        <w:rFonts w:ascii="Wingdings" w:hAnsi="Wingdings" w:hint="default"/>
-        <w:sz w:val="20"/>
-      </w:rPr>
-    </w:lvl>
-    <w:lvl w:ilvl="7" w:tentative="1">
-      <w:start w:val="1"/>
-      <w:numFmt w:val="bullet"/>
-      <w:lvlText w:val=""/>
-      <w:lvlJc w:val="left"/>
-      <w:pPr>
-        <w:tabs>
-          <w:tab w:val="num" w:pos="5760"/>
-        </w:tabs>
-        <w:ind w:left="5760" w:hanging="360"/>
-      </w:pPr>
-      <w:rPr>
-        <w:rFonts w:ascii="Wingdings" w:hAnsi="Wingdings" w:hint="default"/>
-        <w:sz w:val="20"/>
-      </w:rPr>
-    </w:lvl>
-    <w:lvl w:ilvl="8" w:tentative="1">
-      <w:start w:val="1"/>
-      <w:numFmt w:val="bullet"/>
-      <w:lvlText w:val=""/>
-      <w:lvlJc w:val="left"/>
-      <w:pPr>
-        <w:tabs>
-          <w:tab w:val="num" w:pos="6480"/>
-        </w:tabs>
-        <w:ind w:left="6480" w:hanging="360"/>
-      </w:pPr>
-      <w:rPr>
-        <w:rFonts w:ascii="Wingdings" w:hAnsi="Wingdings" w:hint="default"/>
-        <w:sz w:val="20"/>
-      </w:rPr>
-    </w:lvl>
-  </w:abstractNum>
-  <w:abstractNum w:abstractNumId="24" w15:restartNumberingAfterBreak="0">
+  <w:abstractNum w:abstractNumId="19" w15:restartNumberingAfterBreak="0">
     <w:nsid w:val="2C3654E1"/>
     <w:multiLevelType w:val="multilevel"/>
     <w:tmpl w:val="20606690"/>
@@ -21245,7 +21282,7 @@
       </w:rPr>
     </w:lvl>
   </w:abstractNum>
-  <w:abstractNum w:abstractNumId="25" w15:restartNumberingAfterBreak="0">
+  <w:abstractNum w:abstractNumId="20" w15:restartNumberingAfterBreak="0">
     <w:nsid w:val="3C554F0B"/>
     <w:multiLevelType w:val="multilevel"/>
     <w:tmpl w:val="2A4ACC4A"/>
@@ -21394,7 +21431,7 @@
       </w:rPr>
     </w:lvl>
   </w:abstractNum>
-  <w:abstractNum w:abstractNumId="26" w15:restartNumberingAfterBreak="0">
+  <w:abstractNum w:abstractNumId="21" w15:restartNumberingAfterBreak="0">
     <w:nsid w:val="3D0F3233"/>
     <w:multiLevelType w:val="multilevel"/>
     <w:tmpl w:val="34C8573E"/>
@@ -21543,7 +21580,7 @@
       </w:rPr>
     </w:lvl>
   </w:abstractNum>
-  <w:abstractNum w:abstractNumId="27" w15:restartNumberingAfterBreak="0">
+  <w:abstractNum w:abstractNumId="22" w15:restartNumberingAfterBreak="0">
     <w:nsid w:val="433F14DE"/>
     <w:multiLevelType w:val="multilevel"/>
     <w:tmpl w:val="6EEA9762"/>
@@ -21692,7 +21729,7 @@
       </w:rPr>
     </w:lvl>
   </w:abstractNum>
-  <w:abstractNum w:abstractNumId="28" w15:restartNumberingAfterBreak="0">
+  <w:abstractNum w:abstractNumId="23" w15:restartNumberingAfterBreak="0">
     <w:nsid w:val="455101DB"/>
     <w:multiLevelType w:val="multilevel"/>
     <w:tmpl w:val="CDD2917A"/>
@@ -21805,156 +21842,7 @@
       </w:pPr>
     </w:lvl>
   </w:abstractNum>
-  <w:abstractNum w:abstractNumId="29" w15:restartNumberingAfterBreak="0">
-    <w:nsid w:val="4A585FB2"/>
-    <w:multiLevelType w:val="multilevel"/>
-    <w:tmpl w:val="45F63DA6"/>
-    <w:lvl w:ilvl="0">
-      <w:start w:val="1"/>
-      <w:numFmt w:val="bullet"/>
-      <w:lvlText w:val=""/>
-      <w:lvlJc w:val="left"/>
-      <w:pPr>
-        <w:tabs>
-          <w:tab w:val="num" w:pos="1068"/>
-        </w:tabs>
-        <w:ind w:left="1068" w:hanging="360"/>
-      </w:pPr>
-      <w:rPr>
-        <w:rFonts w:ascii="Wingdings" w:hAnsi="Wingdings" w:hint="default"/>
-        <w:sz w:val="20"/>
-      </w:rPr>
-    </w:lvl>
-    <w:lvl w:ilvl="1">
-      <w:start w:val="1"/>
-      <w:numFmt w:val="bullet"/>
-      <w:lvlText w:val="o"/>
-      <w:lvlJc w:val="left"/>
-      <w:pPr>
-        <w:tabs>
-          <w:tab w:val="num" w:pos="1788"/>
-        </w:tabs>
-        <w:ind w:left="1788" w:hanging="360"/>
-      </w:pPr>
-      <w:rPr>
-        <w:rFonts w:ascii="Courier New" w:hAnsi="Courier New" w:hint="default"/>
-        <w:sz w:val="20"/>
-      </w:rPr>
-    </w:lvl>
-    <w:lvl w:ilvl="2" w:tentative="1">
-      <w:start w:val="1"/>
-      <w:numFmt w:val="bullet"/>
-      <w:lvlText w:val=""/>
-      <w:lvlJc w:val="left"/>
-      <w:pPr>
-        <w:tabs>
-          <w:tab w:val="num" w:pos="2508"/>
-        </w:tabs>
-        <w:ind w:left="2508" w:hanging="360"/>
-      </w:pPr>
-      <w:rPr>
-        <w:rFonts w:ascii="Wingdings" w:hAnsi="Wingdings" w:hint="default"/>
-        <w:sz w:val="20"/>
-      </w:rPr>
-    </w:lvl>
-    <w:lvl w:ilvl="3" w:tentative="1">
-      <w:start w:val="1"/>
-      <w:numFmt w:val="bullet"/>
-      <w:lvlText w:val=""/>
-      <w:lvlJc w:val="left"/>
-      <w:pPr>
-        <w:tabs>
-          <w:tab w:val="num" w:pos="3228"/>
-        </w:tabs>
-        <w:ind w:left="3228" w:hanging="360"/>
-      </w:pPr>
-      <w:rPr>
-        <w:rFonts w:ascii="Wingdings" w:hAnsi="Wingdings" w:hint="default"/>
-        <w:sz w:val="20"/>
-      </w:rPr>
-    </w:lvl>
-    <w:lvl w:ilvl="4" w:tentative="1">
-      <w:start w:val="1"/>
-      <w:numFmt w:val="bullet"/>
-      <w:lvlText w:val=""/>
-      <w:lvlJc w:val="left"/>
-      <w:pPr>
-        <w:tabs>
-          <w:tab w:val="num" w:pos="3948"/>
-        </w:tabs>
-        <w:ind w:left="3948" w:hanging="360"/>
-      </w:pPr>
-      <w:rPr>
-        <w:rFonts w:ascii="Wingdings" w:hAnsi="Wingdings" w:hint="default"/>
-        <w:sz w:val="20"/>
-      </w:rPr>
-    </w:lvl>
-    <w:lvl w:ilvl="5" w:tentative="1">
-      <w:start w:val="1"/>
-      <w:numFmt w:val="bullet"/>
-      <w:lvlText w:val=""/>
-      <w:lvlJc w:val="left"/>
-      <w:pPr>
-        <w:tabs>
-          <w:tab w:val="num" w:pos="4668"/>
-        </w:tabs>
-        <w:ind w:left="4668" w:hanging="360"/>
-      </w:pPr>
-      <w:rPr>
-        <w:rFonts w:ascii="Wingdings" w:hAnsi="Wingdings" w:hint="default"/>
-        <w:sz w:val="20"/>
-      </w:rPr>
-    </w:lvl>
-    <w:lvl w:ilvl="6" w:tentative="1">
-      <w:start w:val="1"/>
-      <w:numFmt w:val="bullet"/>
-      <w:lvlText w:val=""/>
-      <w:lvlJc w:val="left"/>
-      <w:pPr>
-        <w:tabs>
-          <w:tab w:val="num" w:pos="5388"/>
-        </w:tabs>
-        <w:ind w:left="5388" w:hanging="360"/>
-      </w:pPr>
-      <w:rPr>
-        <w:rFonts w:ascii="Wingdings" w:hAnsi="Wingdings" w:hint="default"/>
-        <w:sz w:val="20"/>
-      </w:rPr>
-    </w:lvl>
-    <w:lvl w:ilvl="7" w:tentative="1">
-      <w:start w:val="1"/>
-      <w:numFmt w:val="bullet"/>
-      <w:lvlText w:val=""/>
-      <w:lvlJc w:val="left"/>
-      <w:pPr>
-        <w:tabs>
-          <w:tab w:val="num" w:pos="6108"/>
-        </w:tabs>
-        <w:ind w:left="6108" w:hanging="360"/>
-      </w:pPr>
-      <w:rPr>
-        <w:rFonts w:ascii="Wingdings" w:hAnsi="Wingdings" w:hint="default"/>
-        <w:sz w:val="20"/>
-      </w:rPr>
-    </w:lvl>
-    <w:lvl w:ilvl="8" w:tentative="1">
-      <w:start w:val="1"/>
-      <w:numFmt w:val="bullet"/>
-      <w:lvlText w:val=""/>
-      <w:lvlJc w:val="left"/>
-      <w:pPr>
-        <w:tabs>
-          <w:tab w:val="num" w:pos="6828"/>
-        </w:tabs>
-        <w:ind w:left="6828" w:hanging="360"/>
-      </w:pPr>
-      <w:rPr>
-        <w:rFonts w:ascii="Wingdings" w:hAnsi="Wingdings" w:hint="default"/>
-        <w:sz w:val="20"/>
-      </w:rPr>
-    </w:lvl>
-  </w:abstractNum>
-  <w:abstractNum w:abstractNumId="30" w15:restartNumberingAfterBreak="0">
+  <w:abstractNum w:abstractNumId="24" w15:restartNumberingAfterBreak="0">
     <w:nsid w:val="4CA923AE"/>
     <w:multiLevelType w:val="multilevel"/>
     <w:tmpl w:val="2564C144"/>
@@ -22103,120 +21991,120 @@
       </w:rPr>
     </w:lvl>
   </w:abstractNum>
-  <w:abstractNum w:abstractNumId="31" w15:restartNumberingAfterBreak="0">
-    <w:nsid w:val="51C004A6"/>
-    <w:multiLevelType w:val="multilevel"/>
-    <w:tmpl w:val="F70076AC"/>
-    <w:lvl w:ilvl="0">
-      <w:start w:val="1"/>
-      <w:numFmt w:val="decimal"/>
-      <w:lvlText w:val="%1."/>
-      <w:lvlJc w:val="left"/>
-      <w:pPr>
-        <w:ind w:left="555" w:hanging="555"/>
-      </w:pPr>
-      <w:rPr>
-        <w:rFonts w:hint="default"/>
-      </w:rPr>
-    </w:lvl>
-    <w:lvl w:ilvl="1">
-      <w:start w:val="1"/>
-      <w:numFmt w:val="decimal"/>
-      <w:lvlText w:val="%1.%2."/>
-      <w:lvlJc w:val="left"/>
-      <w:pPr>
-        <w:ind w:left="720" w:hanging="720"/>
-      </w:pPr>
-      <w:rPr>
-        <w:rFonts w:hint="default"/>
-      </w:rPr>
-    </w:lvl>
-    <w:lvl w:ilvl="2">
-      <w:start w:val="1"/>
-      <w:numFmt w:val="decimal"/>
-      <w:lvlText w:val="%1.%2.%3."/>
-      <w:lvlJc w:val="left"/>
-      <w:pPr>
-        <w:ind w:left="720" w:hanging="720"/>
-      </w:pPr>
-      <w:rPr>
-        <w:rFonts w:hint="default"/>
-      </w:rPr>
-    </w:lvl>
-    <w:lvl w:ilvl="3">
-      <w:start w:val="1"/>
-      <w:numFmt w:val="decimal"/>
-      <w:lvlText w:val="%1.%2.%3.%4."/>
-      <w:lvlJc w:val="left"/>
-      <w:pPr>
-        <w:ind w:left="1080" w:hanging="1080"/>
-      </w:pPr>
-      <w:rPr>
-        <w:rFonts w:hint="default"/>
-      </w:rPr>
-    </w:lvl>
-    <w:lvl w:ilvl="4">
-      <w:start w:val="1"/>
-      <w:numFmt w:val="decimal"/>
-      <w:lvlText w:val="%1.%2.%3.%4.%5."/>
-      <w:lvlJc w:val="left"/>
-      <w:pPr>
-        <w:ind w:left="1080" w:hanging="1080"/>
-      </w:pPr>
-      <w:rPr>
-        <w:rFonts w:hint="default"/>
-      </w:rPr>
-    </w:lvl>
-    <w:lvl w:ilvl="5">
-      <w:start w:val="1"/>
-      <w:numFmt w:val="decimal"/>
-      <w:lvlText w:val="%1.%2.%3.%4.%5.%6."/>
-      <w:lvlJc w:val="left"/>
-      <w:pPr>
-        <w:ind w:left="1440" w:hanging="1440"/>
-      </w:pPr>
-      <w:rPr>
-        <w:rFonts w:hint="default"/>
-      </w:rPr>
-    </w:lvl>
-    <w:lvl w:ilvl="6">
-      <w:start w:val="1"/>
-      <w:numFmt w:val="decimal"/>
-      <w:lvlText w:val="%1.%2.%3.%4.%5.%6.%7."/>
-      <w:lvlJc w:val="left"/>
-      <w:pPr>
-        <w:ind w:left="1440" w:hanging="1440"/>
-      </w:pPr>
-      <w:rPr>
-        <w:rFonts w:hint="default"/>
-      </w:rPr>
-    </w:lvl>
-    <w:lvl w:ilvl="7">
-      <w:start w:val="1"/>
-      <w:numFmt w:val="decimal"/>
-      <w:lvlText w:val="%1.%2.%3.%4.%5.%6.%7.%8."/>
-      <w:lvlJc w:val="left"/>
-      <w:pPr>
-        <w:ind w:left="1800" w:hanging="1800"/>
-      </w:pPr>
-      <w:rPr>
-        <w:rFonts w:hint="default"/>
-      </w:rPr>
-    </w:lvl>
-    <w:lvl w:ilvl="8">
-      <w:start w:val="1"/>
-      <w:numFmt w:val="decimal"/>
-      <w:lvlText w:val="%1.%2.%3.%4.%5.%6.%7.%8.%9."/>
-      <w:lvlJc w:val="left"/>
-      <w:pPr>
-        <w:ind w:left="1800" w:hanging="1800"/>
-      </w:pPr>
-      <w:rPr>
-        <w:rFonts w:hint="default"/>
+  <w:abstractNum w:abstractNumId="25" w15:restartNumberingAfterBreak="0">
+    <w:nsid w:val="533C5E9F"/>
+    <w:multiLevelType w:val="hybridMultilevel"/>
+    <w:tmpl w:val="6F360C9C"/>
+    <w:lvl w:ilvl="0" w:tplc="04150001">
+      <w:start w:val="1"/>
+      <w:numFmt w:val="bullet"/>
+      <w:lvlText w:val=""/>
+      <w:lvlJc w:val="left"/>
+      <w:pPr>
+        <w:ind w:left="720" w:hanging="360"/>
+      </w:pPr>
+      <w:rPr>
+        <w:rFonts w:ascii="Symbol" w:hAnsi="Symbol" w:hint="default"/>
+      </w:rPr>
+    </w:lvl>
+    <w:lvl w:ilvl="1" w:tplc="04150003" w:tentative="1">
+      <w:start w:val="1"/>
+      <w:numFmt w:val="bullet"/>
+      <w:lvlText w:val="o"/>
+      <w:lvlJc w:val="left"/>
+      <w:pPr>
+        <w:ind w:left="1440" w:hanging="360"/>
+      </w:pPr>
+      <w:rPr>
+        <w:rFonts w:ascii="Courier New" w:hAnsi="Courier New" w:cs="Courier New" w:hint="default"/>
+      </w:rPr>
+    </w:lvl>
+    <w:lvl w:ilvl="2" w:tplc="04150005" w:tentative="1">
+      <w:start w:val="1"/>
+      <w:numFmt w:val="bullet"/>
+      <w:lvlText w:val=""/>
+      <w:lvlJc w:val="left"/>
+      <w:pPr>
+        <w:ind w:left="2160" w:hanging="360"/>
+      </w:pPr>
+      <w:rPr>
+        <w:rFonts w:ascii="Wingdings" w:hAnsi="Wingdings" w:hint="default"/>
+      </w:rPr>
+    </w:lvl>
+    <w:lvl w:ilvl="3" w:tplc="04150001" w:tentative="1">
+      <w:start w:val="1"/>
+      <w:numFmt w:val="bullet"/>
+      <w:lvlText w:val=""/>
+      <w:lvlJc w:val="left"/>
+      <w:pPr>
+        <w:ind w:left="2880" w:hanging="360"/>
+      </w:pPr>
+      <w:rPr>
+        <w:rFonts w:ascii="Symbol" w:hAnsi="Symbol" w:hint="default"/>
+      </w:rPr>
+    </w:lvl>
+    <w:lvl w:ilvl="4" w:tplc="04150003" w:tentative="1">
+      <w:start w:val="1"/>
+      <w:numFmt w:val="bullet"/>
+      <w:lvlText w:val="o"/>
+      <w:lvlJc w:val="left"/>
+      <w:pPr>
+        <w:ind w:left="3600" w:hanging="360"/>
+      </w:pPr>
+      <w:rPr>
+        <w:rFonts w:ascii="Courier New" w:hAnsi="Courier New" w:cs="Courier New" w:hint="default"/>
+      </w:rPr>
+    </w:lvl>
+    <w:lvl w:ilvl="5" w:tplc="04150005" w:tentative="1">
+      <w:start w:val="1"/>
+      <w:numFmt w:val="bullet"/>
+      <w:lvlText w:val=""/>
+      <w:lvlJc w:val="left"/>
+      <w:pPr>
+        <w:ind w:left="4320" w:hanging="360"/>
+      </w:pPr>
+      <w:rPr>
+        <w:rFonts w:ascii="Wingdings" w:hAnsi="Wingdings" w:hint="default"/>
+      </w:rPr>
+    </w:lvl>
+    <w:lvl w:ilvl="6" w:tplc="04150001" w:tentative="1">
+      <w:start w:val="1"/>
+      <w:numFmt w:val="bullet"/>
+      <w:lvlText w:val=""/>
+      <w:lvlJc w:val="left"/>
+      <w:pPr>
+        <w:ind w:left="5040" w:hanging="360"/>
+      </w:pPr>
+      <w:rPr>
+        <w:rFonts w:ascii="Symbol" w:hAnsi="Symbol" w:hint="default"/>
+      </w:rPr>
+    </w:lvl>
+    <w:lvl w:ilvl="7" w:tplc="04150003" w:tentative="1">
+      <w:start w:val="1"/>
+      <w:numFmt w:val="bullet"/>
+      <w:lvlText w:val="o"/>
+      <w:lvlJc w:val="left"/>
+      <w:pPr>
+        <w:ind w:left="5760" w:hanging="360"/>
+      </w:pPr>
+      <w:rPr>
+        <w:rFonts w:ascii="Courier New" w:hAnsi="Courier New" w:cs="Courier New" w:hint="default"/>
+      </w:rPr>
+    </w:lvl>
+    <w:lvl w:ilvl="8" w:tplc="04150005" w:tentative="1">
+      <w:start w:val="1"/>
+      <w:numFmt w:val="bullet"/>
+      <w:lvlText w:val=""/>
+      <w:lvlJc w:val="left"/>
+      <w:pPr>
+        <w:ind w:left="6480" w:hanging="360"/>
+      </w:pPr>
+      <w:rPr>
+        <w:rFonts w:ascii="Wingdings" w:hAnsi="Wingdings" w:hint="default"/>
       </w:rPr>
     </w:lvl>
   </w:abstractNum>
-  <w:abstractNum w:abstractNumId="32" w15:restartNumberingAfterBreak="0">
+  <w:abstractNum w:abstractNumId="26" w15:restartNumberingAfterBreak="0">
     <w:nsid w:val="5A4A1C41"/>
     <w:multiLevelType w:val="multilevel"/>
     <w:tmpl w:val="26A61866"/>
@@ -22365,7 +22253,7 @@
       </w:rPr>
     </w:lvl>
   </w:abstractNum>
-  <w:abstractNum w:abstractNumId="33" w15:restartNumberingAfterBreak="0">
+  <w:abstractNum w:abstractNumId="27" w15:restartNumberingAfterBreak="0">
     <w:nsid w:val="5DA976BC"/>
     <w:multiLevelType w:val="multilevel"/>
     <w:tmpl w:val="AC641EBE"/>
@@ -22514,7 +22402,7 @@
       </w:rPr>
     </w:lvl>
   </w:abstractNum>
-  <w:abstractNum w:abstractNumId="34" w15:restartNumberingAfterBreak="0">
+  <w:abstractNum w:abstractNumId="28" w15:restartNumberingAfterBreak="0">
     <w:nsid w:val="612811C7"/>
     <w:multiLevelType w:val="multilevel"/>
     <w:tmpl w:val="432A293A"/>
@@ -22663,7 +22551,7 @@
       </w:rPr>
     </w:lvl>
   </w:abstractNum>
-  <w:abstractNum w:abstractNumId="35" w15:restartNumberingAfterBreak="0">
+  <w:abstractNum w:abstractNumId="29" w15:restartNumberingAfterBreak="0">
     <w:nsid w:val="62650751"/>
     <w:multiLevelType w:val="hybridMultilevel"/>
     <w:tmpl w:val="BF060392"/>
@@ -22776,7 +22664,7 @@
       </w:rPr>
     </w:lvl>
   </w:abstractNum>
-  <w:abstractNum w:abstractNumId="36" w15:restartNumberingAfterBreak="0">
+  <w:abstractNum w:abstractNumId="30" w15:restartNumberingAfterBreak="0">
     <w:nsid w:val="64276E20"/>
     <w:multiLevelType w:val="multilevel"/>
     <w:tmpl w:val="3C18DE94"/>
@@ -22925,7 +22813,7 @@
       </w:rPr>
     </w:lvl>
   </w:abstractNum>
-  <w:abstractNum w:abstractNumId="37" w15:restartNumberingAfterBreak="0">
+  <w:abstractNum w:abstractNumId="31" w15:restartNumberingAfterBreak="0">
     <w:nsid w:val="64D04207"/>
     <w:multiLevelType w:val="multilevel"/>
     <w:tmpl w:val="9424ABD0"/>
@@ -23074,7 +22962,7 @@
       </w:rPr>
     </w:lvl>
   </w:abstractNum>
-  <w:abstractNum w:abstractNumId="38" w15:restartNumberingAfterBreak="0">
+  <w:abstractNum w:abstractNumId="32" w15:restartNumberingAfterBreak="0">
     <w:nsid w:val="682D6254"/>
     <w:multiLevelType w:val="multilevel"/>
     <w:tmpl w:val="1C78A060"/>
@@ -23223,156 +23111,7 @@
       </w:rPr>
     </w:lvl>
   </w:abstractNum>
-  <w:abstractNum w:abstractNumId="39" w15:restartNumberingAfterBreak="0">
-    <w:nsid w:val="6A587CDD"/>
-    <w:multiLevelType w:val="multilevel"/>
-    <w:tmpl w:val="E89C65B6"/>
-    <w:lvl w:ilvl="0">
-      <w:start w:val="1"/>
-      <w:numFmt w:val="bullet"/>
-      <w:lvlText w:val=""/>
-      <w:lvlJc w:val="left"/>
-      <w:pPr>
-        <w:tabs>
-          <w:tab w:val="num" w:pos="720"/>
-        </w:tabs>
-        <w:ind w:left="720" w:hanging="360"/>
-      </w:pPr>
-      <w:rPr>
-        <w:rFonts w:ascii="Symbol" w:hAnsi="Symbol" w:hint="default"/>
-        <w:sz w:val="20"/>
-      </w:rPr>
-    </w:lvl>
-    <w:lvl w:ilvl="1" w:tentative="1">
-      <w:start w:val="1"/>
-      <w:numFmt w:val="bullet"/>
-      <w:lvlText w:val="o"/>
-      <w:lvlJc w:val="left"/>
-      <w:pPr>
-        <w:tabs>
-          <w:tab w:val="num" w:pos="1440"/>
-        </w:tabs>
-        <w:ind w:left="1440" w:hanging="360"/>
-      </w:pPr>
-      <w:rPr>
-        <w:rFonts w:ascii="Courier New" w:hAnsi="Courier New" w:hint="default"/>
-        <w:sz w:val="20"/>
-      </w:rPr>
-    </w:lvl>
-    <w:lvl w:ilvl="2" w:tentative="1">
-      <w:start w:val="1"/>
-      <w:numFmt w:val="bullet"/>
-      <w:lvlText w:val=""/>
-      <w:lvlJc w:val="left"/>
-      <w:pPr>
-        <w:tabs>
-          <w:tab w:val="num" w:pos="2160"/>
-        </w:tabs>
-        <w:ind w:left="2160" w:hanging="360"/>
-      </w:pPr>
-      <w:rPr>
-        <w:rFonts w:ascii="Wingdings" w:hAnsi="Wingdings" w:hint="default"/>
-        <w:sz w:val="20"/>
-      </w:rPr>
-    </w:lvl>
-    <w:lvl w:ilvl="3" w:tentative="1">
-      <w:start w:val="1"/>
-      <w:numFmt w:val="bullet"/>
-      <w:lvlText w:val=""/>
-      <w:lvlJc w:val="left"/>
-      <w:pPr>
-        <w:tabs>
-          <w:tab w:val="num" w:pos="2880"/>
-        </w:tabs>
-        <w:ind w:left="2880" w:hanging="360"/>
-      </w:pPr>
-      <w:rPr>
-        <w:rFonts w:ascii="Wingdings" w:hAnsi="Wingdings" w:hint="default"/>
-        <w:sz w:val="20"/>
-      </w:rPr>
-    </w:lvl>
-    <w:lvl w:ilvl="4" w:tentative="1">
-      <w:start w:val="1"/>
-      <w:numFmt w:val="bullet"/>
-      <w:lvlText w:val=""/>
-      <w:lvlJc w:val="left"/>
-      <w:pPr>
-        <w:tabs>
-          <w:tab w:val="num" w:pos="3600"/>
-        </w:tabs>
-        <w:ind w:left="3600" w:hanging="360"/>
-      </w:pPr>
-      <w:rPr>
-        <w:rFonts w:ascii="Wingdings" w:hAnsi="Wingdings" w:hint="default"/>
-        <w:sz w:val="20"/>
-      </w:rPr>
-    </w:lvl>
-    <w:lvl w:ilvl="5" w:tentative="1">
-      <w:start w:val="1"/>
-      <w:numFmt w:val="bullet"/>
-      <w:lvlText w:val=""/>
-      <w:lvlJc w:val="left"/>
-      <w:pPr>
-        <w:tabs>
-          <w:tab w:val="num" w:pos="4320"/>
-        </w:tabs>
-        <w:ind w:left="4320" w:hanging="360"/>
-      </w:pPr>
-      <w:rPr>
-        <w:rFonts w:ascii="Wingdings" w:hAnsi="Wingdings" w:hint="default"/>
-        <w:sz w:val="20"/>
-      </w:rPr>
-    </w:lvl>
-    <w:lvl w:ilvl="6" w:tentative="1">
-      <w:start w:val="1"/>
-      <w:numFmt w:val="bullet"/>
-      <w:lvlText w:val=""/>
-      <w:lvlJc w:val="left"/>
-      <w:pPr>
-        <w:tabs>
-          <w:tab w:val="num" w:pos="5040"/>
-        </w:tabs>
-        <w:ind w:left="5040" w:hanging="360"/>
-      </w:pPr>
-      <w:rPr>
-        <w:rFonts w:ascii="Wingdings" w:hAnsi="Wingdings" w:hint="default"/>
-        <w:sz w:val="20"/>
-      </w:rPr>
-    </w:lvl>
-    <w:lvl w:ilvl="7" w:tentative="1">
-      <w:start w:val="1"/>
-      <w:numFmt w:val="bullet"/>
-      <w:lvlText w:val=""/>
-      <w:lvlJc w:val="left"/>
-      <w:pPr>
-        <w:tabs>
-          <w:tab w:val="num" w:pos="5760"/>
-        </w:tabs>
-        <w:ind w:left="5760" w:hanging="360"/>
-      </w:pPr>
-      <w:rPr>
-        <w:rFonts w:ascii="Wingdings" w:hAnsi="Wingdings" w:hint="default"/>
-        <w:sz w:val="20"/>
-      </w:rPr>
-    </w:lvl>
-    <w:lvl w:ilvl="8" w:tentative="1">
-      <w:start w:val="1"/>
-      <w:numFmt w:val="bullet"/>
-      <w:lvlText w:val=""/>
-      <w:lvlJc w:val="left"/>
-      <w:pPr>
-        <w:tabs>
-          <w:tab w:val="num" w:pos="6480"/>
-        </w:tabs>
-        <w:ind w:left="6480" w:hanging="360"/>
-      </w:pPr>
-      <w:rPr>
-        <w:rFonts w:ascii="Wingdings" w:hAnsi="Wingdings" w:hint="default"/>
-        <w:sz w:val="20"/>
-      </w:rPr>
-    </w:lvl>
-  </w:abstractNum>
-  <w:abstractNum w:abstractNumId="40" w15:restartNumberingAfterBreak="0">
+  <w:abstractNum w:abstractNumId="33" w15:restartNumberingAfterBreak="0">
     <w:nsid w:val="6B32218D"/>
     <w:multiLevelType w:val="hybridMultilevel"/>
     <w:tmpl w:val="0FC2FF9C"/>
@@ -23462,7 +23201,7 @@
       </w:pPr>
     </w:lvl>
   </w:abstractNum>
-  <w:abstractNum w:abstractNumId="41" w15:restartNumberingAfterBreak="0">
+  <w:abstractNum w:abstractNumId="34" w15:restartNumberingAfterBreak="0">
     <w:nsid w:val="6E870572"/>
     <w:multiLevelType w:val="multilevel"/>
     <w:tmpl w:val="383E2D0E"/>
@@ -23611,7 +23350,7 @@
       </w:rPr>
     </w:lvl>
   </w:abstractNum>
-  <w:abstractNum w:abstractNumId="42" w15:restartNumberingAfterBreak="0">
+  <w:abstractNum w:abstractNumId="35" w15:restartNumberingAfterBreak="0">
     <w:nsid w:val="716207B2"/>
     <w:multiLevelType w:val="multilevel"/>
     <w:tmpl w:val="B8E491D6"/>
@@ -23760,7 +23499,120 @@
       </w:rPr>
     </w:lvl>
   </w:abstractNum>
-  <w:abstractNum w:abstractNumId="43" w15:restartNumberingAfterBreak="0">
+  <w:abstractNum w:abstractNumId="36" w15:restartNumberingAfterBreak="0">
+    <w:nsid w:val="72A318E6"/>
+    <w:multiLevelType w:val="hybridMultilevel"/>
+    <w:tmpl w:val="F0B27944"/>
+    <w:lvl w:ilvl="0" w:tplc="04150001">
+      <w:start w:val="1"/>
+      <w:numFmt w:val="bullet"/>
+      <w:lvlText w:val=""/>
+      <w:lvlJc w:val="left"/>
+      <w:pPr>
+        <w:ind w:left="720" w:hanging="360"/>
+      </w:pPr>
+      <w:rPr>
+        <w:rFonts w:ascii="Symbol" w:hAnsi="Symbol" w:hint="default"/>
+      </w:rPr>
+    </w:lvl>
+    <w:lvl w:ilvl="1" w:tplc="04150003" w:tentative="1">
+      <w:start w:val="1"/>
+      <w:numFmt w:val="bullet"/>
+      <w:lvlText w:val="o"/>
+      <w:lvlJc w:val="left"/>
+      <w:pPr>
+        <w:ind w:left="1440" w:hanging="360"/>
+      </w:pPr>
+      <w:rPr>
+        <w:rFonts w:ascii="Courier New" w:hAnsi="Courier New" w:cs="Courier New" w:hint="default"/>
+      </w:rPr>
+    </w:lvl>
+    <w:lvl w:ilvl="2" w:tplc="04150005" w:tentative="1">
+      <w:start w:val="1"/>
+      <w:numFmt w:val="bullet"/>
+      <w:lvlText w:val=""/>
+      <w:lvlJc w:val="left"/>
+      <w:pPr>
+        <w:ind w:left="2160" w:hanging="360"/>
+      </w:pPr>
+      <w:rPr>
+        <w:rFonts w:ascii="Wingdings" w:hAnsi="Wingdings" w:hint="default"/>
+      </w:rPr>
+    </w:lvl>
+    <w:lvl w:ilvl="3" w:tplc="04150001" w:tentative="1">
+      <w:start w:val="1"/>
+      <w:numFmt w:val="bullet"/>
+      <w:lvlText w:val=""/>
+      <w:lvlJc w:val="left"/>
+      <w:pPr>
+        <w:ind w:left="2880" w:hanging="360"/>
+      </w:pPr>
+      <w:rPr>
+        <w:rFonts w:ascii="Symbol" w:hAnsi="Symbol" w:hint="default"/>
+      </w:rPr>
+    </w:lvl>
+    <w:lvl w:ilvl="4" w:tplc="04150003" w:tentative="1">
+      <w:start w:val="1"/>
+      <w:numFmt w:val="bullet"/>
+      <w:lvlText w:val="o"/>
+      <w:lvlJc w:val="left"/>
+      <w:pPr>
+        <w:ind w:left="3600" w:hanging="360"/>
+      </w:pPr>
+      <w:rPr>
+        <w:rFonts w:ascii="Courier New" w:hAnsi="Courier New" w:cs="Courier New" w:hint="default"/>
+      </w:rPr>
+    </w:lvl>
+    <w:lvl w:ilvl="5" w:tplc="04150005" w:tentative="1">
+      <w:start w:val="1"/>
+      <w:numFmt w:val="bullet"/>
+      <w:lvlText w:val=""/>
+      <w:lvlJc w:val="left"/>
+      <w:pPr>
+        <w:ind w:left="4320" w:hanging="360"/>
+      </w:pPr>
+      <w:rPr>
+        <w:rFonts w:ascii="Wingdings" w:hAnsi="Wingdings" w:hint="default"/>
+      </w:rPr>
+    </w:lvl>
+    <w:lvl w:ilvl="6" w:tplc="04150001" w:tentative="1">
+      <w:start w:val="1"/>
+      <w:numFmt w:val="bullet"/>
+      <w:lvlText w:val=""/>
+      <w:lvlJc w:val="left"/>
+      <w:pPr>
+        <w:ind w:left="5040" w:hanging="360"/>
+      </w:pPr>
+      <w:rPr>
+        <w:rFonts w:ascii="Symbol" w:hAnsi="Symbol" w:hint="default"/>
+      </w:rPr>
+    </w:lvl>
+    <w:lvl w:ilvl="7" w:tplc="04150003" w:tentative="1">
+      <w:start w:val="1"/>
+      <w:numFmt w:val="bullet"/>
+      <w:lvlText w:val="o"/>
+      <w:lvlJc w:val="left"/>
+      <w:pPr>
+        <w:ind w:left="5760" w:hanging="360"/>
+      </w:pPr>
+      <w:rPr>
+        <w:rFonts w:ascii="Courier New" w:hAnsi="Courier New" w:cs="Courier New" w:hint="default"/>
+      </w:rPr>
+    </w:lvl>
+    <w:lvl w:ilvl="8" w:tplc="04150005" w:tentative="1">
+      <w:start w:val="1"/>
+      <w:numFmt w:val="bullet"/>
+      <w:lvlText w:val=""/>
+      <w:lvlJc w:val="left"/>
+      <w:pPr>
+        <w:ind w:left="6480" w:hanging="360"/>
+      </w:pPr>
+      <w:rPr>
+        <w:rFonts w:ascii="Wingdings" w:hAnsi="Wingdings" w:hint="default"/>
+      </w:rPr>
+    </w:lvl>
+  </w:abstractNum>
+  <w:abstractNum w:abstractNumId="37" w15:restartNumberingAfterBreak="0">
     <w:nsid w:val="74703AF6"/>
     <w:multiLevelType w:val="multilevel"/>
     <w:tmpl w:val="84A656D0"/>
@@ -23909,7 +23761,7 @@
       </w:rPr>
     </w:lvl>
   </w:abstractNum>
-  <w:abstractNum w:abstractNumId="44" w15:restartNumberingAfterBreak="0">
+  <w:abstractNum w:abstractNumId="38" w15:restartNumberingAfterBreak="0">
     <w:nsid w:val="77205F30"/>
     <w:multiLevelType w:val="multilevel"/>
     <w:tmpl w:val="FA96169A"/>
@@ -24058,7 +23910,7 @@
       </w:rPr>
     </w:lvl>
   </w:abstractNum>
-  <w:abstractNum w:abstractNumId="45" w15:restartNumberingAfterBreak="0">
+  <w:abstractNum w:abstractNumId="39" w15:restartNumberingAfterBreak="0">
     <w:nsid w:val="7A3E71D6"/>
     <w:multiLevelType w:val="multilevel"/>
     <w:tmpl w:val="C1324F9E"/>
@@ -24171,7 +24023,7 @@
       </w:pPr>
     </w:lvl>
   </w:abstractNum>
-  <w:abstractNum w:abstractNumId="46" w15:restartNumberingAfterBreak="0">
+  <w:abstractNum w:abstractNumId="40" w15:restartNumberingAfterBreak="0">
     <w:nsid w:val="7A5B5294"/>
     <w:multiLevelType w:val="multilevel"/>
     <w:tmpl w:val="7A28D730"/>
@@ -24320,7 +24172,7 @@
       </w:rPr>
     </w:lvl>
   </w:abstractNum>
-  <w:abstractNum w:abstractNumId="47" w15:restartNumberingAfterBreak="0">
+  <w:abstractNum w:abstractNumId="41" w15:restartNumberingAfterBreak="0">
     <w:nsid w:val="7AF72723"/>
     <w:multiLevelType w:val="multilevel"/>
     <w:tmpl w:val="2F5C621A"/>
@@ -24469,7 +24321,7 @@
       </w:rPr>
     </w:lvl>
   </w:abstractNum>
-  <w:abstractNum w:abstractNumId="48" w15:restartNumberingAfterBreak="0">
+  <w:abstractNum w:abstractNumId="42" w15:restartNumberingAfterBreak="0">
     <w:nsid w:val="7DB304E6"/>
     <w:multiLevelType w:val="hybridMultilevel"/>
     <w:tmpl w:val="1DE8A4F6"/>
@@ -24582,153 +24434,288 @@
       </w:rPr>
     </w:lvl>
   </w:abstractNum>
-  <w:num w:numId="1" w16cid:durableId="322394754">
+  <w:abstractNum w:abstractNumId="43" w15:restartNumberingAfterBreak="0">
+    <w:nsid w:val="7DCA7650"/>
+    <w:multiLevelType w:val="multilevel"/>
+    <w:tmpl w:val="540CB1FC"/>
+    <w:lvl w:ilvl="0">
+      <w:start w:val="1"/>
+      <w:numFmt w:val="bullet"/>
+      <w:lvlText w:val=""/>
+      <w:lvlJc w:val="left"/>
+      <w:pPr>
+        <w:tabs>
+          <w:tab w:val="num" w:pos="720"/>
+        </w:tabs>
+        <w:ind w:left="720" w:hanging="360"/>
+      </w:pPr>
+      <w:rPr>
+        <w:rFonts w:ascii="Symbol" w:hAnsi="Symbol" w:hint="default"/>
+        <w:sz w:val="20"/>
+      </w:rPr>
+    </w:lvl>
+    <w:lvl w:ilvl="1" w:tentative="1">
+      <w:start w:val="1"/>
+      <w:numFmt w:val="bullet"/>
+      <w:lvlText w:val="o"/>
+      <w:lvlJc w:val="left"/>
+      <w:pPr>
+        <w:tabs>
+          <w:tab w:val="num" w:pos="1440"/>
+        </w:tabs>
+        <w:ind w:left="1440" w:hanging="360"/>
+      </w:pPr>
+      <w:rPr>
+        <w:rFonts w:ascii="Courier New" w:hAnsi="Courier New" w:hint="default"/>
+        <w:sz w:val="20"/>
+      </w:rPr>
+    </w:lvl>
+    <w:lvl w:ilvl="2" w:tentative="1">
+      <w:start w:val="1"/>
+      <w:numFmt w:val="bullet"/>
+      <w:lvlText w:val=""/>
+      <w:lvlJc w:val="left"/>
+      <w:pPr>
+        <w:tabs>
+          <w:tab w:val="num" w:pos="2160"/>
+        </w:tabs>
+        <w:ind w:left="2160" w:hanging="360"/>
+      </w:pPr>
+      <w:rPr>
+        <w:rFonts w:ascii="Wingdings" w:hAnsi="Wingdings" w:hint="default"/>
+        <w:sz w:val="20"/>
+      </w:rPr>
+    </w:lvl>
+    <w:lvl w:ilvl="3" w:tentative="1">
+      <w:start w:val="1"/>
+      <w:numFmt w:val="bullet"/>
+      <w:lvlText w:val=""/>
+      <w:lvlJc w:val="left"/>
+      <w:pPr>
+        <w:tabs>
+          <w:tab w:val="num" w:pos="2880"/>
+        </w:tabs>
+        <w:ind w:left="2880" w:hanging="360"/>
+      </w:pPr>
+      <w:rPr>
+        <w:rFonts w:ascii="Wingdings" w:hAnsi="Wingdings" w:hint="default"/>
+        <w:sz w:val="20"/>
+      </w:rPr>
+    </w:lvl>
+    <w:lvl w:ilvl="4" w:tentative="1">
+      <w:start w:val="1"/>
+      <w:numFmt w:val="bullet"/>
+      <w:lvlText w:val=""/>
+      <w:lvlJc w:val="left"/>
+      <w:pPr>
+        <w:tabs>
+          <w:tab w:val="num" w:pos="3600"/>
+        </w:tabs>
+        <w:ind w:left="3600" w:hanging="360"/>
+      </w:pPr>
+      <w:rPr>
+        <w:rFonts w:ascii="Wingdings" w:hAnsi="Wingdings" w:hint="default"/>
+        <w:sz w:val="20"/>
+      </w:rPr>
+    </w:lvl>
+    <w:lvl w:ilvl="5" w:tentative="1">
+      <w:start w:val="1"/>
+      <w:numFmt w:val="bullet"/>
+      <w:lvlText w:val=""/>
+      <w:lvlJc w:val="left"/>
+      <w:pPr>
+        <w:tabs>
+          <w:tab w:val="num" w:pos="4320"/>
+        </w:tabs>
+        <w:ind w:left="4320" w:hanging="360"/>
+      </w:pPr>
+      <w:rPr>
+        <w:rFonts w:ascii="Wingdings" w:hAnsi="Wingdings" w:hint="default"/>
+        <w:sz w:val="20"/>
+      </w:rPr>
+    </w:lvl>
+    <w:lvl w:ilvl="6" w:tentative="1">
+      <w:start w:val="1"/>
+      <w:numFmt w:val="bullet"/>
+      <w:lvlText w:val=""/>
+      <w:lvlJc w:val="left"/>
+      <w:pPr>
+        <w:tabs>
+          <w:tab w:val="num" w:pos="5040"/>
+        </w:tabs>
+        <w:ind w:left="5040" w:hanging="360"/>
+      </w:pPr>
+      <w:rPr>
+        <w:rFonts w:ascii="Wingdings" w:hAnsi="Wingdings" w:hint="default"/>
+        <w:sz w:val="20"/>
+      </w:rPr>
+    </w:lvl>
+    <w:lvl w:ilvl="7" w:tentative="1">
+      <w:start w:val="1"/>
+      <w:numFmt w:val="bullet"/>
+      <w:lvlText w:val=""/>
+      <w:lvlJc w:val="left"/>
+      <w:pPr>
+        <w:tabs>
+          <w:tab w:val="num" w:pos="5760"/>
+        </w:tabs>
+        <w:ind w:left="5760" w:hanging="360"/>
+      </w:pPr>
+      <w:rPr>
+        <w:rFonts w:ascii="Wingdings" w:hAnsi="Wingdings" w:hint="default"/>
+        <w:sz w:val="20"/>
+      </w:rPr>
+    </w:lvl>
+    <w:lvl w:ilvl="8" w:tentative="1">
+      <w:start w:val="1"/>
+      <w:numFmt w:val="bullet"/>
+      <w:lvlText w:val=""/>
+      <w:lvlJc w:val="left"/>
+      <w:pPr>
+        <w:tabs>
+          <w:tab w:val="num" w:pos="6480"/>
+        </w:tabs>
+        <w:ind w:left="6480" w:hanging="360"/>
+      </w:pPr>
+      <w:rPr>
+        <w:rFonts w:ascii="Wingdings" w:hAnsi="Wingdings" w:hint="default"/>
+        <w:sz w:val="20"/>
+      </w:rPr>
+    </w:lvl>
+  </w:abstractNum>
+  <w:num w:numId="1" w16cid:durableId="1221021947">
+    <w:abstractNumId w:val="2"/>
+  </w:num>
+  <w:num w:numId="2" w16cid:durableId="550188122">
+    <w:abstractNumId w:val="1"/>
+  </w:num>
+  <w:num w:numId="3" w16cid:durableId="1167357762">
+    <w:abstractNumId w:val="0"/>
+  </w:num>
+  <w:num w:numId="4" w16cid:durableId="1697541041">
+    <w:abstractNumId w:val="13"/>
+  </w:num>
+  <w:num w:numId="5" w16cid:durableId="910769259">
+    <w:abstractNumId w:val="4"/>
+  </w:num>
+  <w:num w:numId="6" w16cid:durableId="436028035">
+    <w:abstractNumId w:val="6"/>
+  </w:num>
+  <w:num w:numId="7" w16cid:durableId="1879004761">
+    <w:abstractNumId w:val="41"/>
+  </w:num>
+  <w:num w:numId="8" w16cid:durableId="1904173879">
+    <w:abstractNumId w:val="40"/>
+  </w:num>
+  <w:num w:numId="9" w16cid:durableId="1127315491">
+    <w:abstractNumId w:val="26"/>
+  </w:num>
+  <w:num w:numId="10" w16cid:durableId="8350">
+    <w:abstractNumId w:val="32"/>
+  </w:num>
+  <w:num w:numId="11" w16cid:durableId="2056149388">
+    <w:abstractNumId w:val="39"/>
+  </w:num>
+  <w:num w:numId="12" w16cid:durableId="828406272">
+    <w:abstractNumId w:val="9"/>
+  </w:num>
+  <w:num w:numId="13" w16cid:durableId="1589995124">
+    <w:abstractNumId w:val="20"/>
+  </w:num>
+  <w:num w:numId="14" w16cid:durableId="1002004478">
+    <w:abstractNumId w:val="33"/>
+  </w:num>
+  <w:num w:numId="15" w16cid:durableId="518468853">
+    <w:abstractNumId w:val="29"/>
+  </w:num>
+  <w:num w:numId="16" w16cid:durableId="241721672">
+    <w:abstractNumId w:val="7"/>
+  </w:num>
+  <w:num w:numId="17" w16cid:durableId="139424552">
+    <w:abstractNumId w:val="22"/>
+  </w:num>
+  <w:num w:numId="18" w16cid:durableId="2056200776">
     <w:abstractNumId w:val="31"/>
   </w:num>
-  <w:num w:numId="2" w16cid:durableId="1221021947">
-    <w:abstractNumId w:val="2"/>
+  <w:num w:numId="19" w16cid:durableId="1094865749">
+    <w:abstractNumId w:val="38"/>
   </w:num>
-  <w:num w:numId="3" w16cid:durableId="550188122">
-    <w:abstractNumId w:val="1"/>
+  <w:num w:numId="20" w16cid:durableId="832767516">
+    <w:abstractNumId w:val="10"/>
   </w:num>
-  <w:num w:numId="4" w16cid:durableId="1167357762">
-    <w:abstractNumId w:val="0"/>
+  <w:num w:numId="21" w16cid:durableId="531724913">
+    <w:abstractNumId w:val="3"/>
   </w:num>
-  <w:num w:numId="5" w16cid:durableId="1077290614">
-    <w:abstractNumId w:val="39"/>
+  <w:num w:numId="22" w16cid:durableId="1844971990">
+    <w:abstractNumId w:val="42"/>
   </w:num>
-  <w:num w:numId="6" w16cid:durableId="137839883">
+  <w:num w:numId="23" w16cid:durableId="2130515540">
+    <w:abstractNumId w:val="28"/>
+  </w:num>
+  <w:num w:numId="24" w16cid:durableId="83234253">
+    <w:abstractNumId w:val="8"/>
+  </w:num>
+  <w:num w:numId="25" w16cid:durableId="330183418">
+    <w:abstractNumId w:val="35"/>
+  </w:num>
+  <w:num w:numId="26" w16cid:durableId="422147334">
+    <w:abstractNumId w:val="12"/>
+  </w:num>
+  <w:num w:numId="27" w16cid:durableId="495456804">
     <w:abstractNumId w:val="21"/>
   </w:num>
-  <w:num w:numId="7" w16cid:durableId="651182688">
+  <w:num w:numId="28" w16cid:durableId="492180191">
+    <w:abstractNumId w:val="18"/>
+  </w:num>
+  <w:num w:numId="29" w16cid:durableId="110169368">
+    <w:abstractNumId w:val="19"/>
+  </w:num>
+  <w:num w:numId="30" w16cid:durableId="277296247">
+    <w:abstractNumId w:val="5"/>
+  </w:num>
+  <w:num w:numId="31" w16cid:durableId="1907299444">
+    <w:abstractNumId w:val="34"/>
+  </w:num>
+  <w:num w:numId="32" w16cid:durableId="1245795584">
+    <w:abstractNumId w:val="30"/>
+  </w:num>
+  <w:num w:numId="33" w16cid:durableId="1189223929">
+    <w:abstractNumId w:val="11"/>
+  </w:num>
+  <w:num w:numId="34" w16cid:durableId="247930649">
+    <w:abstractNumId w:val="14"/>
+  </w:num>
+  <w:num w:numId="35" w16cid:durableId="1497844211">
+    <w:abstractNumId w:val="17"/>
+  </w:num>
+  <w:num w:numId="36" w16cid:durableId="724916389">
+    <w:abstractNumId w:val="15"/>
+  </w:num>
+  <w:num w:numId="37" w16cid:durableId="1628315717">
+    <w:abstractNumId w:val="37"/>
+  </w:num>
+  <w:num w:numId="38" w16cid:durableId="1865821599">
+    <w:abstractNumId w:val="16"/>
+  </w:num>
+  <w:num w:numId="39" w16cid:durableId="1421565540">
+    <w:abstractNumId w:val="27"/>
+  </w:num>
+  <w:num w:numId="40" w16cid:durableId="1919749777">
+    <w:abstractNumId w:val="24"/>
+  </w:num>
+  <w:num w:numId="41" w16cid:durableId="1271933730">
     <w:abstractNumId w:val="23"/>
   </w:num>
-  <w:num w:numId="8" w16cid:durableId="1696036332">
-    <w:abstractNumId w:val="19"/>
-  </w:num>
-  <w:num w:numId="9" w16cid:durableId="1110474721">
-    <w:abstractNumId w:val="20"/>
-  </w:num>
-  <w:num w:numId="10" w16cid:durableId="1697541041">
-    <w:abstractNumId w:val="14"/>
-  </w:num>
-  <w:num w:numId="11" w16cid:durableId="910769259">
-    <w:abstractNumId w:val="4"/>
-  </w:num>
-  <w:num w:numId="12" w16cid:durableId="436028035">
-    <w:abstractNumId w:val="7"/>
-  </w:num>
-  <w:num w:numId="13" w16cid:durableId="1879004761">
-    <w:abstractNumId w:val="47"/>
-  </w:num>
-  <w:num w:numId="14" w16cid:durableId="1904173879">
-    <w:abstractNumId w:val="46"/>
-  </w:num>
-  <w:num w:numId="15" w16cid:durableId="1127315491">
-    <w:abstractNumId w:val="32"/>
-  </w:num>
-  <w:num w:numId="16" w16cid:durableId="8350">
-    <w:abstractNumId w:val="38"/>
-  </w:num>
-  <w:num w:numId="17" w16cid:durableId="2056149388">
-    <w:abstractNumId w:val="45"/>
-  </w:num>
-  <w:num w:numId="18" w16cid:durableId="828406272">
-    <w:abstractNumId w:val="10"/>
-  </w:num>
-  <w:num w:numId="19" w16cid:durableId="1589995124">
+  <w:num w:numId="42" w16cid:durableId="1763454673">
     <w:abstractNumId w:val="25"/>
   </w:num>
-  <w:num w:numId="20" w16cid:durableId="1002004478">
-    <w:abstractNumId w:val="40"/>
-  </w:num>
-  <w:num w:numId="21" w16cid:durableId="1600913583">
-    <w:abstractNumId w:val="29"/>
-  </w:num>
-  <w:num w:numId="22" w16cid:durableId="1901089652">
-    <w:abstractNumId w:val="6"/>
-  </w:num>
-  <w:num w:numId="23" w16cid:durableId="518468853">
-    <w:abstractNumId w:val="35"/>
-  </w:num>
-  <w:num w:numId="24" w16cid:durableId="241721672">
-    <w:abstractNumId w:val="8"/>
-  </w:num>
-  <w:num w:numId="25" w16cid:durableId="139424552">
-    <w:abstractNumId w:val="27"/>
-  </w:num>
-  <w:num w:numId="26" w16cid:durableId="2056200776">
-    <w:abstractNumId w:val="37"/>
-  </w:num>
-  <w:num w:numId="27" w16cid:durableId="1094865749">
-    <w:abstractNumId w:val="44"/>
-  </w:num>
-  <w:num w:numId="28" w16cid:durableId="832767516">
-    <w:abstractNumId w:val="11"/>
-  </w:num>
-  <w:num w:numId="29" w16cid:durableId="531724913">
-    <w:abstractNumId w:val="3"/>
-  </w:num>
-  <w:num w:numId="30" w16cid:durableId="1844971990">
-    <w:abstractNumId w:val="48"/>
-  </w:num>
-  <w:num w:numId="31" w16cid:durableId="2130515540">
-    <w:abstractNumId w:val="34"/>
-  </w:num>
-  <w:num w:numId="32" w16cid:durableId="83234253">
-    <w:abstractNumId w:val="9"/>
-  </w:num>
-  <w:num w:numId="33" w16cid:durableId="330183418">
-    <w:abstractNumId w:val="42"/>
-  </w:num>
-  <w:num w:numId="34" w16cid:durableId="422147334">
-    <w:abstractNumId w:val="13"/>
-  </w:num>
-  <w:num w:numId="35" w16cid:durableId="495456804">
-    <w:abstractNumId w:val="26"/>
-  </w:num>
-  <w:num w:numId="36" w16cid:durableId="492180191">
-    <w:abstractNumId w:val="22"/>
-  </w:num>
-  <w:num w:numId="37" w16cid:durableId="110169368">
-    <w:abstractNumId w:val="24"/>
-  </w:num>
-  <w:num w:numId="38" w16cid:durableId="277296247">
-    <w:abstractNumId w:val="5"/>
-  </w:num>
-  <w:num w:numId="39" w16cid:durableId="1907299444">
-    <w:abstractNumId w:val="41"/>
-  </w:num>
-  <w:num w:numId="40" w16cid:durableId="1245795584">
+  <w:num w:numId="43" w16cid:durableId="473065014">
     <w:abstractNumId w:val="36"/>
   </w:num>
-  <w:num w:numId="41" w16cid:durableId="1189223929">
-    <w:abstractNumId w:val="12"/>
-  </w:num>
-  <w:num w:numId="42" w16cid:durableId="247930649">
-    <w:abstractNumId w:val="15"/>
-  </w:num>
-  <w:num w:numId="43" w16cid:durableId="1497844211">
-    <w:abstractNumId w:val="18"/>
-  </w:num>
-  <w:num w:numId="44" w16cid:durableId="724916389">
-    <w:abstractNumId w:val="16"/>
-  </w:num>
-  <w:num w:numId="45" w16cid:durableId="1628315717">
+  <w:num w:numId="44" w16cid:durableId="1643003149">
     <w:abstractNumId w:val="43"/>
   </w:num>
-  <w:num w:numId="46" w16cid:durableId="1865821599">
-    <w:abstractNumId w:val="17"/>
-  </w:num>
-  <w:num w:numId="47" w16cid:durableId="1421565540">
-    <w:abstractNumId w:val="33"/>
-  </w:num>
-  <w:num w:numId="48" w16cid:durableId="1919749777">
-    <w:abstractNumId w:val="30"/>
-  </w:num>
-  <w:num w:numId="49" w16cid:durableId="1271933730">
-    <w:abstractNumId w:val="28"/>
-  </w:num>
+  <w:numIdMacAtCleanup w:val="44"/>
 </w:numbering>
 </file>
 
@@ -25132,7 +25119,7 @@
   <w:style w:type="paragraph" w:default="1" w:styleId="Normalny">
     <w:name w:val="Normal"/>
     <w:qFormat/>
-    <w:rsid w:val="006672E9"/>
+    <w:rsid w:val="00896A99"/>
   </w:style>
   <w:style w:type="paragraph" w:styleId="Nagwek1">
     <w:name w:val="heading 1"/>
@@ -25335,7 +25322,6 @@
   <w:style w:type="character" w:default="1" w:styleId="Domylnaczcionkaakapitu">
     <w:name w:val="Default Paragraph Font"/>
     <w:uiPriority w:val="1"/>
-    <w:semiHidden/>
     <w:unhideWhenUsed/>
   </w:style>
   <w:style w:type="table" w:default="1" w:styleId="Standardowy">
@@ -25681,7 +25667,7 @@
     <w:rsid w:val="00D61506"/>
     <w:pPr>
       <w:numPr>
-        <w:numId w:val="2"/>
+        <w:numId w:val="1"/>
       </w:numPr>
       <w:spacing w:after="200" w:line="276" w:lineRule="auto"/>
       <w:contextualSpacing/>
@@ -25702,7 +25688,7 @@
     <w:rsid w:val="00D61506"/>
     <w:pPr>
       <w:numPr>
-        <w:numId w:val="3"/>
+        <w:numId w:val="2"/>
       </w:numPr>
       <w:spacing w:after="200" w:line="276" w:lineRule="auto"/>
       <w:contextualSpacing/>
@@ -25723,7 +25709,7 @@
     <w:rsid w:val="00D61506"/>
     <w:pPr>
       <w:numPr>
-        <w:numId w:val="4"/>
+        <w:numId w:val="3"/>
       </w:numPr>
       <w:tabs>
         <w:tab w:val="clear" w:pos="1080"/>
@@ -25816,6 +25802,48 @@
         <w:shd w:val="clear" w:color="auto" w:fill="CCCCCC" w:themeFill="text1" w:themeFillTint="33"/>
       </w:tcPr>
     </w:tblStylePr>
+  </w:style>
+  <w:style w:type="paragraph" w:styleId="NormalnyWeb">
+    <w:name w:val="Normal (Web)"/>
+    <w:basedOn w:val="Normalny"/>
+    <w:uiPriority w:val="99"/>
+    <w:semiHidden/>
+    <w:unhideWhenUsed/>
+    <w:rsid w:val="00896A99"/>
+    <w:pPr>
+      <w:spacing w:before="100" w:beforeAutospacing="1" w:after="100" w:afterAutospacing="1" w:line="240" w:lineRule="auto"/>
+    </w:pPr>
+    <w:rPr>
+      <w:rFonts w:ascii="Times New Roman" w:eastAsia="Times New Roman" w:hAnsi="Times New Roman" w:cs="Times New Roman"/>
+      <w:kern w:val="0"/>
+      <w:sz w:val="24"/>
+      <w:szCs w:val="24"/>
+      <w:lang w:eastAsia="pl-PL"/>
+      <w14:ligatures w14:val="none"/>
+    </w:rPr>
+  </w:style>
+  <w:style w:type="character" w:styleId="Hipercze">
+    <w:name w:val="Hyperlink"/>
+    <w:basedOn w:val="Domylnaczcionkaakapitu"/>
+    <w:uiPriority w:val="99"/>
+    <w:unhideWhenUsed/>
+    <w:rsid w:val="00896A99"/>
+    <w:rPr>
+      <w:color w:val="467886" w:themeColor="hyperlink"/>
+      <w:u w:val="single"/>
+    </w:rPr>
+  </w:style>
+  <w:style w:type="character" w:styleId="Nierozpoznanawzmianka">
+    <w:name w:val="Unresolved Mention"/>
+    <w:basedOn w:val="Domylnaczcionkaakapitu"/>
+    <w:uiPriority w:val="99"/>
+    <w:semiHidden/>
+    <w:unhideWhenUsed/>
+    <w:rsid w:val="00896A99"/>
+    <w:rPr>
+      <w:color w:val="605E5C"/>
+      <w:shd w:val="clear" w:color="auto" w:fill="E1DFDD"/>
+    </w:rPr>
   </w:style>
 </w:styles>
 </file>

--- a/SPRAWOZDANIE/Sprawozdanie.docx
+++ b/SPRAWOZDANIE/Sprawozdanie.docx
@@ -14395,7 +14395,7 @@
       </w:r>
       <w:proofErr w:type="spellEnd"/>
       <w:r>
-        <w:t xml:space="preserve"> 3000, proces implementacji oraz wdrożenia podzielono na 7 głównych etapów. Harmonogram zakłada zrównoleglenie części prac, co pozwala na maksymalne wykorzystanie zasobów trzyosobowego zespołu projektowego.</w:t>
+        <w:t xml:space="preserve"> 3000, proces implementacji oraz wdrożenia podzielono na 7 głównych etapów. </w:t>
       </w:r>
     </w:p>
     <w:p>
@@ -18355,12 +18355,18 @@
         <w:rPr>
           <w:b/>
           <w:bCs/>
-        </w:rPr>
-      </w:pPr>
-      <w:r>
-        <w:rPr>
-          <w:b/>
-          <w:bCs/>
+          <w:sz w:val="28"/>
+          <w:szCs w:val="28"/>
+          <w:u w:val="single"/>
+        </w:rPr>
+      </w:pPr>
+      <w:r>
+        <w:rPr>
+          <w:b/>
+          <w:bCs/>
+          <w:sz w:val="28"/>
+          <w:szCs w:val="28"/>
+          <w:u w:val="single"/>
         </w:rPr>
         <w:lastRenderedPageBreak/>
         <w:t>10.5. Warunki płatności i sposób odbioru</w:t>
@@ -18475,120 +18481,6 @@
       <w:pPr>
         <w:spacing w:after="120"/>
         <w:jc w:val="both"/>
-      </w:pPr>
-    </w:p>
-    <w:p>
-      <w:pPr>
-        <w:spacing w:after="120"/>
-        <w:jc w:val="both"/>
-      </w:pPr>
-    </w:p>
-    <w:p>
-      <w:pPr>
-        <w:spacing w:after="120"/>
-        <w:jc w:val="both"/>
-      </w:pPr>
-    </w:p>
-    <w:p>
-      <w:pPr>
-        <w:spacing w:after="120"/>
-        <w:jc w:val="both"/>
-      </w:pPr>
-    </w:p>
-    <w:p>
-      <w:pPr>
-        <w:spacing w:after="120"/>
-        <w:jc w:val="both"/>
-      </w:pPr>
-    </w:p>
-    <w:p>
-      <w:pPr>
-        <w:spacing w:after="120"/>
-        <w:jc w:val="both"/>
-      </w:pPr>
-    </w:p>
-    <w:p>
-      <w:pPr>
-        <w:spacing w:after="120"/>
-        <w:jc w:val="both"/>
-      </w:pPr>
-    </w:p>
-    <w:p>
-      <w:pPr>
-        <w:spacing w:after="120"/>
-        <w:jc w:val="both"/>
-      </w:pPr>
-    </w:p>
-    <w:p>
-      <w:pPr>
-        <w:spacing w:after="120"/>
-        <w:jc w:val="both"/>
-      </w:pPr>
-    </w:p>
-    <w:p>
-      <w:pPr>
-        <w:spacing w:after="120"/>
-        <w:jc w:val="both"/>
-      </w:pPr>
-    </w:p>
-    <w:p>
-      <w:pPr>
-        <w:spacing w:after="120"/>
-        <w:jc w:val="both"/>
-      </w:pPr>
-    </w:p>
-    <w:p>
-      <w:pPr>
-        <w:spacing w:after="120"/>
-        <w:jc w:val="both"/>
-      </w:pPr>
-    </w:p>
-    <w:p>
-      <w:pPr>
-        <w:spacing w:after="120"/>
-        <w:jc w:val="both"/>
-      </w:pPr>
-    </w:p>
-    <w:p>
-      <w:pPr>
-        <w:spacing w:after="120"/>
-        <w:jc w:val="both"/>
-      </w:pPr>
-    </w:p>
-    <w:p>
-      <w:pPr>
-        <w:spacing w:after="120"/>
-        <w:jc w:val="both"/>
-      </w:pPr>
-    </w:p>
-    <w:p>
-      <w:pPr>
-        <w:spacing w:after="120"/>
-        <w:jc w:val="both"/>
-      </w:pPr>
-    </w:p>
-    <w:p>
-      <w:pPr>
-        <w:spacing w:after="120"/>
-        <w:jc w:val="both"/>
-      </w:pPr>
-    </w:p>
-    <w:p>
-      <w:pPr>
-        <w:spacing w:after="120"/>
-        <w:jc w:val="both"/>
-      </w:pPr>
-    </w:p>
-    <w:p>
-      <w:pPr>
-        <w:spacing w:after="120"/>
-        <w:jc w:val="both"/>
-      </w:pPr>
-    </w:p>
-    <w:p>
-      <w:pPr>
-        <w:spacing w:after="120"/>
-        <w:jc w:val="both"/>
         <w:rPr>
           <w:b/>
           <w:bCs/>
@@ -18605,7 +18497,6 @@
           <w:szCs w:val="40"/>
           <w:u w:val="single"/>
         </w:rPr>
-        <w:lastRenderedPageBreak/>
         <w:t xml:space="preserve">Dodatek A. </w:t>
       </w:r>
       <w:r>
@@ -18717,34 +18608,630 @@
           <w:szCs w:val="24"/>
         </w:rPr>
       </w:pPr>
-      <w:r>
+    </w:p>
+    <w:p>
+      <w:pPr>
+        <w:spacing w:after="120"/>
+        <w:jc w:val="both"/>
         <w:rPr>
           <w:b/>
           <w:bCs/>
           <w:sz w:val="24"/>
           <w:szCs w:val="24"/>
         </w:rPr>
-        <w:t xml:space="preserve">Wykres przedstawiający historię </w:t>
-      </w:r>
-      <w:proofErr w:type="spellStart"/>
-      <w:r>
+      </w:pPr>
+    </w:p>
+    <w:p>
+      <w:pPr>
+        <w:spacing w:after="120"/>
+        <w:jc w:val="both"/>
         <w:rPr>
           <w:b/>
           <w:bCs/>
           <w:sz w:val="24"/>
           <w:szCs w:val="24"/>
         </w:rPr>
-        <w:t>commitów</w:t>
-      </w:r>
-      <w:proofErr w:type="spellEnd"/>
-      <w:r>
+      </w:pPr>
+    </w:p>
+    <w:p>
+      <w:pPr>
+        <w:spacing w:after="120"/>
+        <w:jc w:val="both"/>
         <w:rPr>
           <w:b/>
           <w:bCs/>
           <w:sz w:val="24"/>
           <w:szCs w:val="24"/>
         </w:rPr>
+      </w:pPr>
+    </w:p>
+    <w:p>
+      <w:pPr>
+        <w:spacing w:after="120"/>
+        <w:jc w:val="both"/>
+        <w:rPr>
+          <w:b/>
+          <w:bCs/>
+          <w:sz w:val="24"/>
+          <w:szCs w:val="24"/>
+        </w:rPr>
+      </w:pPr>
+    </w:p>
+    <w:p>
+      <w:pPr>
+        <w:spacing w:after="120"/>
+        <w:jc w:val="both"/>
+        <w:rPr>
+          <w:b/>
+          <w:bCs/>
+          <w:sz w:val="24"/>
+          <w:szCs w:val="24"/>
+        </w:rPr>
+      </w:pPr>
+    </w:p>
+    <w:p>
+      <w:pPr>
+        <w:spacing w:after="120"/>
+        <w:jc w:val="both"/>
+        <w:rPr>
+          <w:b/>
+          <w:bCs/>
+          <w:sz w:val="24"/>
+          <w:szCs w:val="24"/>
+        </w:rPr>
+      </w:pPr>
+    </w:p>
+    <w:p>
+      <w:pPr>
+        <w:spacing w:after="120"/>
+        <w:jc w:val="both"/>
+        <w:rPr>
+          <w:b/>
+          <w:bCs/>
+          <w:sz w:val="24"/>
+          <w:szCs w:val="24"/>
+        </w:rPr>
+      </w:pPr>
+      <w:r>
+        <w:rPr>
+          <w:b/>
+          <w:bCs/>
+          <w:sz w:val="24"/>
+          <w:szCs w:val="24"/>
+        </w:rPr>
+        <w:lastRenderedPageBreak/>
+        <w:t xml:space="preserve">Wykres przedstawiający historię </w:t>
+      </w:r>
+      <w:proofErr w:type="spellStart"/>
+      <w:r>
+        <w:rPr>
+          <w:b/>
+          <w:bCs/>
+          <w:sz w:val="24"/>
+          <w:szCs w:val="24"/>
+        </w:rPr>
+        <w:t>commitów</w:t>
+      </w:r>
+      <w:proofErr w:type="spellEnd"/>
+      <w:r>
+        <w:rPr>
+          <w:b/>
+          <w:bCs/>
+          <w:sz w:val="24"/>
+          <w:szCs w:val="24"/>
+        </w:rPr>
         <w:t xml:space="preserve"> do repozytorium:</w:t>
+      </w:r>
+    </w:p>
+    <w:p>
+      <w:pPr>
+        <w:spacing w:after="120"/>
+        <w:jc w:val="both"/>
+        <w:rPr>
+          <w:b/>
+          <w:bCs/>
+          <w:sz w:val="24"/>
+          <w:szCs w:val="24"/>
+        </w:rPr>
+      </w:pPr>
+      <w:r>
+        <w:rPr>
+          <w:b/>
+          <w:bCs/>
+          <w:noProof/>
+          <w:sz w:val="24"/>
+          <w:szCs w:val="24"/>
+        </w:rPr>
+        <w:drawing>
+          <wp:inline distT="0" distB="0" distL="0" distR="0" wp14:anchorId="621EFF5F" wp14:editId="4E28A4C2">
+            <wp:extent cx="5715000" cy="2438400"/>
+            <wp:effectExtent l="0" t="0" r="0" b="0"/>
+            <wp:docPr id="1067122989" name="Obraz 5"/>
+            <wp:cNvGraphicFramePr>
+              <a:graphicFrameLocks xmlns:a="http://schemas.openxmlformats.org/drawingml/2006/main" noChangeAspect="1"/>
+            </wp:cNvGraphicFramePr>
+            <a:graphic xmlns:a="http://schemas.openxmlformats.org/drawingml/2006/main">
+              <a:graphicData uri="http://schemas.openxmlformats.org/drawingml/2006/picture">
+                <pic:pic xmlns:pic="http://schemas.openxmlformats.org/drawingml/2006/picture">
+                  <pic:nvPicPr>
+                    <pic:cNvPr id="0" name="Picture 5"/>
+                    <pic:cNvPicPr>
+                      <a:picLocks noChangeAspect="1" noChangeArrowheads="1"/>
+                    </pic:cNvPicPr>
+                  </pic:nvPicPr>
+                  <pic:blipFill>
+                    <a:blip r:embed="rId28">
+                      <a:extLst>
+                        <a:ext uri="{28A0092B-C50C-407E-A947-70E740481C1C}">
+                          <a14:useLocalDpi xmlns:a14="http://schemas.microsoft.com/office/drawing/2010/main" val="0"/>
+                        </a:ext>
+                      </a:extLst>
+                    </a:blip>
+                    <a:srcRect/>
+                    <a:stretch>
+                      <a:fillRect/>
+                    </a:stretch>
+                  </pic:blipFill>
+                  <pic:spPr bwMode="auto">
+                    <a:xfrm>
+                      <a:off x="0" y="0"/>
+                      <a:ext cx="5715000" cy="2438400"/>
+                    </a:xfrm>
+                    <a:prstGeom prst="rect">
+                      <a:avLst/>
+                    </a:prstGeom>
+                    <a:noFill/>
+                    <a:ln>
+                      <a:noFill/>
+                    </a:ln>
+                  </pic:spPr>
+                </pic:pic>
+              </a:graphicData>
+            </a:graphic>
+          </wp:inline>
+        </w:drawing>
+      </w:r>
+    </w:p>
+    <w:p>
+      <w:pPr>
+        <w:spacing w:after="120"/>
+        <w:jc w:val="both"/>
+        <w:rPr>
+          <w:b/>
+          <w:bCs/>
+          <w:sz w:val="24"/>
+          <w:szCs w:val="24"/>
+        </w:rPr>
+      </w:pPr>
+    </w:p>
+    <w:p>
+      <w:pPr>
+        <w:spacing w:after="120"/>
+        <w:jc w:val="both"/>
+        <w:rPr>
+          <w:b/>
+          <w:bCs/>
+          <w:sz w:val="24"/>
+          <w:szCs w:val="24"/>
+        </w:rPr>
+      </w:pPr>
+      <w:r>
+        <w:rPr>
+          <w:b/>
+          <w:bCs/>
+          <w:sz w:val="24"/>
+          <w:szCs w:val="24"/>
+        </w:rPr>
+        <w:t xml:space="preserve">Wykres przedstawiający historię </w:t>
+      </w:r>
+      <w:proofErr w:type="spellStart"/>
+      <w:r>
+        <w:rPr>
+          <w:b/>
+          <w:bCs/>
+          <w:sz w:val="24"/>
+          <w:szCs w:val="24"/>
+        </w:rPr>
+        <w:t>commitów</w:t>
+      </w:r>
+      <w:proofErr w:type="spellEnd"/>
+      <w:r>
+        <w:rPr>
+          <w:b/>
+          <w:bCs/>
+          <w:sz w:val="24"/>
+          <w:szCs w:val="24"/>
+        </w:rPr>
+        <w:t xml:space="preserve"> </w:t>
+      </w:r>
+      <w:r>
+        <w:rPr>
+          <w:b/>
+          <w:bCs/>
+          <w:sz w:val="24"/>
+          <w:szCs w:val="24"/>
+        </w:rPr>
+        <w:t xml:space="preserve">Bartosza </w:t>
+      </w:r>
+      <w:proofErr w:type="spellStart"/>
+      <w:r>
+        <w:rPr>
+          <w:b/>
+          <w:bCs/>
+          <w:sz w:val="24"/>
+          <w:szCs w:val="24"/>
+        </w:rPr>
+        <w:t>Białokoziewicza</w:t>
+      </w:r>
+      <w:proofErr w:type="spellEnd"/>
+      <w:r>
+        <w:rPr>
+          <w:b/>
+          <w:bCs/>
+          <w:sz w:val="24"/>
+          <w:szCs w:val="24"/>
+        </w:rPr>
+        <w:t>:</w:t>
+      </w:r>
+    </w:p>
+    <w:p>
+      <w:pPr>
+        <w:spacing w:after="120"/>
+        <w:jc w:val="both"/>
+        <w:rPr>
+          <w:b/>
+          <w:bCs/>
+          <w:sz w:val="24"/>
+          <w:szCs w:val="24"/>
+        </w:rPr>
+      </w:pPr>
+      <w:r>
+        <w:rPr>
+          <w:b/>
+          <w:bCs/>
+          <w:noProof/>
+          <w:sz w:val="24"/>
+          <w:szCs w:val="24"/>
+        </w:rPr>
+        <w:drawing>
+          <wp:inline distT="0" distB="0" distL="0" distR="0" wp14:anchorId="4A121534" wp14:editId="77908B70">
+            <wp:extent cx="5715000" cy="1219200"/>
+            <wp:effectExtent l="0" t="0" r="0" b="0"/>
+            <wp:docPr id="1293413511" name="Obraz 4"/>
+            <wp:cNvGraphicFramePr>
+              <a:graphicFrameLocks xmlns:a="http://schemas.openxmlformats.org/drawingml/2006/main" noChangeAspect="1"/>
+            </wp:cNvGraphicFramePr>
+            <a:graphic xmlns:a="http://schemas.openxmlformats.org/drawingml/2006/main">
+              <a:graphicData uri="http://schemas.openxmlformats.org/drawingml/2006/picture">
+                <pic:pic xmlns:pic="http://schemas.openxmlformats.org/drawingml/2006/picture">
+                  <pic:nvPicPr>
+                    <pic:cNvPr id="0" name="Picture 4"/>
+                    <pic:cNvPicPr>
+                      <a:picLocks noChangeAspect="1" noChangeArrowheads="1"/>
+                    </pic:cNvPicPr>
+                  </pic:nvPicPr>
+                  <pic:blipFill>
+                    <a:blip r:embed="rId29">
+                      <a:extLst>
+                        <a:ext uri="{28A0092B-C50C-407E-A947-70E740481C1C}">
+                          <a14:useLocalDpi xmlns:a14="http://schemas.microsoft.com/office/drawing/2010/main" val="0"/>
+                        </a:ext>
+                      </a:extLst>
+                    </a:blip>
+                    <a:srcRect/>
+                    <a:stretch>
+                      <a:fillRect/>
+                    </a:stretch>
+                  </pic:blipFill>
+                  <pic:spPr bwMode="auto">
+                    <a:xfrm>
+                      <a:off x="0" y="0"/>
+                      <a:ext cx="5715000" cy="1219200"/>
+                    </a:xfrm>
+                    <a:prstGeom prst="rect">
+                      <a:avLst/>
+                    </a:prstGeom>
+                    <a:noFill/>
+                    <a:ln>
+                      <a:noFill/>
+                    </a:ln>
+                  </pic:spPr>
+                </pic:pic>
+              </a:graphicData>
+            </a:graphic>
+          </wp:inline>
+        </w:drawing>
+      </w:r>
+    </w:p>
+    <w:p>
+      <w:pPr>
+        <w:spacing w:after="120"/>
+        <w:jc w:val="both"/>
+        <w:rPr>
+          <w:b/>
+          <w:bCs/>
+          <w:sz w:val="24"/>
+          <w:szCs w:val="24"/>
+        </w:rPr>
+      </w:pPr>
+    </w:p>
+    <w:p>
+      <w:pPr>
+        <w:spacing w:after="120"/>
+        <w:jc w:val="both"/>
+        <w:rPr>
+          <w:b/>
+          <w:bCs/>
+          <w:sz w:val="24"/>
+          <w:szCs w:val="24"/>
+        </w:rPr>
+      </w:pPr>
+      <w:r>
+        <w:rPr>
+          <w:b/>
+          <w:bCs/>
+          <w:sz w:val="24"/>
+          <w:szCs w:val="24"/>
+        </w:rPr>
+        <w:t xml:space="preserve">Wykres przedstawiający historię </w:t>
+      </w:r>
+      <w:proofErr w:type="spellStart"/>
+      <w:r>
+        <w:rPr>
+          <w:b/>
+          <w:bCs/>
+          <w:sz w:val="24"/>
+          <w:szCs w:val="24"/>
+        </w:rPr>
+        <w:t>commitów</w:t>
+      </w:r>
+      <w:proofErr w:type="spellEnd"/>
+      <w:r>
+        <w:rPr>
+          <w:b/>
+          <w:bCs/>
+          <w:sz w:val="24"/>
+          <w:szCs w:val="24"/>
+        </w:rPr>
+        <w:t xml:space="preserve"> </w:t>
+      </w:r>
+      <w:r>
+        <w:rPr>
+          <w:b/>
+          <w:bCs/>
+          <w:sz w:val="24"/>
+          <w:szCs w:val="24"/>
+        </w:rPr>
+        <w:t>Dawida Grygorowicza</w:t>
+      </w:r>
+      <w:r>
+        <w:rPr>
+          <w:b/>
+          <w:bCs/>
+          <w:sz w:val="24"/>
+          <w:szCs w:val="24"/>
+        </w:rPr>
+        <w:t>:</w:t>
+      </w:r>
+    </w:p>
+    <w:p>
+      <w:pPr>
+        <w:spacing w:after="120"/>
+        <w:jc w:val="both"/>
+        <w:rPr>
+          <w:b/>
+          <w:bCs/>
+          <w:sz w:val="24"/>
+          <w:szCs w:val="24"/>
+        </w:rPr>
+      </w:pPr>
+      <w:r>
+        <w:rPr>
+          <w:b/>
+          <w:bCs/>
+          <w:noProof/>
+          <w:sz w:val="24"/>
+          <w:szCs w:val="24"/>
+        </w:rPr>
+        <w:drawing>
+          <wp:inline distT="0" distB="0" distL="0" distR="0" wp14:anchorId="042CB26F" wp14:editId="6B955556">
+            <wp:extent cx="5715000" cy="1219200"/>
+            <wp:effectExtent l="0" t="0" r="0" b="0"/>
+            <wp:docPr id="556811004" name="Obraz 3"/>
+            <wp:cNvGraphicFramePr>
+              <a:graphicFrameLocks xmlns:a="http://schemas.openxmlformats.org/drawingml/2006/main" noChangeAspect="1"/>
+            </wp:cNvGraphicFramePr>
+            <a:graphic xmlns:a="http://schemas.openxmlformats.org/drawingml/2006/main">
+              <a:graphicData uri="http://schemas.openxmlformats.org/drawingml/2006/picture">
+                <pic:pic xmlns:pic="http://schemas.openxmlformats.org/drawingml/2006/picture">
+                  <pic:nvPicPr>
+                    <pic:cNvPr id="0" name="Picture 3"/>
+                    <pic:cNvPicPr>
+                      <a:picLocks noChangeAspect="1" noChangeArrowheads="1"/>
+                    </pic:cNvPicPr>
+                  </pic:nvPicPr>
+                  <pic:blipFill>
+                    <a:blip r:embed="rId30">
+                      <a:extLst>
+                        <a:ext uri="{28A0092B-C50C-407E-A947-70E740481C1C}">
+                          <a14:useLocalDpi xmlns:a14="http://schemas.microsoft.com/office/drawing/2010/main" val="0"/>
+                        </a:ext>
+                      </a:extLst>
+                    </a:blip>
+                    <a:srcRect/>
+                    <a:stretch>
+                      <a:fillRect/>
+                    </a:stretch>
+                  </pic:blipFill>
+                  <pic:spPr bwMode="auto">
+                    <a:xfrm>
+                      <a:off x="0" y="0"/>
+                      <a:ext cx="5715000" cy="1219200"/>
+                    </a:xfrm>
+                    <a:prstGeom prst="rect">
+                      <a:avLst/>
+                    </a:prstGeom>
+                    <a:noFill/>
+                    <a:ln>
+                      <a:noFill/>
+                    </a:ln>
+                  </pic:spPr>
+                </pic:pic>
+              </a:graphicData>
+            </a:graphic>
+          </wp:inline>
+        </w:drawing>
+      </w:r>
+    </w:p>
+    <w:p>
+      <w:pPr>
+        <w:spacing w:after="120"/>
+        <w:jc w:val="both"/>
+        <w:rPr>
+          <w:b/>
+          <w:bCs/>
+          <w:sz w:val="24"/>
+          <w:szCs w:val="24"/>
+        </w:rPr>
+      </w:pPr>
+    </w:p>
+    <w:p>
+      <w:pPr>
+        <w:spacing w:after="120"/>
+        <w:jc w:val="both"/>
+        <w:rPr>
+          <w:b/>
+          <w:bCs/>
+          <w:sz w:val="24"/>
+          <w:szCs w:val="24"/>
+        </w:rPr>
+      </w:pPr>
+      <w:r>
+        <w:rPr>
+          <w:b/>
+          <w:bCs/>
+          <w:sz w:val="24"/>
+          <w:szCs w:val="24"/>
+        </w:rPr>
+        <w:t xml:space="preserve">Wykres przedstawiający historię </w:t>
+      </w:r>
+      <w:proofErr w:type="spellStart"/>
+      <w:r>
+        <w:rPr>
+          <w:b/>
+          <w:bCs/>
+          <w:sz w:val="24"/>
+          <w:szCs w:val="24"/>
+        </w:rPr>
+        <w:t>commitów</w:t>
+      </w:r>
+      <w:proofErr w:type="spellEnd"/>
+      <w:r>
+        <w:rPr>
+          <w:b/>
+          <w:bCs/>
+          <w:sz w:val="24"/>
+          <w:szCs w:val="24"/>
+        </w:rPr>
+        <w:t xml:space="preserve"> </w:t>
+      </w:r>
+      <w:r>
+        <w:rPr>
+          <w:b/>
+          <w:bCs/>
+          <w:sz w:val="24"/>
+          <w:szCs w:val="24"/>
+        </w:rPr>
+        <w:t xml:space="preserve">Michała </w:t>
+      </w:r>
+      <w:proofErr w:type="spellStart"/>
+      <w:r>
+        <w:rPr>
+          <w:b/>
+          <w:bCs/>
+          <w:sz w:val="24"/>
+          <w:szCs w:val="24"/>
+        </w:rPr>
+        <w:t>Mociaka</w:t>
+      </w:r>
+      <w:proofErr w:type="spellEnd"/>
+      <w:r>
+        <w:rPr>
+          <w:b/>
+          <w:bCs/>
+          <w:sz w:val="24"/>
+          <w:szCs w:val="24"/>
+        </w:rPr>
+        <w:t>:</w:t>
+      </w:r>
+    </w:p>
+    <w:p>
+      <w:pPr>
+        <w:spacing w:after="120"/>
+        <w:jc w:val="both"/>
+        <w:rPr>
+          <w:b/>
+          <w:bCs/>
+          <w:sz w:val="24"/>
+          <w:szCs w:val="24"/>
+        </w:rPr>
+      </w:pPr>
+      <w:r>
+        <w:rPr>
+          <w:b/>
+          <w:bCs/>
+          <w:noProof/>
+          <w:sz w:val="24"/>
+          <w:szCs w:val="24"/>
+        </w:rPr>
+        <w:drawing>
+          <wp:inline distT="0" distB="0" distL="0" distR="0" wp14:anchorId="294CD3A1" wp14:editId="49A6B416">
+            <wp:extent cx="5715000" cy="1219200"/>
+            <wp:effectExtent l="0" t="0" r="0" b="0"/>
+            <wp:docPr id="912176169" name="Obraz 2"/>
+            <wp:cNvGraphicFramePr>
+              <a:graphicFrameLocks xmlns:a="http://schemas.openxmlformats.org/drawingml/2006/main" noChangeAspect="1"/>
+            </wp:cNvGraphicFramePr>
+            <a:graphic xmlns:a="http://schemas.openxmlformats.org/drawingml/2006/main">
+              <a:graphicData uri="http://schemas.openxmlformats.org/drawingml/2006/picture">
+                <pic:pic xmlns:pic="http://schemas.openxmlformats.org/drawingml/2006/picture">
+                  <pic:nvPicPr>
+                    <pic:cNvPr id="0" name="Picture 2"/>
+                    <pic:cNvPicPr>
+                      <a:picLocks noChangeAspect="1" noChangeArrowheads="1"/>
+                    </pic:cNvPicPr>
+                  </pic:nvPicPr>
+                  <pic:blipFill>
+                    <a:blip r:embed="rId31">
+                      <a:extLst>
+                        <a:ext uri="{28A0092B-C50C-407E-A947-70E740481C1C}">
+                          <a14:useLocalDpi xmlns:a14="http://schemas.microsoft.com/office/drawing/2010/main" val="0"/>
+                        </a:ext>
+                      </a:extLst>
+                    </a:blip>
+                    <a:srcRect/>
+                    <a:stretch>
+                      <a:fillRect/>
+                    </a:stretch>
+                  </pic:blipFill>
+                  <pic:spPr bwMode="auto">
+                    <a:xfrm>
+                      <a:off x="0" y="0"/>
+                      <a:ext cx="5715000" cy="1219200"/>
+                    </a:xfrm>
+                    <a:prstGeom prst="rect">
+                      <a:avLst/>
+                    </a:prstGeom>
+                    <a:noFill/>
+                    <a:ln>
+                      <a:noFill/>
+                    </a:ln>
+                  </pic:spPr>
+                </pic:pic>
+              </a:graphicData>
+            </a:graphic>
+          </wp:inline>
+        </w:drawing>
       </w:r>
     </w:p>
     <w:sectPr>
@@ -25119,7 +25606,7 @@
   <w:style w:type="paragraph" w:default="1" w:styleId="Normalny">
     <w:name w:val="Normal"/>
     <w:qFormat/>
-    <w:rsid w:val="00896A99"/>
+    <w:rsid w:val="00183205"/>
   </w:style>
   <w:style w:type="paragraph" w:styleId="Nagwek1">
     <w:name w:val="heading 1"/>
